--- a/d3_oop_ostad.docx
+++ b/d3_oop_ostad.docx
@@ -190,7 +190,16 @@
           <w:sz w:val="36"/>
           <w:szCs w:val="36"/>
         </w:rPr>
-        <w:t>Super</w:t>
+        <w:t>s</w:t>
+      </w:r>
+      <w:r>
+        <w:rPr>
+          <w:b/>
+          <w:bCs/>
+          <w:sz w:val="36"/>
+          <w:szCs w:val="36"/>
+        </w:rPr>
+        <w:t>uper</w:t>
       </w:r>
       <w:r>
         <w:rPr>
@@ -222,92 +231,25 @@
           <w:numId w:val="6"/>
         </w:numPr>
         <w:ind w:left="0" w:firstLine="0"/>
-        <w:rPr>
-          <w:sz w:val="36"/>
-          <w:szCs w:val="36"/>
-        </w:rPr>
-      </w:pPr>
-      <w:r>
-        <w:rPr>
-          <w:b/>
-          <w:bCs/>
-          <w:sz w:val="36"/>
-          <w:szCs w:val="36"/>
-        </w:rPr>
-        <w:t>this</w:t>
-      </w:r>
-      <w:r>
-        <w:rPr>
-          <w:sz w:val="36"/>
-          <w:szCs w:val="36"/>
-        </w:rPr>
-        <w:t xml:space="preserve"> keywor</w:t>
-      </w:r>
-      <w:r>
-        <w:rPr>
-          <w:sz w:val="36"/>
-          <w:szCs w:val="36"/>
-        </w:rPr>
-        <w:t xml:space="preserve">d </w:t>
-      </w:r>
-      <w:proofErr w:type="gramStart"/>
-      <w:r>
-        <w:rPr>
-          <w:sz w:val="36"/>
-          <w:szCs w:val="36"/>
-        </w:rPr>
-        <w:t xml:space="preserve">&amp; </w:t>
-      </w:r>
-      <w:r>
-        <w:rPr>
-          <w:b/>
-          <w:bCs/>
-          <w:sz w:val="36"/>
-          <w:szCs w:val="36"/>
-        </w:rPr>
-        <w:t>.</w:t>
-      </w:r>
-      <w:proofErr w:type="spellStart"/>
-      <w:r>
-        <w:rPr>
-          <w:b/>
-          <w:bCs/>
-          <w:sz w:val="36"/>
-          <w:szCs w:val="36"/>
-        </w:rPr>
-        <w:t>copyWith</w:t>
-      </w:r>
-      <w:proofErr w:type="spellEnd"/>
-      <w:proofErr w:type="gramEnd"/>
-      <w:r>
-        <w:rPr>
-          <w:b/>
-          <w:bCs/>
-          <w:sz w:val="36"/>
-          <w:szCs w:val="36"/>
-        </w:rPr>
-        <w:t>()</w:t>
-      </w:r>
-      <w:r>
-        <w:rPr>
-          <w:sz w:val="36"/>
-          <w:szCs w:val="36"/>
-        </w:rPr>
-        <w:t xml:space="preserve"> method</w:t>
-      </w:r>
-      <w:r>
-        <w:rPr>
-          <w:sz w:val="36"/>
-          <w:szCs w:val="36"/>
-        </w:rPr>
-        <w:t>………………….</w:t>
-      </w:r>
-      <w:r>
-        <w:rPr>
-          <w:sz w:val="36"/>
-          <w:szCs w:val="36"/>
-        </w:rPr>
-        <w:t>11</w:t>
+        <w:jc w:val="both"/>
+        <w:rPr>
+          <w:sz w:val="36"/>
+          <w:szCs w:val="36"/>
+        </w:rPr>
+      </w:pPr>
+      <w:r>
+        <w:rPr>
+          <w:sz w:val="36"/>
+          <w:szCs w:val="36"/>
+        </w:rPr>
+        <w:t>Colon Short-hand with Constructors</w:t>
+      </w:r>
+      <w:r>
+        <w:rPr>
+          <w:sz w:val="36"/>
+          <w:szCs w:val="36"/>
+        </w:rPr>
+        <w:t>…………………11</w:t>
       </w:r>
     </w:p>
     <w:p>
@@ -330,28 +272,80 @@
           <w:sz w:val="36"/>
           <w:szCs w:val="36"/>
         </w:rPr>
-        <w:t xml:space="preserve">Abstract </w:t>
-      </w:r>
-      <w:r>
-        <w:rPr>
-          <w:sz w:val="36"/>
-          <w:szCs w:val="36"/>
-        </w:rPr>
-        <w:t>Classes and Methods in Dart…………</w:t>
-      </w:r>
-      <w:r>
-        <w:rPr>
-          <w:sz w:val="36"/>
-          <w:szCs w:val="36"/>
-        </w:rPr>
-        <w:t>……</w:t>
-      </w:r>
-      <w:r>
-        <w:rPr>
-          <w:sz w:val="36"/>
-          <w:szCs w:val="36"/>
-        </w:rPr>
-        <w:t>13</w:t>
+        <w:t>this</w:t>
+      </w:r>
+      <w:r>
+        <w:rPr>
+          <w:sz w:val="36"/>
+          <w:szCs w:val="36"/>
+        </w:rPr>
+        <w:t xml:space="preserve"> keywor</w:t>
+      </w:r>
+      <w:r>
+        <w:rPr>
+          <w:sz w:val="36"/>
+          <w:szCs w:val="36"/>
+        </w:rPr>
+        <w:t xml:space="preserve">d </w:t>
+      </w:r>
+      <w:proofErr w:type="gramStart"/>
+      <w:r>
+        <w:rPr>
+          <w:sz w:val="36"/>
+          <w:szCs w:val="36"/>
+        </w:rPr>
+        <w:t xml:space="preserve">&amp; </w:t>
+      </w:r>
+      <w:r>
+        <w:rPr>
+          <w:b/>
+          <w:bCs/>
+          <w:sz w:val="36"/>
+          <w:szCs w:val="36"/>
+        </w:rPr>
+        <w:t>.</w:t>
+      </w:r>
+      <w:proofErr w:type="spellStart"/>
+      <w:r>
+        <w:rPr>
+          <w:b/>
+          <w:bCs/>
+          <w:sz w:val="36"/>
+          <w:szCs w:val="36"/>
+        </w:rPr>
+        <w:t>copyWith</w:t>
+      </w:r>
+      <w:proofErr w:type="spellEnd"/>
+      <w:proofErr w:type="gramEnd"/>
+      <w:r>
+        <w:rPr>
+          <w:b/>
+          <w:bCs/>
+          <w:sz w:val="36"/>
+          <w:szCs w:val="36"/>
+        </w:rPr>
+        <w:t>()</w:t>
+      </w:r>
+      <w:r>
+        <w:rPr>
+          <w:sz w:val="36"/>
+          <w:szCs w:val="36"/>
+        </w:rPr>
+        <w:t xml:space="preserve"> method</w:t>
+      </w:r>
+      <w:r>
+        <w:rPr>
+          <w:sz w:val="36"/>
+          <w:szCs w:val="36"/>
+        </w:rPr>
+        <w:t>………………….</w:t>
+      </w:r>
+      <w:r>
+        <w:rPr>
+          <w:sz w:val="36"/>
+          <w:szCs w:val="36"/>
+        </w:rPr>
+        <w:t>12</w:t>
       </w:r>
     </w:p>
     <w:p>
@@ -369,43 +363,27 @@
       </w:pPr>
       <w:r>
         <w:rPr>
-          <w:sz w:val="36"/>
-          <w:szCs w:val="36"/>
-        </w:rPr>
-        <w:t>Encapsulation</w:t>
-      </w:r>
-      <w:r>
-        <w:rPr>
-          <w:b/>
-          <w:bCs/>
-          <w:sz w:val="36"/>
-          <w:szCs w:val="36"/>
-        </w:rPr>
-        <w:t xml:space="preserve"> </w:t>
-      </w:r>
-      <w:r>
-        <w:rPr>
-          <w:sz w:val="36"/>
-          <w:szCs w:val="36"/>
-        </w:rPr>
-        <w:t>in Dart………………………………</w:t>
-      </w:r>
-      <w:r>
-        <w:rPr>
-          <w:sz w:val="36"/>
-          <w:szCs w:val="36"/>
-        </w:rPr>
-        <w:t>…</w:t>
-      </w:r>
-      <w:proofErr w:type="gramStart"/>
-      <w:r>
-        <w:rPr>
-          <w:sz w:val="36"/>
-          <w:szCs w:val="36"/>
-        </w:rPr>
-        <w:t>…..</w:t>
-      </w:r>
-      <w:proofErr w:type="gramEnd"/>
+          <w:b/>
+          <w:bCs/>
+          <w:sz w:val="36"/>
+          <w:szCs w:val="36"/>
+        </w:rPr>
+        <w:t xml:space="preserve">Abstract </w:t>
+      </w:r>
+      <w:r>
+        <w:rPr>
+          <w:sz w:val="36"/>
+          <w:szCs w:val="36"/>
+        </w:rPr>
+        <w:t>Classes and Methods in Dart…………</w:t>
+      </w:r>
+      <w:r>
+        <w:rPr>
+          <w:sz w:val="36"/>
+          <w:szCs w:val="36"/>
+        </w:rPr>
+        <w:t>……</w:t>
+      </w:r>
       <w:r>
         <w:rPr>
           <w:sz w:val="36"/>
@@ -418,7 +396,7 @@
           <w:sz w:val="36"/>
           <w:szCs w:val="36"/>
         </w:rPr>
-        <w:t>4</w:t>
+        <w:t>3</w:t>
       </w:r>
     </w:p>
     <w:p>
@@ -439,7 +417,7 @@
           <w:sz w:val="36"/>
           <w:szCs w:val="36"/>
         </w:rPr>
-        <w:t>Interface</w:t>
+        <w:t>Encapsulation</w:t>
       </w:r>
       <w:r>
         <w:rPr>
@@ -455,21 +433,37 @@
           <w:sz w:val="36"/>
           <w:szCs w:val="36"/>
         </w:rPr>
-        <w:t>Class…………………………………………</w:t>
-      </w:r>
-      <w:r>
-        <w:rPr>
-          <w:sz w:val="36"/>
-          <w:szCs w:val="36"/>
-        </w:rPr>
-        <w:t>……1</w:t>
-      </w:r>
-      <w:r>
-        <w:rPr>
-          <w:sz w:val="36"/>
-          <w:szCs w:val="36"/>
-        </w:rPr>
-        <w:t>8</w:t>
+        <w:t>in Dart………………………………</w:t>
+      </w:r>
+      <w:r>
+        <w:rPr>
+          <w:sz w:val="36"/>
+          <w:szCs w:val="36"/>
+        </w:rPr>
+        <w:t>…</w:t>
+      </w:r>
+      <w:proofErr w:type="gramStart"/>
+      <w:r>
+        <w:rPr>
+          <w:sz w:val="36"/>
+          <w:szCs w:val="36"/>
+        </w:rPr>
+        <w:t>…..</w:t>
+      </w:r>
+      <w:proofErr w:type="gramEnd"/>
+      <w:r>
+        <w:rPr>
+          <w:sz w:val="36"/>
+          <w:szCs w:val="36"/>
+        </w:rPr>
+        <w:t>1</w:t>
+      </w:r>
+      <w:r>
+        <w:rPr>
+          <w:sz w:val="36"/>
+          <w:szCs w:val="36"/>
+        </w:rPr>
+        <w:t>4</w:t>
       </w:r>
     </w:p>
     <w:p>
@@ -490,37 +484,37 @@
           <w:sz w:val="36"/>
           <w:szCs w:val="36"/>
         </w:rPr>
-        <w:t>Polymorphism in Dart………………………………</w:t>
-      </w:r>
-      <w:r>
-        <w:rPr>
-          <w:sz w:val="36"/>
-          <w:szCs w:val="36"/>
-        </w:rPr>
-        <w:t>…</w:t>
-      </w:r>
-      <w:proofErr w:type="gramStart"/>
-      <w:r>
-        <w:rPr>
-          <w:sz w:val="36"/>
-          <w:szCs w:val="36"/>
-        </w:rPr>
-        <w:t>…..</w:t>
-      </w:r>
-      <w:proofErr w:type="gramEnd"/>
-      <w:r>
-        <w:rPr>
-          <w:sz w:val="36"/>
-          <w:szCs w:val="36"/>
-        </w:rPr>
-        <w:t>2</w:t>
-      </w:r>
-      <w:r>
-        <w:rPr>
-          <w:sz w:val="36"/>
-          <w:szCs w:val="36"/>
-        </w:rPr>
-        <w:t>1</w:t>
+        <w:t>Interface</w:t>
+      </w:r>
+      <w:r>
+        <w:rPr>
+          <w:b/>
+          <w:bCs/>
+          <w:sz w:val="36"/>
+          <w:szCs w:val="36"/>
+        </w:rPr>
+        <w:t xml:space="preserve"> </w:t>
+      </w:r>
+      <w:r>
+        <w:rPr>
+          <w:sz w:val="36"/>
+          <w:szCs w:val="36"/>
+        </w:rPr>
+        <w:t>Class…………………………………………</w:t>
+      </w:r>
+      <w:r>
+        <w:rPr>
+          <w:sz w:val="36"/>
+          <w:szCs w:val="36"/>
+        </w:rPr>
+        <w:t>……1</w:t>
+      </w:r>
+      <w:r>
+        <w:rPr>
+          <w:sz w:val="36"/>
+          <w:szCs w:val="36"/>
+        </w:rPr>
+        <w:t>8</w:t>
       </w:r>
     </w:p>
     <w:p>
@@ -536,116 +530,34 @@
           <w:szCs w:val="36"/>
         </w:rPr>
       </w:pPr>
+      <w:r>
+        <w:rPr>
+          <w:sz w:val="36"/>
+          <w:szCs w:val="36"/>
+        </w:rPr>
+        <w:t>Polymorphism in Dart………………………………</w:t>
+      </w:r>
+      <w:r>
+        <w:rPr>
+          <w:sz w:val="36"/>
+          <w:szCs w:val="36"/>
+        </w:rPr>
+        <w:t>…</w:t>
+      </w:r>
       <w:proofErr w:type="gramStart"/>
       <w:r>
         <w:rPr>
-          <w:b/>
-          <w:bCs/>
-          <w:sz w:val="36"/>
-          <w:szCs w:val="36"/>
-        </w:rPr>
-        <w:t>.</w:t>
-      </w:r>
-      <w:proofErr w:type="spellStart"/>
-      <w:r>
-        <w:rPr>
-          <w:b/>
-          <w:bCs/>
-          <w:sz w:val="36"/>
-          <w:szCs w:val="36"/>
-        </w:rPr>
-        <w:t>toClass</w:t>
-      </w:r>
-      <w:proofErr w:type="spellEnd"/>
+          <w:sz w:val="36"/>
+          <w:szCs w:val="36"/>
+        </w:rPr>
+        <w:t>…..</w:t>
+      </w:r>
       <w:proofErr w:type="gramEnd"/>
       <w:r>
         <w:rPr>
           <w:sz w:val="36"/>
           <w:szCs w:val="36"/>
         </w:rPr>
-        <w:t xml:space="preserve"> Method………………………………………</w:t>
-      </w:r>
-      <w:r>
-        <w:rPr>
-          <w:sz w:val="36"/>
-          <w:szCs w:val="36"/>
-        </w:rPr>
-        <w:t>…….2</w:t>
-      </w:r>
-      <w:r>
-        <w:rPr>
-          <w:sz w:val="36"/>
-          <w:szCs w:val="36"/>
-        </w:rPr>
-        <w:t>4</w:t>
-      </w:r>
-    </w:p>
-    <w:p>
-      <w:pPr>
-        <w:pStyle w:val="ListParagraph"/>
-        <w:numPr>
-          <w:ilvl w:val="0"/>
-          <w:numId w:val="6"/>
-        </w:numPr>
-        <w:jc w:val="both"/>
-        <w:rPr>
-          <w:sz w:val="36"/>
-          <w:szCs w:val="36"/>
-        </w:rPr>
-      </w:pPr>
-      <w:r>
-        <w:rPr>
-          <w:sz w:val="36"/>
-          <w:szCs w:val="36"/>
-        </w:rPr>
-        <w:t xml:space="preserve">Overriding </w:t>
-      </w:r>
-      <w:proofErr w:type="spellStart"/>
-      <w:r>
-        <w:rPr>
-          <w:b/>
-          <w:bCs/>
-          <w:sz w:val="36"/>
-          <w:szCs w:val="36"/>
-        </w:rPr>
-        <w:t>toString</w:t>
-      </w:r>
-      <w:proofErr w:type="spellEnd"/>
-      <w:r>
-        <w:rPr>
-          <w:sz w:val="36"/>
-          <w:szCs w:val="36"/>
-        </w:rPr>
-        <w:t xml:space="preserve"> method for Classes</w:t>
-      </w:r>
-      <w:r>
-        <w:rPr>
-          <w:sz w:val="36"/>
-          <w:szCs w:val="36"/>
-        </w:rPr>
-        <w:t>………</w:t>
-      </w:r>
-      <w:r>
-        <w:rPr>
-          <w:sz w:val="36"/>
-          <w:szCs w:val="36"/>
-        </w:rPr>
-        <w:t>…</w:t>
-      </w:r>
-      <w:proofErr w:type="gramStart"/>
-      <w:r>
-        <w:rPr>
-          <w:sz w:val="36"/>
-          <w:szCs w:val="36"/>
-        </w:rPr>
-        <w:t>…..</w:t>
-      </w:r>
-      <w:proofErr w:type="gramEnd"/>
-      <w:r>
-        <w:rPr>
-          <w:sz w:val="36"/>
-          <w:szCs w:val="36"/>
-        </w:rPr>
         <w:t>2</w:t>
       </w:r>
       <w:r>
@@ -653,7 +565,7 @@
           <w:sz w:val="36"/>
           <w:szCs w:val="36"/>
         </w:rPr>
-        <w:t>6</w:t>
+        <w:t>1</w:t>
       </w:r>
     </w:p>
     <w:p>
@@ -669,19 +581,94 @@
           <w:szCs w:val="36"/>
         </w:rPr>
       </w:pPr>
-      <w:r>
-        <w:rPr>
-          <w:sz w:val="36"/>
-          <w:szCs w:val="36"/>
-        </w:rPr>
-        <w:t>Instance Variable Initialization Issue</w:t>
-      </w:r>
-      <w:r>
-        <w:rPr>
-          <w:sz w:val="36"/>
-          <w:szCs w:val="36"/>
-        </w:rPr>
-        <w:t>……………</w:t>
+      <w:proofErr w:type="gramStart"/>
+      <w:r>
+        <w:rPr>
+          <w:b/>
+          <w:bCs/>
+          <w:sz w:val="36"/>
+          <w:szCs w:val="36"/>
+        </w:rPr>
+        <w:t>.</w:t>
+      </w:r>
+      <w:proofErr w:type="spellStart"/>
+      <w:r>
+        <w:rPr>
+          <w:b/>
+          <w:bCs/>
+          <w:sz w:val="36"/>
+          <w:szCs w:val="36"/>
+        </w:rPr>
+        <w:t>toClass</w:t>
+      </w:r>
+      <w:proofErr w:type="spellEnd"/>
+      <w:proofErr w:type="gramEnd"/>
+      <w:r>
+        <w:rPr>
+          <w:sz w:val="36"/>
+          <w:szCs w:val="36"/>
+        </w:rPr>
+        <w:t xml:space="preserve"> Method………………………………………</w:t>
+      </w:r>
+      <w:r>
+        <w:rPr>
+          <w:sz w:val="36"/>
+          <w:szCs w:val="36"/>
+        </w:rPr>
+        <w:t>…….2</w:t>
+      </w:r>
+      <w:r>
+        <w:rPr>
+          <w:sz w:val="36"/>
+          <w:szCs w:val="36"/>
+        </w:rPr>
+        <w:t>4</w:t>
+      </w:r>
+    </w:p>
+    <w:p>
+      <w:pPr>
+        <w:pStyle w:val="ListParagraph"/>
+        <w:numPr>
+          <w:ilvl w:val="0"/>
+          <w:numId w:val="6"/>
+        </w:numPr>
+        <w:jc w:val="both"/>
+        <w:rPr>
+          <w:sz w:val="36"/>
+          <w:szCs w:val="36"/>
+        </w:rPr>
+      </w:pPr>
+      <w:r>
+        <w:rPr>
+          <w:sz w:val="36"/>
+          <w:szCs w:val="36"/>
+        </w:rPr>
+        <w:t xml:space="preserve">Overriding </w:t>
+      </w:r>
+      <w:proofErr w:type="spellStart"/>
+      <w:r>
+        <w:rPr>
+          <w:b/>
+          <w:bCs/>
+          <w:sz w:val="36"/>
+          <w:szCs w:val="36"/>
+        </w:rPr>
+        <w:t>toString</w:t>
+      </w:r>
+      <w:proofErr w:type="spellEnd"/>
+      <w:r>
+        <w:rPr>
+          <w:sz w:val="36"/>
+          <w:szCs w:val="36"/>
+        </w:rPr>
+        <w:t xml:space="preserve"> method for Classes</w:t>
+      </w:r>
+      <w:r>
+        <w:rPr>
+          <w:sz w:val="36"/>
+          <w:szCs w:val="36"/>
+        </w:rPr>
+        <w:t>………</w:t>
       </w:r>
       <w:r>
         <w:rPr>
@@ -690,20 +677,15 @@
         </w:rPr>
         <w:t>…</w:t>
       </w:r>
-      <w:r>
-        <w:rPr>
-          <w:sz w:val="36"/>
-          <w:szCs w:val="36"/>
-        </w:rPr>
-        <w:t>.</w:t>
-      </w:r>
-      <w:r>
-        <w:rPr>
-          <w:sz w:val="36"/>
-          <w:szCs w:val="36"/>
-        </w:rPr>
-        <w:t>….</w:t>
-      </w:r>
+      <w:proofErr w:type="gramStart"/>
+      <w:r>
+        <w:rPr>
+          <w:sz w:val="36"/>
+          <w:szCs w:val="36"/>
+        </w:rPr>
+        <w:t>…..</w:t>
+      </w:r>
+      <w:proofErr w:type="gramEnd"/>
       <w:r>
         <w:rPr>
           <w:sz w:val="36"/>
@@ -716,7 +698,7 @@
           <w:sz w:val="36"/>
           <w:szCs w:val="36"/>
         </w:rPr>
-        <w:t>7</w:t>
+        <w:t>6</w:t>
       </w:r>
     </w:p>
     <w:p>
@@ -737,15 +719,14 @@
           <w:sz w:val="36"/>
           <w:szCs w:val="36"/>
         </w:rPr>
-        <w:t xml:space="preserve">Creating Class with Type (Generic </w:t>
-      </w:r>
-      <w:proofErr w:type="gramStart"/>
-      <w:r>
-        <w:rPr>
-          <w:sz w:val="36"/>
-          <w:szCs w:val="36"/>
-        </w:rPr>
-        <w:t>Type)</w:t>
+        <w:t>Instance Variable Initialization Issue</w:t>
+      </w:r>
+      <w:r>
+        <w:rPr>
+          <w:sz w:val="36"/>
+          <w:szCs w:val="36"/>
+        </w:rPr>
+        <w:t>……………</w:t>
       </w:r>
       <w:r>
         <w:rPr>
@@ -754,27 +735,33 @@
         </w:rPr>
         <w:t>…</w:t>
       </w:r>
-      <w:proofErr w:type="gramEnd"/>
-      <w:r>
-        <w:rPr>
-          <w:sz w:val="36"/>
-          <w:szCs w:val="36"/>
-        </w:rPr>
-        <w:t>……</w:t>
-      </w:r>
-      <w:r>
-        <w:rPr>
-          <w:sz w:val="36"/>
-          <w:szCs w:val="36"/>
-        </w:rPr>
-        <w:t>……..2</w:t>
-      </w:r>
-      <w:r>
-        <w:rPr>
-          <w:sz w:val="36"/>
-          <w:szCs w:val="36"/>
-        </w:rPr>
-        <w:t>9</w:t>
+      <w:r>
+        <w:rPr>
+          <w:sz w:val="36"/>
+          <w:szCs w:val="36"/>
+        </w:rPr>
+        <w:t>.</w:t>
+      </w:r>
+      <w:r>
+        <w:rPr>
+          <w:sz w:val="36"/>
+          <w:szCs w:val="36"/>
+        </w:rPr>
+        <w:t>….</w:t>
+      </w:r>
+      <w:r>
+        <w:rPr>
+          <w:sz w:val="36"/>
+          <w:szCs w:val="36"/>
+        </w:rPr>
+        <w:t>2</w:t>
+      </w:r>
+      <w:r>
+        <w:rPr>
+          <w:sz w:val="36"/>
+          <w:szCs w:val="36"/>
+        </w:rPr>
+        <w:t>7</w:t>
       </w:r>
     </w:p>
     <w:p>
@@ -795,14 +782,51 @@
           <w:sz w:val="36"/>
           <w:szCs w:val="36"/>
         </w:rPr>
-        <w:t>Private constructor to prevent instantiation…………</w:t>
-      </w:r>
-      <w:r>
-        <w:rPr>
-          <w:sz w:val="36"/>
-          <w:szCs w:val="36"/>
-        </w:rPr>
-        <w:t>30</w:t>
+        <w:t xml:space="preserve">Creating Class with Type (Generic </w:t>
+      </w:r>
+      <w:r>
+        <w:rPr>
+          <w:sz w:val="36"/>
+          <w:szCs w:val="36"/>
+        </w:rPr>
+        <w:t>Class</w:t>
+      </w:r>
+      <w:proofErr w:type="gramStart"/>
+      <w:r>
+        <w:rPr>
+          <w:sz w:val="36"/>
+          <w:szCs w:val="36"/>
+        </w:rPr>
+        <w:t>)</w:t>
+      </w:r>
+      <w:r>
+        <w:rPr>
+          <w:sz w:val="36"/>
+          <w:szCs w:val="36"/>
+        </w:rPr>
+        <w:t>..</w:t>
+      </w:r>
+      <w:proofErr w:type="gramEnd"/>
+      <w:r>
+        <w:rPr>
+          <w:sz w:val="36"/>
+          <w:szCs w:val="36"/>
+        </w:rPr>
+        <w:t>……</w:t>
+      </w:r>
+      <w:r>
+        <w:rPr>
+          <w:sz w:val="36"/>
+          <w:szCs w:val="36"/>
+        </w:rPr>
+        <w:t>……..2</w:t>
+      </w:r>
+      <w:r>
+        <w:rPr>
+          <w:sz w:val="36"/>
+          <w:szCs w:val="36"/>
+        </w:rPr>
+        <w:t>9</w:t>
       </w:r>
     </w:p>
     <w:p>
@@ -823,30 +847,14 @@
           <w:sz w:val="36"/>
           <w:szCs w:val="36"/>
         </w:rPr>
-        <w:t xml:space="preserve">Types of Dart Classes (Full </w:t>
-      </w:r>
-      <w:proofErr w:type="gramStart"/>
-      <w:r>
-        <w:rPr>
-          <w:sz w:val="36"/>
-          <w:szCs w:val="36"/>
-        </w:rPr>
-        <w:t>list)…</w:t>
-      </w:r>
-      <w:proofErr w:type="gramEnd"/>
-      <w:r>
-        <w:rPr>
-          <w:sz w:val="36"/>
-          <w:szCs w:val="36"/>
-        </w:rPr>
-        <w:t>……………………….</w:t>
-      </w:r>
-      <w:r>
-        <w:rPr>
-          <w:sz w:val="36"/>
-          <w:szCs w:val="36"/>
-        </w:rPr>
-        <w:t>31</w:t>
+        <w:t>Private constructor to prevent instantiation…………</w:t>
+      </w:r>
+      <w:r>
+        <w:rPr>
+          <w:sz w:val="36"/>
+          <w:szCs w:val="36"/>
+        </w:rPr>
+        <w:t>30</w:t>
       </w:r>
     </w:p>
     <w:p>
@@ -867,6 +875,103 @@
           <w:sz w:val="36"/>
           <w:szCs w:val="36"/>
         </w:rPr>
+        <w:t xml:space="preserve">Types of </w:t>
+      </w:r>
+      <w:r>
+        <w:rPr>
+          <w:b/>
+          <w:bCs/>
+          <w:sz w:val="36"/>
+          <w:szCs w:val="36"/>
+        </w:rPr>
+        <w:t>Dart</w:t>
+      </w:r>
+      <w:r>
+        <w:rPr>
+          <w:sz w:val="36"/>
+          <w:szCs w:val="36"/>
+        </w:rPr>
+        <w:t xml:space="preserve"> Classes (Full </w:t>
+      </w:r>
+      <w:proofErr w:type="gramStart"/>
+      <w:r>
+        <w:rPr>
+          <w:sz w:val="36"/>
+          <w:szCs w:val="36"/>
+        </w:rPr>
+        <w:t>list)…</w:t>
+      </w:r>
+      <w:proofErr w:type="gramEnd"/>
+      <w:r>
+        <w:rPr>
+          <w:sz w:val="36"/>
+          <w:szCs w:val="36"/>
+        </w:rPr>
+        <w:t>……………………….</w:t>
+      </w:r>
+      <w:r>
+        <w:rPr>
+          <w:sz w:val="36"/>
+          <w:szCs w:val="36"/>
+        </w:rPr>
+        <w:t>31</w:t>
+      </w:r>
+    </w:p>
+    <w:p>
+      <w:pPr>
+        <w:pStyle w:val="ListParagraph"/>
+        <w:numPr>
+          <w:ilvl w:val="0"/>
+          <w:numId w:val="6"/>
+        </w:numPr>
+        <w:ind w:left="0" w:firstLine="0"/>
+        <w:rPr>
+          <w:sz w:val="36"/>
+          <w:szCs w:val="36"/>
+        </w:rPr>
+      </w:pPr>
+      <w:r>
+        <w:rPr>
+          <w:sz w:val="36"/>
+          <w:szCs w:val="36"/>
+        </w:rPr>
+        <w:t>Primary Constructors</w:t>
+      </w:r>
+      <w:r>
+        <w:rPr>
+          <w:sz w:val="36"/>
+          <w:szCs w:val="36"/>
+        </w:rPr>
+        <w:t xml:space="preserve"> (Experimental)……………</w:t>
+      </w:r>
+      <w:proofErr w:type="gramStart"/>
+      <w:r>
+        <w:rPr>
+          <w:sz w:val="36"/>
+          <w:szCs w:val="36"/>
+        </w:rPr>
+        <w:t>…..</w:t>
+      </w:r>
+      <w:proofErr w:type="gramEnd"/>
+    </w:p>
+    <w:p>
+      <w:pPr>
+        <w:pStyle w:val="ListParagraph"/>
+        <w:numPr>
+          <w:ilvl w:val="0"/>
+          <w:numId w:val="6"/>
+        </w:numPr>
+        <w:ind w:left="0" w:firstLine="0"/>
+        <w:rPr>
+          <w:sz w:val="36"/>
+          <w:szCs w:val="36"/>
+        </w:rPr>
+      </w:pPr>
+      <w:r>
+        <w:rPr>
+          <w:sz w:val="36"/>
+          <w:szCs w:val="36"/>
+        </w:rPr>
         <w:br w:type="page"/>
       </w:r>
     </w:p>
@@ -6941,18 +7046,47 @@
       <w:pPr>
         <w:jc w:val="both"/>
         <w:rPr>
-          <w:sz w:val="36"/>
-          <w:szCs w:val="36"/>
-        </w:rPr>
-      </w:pPr>
-      <w:r>
-        <w:rPr>
-          <w:b/>
-          <w:bCs/>
-          <w:sz w:val="36"/>
-          <w:szCs w:val="36"/>
-        </w:rPr>
-        <w:t xml:space="preserve">NOTE: </w:t>
+          <w:b/>
+          <w:bCs/>
+          <w:sz w:val="36"/>
+          <w:szCs w:val="36"/>
+        </w:rPr>
+      </w:pPr>
+    </w:p>
+    <w:p>
+      <w:pPr>
+        <w:jc w:val="both"/>
+        <w:rPr>
+          <w:b/>
+          <w:bCs/>
+          <w:sz w:val="36"/>
+          <w:szCs w:val="36"/>
+        </w:rPr>
+      </w:pPr>
+      <w:r>
+        <w:rPr>
+          <w:b/>
+          <w:bCs/>
+          <w:sz w:val="36"/>
+          <w:szCs w:val="36"/>
+        </w:rPr>
+        <w:t>Colon Short-hand with Constructors:</w:t>
+      </w:r>
+    </w:p>
+    <w:p>
+      <w:pPr>
+        <w:jc w:val="both"/>
+        <w:rPr>
+          <w:sz w:val="36"/>
+          <w:szCs w:val="36"/>
+        </w:rPr>
+      </w:pPr>
+      <w:r>
+        <w:rPr>
+          <w:sz w:val="36"/>
+          <w:szCs w:val="36"/>
+        </w:rPr>
+        <w:t xml:space="preserve"># </w:t>
       </w:r>
       <w:r>
         <w:rPr>
@@ -7097,47 +7231,7 @@
           <w:sz w:val="36"/>
           <w:szCs w:val="36"/>
         </w:rPr>
-        <w:t xml:space="preserve">  final </w:t>
-      </w:r>
-      <w:r>
-        <w:rPr>
-          <w:b/>
-          <w:bCs/>
-          <w:color w:val="D86DCB" w:themeColor="accent5" w:themeTint="99"/>
-          <w:sz w:val="36"/>
-          <w:szCs w:val="36"/>
-        </w:rPr>
-        <w:t>Repository</w:t>
-      </w:r>
-      <w:r>
-        <w:rPr>
-          <w:b/>
-          <w:bCs/>
-          <w:color w:val="D86DCB" w:themeColor="accent5" w:themeTint="99"/>
-          <w:sz w:val="36"/>
-          <w:szCs w:val="36"/>
-        </w:rPr>
-        <w:t xml:space="preserve"> </w:t>
-      </w:r>
-      <w:r>
-        <w:rPr>
-          <w:b/>
-          <w:bCs/>
-          <w:color w:val="D86DCB" w:themeColor="accent5" w:themeTint="99"/>
-          <w:sz w:val="36"/>
-          <w:szCs w:val="36"/>
-        </w:rPr>
-        <w:t>_r</w:t>
-      </w:r>
-      <w:r>
-        <w:rPr>
-          <w:b/>
-          <w:bCs/>
-          <w:color w:val="D86DCB" w:themeColor="accent5" w:themeTint="99"/>
-          <w:sz w:val="36"/>
-          <w:szCs w:val="36"/>
-        </w:rPr>
-        <w:t>epository;</w:t>
+        <w:t xml:space="preserve">  final Repository _repository;</w:t>
       </w:r>
     </w:p>
     <w:p>
@@ -7193,67 +7287,7 @@
           <w:sz w:val="36"/>
           <w:szCs w:val="36"/>
         </w:rPr>
-        <w:t>{required Repository</w:t>
-      </w:r>
-      <w:r>
-        <w:rPr>
-          <w:b/>
-          <w:bCs/>
-          <w:color w:val="D86DCB" w:themeColor="accent5" w:themeTint="99"/>
-          <w:sz w:val="36"/>
-          <w:szCs w:val="36"/>
-        </w:rPr>
-        <w:t xml:space="preserve"> r</w:t>
-      </w:r>
-      <w:r>
-        <w:rPr>
-          <w:b/>
-          <w:bCs/>
-          <w:color w:val="D86DCB" w:themeColor="accent5" w:themeTint="99"/>
-          <w:sz w:val="36"/>
-          <w:szCs w:val="36"/>
-        </w:rPr>
-        <w:t>epository}) : _</w:t>
-      </w:r>
-      <w:r>
-        <w:rPr>
-          <w:b/>
-          <w:bCs/>
-          <w:color w:val="D86DCB" w:themeColor="accent5" w:themeTint="99"/>
-          <w:sz w:val="36"/>
-          <w:szCs w:val="36"/>
-        </w:rPr>
-        <w:t>r</w:t>
-      </w:r>
-      <w:r>
-        <w:rPr>
-          <w:b/>
-          <w:bCs/>
-          <w:color w:val="D86DCB" w:themeColor="accent5" w:themeTint="99"/>
-          <w:sz w:val="36"/>
-          <w:szCs w:val="36"/>
-        </w:rPr>
-        <w:t>epository =</w:t>
-      </w:r>
-      <w:r>
-        <w:rPr>
-          <w:b/>
-          <w:bCs/>
-          <w:color w:val="D86DCB" w:themeColor="accent5" w:themeTint="99"/>
-          <w:sz w:val="36"/>
-          <w:szCs w:val="36"/>
-        </w:rPr>
-        <w:t xml:space="preserve"> r</w:t>
-      </w:r>
-      <w:r>
-        <w:rPr>
-          <w:b/>
-          <w:bCs/>
-          <w:color w:val="D86DCB" w:themeColor="accent5" w:themeTint="99"/>
-          <w:sz w:val="36"/>
-          <w:szCs w:val="36"/>
-        </w:rPr>
-        <w:t>epository;</w:t>
+        <w:t>{required Repository repository}) : _repository = repository;</w:t>
       </w:r>
     </w:p>
     <w:p>
@@ -7282,6 +7316,171 @@
       <w:pPr>
         <w:jc w:val="both"/>
         <w:rPr>
+          <w:sz w:val="36"/>
+          <w:szCs w:val="36"/>
+        </w:rPr>
+      </w:pPr>
+      <w:r>
+        <w:rPr>
+          <w:sz w:val="36"/>
+          <w:szCs w:val="36"/>
+        </w:rPr>
+        <w:lastRenderedPageBreak/>
+        <w:t xml:space="preserve"># But starting from </w:t>
+      </w:r>
+      <w:r>
+        <w:rPr>
+          <w:b/>
+          <w:bCs/>
+          <w:sz w:val="36"/>
+          <w:szCs w:val="36"/>
+        </w:rPr>
+        <w:t>Dart 3.12+</w:t>
+      </w:r>
+      <w:r>
+        <w:rPr>
+          <w:sz w:val="36"/>
+          <w:szCs w:val="36"/>
+        </w:rPr>
+        <w:t xml:space="preserve"> it’s useless we can directly access encapsulated value in constructor like this:</w:t>
+      </w:r>
+    </w:p>
+    <w:p>
+      <w:pPr>
+        <w:jc w:val="both"/>
+        <w:rPr>
+          <w:b/>
+          <w:bCs/>
+          <w:color w:val="D86DCB" w:themeColor="accent5" w:themeTint="99"/>
+          <w:sz w:val="36"/>
+          <w:szCs w:val="36"/>
+        </w:rPr>
+      </w:pPr>
+      <w:r>
+        <w:rPr>
+          <w:b/>
+          <w:bCs/>
+          <w:color w:val="D86DCB" w:themeColor="accent5" w:themeTint="99"/>
+          <w:sz w:val="36"/>
+          <w:szCs w:val="36"/>
+        </w:rPr>
+        <w:t>class User {</w:t>
+      </w:r>
+    </w:p>
+    <w:p>
+      <w:pPr>
+        <w:jc w:val="both"/>
+        <w:rPr>
+          <w:b/>
+          <w:bCs/>
+          <w:color w:val="D86DCB" w:themeColor="accent5" w:themeTint="99"/>
+          <w:sz w:val="36"/>
+          <w:szCs w:val="36"/>
+        </w:rPr>
+      </w:pPr>
+      <w:r>
+        <w:rPr>
+          <w:b/>
+          <w:bCs/>
+          <w:color w:val="D86DCB" w:themeColor="accent5" w:themeTint="99"/>
+          <w:sz w:val="36"/>
+          <w:szCs w:val="36"/>
+        </w:rPr>
+        <w:t xml:space="preserve">  final String _name;</w:t>
+      </w:r>
+    </w:p>
+    <w:p>
+      <w:pPr>
+        <w:jc w:val="both"/>
+        <w:rPr>
+          <w:b/>
+          <w:bCs/>
+          <w:color w:val="D86DCB" w:themeColor="accent5" w:themeTint="99"/>
+          <w:sz w:val="36"/>
+          <w:szCs w:val="36"/>
+        </w:rPr>
+      </w:pPr>
+      <w:r>
+        <w:rPr>
+          <w:b/>
+          <w:bCs/>
+          <w:color w:val="D86DCB" w:themeColor="accent5" w:themeTint="99"/>
+          <w:sz w:val="36"/>
+          <w:szCs w:val="36"/>
+        </w:rPr>
+        <w:t xml:space="preserve">  </w:t>
+      </w:r>
+      <w:proofErr w:type="gramStart"/>
+      <w:r>
+        <w:rPr>
+          <w:b/>
+          <w:bCs/>
+          <w:color w:val="D86DCB" w:themeColor="accent5" w:themeTint="99"/>
+          <w:sz w:val="36"/>
+          <w:szCs w:val="36"/>
+        </w:rPr>
+        <w:t>User(</w:t>
+      </w:r>
+      <w:proofErr w:type="gramEnd"/>
+      <w:r>
+        <w:rPr>
+          <w:b/>
+          <w:bCs/>
+          <w:color w:val="D86DCB" w:themeColor="accent5" w:themeTint="99"/>
+          <w:sz w:val="36"/>
+          <w:szCs w:val="36"/>
+        </w:rPr>
+        <w:t xml:space="preserve">{required </w:t>
+      </w:r>
+      <w:proofErr w:type="spellStart"/>
+      <w:r>
+        <w:rPr>
+          <w:b/>
+          <w:bCs/>
+          <w:color w:val="D86DCB" w:themeColor="accent5" w:themeTint="99"/>
+          <w:sz w:val="36"/>
+          <w:szCs w:val="36"/>
+        </w:rPr>
+        <w:t>this._name</w:t>
+      </w:r>
+      <w:proofErr w:type="spellEnd"/>
+      <w:r>
+        <w:rPr>
+          <w:b/>
+          <w:bCs/>
+          <w:color w:val="D86DCB" w:themeColor="accent5" w:themeTint="99"/>
+          <w:sz w:val="36"/>
+          <w:szCs w:val="36"/>
+        </w:rPr>
+        <w:t>});</w:t>
+      </w:r>
+    </w:p>
+    <w:p>
+      <w:pPr>
+        <w:jc w:val="both"/>
+        <w:rPr>
+          <w:b/>
+          <w:bCs/>
+          <w:color w:val="D86DCB" w:themeColor="accent5" w:themeTint="99"/>
+          <w:sz w:val="36"/>
+          <w:szCs w:val="36"/>
+        </w:rPr>
+      </w:pPr>
+      <w:r>
+        <w:rPr>
+          <w:b/>
+          <w:bCs/>
+          <w:color w:val="D86DCB" w:themeColor="accent5" w:themeTint="99"/>
+          <w:sz w:val="36"/>
+          <w:szCs w:val="36"/>
+        </w:rPr>
+        <w:t>}</w:t>
+      </w:r>
+    </w:p>
+    <w:p>
+      <w:pPr>
+        <w:jc w:val="both"/>
+        <w:rPr>
           <w:b/>
           <w:bCs/>
           <w:sz w:val="36"/>
@@ -7320,7 +7519,6 @@
           <w:sz w:val="36"/>
           <w:szCs w:val="36"/>
         </w:rPr>
-        <w:lastRenderedPageBreak/>
         <w:t xml:space="preserve"># </w:t>
       </w:r>
       <w:r>
@@ -7797,6 +7995,7 @@
           <w:sz w:val="36"/>
           <w:szCs w:val="36"/>
         </w:rPr>
+        <w:lastRenderedPageBreak/>
         <w:t xml:space="preserve">  </w:t>
       </w:r>
       <w:proofErr w:type="spellStart"/>
@@ -8227,7 +8426,6 @@
           <w:sz w:val="36"/>
           <w:szCs w:val="36"/>
         </w:rPr>
-        <w:lastRenderedPageBreak/>
         <w:t xml:space="preserve">      </w:t>
       </w:r>
       <w:proofErr w:type="spellStart"/>
@@ -8788,6 +8986,7 @@
           <w:sz w:val="36"/>
           <w:szCs w:val="36"/>
         </w:rPr>
+        <w:lastRenderedPageBreak/>
         <w:t xml:space="preserve"># It </w:t>
       </w:r>
       <w:r>
@@ -9086,119 +9285,417 @@
           <w:sz w:val="36"/>
           <w:szCs w:val="36"/>
         </w:rPr>
+        <w:t xml:space="preserve">  void </w:t>
+      </w:r>
+      <w:proofErr w:type="gramStart"/>
+      <w:r>
+        <w:rPr>
+          <w:b/>
+          <w:bCs/>
+          <w:color w:val="D86DCB" w:themeColor="accent5" w:themeTint="99"/>
+          <w:sz w:val="36"/>
+          <w:szCs w:val="36"/>
+        </w:rPr>
+        <w:t>eat(</w:t>
+      </w:r>
+      <w:proofErr w:type="gramEnd"/>
+      <w:r>
+        <w:rPr>
+          <w:b/>
+          <w:bCs/>
+          <w:color w:val="D86DCB" w:themeColor="accent5" w:themeTint="99"/>
+          <w:sz w:val="36"/>
+          <w:szCs w:val="36"/>
+        </w:rPr>
+        <w:t>) {</w:t>
+      </w:r>
+    </w:p>
+    <w:p>
+      <w:pPr>
+        <w:jc w:val="both"/>
+        <w:rPr>
+          <w:b/>
+          <w:bCs/>
+          <w:color w:val="D86DCB" w:themeColor="accent5" w:themeTint="99"/>
+          <w:sz w:val="36"/>
+          <w:szCs w:val="36"/>
+        </w:rPr>
+      </w:pPr>
+      <w:r>
+        <w:rPr>
+          <w:b/>
+          <w:bCs/>
+          <w:color w:val="D86DCB" w:themeColor="accent5" w:themeTint="99"/>
+          <w:sz w:val="36"/>
+          <w:szCs w:val="36"/>
+        </w:rPr>
+        <w:t xml:space="preserve">    </w:t>
+      </w:r>
+      <w:proofErr w:type="gramStart"/>
+      <w:r>
+        <w:rPr>
+          <w:b/>
+          <w:bCs/>
+          <w:color w:val="D86DCB" w:themeColor="accent5" w:themeTint="99"/>
+          <w:sz w:val="36"/>
+          <w:szCs w:val="36"/>
+        </w:rPr>
+        <w:t>print(</w:t>
+      </w:r>
+      <w:proofErr w:type="gramEnd"/>
+      <w:r>
+        <w:rPr>
+          <w:b/>
+          <w:bCs/>
+          <w:color w:val="D86DCB" w:themeColor="accent5" w:themeTint="99"/>
+          <w:sz w:val="36"/>
+          <w:szCs w:val="36"/>
+        </w:rPr>
+        <w:t>'$name is eating');</w:t>
+      </w:r>
+    </w:p>
+    <w:p>
+      <w:pPr>
+        <w:jc w:val="both"/>
+        <w:rPr>
+          <w:b/>
+          <w:bCs/>
+          <w:color w:val="D86DCB" w:themeColor="accent5" w:themeTint="99"/>
+          <w:sz w:val="36"/>
+          <w:szCs w:val="36"/>
+        </w:rPr>
+      </w:pPr>
+      <w:r>
+        <w:rPr>
+          <w:b/>
+          <w:bCs/>
+          <w:color w:val="D86DCB" w:themeColor="accent5" w:themeTint="99"/>
+          <w:sz w:val="36"/>
+          <w:szCs w:val="36"/>
+        </w:rPr>
+        <w:t xml:space="preserve">  }</w:t>
+      </w:r>
+    </w:p>
+    <w:p>
+      <w:pPr>
+        <w:jc w:val="both"/>
+        <w:rPr>
+          <w:b/>
+          <w:bCs/>
+          <w:color w:val="D86DCB" w:themeColor="accent5" w:themeTint="99"/>
+          <w:sz w:val="36"/>
+          <w:szCs w:val="36"/>
+        </w:rPr>
+      </w:pPr>
+      <w:r>
+        <w:rPr>
+          <w:b/>
+          <w:bCs/>
+          <w:color w:val="D86DCB" w:themeColor="accent5" w:themeTint="99"/>
+          <w:sz w:val="36"/>
+          <w:szCs w:val="36"/>
+        </w:rPr>
+        <w:t xml:space="preserve">  void </w:t>
+      </w:r>
+      <w:proofErr w:type="spellStart"/>
+      <w:proofErr w:type="gramStart"/>
+      <w:r>
+        <w:rPr>
+          <w:b/>
+          <w:bCs/>
+          <w:color w:val="D86DCB" w:themeColor="accent5" w:themeTint="99"/>
+          <w:sz w:val="36"/>
+          <w:szCs w:val="36"/>
+        </w:rPr>
+        <w:t>makeSound</w:t>
+      </w:r>
+      <w:proofErr w:type="spellEnd"/>
+      <w:r>
+        <w:rPr>
+          <w:b/>
+          <w:bCs/>
+          <w:color w:val="D86DCB" w:themeColor="accent5" w:themeTint="99"/>
+          <w:sz w:val="36"/>
+          <w:szCs w:val="36"/>
+        </w:rPr>
+        <w:t>(</w:t>
+      </w:r>
+      <w:proofErr w:type="gramEnd"/>
+      <w:r>
+        <w:rPr>
+          <w:b/>
+          <w:bCs/>
+          <w:color w:val="D86DCB" w:themeColor="accent5" w:themeTint="99"/>
+          <w:sz w:val="36"/>
+          <w:szCs w:val="36"/>
+        </w:rPr>
+        <w:t>);</w:t>
+      </w:r>
+    </w:p>
+    <w:p>
+      <w:pPr>
+        <w:jc w:val="both"/>
+        <w:rPr>
+          <w:b/>
+          <w:bCs/>
+          <w:color w:val="D86DCB" w:themeColor="accent5" w:themeTint="99"/>
+          <w:sz w:val="36"/>
+          <w:szCs w:val="36"/>
+        </w:rPr>
+      </w:pPr>
+      <w:r>
+        <w:rPr>
+          <w:b/>
+          <w:bCs/>
+          <w:color w:val="D86DCB" w:themeColor="accent5" w:themeTint="99"/>
+          <w:sz w:val="36"/>
+          <w:szCs w:val="36"/>
+        </w:rPr>
+        <w:t xml:space="preserve">  static void </w:t>
+      </w:r>
+      <w:proofErr w:type="gramStart"/>
+      <w:r>
+        <w:rPr>
+          <w:b/>
+          <w:bCs/>
+          <w:color w:val="D86DCB" w:themeColor="accent5" w:themeTint="99"/>
+          <w:sz w:val="36"/>
+          <w:szCs w:val="36"/>
+        </w:rPr>
+        <w:t>test(</w:t>
+      </w:r>
+      <w:proofErr w:type="gramEnd"/>
+      <w:r>
+        <w:rPr>
+          <w:b/>
+          <w:bCs/>
+          <w:color w:val="D86DCB" w:themeColor="accent5" w:themeTint="99"/>
+          <w:sz w:val="36"/>
+          <w:szCs w:val="36"/>
+        </w:rPr>
+        <w:t>) {</w:t>
+      </w:r>
+    </w:p>
+    <w:p>
+      <w:pPr>
+        <w:jc w:val="both"/>
+        <w:rPr>
+          <w:b/>
+          <w:bCs/>
+          <w:color w:val="D86DCB" w:themeColor="accent5" w:themeTint="99"/>
+          <w:sz w:val="36"/>
+          <w:szCs w:val="36"/>
+        </w:rPr>
+      </w:pPr>
+      <w:r>
+        <w:rPr>
+          <w:b/>
+          <w:bCs/>
+          <w:color w:val="D86DCB" w:themeColor="accent5" w:themeTint="99"/>
+          <w:sz w:val="36"/>
+          <w:szCs w:val="36"/>
+        </w:rPr>
+        <w:t xml:space="preserve">    print('test');</w:t>
+      </w:r>
+    </w:p>
+    <w:p>
+      <w:pPr>
+        <w:jc w:val="both"/>
+        <w:rPr>
+          <w:b/>
+          <w:bCs/>
+          <w:color w:val="D86DCB" w:themeColor="accent5" w:themeTint="99"/>
+          <w:sz w:val="36"/>
+          <w:szCs w:val="36"/>
+        </w:rPr>
+      </w:pPr>
+      <w:r>
+        <w:rPr>
+          <w:b/>
+          <w:bCs/>
+          <w:color w:val="D86DCB" w:themeColor="accent5" w:themeTint="99"/>
+          <w:sz w:val="36"/>
+          <w:szCs w:val="36"/>
+        </w:rPr>
+        <w:t xml:space="preserve">  }</w:t>
+      </w:r>
+    </w:p>
+    <w:p>
+      <w:pPr>
+        <w:jc w:val="both"/>
+        <w:rPr>
+          <w:b/>
+          <w:bCs/>
+          <w:color w:val="D86DCB" w:themeColor="accent5" w:themeTint="99"/>
+          <w:sz w:val="36"/>
+          <w:szCs w:val="36"/>
+        </w:rPr>
+      </w:pPr>
+      <w:r>
+        <w:rPr>
+          <w:b/>
+          <w:bCs/>
+          <w:color w:val="D86DCB" w:themeColor="accent5" w:themeTint="99"/>
+          <w:sz w:val="36"/>
+          <w:szCs w:val="36"/>
+        </w:rPr>
+        <w:t>}</w:t>
+      </w:r>
+    </w:p>
+    <w:p>
+      <w:pPr>
+        <w:jc w:val="both"/>
+        <w:rPr>
+          <w:b/>
+          <w:bCs/>
+          <w:color w:val="D86DCB" w:themeColor="accent5" w:themeTint="99"/>
+          <w:sz w:val="36"/>
+          <w:szCs w:val="36"/>
+        </w:rPr>
+      </w:pPr>
+      <w:r>
+        <w:rPr>
+          <w:b/>
+          <w:bCs/>
+          <w:color w:val="D86DCB" w:themeColor="accent5" w:themeTint="99"/>
+          <w:sz w:val="36"/>
+          <w:szCs w:val="36"/>
+        </w:rPr>
+        <w:t>class Dog extends Animal {</w:t>
+      </w:r>
+    </w:p>
+    <w:p>
+      <w:pPr>
+        <w:jc w:val="both"/>
+        <w:rPr>
+          <w:b/>
+          <w:bCs/>
+          <w:color w:val="D86DCB" w:themeColor="accent5" w:themeTint="99"/>
+          <w:sz w:val="36"/>
+          <w:szCs w:val="36"/>
+        </w:rPr>
+      </w:pPr>
+      <w:r>
+        <w:rPr>
+          <w:b/>
+          <w:bCs/>
+          <w:color w:val="D86DCB" w:themeColor="accent5" w:themeTint="99"/>
+          <w:sz w:val="36"/>
+          <w:szCs w:val="36"/>
+        </w:rPr>
+        <w:t xml:space="preserve">  String color;</w:t>
+      </w:r>
+    </w:p>
+    <w:p>
+      <w:pPr>
+        <w:jc w:val="both"/>
+        <w:rPr>
+          <w:b/>
+          <w:bCs/>
+          <w:color w:val="D86DCB" w:themeColor="accent5" w:themeTint="99"/>
+          <w:sz w:val="36"/>
+          <w:szCs w:val="36"/>
+        </w:rPr>
+      </w:pPr>
+      <w:r>
+        <w:rPr>
+          <w:b/>
+          <w:bCs/>
+          <w:color w:val="D86DCB" w:themeColor="accent5" w:themeTint="99"/>
+          <w:sz w:val="36"/>
+          <w:szCs w:val="36"/>
+        </w:rPr>
+        <w:t xml:space="preserve">  </w:t>
+      </w:r>
+      <w:proofErr w:type="gramStart"/>
+      <w:r>
+        <w:rPr>
+          <w:b/>
+          <w:bCs/>
+          <w:color w:val="D86DCB" w:themeColor="accent5" w:themeTint="99"/>
+          <w:sz w:val="36"/>
+          <w:szCs w:val="36"/>
+        </w:rPr>
+        <w:t>Dog(</w:t>
+      </w:r>
+      <w:proofErr w:type="gramEnd"/>
+      <w:r>
+        <w:rPr>
+          <w:b/>
+          <w:bCs/>
+          <w:color w:val="D86DCB" w:themeColor="accent5" w:themeTint="99"/>
+          <w:sz w:val="36"/>
+          <w:szCs w:val="36"/>
+        </w:rPr>
+        <w:t xml:space="preserve">{required super.name, required </w:t>
+      </w:r>
+      <w:proofErr w:type="spellStart"/>
+      <w:r>
+        <w:rPr>
+          <w:b/>
+          <w:bCs/>
+          <w:color w:val="D86DCB" w:themeColor="accent5" w:themeTint="99"/>
+          <w:sz w:val="36"/>
+          <w:szCs w:val="36"/>
+        </w:rPr>
+        <w:t>this.color</w:t>
+      </w:r>
+      <w:proofErr w:type="spellEnd"/>
+      <w:r>
+        <w:rPr>
+          <w:b/>
+          <w:bCs/>
+          <w:color w:val="D86DCB" w:themeColor="accent5" w:themeTint="99"/>
+          <w:sz w:val="36"/>
+          <w:szCs w:val="36"/>
+        </w:rPr>
+        <w:t>});</w:t>
+      </w:r>
+    </w:p>
+    <w:p>
+      <w:pPr>
+        <w:jc w:val="both"/>
+        <w:rPr>
+          <w:b/>
+          <w:bCs/>
+          <w:color w:val="D86DCB" w:themeColor="accent5" w:themeTint="99"/>
+          <w:sz w:val="36"/>
+          <w:szCs w:val="36"/>
+        </w:rPr>
+      </w:pPr>
+      <w:r>
+        <w:rPr>
+          <w:b/>
+          <w:bCs/>
+          <w:color w:val="D86DCB" w:themeColor="accent5" w:themeTint="99"/>
+          <w:sz w:val="36"/>
+          <w:szCs w:val="36"/>
+        </w:rPr>
+        <w:t xml:space="preserve">  @override</w:t>
+      </w:r>
+    </w:p>
+    <w:p>
+      <w:pPr>
+        <w:jc w:val="both"/>
+        <w:rPr>
+          <w:b/>
+          <w:bCs/>
+          <w:color w:val="D86DCB" w:themeColor="accent5" w:themeTint="99"/>
+          <w:sz w:val="36"/>
+          <w:szCs w:val="36"/>
+        </w:rPr>
+      </w:pPr>
+      <w:r>
+        <w:rPr>
+          <w:b/>
+          <w:bCs/>
+          <w:color w:val="D86DCB" w:themeColor="accent5" w:themeTint="99"/>
+          <w:sz w:val="36"/>
+          <w:szCs w:val="36"/>
+        </w:rPr>
         <w:lastRenderedPageBreak/>
         <w:t xml:space="preserve">  void </w:t>
       </w:r>
-      <w:proofErr w:type="gramStart"/>
-      <w:r>
-        <w:rPr>
-          <w:b/>
-          <w:bCs/>
-          <w:color w:val="D86DCB" w:themeColor="accent5" w:themeTint="99"/>
-          <w:sz w:val="36"/>
-          <w:szCs w:val="36"/>
-        </w:rPr>
-        <w:t>eat(</w:t>
-      </w:r>
-      <w:proofErr w:type="gramEnd"/>
-      <w:r>
-        <w:rPr>
-          <w:b/>
-          <w:bCs/>
-          <w:color w:val="D86DCB" w:themeColor="accent5" w:themeTint="99"/>
-          <w:sz w:val="36"/>
-          <w:szCs w:val="36"/>
-        </w:rPr>
-        <w:t>) {</w:t>
-      </w:r>
-    </w:p>
-    <w:p>
-      <w:pPr>
-        <w:jc w:val="both"/>
-        <w:rPr>
-          <w:b/>
-          <w:bCs/>
-          <w:color w:val="D86DCB" w:themeColor="accent5" w:themeTint="99"/>
-          <w:sz w:val="36"/>
-          <w:szCs w:val="36"/>
-        </w:rPr>
-      </w:pPr>
-      <w:r>
-        <w:rPr>
-          <w:b/>
-          <w:bCs/>
-          <w:color w:val="D86DCB" w:themeColor="accent5" w:themeTint="99"/>
-          <w:sz w:val="36"/>
-          <w:szCs w:val="36"/>
-        </w:rPr>
-        <w:t xml:space="preserve">    </w:t>
-      </w:r>
-      <w:proofErr w:type="gramStart"/>
-      <w:r>
-        <w:rPr>
-          <w:b/>
-          <w:bCs/>
-          <w:color w:val="D86DCB" w:themeColor="accent5" w:themeTint="99"/>
-          <w:sz w:val="36"/>
-          <w:szCs w:val="36"/>
-        </w:rPr>
-        <w:t>print(</w:t>
-      </w:r>
-      <w:proofErr w:type="gramEnd"/>
-      <w:r>
-        <w:rPr>
-          <w:b/>
-          <w:bCs/>
-          <w:color w:val="D86DCB" w:themeColor="accent5" w:themeTint="99"/>
-          <w:sz w:val="36"/>
-          <w:szCs w:val="36"/>
-        </w:rPr>
-        <w:t>'$name is eating');</w:t>
-      </w:r>
-    </w:p>
-    <w:p>
-      <w:pPr>
-        <w:jc w:val="both"/>
-        <w:rPr>
-          <w:b/>
-          <w:bCs/>
-          <w:color w:val="D86DCB" w:themeColor="accent5" w:themeTint="99"/>
-          <w:sz w:val="36"/>
-          <w:szCs w:val="36"/>
-        </w:rPr>
-      </w:pPr>
-      <w:r>
-        <w:rPr>
-          <w:b/>
-          <w:bCs/>
-          <w:color w:val="D86DCB" w:themeColor="accent5" w:themeTint="99"/>
-          <w:sz w:val="36"/>
-          <w:szCs w:val="36"/>
-        </w:rPr>
-        <w:t xml:space="preserve">  }</w:t>
-      </w:r>
-    </w:p>
-    <w:p>
-      <w:pPr>
-        <w:jc w:val="both"/>
-        <w:rPr>
-          <w:b/>
-          <w:bCs/>
-          <w:color w:val="D86DCB" w:themeColor="accent5" w:themeTint="99"/>
-          <w:sz w:val="36"/>
-          <w:szCs w:val="36"/>
-        </w:rPr>
-      </w:pPr>
-      <w:r>
-        <w:rPr>
-          <w:b/>
-          <w:bCs/>
-          <w:color w:val="D86DCB" w:themeColor="accent5" w:themeTint="99"/>
-          <w:sz w:val="36"/>
-          <w:szCs w:val="36"/>
-        </w:rPr>
-        <w:t xml:space="preserve">  void </w:t>
-      </w:r>
       <w:proofErr w:type="spellStart"/>
       <w:proofErr w:type="gramStart"/>
       <w:r>
@@ -9231,29 +9728,29 @@
           <w:sz w:val="36"/>
           <w:szCs w:val="36"/>
         </w:rPr>
-        <w:t>);</w:t>
-      </w:r>
-    </w:p>
-    <w:p>
-      <w:pPr>
-        <w:jc w:val="both"/>
-        <w:rPr>
-          <w:b/>
-          <w:bCs/>
-          <w:color w:val="D86DCB" w:themeColor="accent5" w:themeTint="99"/>
-          <w:sz w:val="36"/>
-          <w:szCs w:val="36"/>
-        </w:rPr>
-      </w:pPr>
-      <w:r>
-        <w:rPr>
-          <w:b/>
-          <w:bCs/>
-          <w:color w:val="D86DCB" w:themeColor="accent5" w:themeTint="99"/>
-          <w:sz w:val="36"/>
-          <w:szCs w:val="36"/>
-        </w:rPr>
-        <w:t xml:space="preserve">  static void </w:t>
+        <w:t>) {</w:t>
+      </w:r>
+    </w:p>
+    <w:p>
+      <w:pPr>
+        <w:jc w:val="both"/>
+        <w:rPr>
+          <w:b/>
+          <w:bCs/>
+          <w:color w:val="D86DCB" w:themeColor="accent5" w:themeTint="99"/>
+          <w:sz w:val="36"/>
+          <w:szCs w:val="36"/>
+        </w:rPr>
+      </w:pPr>
+      <w:r>
+        <w:rPr>
+          <w:b/>
+          <w:bCs/>
+          <w:color w:val="D86DCB" w:themeColor="accent5" w:themeTint="99"/>
+          <w:sz w:val="36"/>
+          <w:szCs w:val="36"/>
+        </w:rPr>
+        <w:t xml:space="preserve">    </w:t>
       </w:r>
       <w:proofErr w:type="gramStart"/>
       <w:r>
@@ -9264,7 +9761,7 @@
           <w:sz w:val="36"/>
           <w:szCs w:val="36"/>
         </w:rPr>
-        <w:t>test(</w:t>
+        <w:t>print(</w:t>
       </w:r>
       <w:proofErr w:type="gramEnd"/>
       <w:r>
@@ -9275,29 +9772,7 @@
           <w:sz w:val="36"/>
           <w:szCs w:val="36"/>
         </w:rPr>
-        <w:t>) {</w:t>
-      </w:r>
-    </w:p>
-    <w:p>
-      <w:pPr>
-        <w:jc w:val="both"/>
-        <w:rPr>
-          <w:b/>
-          <w:bCs/>
-          <w:color w:val="D86DCB" w:themeColor="accent5" w:themeTint="99"/>
-          <w:sz w:val="36"/>
-          <w:szCs w:val="36"/>
-        </w:rPr>
-      </w:pPr>
-      <w:r>
-        <w:rPr>
-          <w:b/>
-          <w:bCs/>
-          <w:color w:val="D86DCB" w:themeColor="accent5" w:themeTint="99"/>
-          <w:sz w:val="36"/>
-          <w:szCs w:val="36"/>
-        </w:rPr>
-        <w:t xml:space="preserve">    print('test');</w:t>
+        <w:t>'$name says Woof Woof');</w:t>
       </w:r>
     </w:p>
     <w:p>
@@ -9363,29 +9838,73 @@
           <w:sz w:val="36"/>
           <w:szCs w:val="36"/>
         </w:rPr>
-        <w:t>class Dog extends Animal {</w:t>
-      </w:r>
-    </w:p>
-    <w:p>
-      <w:pPr>
-        <w:jc w:val="both"/>
-        <w:rPr>
-          <w:b/>
-          <w:bCs/>
-          <w:color w:val="D86DCB" w:themeColor="accent5" w:themeTint="99"/>
-          <w:sz w:val="36"/>
-          <w:szCs w:val="36"/>
-        </w:rPr>
-      </w:pPr>
-      <w:r>
-        <w:rPr>
-          <w:b/>
-          <w:bCs/>
-          <w:color w:val="D86DCB" w:themeColor="accent5" w:themeTint="99"/>
-          <w:sz w:val="36"/>
-          <w:szCs w:val="36"/>
-        </w:rPr>
-        <w:t xml:space="preserve">  String color;</w:t>
+        <w:t>void main () {</w:t>
+      </w:r>
+    </w:p>
+    <w:p>
+      <w:pPr>
+        <w:jc w:val="both"/>
+        <w:rPr>
+          <w:b/>
+          <w:bCs/>
+          <w:color w:val="D86DCB" w:themeColor="accent5" w:themeTint="99"/>
+          <w:sz w:val="36"/>
+          <w:szCs w:val="36"/>
+        </w:rPr>
+      </w:pPr>
+      <w:r>
+        <w:rPr>
+          <w:b/>
+          <w:bCs/>
+          <w:color w:val="D86DCB" w:themeColor="accent5" w:themeTint="99"/>
+          <w:sz w:val="36"/>
+          <w:szCs w:val="36"/>
+        </w:rPr>
+        <w:t xml:space="preserve">  Dog </w:t>
+      </w:r>
+      <w:proofErr w:type="spellStart"/>
+      <w:r>
+        <w:rPr>
+          <w:b/>
+          <w:bCs/>
+          <w:color w:val="D86DCB" w:themeColor="accent5" w:themeTint="99"/>
+          <w:sz w:val="36"/>
+          <w:szCs w:val="36"/>
+        </w:rPr>
+        <w:t>dog</w:t>
+      </w:r>
+      <w:proofErr w:type="spellEnd"/>
+      <w:r>
+        <w:rPr>
+          <w:b/>
+          <w:bCs/>
+          <w:color w:val="D86DCB" w:themeColor="accent5" w:themeTint="99"/>
+          <w:sz w:val="36"/>
+          <w:szCs w:val="36"/>
+        </w:rPr>
+        <w:t xml:space="preserve"> = </w:t>
+      </w:r>
+      <w:proofErr w:type="gramStart"/>
+      <w:r>
+        <w:rPr>
+          <w:b/>
+          <w:bCs/>
+          <w:color w:val="D86DCB" w:themeColor="accent5" w:themeTint="99"/>
+          <w:sz w:val="36"/>
+          <w:szCs w:val="36"/>
+        </w:rPr>
+        <w:t>Dog(</w:t>
+      </w:r>
+      <w:proofErr w:type="gramEnd"/>
+      <w:r>
+        <w:rPr>
+          <w:b/>
+          <w:bCs/>
+          <w:color w:val="D86DCB" w:themeColor="accent5" w:themeTint="99"/>
+          <w:sz w:val="36"/>
+          <w:szCs w:val="36"/>
+        </w:rPr>
+        <w:t>name: 'Tom', color: 'Black');</w:t>
       </w:r>
     </w:p>
     <w:p>
@@ -9408,94 +9927,6 @@
           <w:szCs w:val="36"/>
         </w:rPr>
         <w:t xml:space="preserve">  </w:t>
-      </w:r>
-      <w:proofErr w:type="gramStart"/>
-      <w:r>
-        <w:rPr>
-          <w:b/>
-          <w:bCs/>
-          <w:color w:val="D86DCB" w:themeColor="accent5" w:themeTint="99"/>
-          <w:sz w:val="36"/>
-          <w:szCs w:val="36"/>
-        </w:rPr>
-        <w:t>Dog(</w:t>
-      </w:r>
-      <w:proofErr w:type="gramEnd"/>
-      <w:r>
-        <w:rPr>
-          <w:b/>
-          <w:bCs/>
-          <w:color w:val="D86DCB" w:themeColor="accent5" w:themeTint="99"/>
-          <w:sz w:val="36"/>
-          <w:szCs w:val="36"/>
-        </w:rPr>
-        <w:t xml:space="preserve">{required super.name, required </w:t>
-      </w:r>
-      <w:proofErr w:type="spellStart"/>
-      <w:r>
-        <w:rPr>
-          <w:b/>
-          <w:bCs/>
-          <w:color w:val="D86DCB" w:themeColor="accent5" w:themeTint="99"/>
-          <w:sz w:val="36"/>
-          <w:szCs w:val="36"/>
-        </w:rPr>
-        <w:t>this.color</w:t>
-      </w:r>
-      <w:proofErr w:type="spellEnd"/>
-      <w:r>
-        <w:rPr>
-          <w:b/>
-          <w:bCs/>
-          <w:color w:val="D86DCB" w:themeColor="accent5" w:themeTint="99"/>
-          <w:sz w:val="36"/>
-          <w:szCs w:val="36"/>
-        </w:rPr>
-        <w:t>});</w:t>
-      </w:r>
-    </w:p>
-    <w:p>
-      <w:pPr>
-        <w:jc w:val="both"/>
-        <w:rPr>
-          <w:b/>
-          <w:bCs/>
-          <w:color w:val="D86DCB" w:themeColor="accent5" w:themeTint="99"/>
-          <w:sz w:val="36"/>
-          <w:szCs w:val="36"/>
-        </w:rPr>
-      </w:pPr>
-      <w:r>
-        <w:rPr>
-          <w:b/>
-          <w:bCs/>
-          <w:color w:val="D86DCB" w:themeColor="accent5" w:themeTint="99"/>
-          <w:sz w:val="36"/>
-          <w:szCs w:val="36"/>
-        </w:rPr>
-        <w:t xml:space="preserve">  @override</w:t>
-      </w:r>
-    </w:p>
-    <w:p>
-      <w:pPr>
-        <w:jc w:val="both"/>
-        <w:rPr>
-          <w:b/>
-          <w:bCs/>
-          <w:color w:val="D86DCB" w:themeColor="accent5" w:themeTint="99"/>
-          <w:sz w:val="36"/>
-          <w:szCs w:val="36"/>
-        </w:rPr>
-      </w:pPr>
-      <w:r>
-        <w:rPr>
-          <w:b/>
-          <w:bCs/>
-          <w:color w:val="D86DCB" w:themeColor="accent5" w:themeTint="99"/>
-          <w:sz w:val="36"/>
-          <w:szCs w:val="36"/>
-        </w:rPr>
-        <w:t xml:space="preserve">  void </w:t>
       </w:r>
       <w:proofErr w:type="spellStart"/>
       <w:proofErr w:type="gramStart"/>
@@ -9507,7 +9938,7 @@
           <w:sz w:val="36"/>
           <w:szCs w:val="36"/>
         </w:rPr>
-        <w:t>makeSound</w:t>
+        <w:t>dog.eat</w:t>
       </w:r>
       <w:proofErr w:type="spellEnd"/>
       <w:r>
@@ -9529,639 +9960,469 @@
           <w:sz w:val="36"/>
           <w:szCs w:val="36"/>
         </w:rPr>
-        <w:t>) {</w:t>
-      </w:r>
-    </w:p>
-    <w:p>
-      <w:pPr>
-        <w:jc w:val="both"/>
-        <w:rPr>
-          <w:b/>
-          <w:bCs/>
-          <w:color w:val="D86DCB" w:themeColor="accent5" w:themeTint="99"/>
-          <w:sz w:val="36"/>
-          <w:szCs w:val="36"/>
-        </w:rPr>
-      </w:pPr>
-      <w:r>
-        <w:rPr>
-          <w:b/>
-          <w:bCs/>
-          <w:color w:val="D86DCB" w:themeColor="accent5" w:themeTint="99"/>
-          <w:sz w:val="36"/>
-          <w:szCs w:val="36"/>
-        </w:rPr>
-        <w:t xml:space="preserve">    </w:t>
+        <w:t>);</w:t>
+      </w:r>
+    </w:p>
+    <w:p>
+      <w:pPr>
+        <w:jc w:val="both"/>
+        <w:rPr>
+          <w:b/>
+          <w:bCs/>
+          <w:color w:val="D86DCB" w:themeColor="accent5" w:themeTint="99"/>
+          <w:sz w:val="36"/>
+          <w:szCs w:val="36"/>
+        </w:rPr>
+      </w:pPr>
+      <w:r>
+        <w:rPr>
+          <w:b/>
+          <w:bCs/>
+          <w:color w:val="D86DCB" w:themeColor="accent5" w:themeTint="99"/>
+          <w:sz w:val="36"/>
+          <w:szCs w:val="36"/>
+        </w:rPr>
+        <w:t>}</w:t>
+      </w:r>
+    </w:p>
+    <w:p>
+      <w:pPr>
+        <w:jc w:val="both"/>
+        <w:rPr>
+          <w:b/>
+          <w:bCs/>
+          <w:sz w:val="36"/>
+          <w:szCs w:val="36"/>
+        </w:rPr>
+      </w:pPr>
+    </w:p>
+    <w:p>
+      <w:pPr>
+        <w:jc w:val="both"/>
+        <w:rPr>
+          <w:b/>
+          <w:bCs/>
+          <w:sz w:val="36"/>
+          <w:szCs w:val="36"/>
+        </w:rPr>
+      </w:pPr>
+      <w:r>
+        <w:rPr>
+          <w:b/>
+          <w:bCs/>
+          <w:sz w:val="36"/>
+          <w:szCs w:val="36"/>
+        </w:rPr>
+        <w:t>Encapsulation in Dart:</w:t>
+      </w:r>
+    </w:p>
+    <w:p>
+      <w:pPr>
+        <w:jc w:val="both"/>
+        <w:rPr>
+          <w:sz w:val="36"/>
+          <w:szCs w:val="36"/>
+        </w:rPr>
+      </w:pPr>
+      <w:r>
+        <w:rPr>
+          <w:sz w:val="36"/>
+          <w:szCs w:val="36"/>
+        </w:rPr>
+        <w:t xml:space="preserve"># </w:t>
+      </w:r>
+      <w:r>
+        <w:rPr>
+          <w:sz w:val="36"/>
+          <w:szCs w:val="36"/>
+        </w:rPr>
+        <w:t>U</w:t>
+      </w:r>
+      <w:r>
+        <w:rPr>
+          <w:sz w:val="36"/>
+          <w:szCs w:val="36"/>
+        </w:rPr>
+        <w:t>sing _ before a method</w:t>
+      </w:r>
+      <w:r>
+        <w:rPr>
+          <w:sz w:val="36"/>
+          <w:szCs w:val="36"/>
+        </w:rPr>
+        <w:t>/function</w:t>
+      </w:r>
+      <w:r>
+        <w:rPr>
+          <w:sz w:val="36"/>
+          <w:szCs w:val="36"/>
+        </w:rPr>
+        <w:t xml:space="preserve"> or property</w:t>
+      </w:r>
+      <w:r>
+        <w:rPr>
+          <w:sz w:val="36"/>
+          <w:szCs w:val="36"/>
+        </w:rPr>
+        <w:t>/variable</w:t>
+      </w:r>
+      <w:r>
+        <w:rPr>
+          <w:sz w:val="36"/>
+          <w:szCs w:val="36"/>
+        </w:rPr>
+        <w:t xml:space="preserve"> makes it private or encapsulated</w:t>
+      </w:r>
+      <w:r>
+        <w:rPr>
+          <w:sz w:val="36"/>
+          <w:szCs w:val="36"/>
+        </w:rPr>
+        <w:t>. S</w:t>
+      </w:r>
+      <w:r>
+        <w:rPr>
+          <w:sz w:val="36"/>
+          <w:szCs w:val="36"/>
+        </w:rPr>
+        <w:t>o</w:t>
+      </w:r>
+      <w:r>
+        <w:rPr>
+          <w:sz w:val="36"/>
+          <w:szCs w:val="36"/>
+        </w:rPr>
+        <w:t>,</w:t>
+      </w:r>
+      <w:r>
+        <w:rPr>
+          <w:sz w:val="36"/>
+          <w:szCs w:val="36"/>
+        </w:rPr>
+        <w:t xml:space="preserve"> that it cannot be accessed from outside the class</w:t>
+      </w:r>
+      <w:r>
+        <w:rPr>
+          <w:sz w:val="36"/>
+          <w:szCs w:val="36"/>
+        </w:rPr>
+        <w:t>.</w:t>
+      </w:r>
+    </w:p>
+    <w:p>
+      <w:pPr>
+        <w:jc w:val="both"/>
+        <w:rPr>
+          <w:sz w:val="36"/>
+          <w:szCs w:val="36"/>
+        </w:rPr>
+      </w:pPr>
+      <w:r>
+        <w:rPr>
+          <w:sz w:val="36"/>
+          <w:szCs w:val="36"/>
+        </w:rPr>
+        <w:t xml:space="preserve"># We can use </w:t>
+      </w:r>
+      <w:r>
+        <w:rPr>
+          <w:b/>
+          <w:bCs/>
+          <w:sz w:val="36"/>
+          <w:szCs w:val="36"/>
+        </w:rPr>
+        <w:t>get</w:t>
+      </w:r>
+      <w:r>
+        <w:rPr>
+          <w:sz w:val="36"/>
+          <w:szCs w:val="36"/>
+        </w:rPr>
+        <w:t xml:space="preserve"> method</w:t>
+      </w:r>
+      <w:r>
+        <w:rPr>
+          <w:sz w:val="36"/>
+          <w:szCs w:val="36"/>
+        </w:rPr>
+        <w:t xml:space="preserve"> or a normal return method</w:t>
+      </w:r>
+      <w:r>
+        <w:rPr>
+          <w:sz w:val="36"/>
+          <w:szCs w:val="36"/>
+        </w:rPr>
+        <w:t xml:space="preserve"> (manual getter)</w:t>
+      </w:r>
+      <w:r>
+        <w:rPr>
+          <w:sz w:val="36"/>
+          <w:szCs w:val="36"/>
+        </w:rPr>
+        <w:t xml:space="preserve"> for showing private property outside the class</w:t>
+      </w:r>
+      <w:r>
+        <w:rPr>
+          <w:sz w:val="36"/>
+          <w:szCs w:val="36"/>
+        </w:rPr>
+        <w:t>.</w:t>
+      </w:r>
+      <w:r>
+        <w:rPr>
+          <w:sz w:val="36"/>
+          <w:szCs w:val="36"/>
+        </w:rPr>
+        <w:t xml:space="preserve"> Also,</w:t>
+      </w:r>
+      <w:r>
+        <w:rPr>
+          <w:sz w:val="36"/>
+          <w:szCs w:val="36"/>
+        </w:rPr>
+        <w:t xml:space="preserve"> </w:t>
+      </w:r>
+      <w:r>
+        <w:rPr>
+          <w:sz w:val="36"/>
+          <w:szCs w:val="36"/>
+        </w:rPr>
+        <w:t xml:space="preserve">getter </w:t>
+      </w:r>
+      <w:r>
+        <w:rPr>
+          <w:sz w:val="36"/>
+          <w:szCs w:val="36"/>
+        </w:rPr>
+        <w:t>(</w:t>
+      </w:r>
+      <w:r>
+        <w:rPr>
+          <w:b/>
+          <w:bCs/>
+          <w:sz w:val="36"/>
+          <w:szCs w:val="36"/>
+        </w:rPr>
+        <w:t>get</w:t>
+      </w:r>
+      <w:r>
+        <w:rPr>
+          <w:sz w:val="36"/>
+          <w:szCs w:val="36"/>
+        </w:rPr>
+        <w:t xml:space="preserve">) </w:t>
+      </w:r>
+      <w:r>
+        <w:rPr>
+          <w:sz w:val="36"/>
+          <w:szCs w:val="36"/>
+        </w:rPr>
+        <w:t>method doesn't take any parameter</w:t>
+      </w:r>
+    </w:p>
+    <w:p>
+      <w:pPr>
+        <w:jc w:val="both"/>
+        <w:rPr>
+          <w:sz w:val="36"/>
+          <w:szCs w:val="36"/>
+        </w:rPr>
+      </w:pPr>
+      <w:r>
+        <w:rPr>
+          <w:sz w:val="36"/>
+          <w:szCs w:val="36"/>
+        </w:rPr>
+        <w:t xml:space="preserve"># We can use </w:t>
+      </w:r>
+      <w:r>
+        <w:rPr>
+          <w:b/>
+          <w:bCs/>
+          <w:sz w:val="36"/>
+          <w:szCs w:val="36"/>
+        </w:rPr>
+        <w:t>set</w:t>
+      </w:r>
+      <w:r>
+        <w:rPr>
+          <w:sz w:val="36"/>
+          <w:szCs w:val="36"/>
+        </w:rPr>
+        <w:t xml:space="preserve"> method for</w:t>
+      </w:r>
+      <w:r>
+        <w:rPr>
+          <w:sz w:val="36"/>
+          <w:szCs w:val="36"/>
+        </w:rPr>
+        <w:t xml:space="preserve"> setting private</w:t>
+      </w:r>
+      <w:r>
+        <w:rPr>
+          <w:sz w:val="36"/>
+          <w:szCs w:val="36"/>
+        </w:rPr>
+        <w:t xml:space="preserve"> or encapsulated</w:t>
+      </w:r>
+      <w:r>
+        <w:rPr>
+          <w:sz w:val="36"/>
+          <w:szCs w:val="36"/>
+        </w:rPr>
+        <w:t xml:space="preserve"> property outside the class</w:t>
+      </w:r>
+    </w:p>
+    <w:p>
+      <w:pPr>
+        <w:jc w:val="both"/>
+        <w:rPr>
+          <w:sz w:val="36"/>
+          <w:szCs w:val="36"/>
+        </w:rPr>
+      </w:pPr>
+      <w:r>
+        <w:rPr>
+          <w:sz w:val="36"/>
+          <w:szCs w:val="36"/>
+        </w:rPr>
+        <w:t xml:space="preserve"># </w:t>
+      </w:r>
+      <w:r>
+        <w:rPr>
+          <w:sz w:val="36"/>
+          <w:szCs w:val="36"/>
+        </w:rPr>
+        <w:t>The following lines will give error because we cannot access private</w:t>
+      </w:r>
+      <w:r>
+        <w:rPr>
+          <w:sz w:val="36"/>
+          <w:szCs w:val="36"/>
+        </w:rPr>
+        <w:t xml:space="preserve"> </w:t>
+      </w:r>
+      <w:r>
+        <w:rPr>
+          <w:sz w:val="36"/>
+          <w:szCs w:val="36"/>
+        </w:rPr>
+        <w:t>members from outside the class cause its encapsulated</w:t>
+      </w:r>
+    </w:p>
+    <w:p>
+      <w:pPr>
+        <w:jc w:val="both"/>
+        <w:rPr>
+          <w:sz w:val="36"/>
+          <w:szCs w:val="36"/>
+        </w:rPr>
+      </w:pPr>
+      <w:r>
+        <w:rPr>
+          <w:sz w:val="36"/>
+          <w:szCs w:val="36"/>
+        </w:rPr>
+        <w:t xml:space="preserve"># </w:t>
+      </w:r>
+      <w:r>
+        <w:rPr>
+          <w:b/>
+          <w:bCs/>
+          <w:sz w:val="36"/>
+          <w:szCs w:val="36"/>
+        </w:rPr>
+        <w:t xml:space="preserve">throw </w:t>
       </w:r>
       <w:proofErr w:type="gramStart"/>
       <w:r>
         <w:rPr>
           <w:b/>
           <w:bCs/>
-          <w:color w:val="D86DCB" w:themeColor="accent5" w:themeTint="99"/>
-          <w:sz w:val="36"/>
-          <w:szCs w:val="36"/>
-        </w:rPr>
-        <w:t>print(</w:t>
+          <w:sz w:val="36"/>
+          <w:szCs w:val="36"/>
+        </w:rPr>
+        <w:t>Exception(</w:t>
       </w:r>
       <w:proofErr w:type="gramEnd"/>
       <w:r>
         <w:rPr>
           <w:b/>
           <w:bCs/>
-          <w:color w:val="D86DCB" w:themeColor="accent5" w:themeTint="99"/>
-          <w:sz w:val="36"/>
-          <w:szCs w:val="36"/>
-        </w:rPr>
-        <w:t>'$name says Woof Woof');</w:t>
-      </w:r>
-    </w:p>
-    <w:p>
-      <w:pPr>
-        <w:jc w:val="both"/>
-        <w:rPr>
-          <w:b/>
-          <w:bCs/>
-          <w:color w:val="D86DCB" w:themeColor="accent5" w:themeTint="99"/>
-          <w:sz w:val="36"/>
-          <w:szCs w:val="36"/>
-        </w:rPr>
-      </w:pPr>
-      <w:r>
-        <w:rPr>
-          <w:b/>
-          <w:bCs/>
-          <w:color w:val="D86DCB" w:themeColor="accent5" w:themeTint="99"/>
-          <w:sz w:val="36"/>
-          <w:szCs w:val="36"/>
-        </w:rPr>
-        <w:t xml:space="preserve">  }</w:t>
-      </w:r>
-    </w:p>
-    <w:p>
-      <w:pPr>
-        <w:jc w:val="both"/>
-        <w:rPr>
-          <w:b/>
-          <w:bCs/>
-          <w:color w:val="D86DCB" w:themeColor="accent5" w:themeTint="99"/>
-          <w:sz w:val="36"/>
-          <w:szCs w:val="36"/>
-        </w:rPr>
-      </w:pPr>
-      <w:r>
-        <w:rPr>
-          <w:b/>
-          <w:bCs/>
-          <w:color w:val="D86DCB" w:themeColor="accent5" w:themeTint="99"/>
-          <w:sz w:val="36"/>
-          <w:szCs w:val="36"/>
-        </w:rPr>
-        <w:t>}</w:t>
-      </w:r>
-    </w:p>
-    <w:p>
-      <w:pPr>
-        <w:jc w:val="both"/>
-        <w:rPr>
-          <w:b/>
-          <w:bCs/>
-          <w:color w:val="D86DCB" w:themeColor="accent5" w:themeTint="99"/>
-          <w:sz w:val="36"/>
-          <w:szCs w:val="36"/>
-        </w:rPr>
-      </w:pPr>
-      <w:r>
-        <w:rPr>
-          <w:b/>
-          <w:bCs/>
-          <w:color w:val="D86DCB" w:themeColor="accent5" w:themeTint="99"/>
-          <w:sz w:val="36"/>
-          <w:szCs w:val="36"/>
-        </w:rPr>
-        <w:t>void main () {</w:t>
-      </w:r>
-    </w:p>
-    <w:p>
-      <w:pPr>
-        <w:jc w:val="both"/>
-        <w:rPr>
-          <w:b/>
-          <w:bCs/>
-          <w:color w:val="D86DCB" w:themeColor="accent5" w:themeTint="99"/>
-          <w:sz w:val="36"/>
-          <w:szCs w:val="36"/>
-        </w:rPr>
-      </w:pPr>
-      <w:r>
-        <w:rPr>
-          <w:b/>
-          <w:bCs/>
-          <w:color w:val="D86DCB" w:themeColor="accent5" w:themeTint="99"/>
-          <w:sz w:val="36"/>
-          <w:szCs w:val="36"/>
-        </w:rPr>
-        <w:t xml:space="preserve">  Dog </w:t>
-      </w:r>
-      <w:proofErr w:type="spellStart"/>
-      <w:r>
-        <w:rPr>
-          <w:b/>
-          <w:bCs/>
-          <w:color w:val="D86DCB" w:themeColor="accent5" w:themeTint="99"/>
-          <w:sz w:val="36"/>
-          <w:szCs w:val="36"/>
-        </w:rPr>
-        <w:t>dog</w:t>
-      </w:r>
-      <w:proofErr w:type="spellEnd"/>
-      <w:r>
-        <w:rPr>
-          <w:b/>
-          <w:bCs/>
-          <w:color w:val="D86DCB" w:themeColor="accent5" w:themeTint="99"/>
-          <w:sz w:val="36"/>
-          <w:szCs w:val="36"/>
-        </w:rPr>
-        <w:t xml:space="preserve"> = </w:t>
-      </w:r>
-      <w:proofErr w:type="gramStart"/>
-      <w:r>
-        <w:rPr>
-          <w:b/>
-          <w:bCs/>
-          <w:color w:val="D86DCB" w:themeColor="accent5" w:themeTint="99"/>
-          <w:sz w:val="36"/>
-          <w:szCs w:val="36"/>
-        </w:rPr>
-        <w:t>Dog(</w:t>
-      </w:r>
-      <w:proofErr w:type="gramEnd"/>
-      <w:r>
-        <w:rPr>
-          <w:b/>
-          <w:bCs/>
-          <w:color w:val="D86DCB" w:themeColor="accent5" w:themeTint="99"/>
-          <w:sz w:val="36"/>
-          <w:szCs w:val="36"/>
-        </w:rPr>
-        <w:t>name: 'Tom', color: 'Black');</w:t>
-      </w:r>
-    </w:p>
-    <w:p>
-      <w:pPr>
-        <w:jc w:val="both"/>
-        <w:rPr>
-          <w:b/>
-          <w:bCs/>
-          <w:color w:val="D86DCB" w:themeColor="accent5" w:themeTint="99"/>
-          <w:sz w:val="36"/>
-          <w:szCs w:val="36"/>
-        </w:rPr>
-      </w:pPr>
-      <w:r>
-        <w:rPr>
-          <w:b/>
-          <w:bCs/>
-          <w:color w:val="D86DCB" w:themeColor="accent5" w:themeTint="99"/>
-          <w:sz w:val="36"/>
-          <w:szCs w:val="36"/>
-        </w:rPr>
-        <w:t xml:space="preserve">  </w:t>
-      </w:r>
+          <w:sz w:val="36"/>
+          <w:szCs w:val="36"/>
+        </w:rPr>
+        <w:t>)</w:t>
+      </w:r>
+      <w:r>
+        <w:rPr>
+          <w:sz w:val="36"/>
+          <w:szCs w:val="36"/>
+        </w:rPr>
+        <w:t xml:space="preserve"> throws error if pin invalid.</w:t>
+      </w:r>
+    </w:p>
+    <w:p>
+      <w:pPr>
+        <w:jc w:val="both"/>
+        <w:rPr>
+          <w:b/>
+          <w:bCs/>
+          <w:sz w:val="36"/>
+          <w:szCs w:val="36"/>
+        </w:rPr>
+      </w:pPr>
       <w:proofErr w:type="spellStart"/>
       <w:proofErr w:type="gramStart"/>
       <w:r>
         <w:rPr>
           <w:b/>
           <w:bCs/>
-          <w:color w:val="D86DCB" w:themeColor="accent5" w:themeTint="99"/>
-          <w:sz w:val="36"/>
-          <w:szCs w:val="36"/>
-        </w:rPr>
-        <w:t>dog.eat</w:t>
+          <w:sz w:val="36"/>
+          <w:szCs w:val="36"/>
+        </w:rPr>
+        <w:lastRenderedPageBreak/>
+        <w:t>bfc</w:t>
       </w:r>
       <w:proofErr w:type="spellEnd"/>
       <w:r>
         <w:rPr>
           <w:b/>
           <w:bCs/>
-          <w:color w:val="D86DCB" w:themeColor="accent5" w:themeTint="99"/>
-          <w:sz w:val="36"/>
-          <w:szCs w:val="36"/>
-        </w:rPr>
-        <w:t>(</w:t>
-      </w:r>
+          <w:sz w:val="36"/>
+          <w:szCs w:val="36"/>
+        </w:rPr>
+        <w:t>._</w:t>
+      </w:r>
+      <w:proofErr w:type="spellStart"/>
       <w:proofErr w:type="gramEnd"/>
       <w:r>
         <w:rPr>
           <w:b/>
           <w:bCs/>
-          <w:color w:val="D86DCB" w:themeColor="accent5" w:themeTint="99"/>
-          <w:sz w:val="36"/>
-          <w:szCs w:val="36"/>
-        </w:rPr>
-        <w:t>);</w:t>
-      </w:r>
-    </w:p>
-    <w:p>
-      <w:pPr>
-        <w:jc w:val="both"/>
-        <w:rPr>
-          <w:b/>
-          <w:bCs/>
-          <w:color w:val="D86DCB" w:themeColor="accent5" w:themeTint="99"/>
-          <w:sz w:val="36"/>
-          <w:szCs w:val="36"/>
-        </w:rPr>
-      </w:pPr>
-      <w:r>
-        <w:rPr>
-          <w:b/>
-          <w:bCs/>
-          <w:color w:val="D86DCB" w:themeColor="accent5" w:themeTint="99"/>
-          <w:sz w:val="36"/>
-          <w:szCs w:val="36"/>
-        </w:rPr>
-        <w:t>}</w:t>
-      </w:r>
-    </w:p>
-    <w:p>
-      <w:pPr>
-        <w:jc w:val="both"/>
-        <w:rPr>
-          <w:b/>
-          <w:bCs/>
-          <w:sz w:val="36"/>
-          <w:szCs w:val="36"/>
-        </w:rPr>
-      </w:pPr>
-    </w:p>
-    <w:p>
-      <w:pPr>
-        <w:jc w:val="both"/>
-        <w:rPr>
-          <w:b/>
-          <w:bCs/>
-          <w:sz w:val="36"/>
-          <w:szCs w:val="36"/>
-        </w:rPr>
-      </w:pPr>
-      <w:r>
-        <w:rPr>
-          <w:b/>
-          <w:bCs/>
-          <w:sz w:val="36"/>
-          <w:szCs w:val="36"/>
-        </w:rPr>
-        <w:lastRenderedPageBreak/>
-        <w:t>Encapsulation in Dart:</w:t>
-      </w:r>
-    </w:p>
-    <w:p>
-      <w:pPr>
-        <w:jc w:val="both"/>
-        <w:rPr>
-          <w:sz w:val="36"/>
-          <w:szCs w:val="36"/>
-        </w:rPr>
-      </w:pPr>
-      <w:r>
-        <w:rPr>
-          <w:sz w:val="36"/>
-          <w:szCs w:val="36"/>
-        </w:rPr>
-        <w:t xml:space="preserve"># </w:t>
-      </w:r>
-      <w:r>
-        <w:rPr>
-          <w:sz w:val="36"/>
-          <w:szCs w:val="36"/>
-        </w:rPr>
-        <w:t>U</w:t>
-      </w:r>
-      <w:r>
-        <w:rPr>
-          <w:sz w:val="36"/>
-          <w:szCs w:val="36"/>
-        </w:rPr>
-        <w:t>sing _ before a method</w:t>
-      </w:r>
-      <w:r>
-        <w:rPr>
-          <w:sz w:val="36"/>
-          <w:szCs w:val="36"/>
-        </w:rPr>
-        <w:t>/function</w:t>
-      </w:r>
-      <w:r>
-        <w:rPr>
-          <w:sz w:val="36"/>
-          <w:szCs w:val="36"/>
-        </w:rPr>
-        <w:t xml:space="preserve"> or property</w:t>
-      </w:r>
-      <w:r>
-        <w:rPr>
-          <w:sz w:val="36"/>
-          <w:szCs w:val="36"/>
-        </w:rPr>
-        <w:t>/variable</w:t>
-      </w:r>
-      <w:r>
-        <w:rPr>
-          <w:sz w:val="36"/>
-          <w:szCs w:val="36"/>
-        </w:rPr>
-        <w:t xml:space="preserve"> makes it private or encapsulated</w:t>
-      </w:r>
-      <w:r>
-        <w:rPr>
-          <w:sz w:val="36"/>
-          <w:szCs w:val="36"/>
-        </w:rPr>
-        <w:t>. S</w:t>
-      </w:r>
-      <w:r>
-        <w:rPr>
-          <w:sz w:val="36"/>
-          <w:szCs w:val="36"/>
-        </w:rPr>
-        <w:t>o</w:t>
-      </w:r>
-      <w:r>
-        <w:rPr>
-          <w:sz w:val="36"/>
-          <w:szCs w:val="36"/>
-        </w:rPr>
-        <w:t>,</w:t>
-      </w:r>
-      <w:r>
-        <w:rPr>
-          <w:sz w:val="36"/>
-          <w:szCs w:val="36"/>
-        </w:rPr>
-        <w:t xml:space="preserve"> that it cannot be accessed from outside the class</w:t>
-      </w:r>
-      <w:r>
-        <w:rPr>
-          <w:sz w:val="36"/>
-          <w:szCs w:val="36"/>
-        </w:rPr>
-        <w:t>.</w:t>
-      </w:r>
-    </w:p>
-    <w:p>
-      <w:pPr>
-        <w:jc w:val="both"/>
-        <w:rPr>
-          <w:sz w:val="36"/>
-          <w:szCs w:val="36"/>
-        </w:rPr>
-      </w:pPr>
-      <w:r>
-        <w:rPr>
-          <w:sz w:val="36"/>
-          <w:szCs w:val="36"/>
-        </w:rPr>
-        <w:t xml:space="preserve"># We can use </w:t>
-      </w:r>
-      <w:r>
-        <w:rPr>
-          <w:b/>
-          <w:bCs/>
-          <w:sz w:val="36"/>
-          <w:szCs w:val="36"/>
-        </w:rPr>
-        <w:t>get</w:t>
-      </w:r>
-      <w:r>
-        <w:rPr>
-          <w:sz w:val="36"/>
-          <w:szCs w:val="36"/>
-        </w:rPr>
-        <w:t xml:space="preserve"> method</w:t>
-      </w:r>
-      <w:r>
-        <w:rPr>
-          <w:sz w:val="36"/>
-          <w:szCs w:val="36"/>
-        </w:rPr>
-        <w:t xml:space="preserve"> or a normal return method</w:t>
-      </w:r>
-      <w:r>
-        <w:rPr>
-          <w:sz w:val="36"/>
-          <w:szCs w:val="36"/>
-        </w:rPr>
-        <w:t xml:space="preserve"> (manual getter)</w:t>
-      </w:r>
-      <w:r>
-        <w:rPr>
-          <w:sz w:val="36"/>
-          <w:szCs w:val="36"/>
-        </w:rPr>
-        <w:t xml:space="preserve"> for showing private property outside the class</w:t>
-      </w:r>
-      <w:r>
-        <w:rPr>
-          <w:sz w:val="36"/>
-          <w:szCs w:val="36"/>
-        </w:rPr>
-        <w:t>.</w:t>
-      </w:r>
-      <w:r>
-        <w:rPr>
-          <w:sz w:val="36"/>
-          <w:szCs w:val="36"/>
-        </w:rPr>
-        <w:t xml:space="preserve"> Also,</w:t>
-      </w:r>
-      <w:r>
-        <w:rPr>
-          <w:sz w:val="36"/>
-          <w:szCs w:val="36"/>
-        </w:rPr>
-        <w:t xml:space="preserve"> </w:t>
-      </w:r>
-      <w:r>
-        <w:rPr>
-          <w:sz w:val="36"/>
-          <w:szCs w:val="36"/>
-        </w:rPr>
-        <w:t xml:space="preserve">getter </w:t>
-      </w:r>
-      <w:r>
-        <w:rPr>
-          <w:sz w:val="36"/>
-          <w:szCs w:val="36"/>
-        </w:rPr>
-        <w:t>(</w:t>
-      </w:r>
-      <w:r>
-        <w:rPr>
-          <w:b/>
-          <w:bCs/>
-          <w:sz w:val="36"/>
-          <w:szCs w:val="36"/>
-        </w:rPr>
-        <w:t>get</w:t>
-      </w:r>
-      <w:r>
-        <w:rPr>
-          <w:sz w:val="36"/>
-          <w:szCs w:val="36"/>
-        </w:rPr>
-        <w:t xml:space="preserve">) </w:t>
-      </w:r>
-      <w:r>
-        <w:rPr>
-          <w:sz w:val="36"/>
-          <w:szCs w:val="36"/>
-        </w:rPr>
-        <w:t>method doesn't take any parameter</w:t>
-      </w:r>
-    </w:p>
-    <w:p>
-      <w:pPr>
-        <w:jc w:val="both"/>
-        <w:rPr>
-          <w:sz w:val="36"/>
-          <w:szCs w:val="36"/>
-        </w:rPr>
-      </w:pPr>
-      <w:r>
-        <w:rPr>
-          <w:sz w:val="36"/>
-          <w:szCs w:val="36"/>
-        </w:rPr>
-        <w:t xml:space="preserve"># We can use </w:t>
-      </w:r>
-      <w:r>
-        <w:rPr>
-          <w:b/>
-          <w:bCs/>
-          <w:sz w:val="36"/>
-          <w:szCs w:val="36"/>
-        </w:rPr>
-        <w:t>set</w:t>
-      </w:r>
-      <w:r>
-        <w:rPr>
-          <w:sz w:val="36"/>
-          <w:szCs w:val="36"/>
-        </w:rPr>
-        <w:t xml:space="preserve"> method for</w:t>
-      </w:r>
-      <w:r>
-        <w:rPr>
-          <w:sz w:val="36"/>
-          <w:szCs w:val="36"/>
-        </w:rPr>
-        <w:t xml:space="preserve"> setting private</w:t>
-      </w:r>
-      <w:r>
-        <w:rPr>
-          <w:sz w:val="36"/>
-          <w:szCs w:val="36"/>
-        </w:rPr>
-        <w:t xml:space="preserve"> or encapsulated</w:t>
-      </w:r>
-      <w:r>
-        <w:rPr>
-          <w:sz w:val="36"/>
-          <w:szCs w:val="36"/>
-        </w:rPr>
-        <w:t xml:space="preserve"> property outside the class</w:t>
-      </w:r>
-    </w:p>
-    <w:p>
-      <w:pPr>
-        <w:jc w:val="both"/>
-        <w:rPr>
-          <w:sz w:val="36"/>
-          <w:szCs w:val="36"/>
-        </w:rPr>
-      </w:pPr>
-      <w:r>
-        <w:rPr>
-          <w:sz w:val="36"/>
-          <w:szCs w:val="36"/>
-        </w:rPr>
-        <w:t xml:space="preserve"># </w:t>
-      </w:r>
-      <w:r>
-        <w:rPr>
-          <w:sz w:val="36"/>
-          <w:szCs w:val="36"/>
-        </w:rPr>
-        <w:t>The following lines will give error because we cannot access private</w:t>
-      </w:r>
-      <w:r>
-        <w:rPr>
-          <w:sz w:val="36"/>
-          <w:szCs w:val="36"/>
-        </w:rPr>
-        <w:t xml:space="preserve"> </w:t>
-      </w:r>
-      <w:r>
-        <w:rPr>
-          <w:sz w:val="36"/>
-          <w:szCs w:val="36"/>
-        </w:rPr>
-        <w:t>members from outside the class cause its encapsulated</w:t>
-      </w:r>
-    </w:p>
-    <w:p>
-      <w:pPr>
-        <w:jc w:val="both"/>
-        <w:rPr>
-          <w:sz w:val="36"/>
-          <w:szCs w:val="36"/>
-        </w:rPr>
-      </w:pPr>
-      <w:r>
-        <w:rPr>
-          <w:sz w:val="36"/>
-          <w:szCs w:val="36"/>
-        </w:rPr>
-        <w:t xml:space="preserve"># </w:t>
-      </w:r>
-      <w:r>
-        <w:rPr>
-          <w:b/>
-          <w:bCs/>
-          <w:sz w:val="36"/>
-          <w:szCs w:val="36"/>
-        </w:rPr>
-        <w:t xml:space="preserve">throw </w:t>
-      </w:r>
-      <w:proofErr w:type="gramStart"/>
-      <w:r>
-        <w:rPr>
-          <w:b/>
-          <w:bCs/>
-          <w:sz w:val="36"/>
-          <w:szCs w:val="36"/>
-        </w:rPr>
-        <w:t>Exception(</w:t>
-      </w:r>
-      <w:proofErr w:type="gramEnd"/>
-      <w:r>
-        <w:rPr>
-          <w:b/>
-          <w:bCs/>
-          <w:sz w:val="36"/>
-          <w:szCs w:val="36"/>
-        </w:rPr>
-        <w:t>)</w:t>
-      </w:r>
-      <w:r>
-        <w:rPr>
-          <w:sz w:val="36"/>
-          <w:szCs w:val="36"/>
-        </w:rPr>
-        <w:t xml:space="preserve"> throws error if pin invalid.</w:t>
+          <w:sz w:val="36"/>
+          <w:szCs w:val="36"/>
+        </w:rPr>
+        <w:t>prepareItem</w:t>
+      </w:r>
+      <w:proofErr w:type="spellEnd"/>
+      <w:r>
+        <w:rPr>
+          <w:b/>
+          <w:bCs/>
+          <w:sz w:val="36"/>
+          <w:szCs w:val="36"/>
+        </w:rPr>
+        <w:t>("Chicken Fry");</w:t>
+      </w:r>
+      <w:r>
+        <w:rPr>
+          <w:b/>
+          <w:bCs/>
+          <w:sz w:val="36"/>
+          <w:szCs w:val="36"/>
+        </w:rPr>
+        <w:t xml:space="preserve"> // won’t work</w:t>
       </w:r>
     </w:p>
     <w:p>
@@ -10195,12 +10456,242 @@
         </w:rPr>
         <w:t>._</w:t>
       </w:r>
+      <w:proofErr w:type="gramEnd"/>
+      <w:r>
+        <w:rPr>
+          <w:b/>
+          <w:bCs/>
+          <w:sz w:val="36"/>
+          <w:szCs w:val="36"/>
+        </w:rPr>
+        <w:t>shopping("Chicken Fry");</w:t>
+      </w:r>
+    </w:p>
+    <w:p>
+      <w:pPr>
+        <w:jc w:val="both"/>
+        <w:rPr>
+          <w:b/>
+          <w:bCs/>
+          <w:color w:val="D86DCB" w:themeColor="accent5" w:themeTint="99"/>
+          <w:sz w:val="36"/>
+          <w:szCs w:val="36"/>
+        </w:rPr>
+      </w:pPr>
+      <w:r>
+        <w:rPr>
+          <w:b/>
+          <w:bCs/>
+          <w:color w:val="D86DCB" w:themeColor="accent5" w:themeTint="99"/>
+          <w:sz w:val="36"/>
+          <w:szCs w:val="36"/>
+        </w:rPr>
+        <w:t>class Restaurant {</w:t>
+      </w:r>
+    </w:p>
+    <w:p>
+      <w:pPr>
+        <w:jc w:val="both"/>
+        <w:rPr>
+          <w:b/>
+          <w:bCs/>
+          <w:color w:val="D86DCB" w:themeColor="accent5" w:themeTint="99"/>
+          <w:sz w:val="36"/>
+          <w:szCs w:val="36"/>
+        </w:rPr>
+      </w:pPr>
+      <w:r>
+        <w:rPr>
+          <w:b/>
+          <w:bCs/>
+          <w:color w:val="D86DCB" w:themeColor="accent5" w:themeTint="99"/>
+          <w:sz w:val="36"/>
+          <w:szCs w:val="36"/>
+        </w:rPr>
+        <w:t xml:space="preserve">  int _id = 187;</w:t>
+      </w:r>
+    </w:p>
+    <w:p>
+      <w:pPr>
+        <w:jc w:val="both"/>
+        <w:rPr>
+          <w:b/>
+          <w:bCs/>
+          <w:color w:val="D86DCB" w:themeColor="accent5" w:themeTint="99"/>
+          <w:sz w:val="36"/>
+          <w:szCs w:val="36"/>
+        </w:rPr>
+      </w:pPr>
+      <w:r>
+        <w:rPr>
+          <w:b/>
+          <w:bCs/>
+          <w:color w:val="D86DCB" w:themeColor="accent5" w:themeTint="99"/>
+          <w:sz w:val="36"/>
+          <w:szCs w:val="36"/>
+        </w:rPr>
+        <w:t xml:space="preserve">  int get </w:t>
+      </w:r>
       <w:proofErr w:type="spellStart"/>
+      <w:r>
+        <w:rPr>
+          <w:b/>
+          <w:bCs/>
+          <w:color w:val="D86DCB" w:themeColor="accent5" w:themeTint="99"/>
+          <w:sz w:val="36"/>
+          <w:szCs w:val="36"/>
+        </w:rPr>
+        <w:t>getId</w:t>
+      </w:r>
+      <w:proofErr w:type="spellEnd"/>
+      <w:r>
+        <w:rPr>
+          <w:b/>
+          <w:bCs/>
+          <w:color w:val="D86DCB" w:themeColor="accent5" w:themeTint="99"/>
+          <w:sz w:val="36"/>
+          <w:szCs w:val="36"/>
+        </w:rPr>
+        <w:t xml:space="preserve"> =&gt; _id;</w:t>
+      </w:r>
+    </w:p>
+    <w:p>
+      <w:pPr>
+        <w:jc w:val="both"/>
+        <w:rPr>
+          <w:b/>
+          <w:bCs/>
+          <w:color w:val="D86DCB" w:themeColor="accent5" w:themeTint="99"/>
+          <w:sz w:val="36"/>
+          <w:szCs w:val="36"/>
+        </w:rPr>
+      </w:pPr>
+      <w:r>
+        <w:rPr>
+          <w:b/>
+          <w:bCs/>
+          <w:color w:val="D86DCB" w:themeColor="accent5" w:themeTint="99"/>
+          <w:sz w:val="36"/>
+          <w:szCs w:val="36"/>
+        </w:rPr>
+        <w:t xml:space="preserve">  set </w:t>
+      </w:r>
+      <w:proofErr w:type="spellStart"/>
+      <w:r>
+        <w:rPr>
+          <w:b/>
+          <w:bCs/>
+          <w:color w:val="D86DCB" w:themeColor="accent5" w:themeTint="99"/>
+          <w:sz w:val="36"/>
+          <w:szCs w:val="36"/>
+        </w:rPr>
+        <w:t>setId</w:t>
+      </w:r>
+      <w:proofErr w:type="spellEnd"/>
+      <w:r>
+        <w:rPr>
+          <w:b/>
+          <w:bCs/>
+          <w:color w:val="D86DCB" w:themeColor="accent5" w:themeTint="99"/>
+          <w:sz w:val="36"/>
+          <w:szCs w:val="36"/>
+        </w:rPr>
+        <w:t xml:space="preserve"> (int value) =&gt; _id = value;</w:t>
+      </w:r>
+    </w:p>
+    <w:p>
+      <w:pPr>
+        <w:jc w:val="both"/>
+        <w:rPr>
+          <w:b/>
+          <w:bCs/>
+          <w:color w:val="D86DCB" w:themeColor="accent5" w:themeTint="99"/>
+          <w:sz w:val="36"/>
+          <w:szCs w:val="36"/>
+        </w:rPr>
+      </w:pPr>
+      <w:r>
+        <w:rPr>
+          <w:b/>
+          <w:bCs/>
+          <w:color w:val="D86DCB" w:themeColor="accent5" w:themeTint="99"/>
+          <w:sz w:val="36"/>
+          <w:szCs w:val="36"/>
+        </w:rPr>
+        <w:t xml:space="preserve">  void order (String item) {</w:t>
+      </w:r>
+    </w:p>
+    <w:p>
+      <w:pPr>
+        <w:jc w:val="both"/>
+        <w:rPr>
+          <w:b/>
+          <w:bCs/>
+          <w:color w:val="D86DCB" w:themeColor="accent5" w:themeTint="99"/>
+          <w:sz w:val="36"/>
+          <w:szCs w:val="36"/>
+        </w:rPr>
+      </w:pPr>
+      <w:r>
+        <w:rPr>
+          <w:b/>
+          <w:bCs/>
+          <w:color w:val="D86DCB" w:themeColor="accent5" w:themeTint="99"/>
+          <w:sz w:val="36"/>
+          <w:szCs w:val="36"/>
+        </w:rPr>
+        <w:t xml:space="preserve">    </w:t>
+      </w:r>
+      <w:proofErr w:type="gramStart"/>
+      <w:r>
+        <w:rPr>
+          <w:b/>
+          <w:bCs/>
+          <w:color w:val="D86DCB" w:themeColor="accent5" w:themeTint="99"/>
+          <w:sz w:val="36"/>
+          <w:szCs w:val="36"/>
+        </w:rPr>
+        <w:t>print(</w:t>
+      </w:r>
       <w:proofErr w:type="gramEnd"/>
       <w:r>
         <w:rPr>
           <w:b/>
           <w:bCs/>
+          <w:color w:val="D86DCB" w:themeColor="accent5" w:themeTint="99"/>
+          <w:sz w:val="36"/>
+          <w:szCs w:val="36"/>
+        </w:rPr>
+        <w:t>"$item ordered");</w:t>
+      </w:r>
+    </w:p>
+    <w:p>
+      <w:pPr>
+        <w:jc w:val="both"/>
+        <w:rPr>
+          <w:b/>
+          <w:bCs/>
+          <w:color w:val="D86DCB" w:themeColor="accent5" w:themeTint="99"/>
+          <w:sz w:val="36"/>
+          <w:szCs w:val="36"/>
+        </w:rPr>
+      </w:pPr>
+      <w:r>
+        <w:rPr>
+          <w:b/>
+          <w:bCs/>
+          <w:color w:val="D86DCB" w:themeColor="accent5" w:themeTint="99"/>
+          <w:sz w:val="36"/>
+          <w:szCs w:val="36"/>
+        </w:rPr>
+        <w:t xml:space="preserve">    _</w:t>
+      </w:r>
+      <w:proofErr w:type="spellStart"/>
+      <w:r>
+        <w:rPr>
+          <w:b/>
+          <w:bCs/>
+          <w:color w:val="D86DCB" w:themeColor="accent5" w:themeTint="99"/>
           <w:sz w:val="36"/>
           <w:szCs w:val="36"/>
         </w:rPr>
@@ -10211,734 +10702,498 @@
         <w:rPr>
           <w:b/>
           <w:bCs/>
-          <w:sz w:val="36"/>
-          <w:szCs w:val="36"/>
-        </w:rPr>
-        <w:t>("Chicken Fry");</w:t>
-      </w:r>
-      <w:r>
-        <w:rPr>
-          <w:b/>
-          <w:bCs/>
-          <w:sz w:val="36"/>
-          <w:szCs w:val="36"/>
-        </w:rPr>
-        <w:t xml:space="preserve"> // won’t work</w:t>
-      </w:r>
-    </w:p>
-    <w:p>
-      <w:pPr>
-        <w:jc w:val="both"/>
-        <w:rPr>
-          <w:b/>
-          <w:bCs/>
-          <w:sz w:val="36"/>
-          <w:szCs w:val="36"/>
-        </w:rPr>
-      </w:pPr>
+          <w:color w:val="D86DCB" w:themeColor="accent5" w:themeTint="99"/>
+          <w:sz w:val="36"/>
+          <w:szCs w:val="36"/>
+        </w:rPr>
+        <w:t>(item);</w:t>
+      </w:r>
+    </w:p>
+    <w:p>
+      <w:pPr>
+        <w:jc w:val="both"/>
+        <w:rPr>
+          <w:b/>
+          <w:bCs/>
+          <w:color w:val="D86DCB" w:themeColor="accent5" w:themeTint="99"/>
+          <w:sz w:val="36"/>
+          <w:szCs w:val="36"/>
+        </w:rPr>
+      </w:pPr>
+      <w:r>
+        <w:rPr>
+          <w:b/>
+          <w:bCs/>
+          <w:color w:val="D86DCB" w:themeColor="accent5" w:themeTint="99"/>
+          <w:sz w:val="36"/>
+          <w:szCs w:val="36"/>
+        </w:rPr>
+        <w:t xml:space="preserve">    _shopping(item);</w:t>
+      </w:r>
+    </w:p>
+    <w:p>
+      <w:pPr>
+        <w:jc w:val="both"/>
+        <w:rPr>
+          <w:b/>
+          <w:bCs/>
+          <w:color w:val="D86DCB" w:themeColor="accent5" w:themeTint="99"/>
+          <w:sz w:val="36"/>
+          <w:szCs w:val="36"/>
+        </w:rPr>
+      </w:pPr>
+      <w:r>
+        <w:rPr>
+          <w:b/>
+          <w:bCs/>
+          <w:color w:val="D86DCB" w:themeColor="accent5" w:themeTint="99"/>
+          <w:sz w:val="36"/>
+          <w:szCs w:val="36"/>
+        </w:rPr>
+        <w:t xml:space="preserve">  }</w:t>
+      </w:r>
+    </w:p>
+    <w:p>
+      <w:pPr>
+        <w:jc w:val="both"/>
+        <w:rPr>
+          <w:b/>
+          <w:bCs/>
+          <w:color w:val="D86DCB" w:themeColor="accent5" w:themeTint="99"/>
+          <w:sz w:val="36"/>
+          <w:szCs w:val="36"/>
+        </w:rPr>
+      </w:pPr>
+      <w:r>
+        <w:rPr>
+          <w:b/>
+          <w:bCs/>
+          <w:color w:val="D86DCB" w:themeColor="accent5" w:themeTint="99"/>
+          <w:sz w:val="36"/>
+          <w:szCs w:val="36"/>
+        </w:rPr>
+        <w:t xml:space="preserve">  void _</w:t>
+      </w:r>
+      <w:proofErr w:type="spellStart"/>
+      <w:r>
+        <w:rPr>
+          <w:b/>
+          <w:bCs/>
+          <w:color w:val="D86DCB" w:themeColor="accent5" w:themeTint="99"/>
+          <w:sz w:val="36"/>
+          <w:szCs w:val="36"/>
+        </w:rPr>
+        <w:t>prepareItem</w:t>
+      </w:r>
+      <w:proofErr w:type="spellEnd"/>
+      <w:r>
+        <w:rPr>
+          <w:b/>
+          <w:bCs/>
+          <w:color w:val="D86DCB" w:themeColor="accent5" w:themeTint="99"/>
+          <w:sz w:val="36"/>
+          <w:szCs w:val="36"/>
+        </w:rPr>
+        <w:t xml:space="preserve"> (String item) {</w:t>
+      </w:r>
+    </w:p>
+    <w:p>
+      <w:pPr>
+        <w:jc w:val="both"/>
+        <w:rPr>
+          <w:b/>
+          <w:bCs/>
+          <w:color w:val="D86DCB" w:themeColor="accent5" w:themeTint="99"/>
+          <w:sz w:val="36"/>
+          <w:szCs w:val="36"/>
+        </w:rPr>
+      </w:pPr>
+      <w:r>
+        <w:rPr>
+          <w:b/>
+          <w:bCs/>
+          <w:color w:val="D86DCB" w:themeColor="accent5" w:themeTint="99"/>
+          <w:sz w:val="36"/>
+          <w:szCs w:val="36"/>
+        </w:rPr>
+        <w:t xml:space="preserve">    </w:t>
+      </w:r>
+      <w:proofErr w:type="gramStart"/>
+      <w:r>
+        <w:rPr>
+          <w:b/>
+          <w:bCs/>
+          <w:color w:val="D86DCB" w:themeColor="accent5" w:themeTint="99"/>
+          <w:sz w:val="36"/>
+          <w:szCs w:val="36"/>
+        </w:rPr>
+        <w:t>print(</w:t>
+      </w:r>
+      <w:proofErr w:type="gramEnd"/>
+      <w:r>
+        <w:rPr>
+          <w:b/>
+          <w:bCs/>
+          <w:color w:val="D86DCB" w:themeColor="accent5" w:themeTint="99"/>
+          <w:sz w:val="36"/>
+          <w:szCs w:val="36"/>
+        </w:rPr>
+        <w:t>"$item is being prepared");</w:t>
+      </w:r>
+    </w:p>
+    <w:p>
+      <w:pPr>
+        <w:jc w:val="both"/>
+        <w:rPr>
+          <w:b/>
+          <w:bCs/>
+          <w:color w:val="D86DCB" w:themeColor="accent5" w:themeTint="99"/>
+          <w:sz w:val="36"/>
+          <w:szCs w:val="36"/>
+        </w:rPr>
+      </w:pPr>
+      <w:r>
+        <w:rPr>
+          <w:b/>
+          <w:bCs/>
+          <w:color w:val="D86DCB" w:themeColor="accent5" w:themeTint="99"/>
+          <w:sz w:val="36"/>
+          <w:szCs w:val="36"/>
+        </w:rPr>
+        <w:t xml:space="preserve">  }</w:t>
+      </w:r>
+    </w:p>
+    <w:p>
+      <w:pPr>
+        <w:jc w:val="both"/>
+        <w:rPr>
+          <w:b/>
+          <w:bCs/>
+          <w:color w:val="D86DCB" w:themeColor="accent5" w:themeTint="99"/>
+          <w:sz w:val="36"/>
+          <w:szCs w:val="36"/>
+        </w:rPr>
+      </w:pPr>
+      <w:r>
+        <w:rPr>
+          <w:b/>
+          <w:bCs/>
+          <w:color w:val="D86DCB" w:themeColor="accent5" w:themeTint="99"/>
+          <w:sz w:val="36"/>
+          <w:szCs w:val="36"/>
+        </w:rPr>
+        <w:t xml:space="preserve">  void _</w:t>
+      </w:r>
+      <w:proofErr w:type="gramStart"/>
+      <w:r>
+        <w:rPr>
+          <w:b/>
+          <w:bCs/>
+          <w:color w:val="D86DCB" w:themeColor="accent5" w:themeTint="99"/>
+          <w:sz w:val="36"/>
+          <w:szCs w:val="36"/>
+        </w:rPr>
+        <w:t>shopping(</w:t>
+      </w:r>
+      <w:proofErr w:type="gramEnd"/>
+      <w:r>
+        <w:rPr>
+          <w:b/>
+          <w:bCs/>
+          <w:color w:val="D86DCB" w:themeColor="accent5" w:themeTint="99"/>
+          <w:sz w:val="36"/>
+          <w:szCs w:val="36"/>
+        </w:rPr>
+        <w:t>String item) {</w:t>
+      </w:r>
+    </w:p>
+    <w:p>
+      <w:pPr>
+        <w:jc w:val="both"/>
+        <w:rPr>
+          <w:b/>
+          <w:bCs/>
+          <w:color w:val="D86DCB" w:themeColor="accent5" w:themeTint="99"/>
+          <w:sz w:val="36"/>
+          <w:szCs w:val="36"/>
+        </w:rPr>
+      </w:pPr>
+      <w:r>
+        <w:rPr>
+          <w:b/>
+          <w:bCs/>
+          <w:color w:val="D86DCB" w:themeColor="accent5" w:themeTint="99"/>
+          <w:sz w:val="36"/>
+          <w:szCs w:val="36"/>
+        </w:rPr>
+        <w:t xml:space="preserve">    </w:t>
+      </w:r>
+      <w:proofErr w:type="gramStart"/>
+      <w:r>
+        <w:rPr>
+          <w:b/>
+          <w:bCs/>
+          <w:color w:val="D86DCB" w:themeColor="accent5" w:themeTint="99"/>
+          <w:sz w:val="36"/>
+          <w:szCs w:val="36"/>
+        </w:rPr>
+        <w:t>print(</w:t>
+      </w:r>
+      <w:proofErr w:type="gramEnd"/>
+      <w:r>
+        <w:rPr>
+          <w:b/>
+          <w:bCs/>
+          <w:color w:val="D86DCB" w:themeColor="accent5" w:themeTint="99"/>
+          <w:sz w:val="36"/>
+          <w:szCs w:val="36"/>
+        </w:rPr>
+        <w:t>"Shopping for $item");</w:t>
+      </w:r>
+    </w:p>
+    <w:p>
+      <w:pPr>
+        <w:jc w:val="both"/>
+        <w:rPr>
+          <w:b/>
+          <w:bCs/>
+          <w:color w:val="D86DCB" w:themeColor="accent5" w:themeTint="99"/>
+          <w:sz w:val="36"/>
+          <w:szCs w:val="36"/>
+        </w:rPr>
+      </w:pPr>
+      <w:r>
+        <w:rPr>
+          <w:b/>
+          <w:bCs/>
+          <w:color w:val="D86DCB" w:themeColor="accent5" w:themeTint="99"/>
+          <w:sz w:val="36"/>
+          <w:szCs w:val="36"/>
+        </w:rPr>
+        <w:t xml:space="preserve">  }</w:t>
+      </w:r>
+    </w:p>
+    <w:p>
+      <w:pPr>
+        <w:jc w:val="both"/>
+        <w:rPr>
+          <w:b/>
+          <w:bCs/>
+          <w:color w:val="D86DCB" w:themeColor="accent5" w:themeTint="99"/>
+          <w:sz w:val="36"/>
+          <w:szCs w:val="36"/>
+        </w:rPr>
+      </w:pPr>
+      <w:r>
+        <w:rPr>
+          <w:b/>
+          <w:bCs/>
+          <w:color w:val="D86DCB" w:themeColor="accent5" w:themeTint="99"/>
+          <w:sz w:val="36"/>
+          <w:szCs w:val="36"/>
+        </w:rPr>
+        <w:t>}</w:t>
+      </w:r>
+    </w:p>
+    <w:p>
+      <w:pPr>
+        <w:jc w:val="both"/>
+        <w:rPr>
+          <w:b/>
+          <w:bCs/>
+          <w:color w:val="D86DCB" w:themeColor="accent5" w:themeTint="99"/>
+          <w:sz w:val="36"/>
+          <w:szCs w:val="36"/>
+        </w:rPr>
+      </w:pPr>
+    </w:p>
+    <w:p>
+      <w:pPr>
+        <w:jc w:val="both"/>
+        <w:rPr>
+          <w:b/>
+          <w:bCs/>
+          <w:color w:val="D86DCB" w:themeColor="accent5" w:themeTint="99"/>
+          <w:sz w:val="36"/>
+          <w:szCs w:val="36"/>
+        </w:rPr>
+      </w:pPr>
+      <w:r>
+        <w:rPr>
+          <w:b/>
+          <w:bCs/>
+          <w:color w:val="D86DCB" w:themeColor="accent5" w:themeTint="99"/>
+          <w:sz w:val="36"/>
+          <w:szCs w:val="36"/>
+        </w:rPr>
+        <w:t xml:space="preserve">class </w:t>
+      </w:r>
+      <w:proofErr w:type="spellStart"/>
+      <w:r>
+        <w:rPr>
+          <w:b/>
+          <w:bCs/>
+          <w:color w:val="D86DCB" w:themeColor="accent5" w:themeTint="99"/>
+          <w:sz w:val="36"/>
+          <w:szCs w:val="36"/>
+        </w:rPr>
+        <w:t>BankAccount</w:t>
+      </w:r>
+      <w:proofErr w:type="spellEnd"/>
+      <w:r>
+        <w:rPr>
+          <w:b/>
+          <w:bCs/>
+          <w:color w:val="D86DCB" w:themeColor="accent5" w:themeTint="99"/>
+          <w:sz w:val="36"/>
+          <w:szCs w:val="36"/>
+        </w:rPr>
+        <w:t xml:space="preserve"> {</w:t>
+      </w:r>
+    </w:p>
+    <w:p>
+      <w:pPr>
+        <w:jc w:val="both"/>
+        <w:rPr>
+          <w:b/>
+          <w:bCs/>
+          <w:color w:val="D86DCB" w:themeColor="accent5" w:themeTint="99"/>
+          <w:sz w:val="36"/>
+          <w:szCs w:val="36"/>
+        </w:rPr>
+      </w:pPr>
+      <w:r>
+        <w:rPr>
+          <w:b/>
+          <w:bCs/>
+          <w:color w:val="D86DCB" w:themeColor="accent5" w:themeTint="99"/>
+          <w:sz w:val="36"/>
+          <w:szCs w:val="36"/>
+        </w:rPr>
+        <w:t xml:space="preserve">  double _balance = 0.0;</w:t>
+      </w:r>
+    </w:p>
+    <w:p>
+      <w:pPr>
+        <w:jc w:val="both"/>
+        <w:rPr>
+          <w:b/>
+          <w:bCs/>
+          <w:color w:val="D86DCB" w:themeColor="accent5" w:themeTint="99"/>
+          <w:sz w:val="36"/>
+          <w:szCs w:val="36"/>
+        </w:rPr>
+      </w:pPr>
+      <w:r>
+        <w:rPr>
+          <w:b/>
+          <w:bCs/>
+          <w:color w:val="D86DCB" w:themeColor="accent5" w:themeTint="99"/>
+          <w:sz w:val="36"/>
+          <w:szCs w:val="36"/>
+        </w:rPr>
+        <w:lastRenderedPageBreak/>
+        <w:t xml:space="preserve">  final int _pin;</w:t>
+      </w:r>
+    </w:p>
+    <w:p>
+      <w:pPr>
+        <w:jc w:val="both"/>
+        <w:rPr>
+          <w:b/>
+          <w:bCs/>
+          <w:color w:val="D86DCB" w:themeColor="accent5" w:themeTint="99"/>
+          <w:sz w:val="36"/>
+          <w:szCs w:val="36"/>
+        </w:rPr>
+      </w:pPr>
+      <w:r>
+        <w:rPr>
+          <w:b/>
+          <w:bCs/>
+          <w:color w:val="D86DCB" w:themeColor="accent5" w:themeTint="99"/>
+          <w:sz w:val="36"/>
+          <w:szCs w:val="36"/>
+        </w:rPr>
+        <w:t xml:space="preserve">  </w:t>
+      </w:r>
+      <w:proofErr w:type="spellStart"/>
+      <w:r>
+        <w:rPr>
+          <w:b/>
+          <w:bCs/>
+          <w:color w:val="D86DCB" w:themeColor="accent5" w:themeTint="99"/>
+          <w:sz w:val="36"/>
+          <w:szCs w:val="36"/>
+        </w:rPr>
+        <w:t>BankAccount</w:t>
+      </w:r>
+      <w:proofErr w:type="spellEnd"/>
+      <w:r>
+        <w:rPr>
+          <w:b/>
+          <w:bCs/>
+          <w:color w:val="D86DCB" w:themeColor="accent5" w:themeTint="99"/>
+          <w:sz w:val="36"/>
+          <w:szCs w:val="36"/>
+        </w:rPr>
+        <w:t>(</w:t>
+      </w:r>
       <w:proofErr w:type="spellStart"/>
       <w:proofErr w:type="gramStart"/>
       <w:r>
         <w:rPr>
           <w:b/>
           <w:bCs/>
-          <w:sz w:val="36"/>
-          <w:szCs w:val="36"/>
-        </w:rPr>
-        <w:t>bfc</w:t>
+          <w:color w:val="D86DCB" w:themeColor="accent5" w:themeTint="99"/>
+          <w:sz w:val="36"/>
+          <w:szCs w:val="36"/>
+        </w:rPr>
+        <w:t>this._</w:t>
+      </w:r>
+      <w:proofErr w:type="gramEnd"/>
+      <w:r>
+        <w:rPr>
+          <w:b/>
+          <w:bCs/>
+          <w:color w:val="D86DCB" w:themeColor="accent5" w:themeTint="99"/>
+          <w:sz w:val="36"/>
+          <w:szCs w:val="36"/>
+        </w:rPr>
+        <w:t>pin</w:t>
       </w:r>
       <w:proofErr w:type="spellEnd"/>
       <w:r>
         <w:rPr>
           <w:b/>
           <w:bCs/>
-          <w:sz w:val="36"/>
-          <w:szCs w:val="36"/>
-        </w:rPr>
-        <w:t>._</w:t>
-      </w:r>
-      <w:proofErr w:type="gramEnd"/>
-      <w:r>
-        <w:rPr>
-          <w:b/>
-          <w:bCs/>
-          <w:sz w:val="36"/>
-          <w:szCs w:val="36"/>
-        </w:rPr>
-        <w:t>shopping("Chicken Fry");</w:t>
-      </w:r>
-    </w:p>
-    <w:p>
-      <w:pPr>
-        <w:jc w:val="both"/>
-        <w:rPr>
-          <w:b/>
-          <w:bCs/>
-          <w:color w:val="D86DCB" w:themeColor="accent5" w:themeTint="99"/>
-          <w:sz w:val="36"/>
-          <w:szCs w:val="36"/>
-        </w:rPr>
-      </w:pPr>
-      <w:r>
-        <w:rPr>
-          <w:b/>
-          <w:bCs/>
-          <w:color w:val="D86DCB" w:themeColor="accent5" w:themeTint="99"/>
-          <w:sz w:val="36"/>
-          <w:szCs w:val="36"/>
-        </w:rPr>
-        <w:t>class Restaurant {</w:t>
-      </w:r>
-    </w:p>
-    <w:p>
-      <w:pPr>
-        <w:jc w:val="both"/>
-        <w:rPr>
-          <w:b/>
-          <w:bCs/>
-          <w:color w:val="D86DCB" w:themeColor="accent5" w:themeTint="99"/>
-          <w:sz w:val="36"/>
-          <w:szCs w:val="36"/>
-        </w:rPr>
-      </w:pPr>
-      <w:r>
-        <w:rPr>
-          <w:b/>
-          <w:bCs/>
-          <w:color w:val="D86DCB" w:themeColor="accent5" w:themeTint="99"/>
-          <w:sz w:val="36"/>
-          <w:szCs w:val="36"/>
-        </w:rPr>
-        <w:t xml:space="preserve">  int _id = 187;</w:t>
-      </w:r>
-    </w:p>
-    <w:p>
-      <w:pPr>
-        <w:jc w:val="both"/>
-        <w:rPr>
-          <w:b/>
-          <w:bCs/>
-          <w:color w:val="D86DCB" w:themeColor="accent5" w:themeTint="99"/>
-          <w:sz w:val="36"/>
-          <w:szCs w:val="36"/>
-        </w:rPr>
-      </w:pPr>
-      <w:r>
-        <w:rPr>
-          <w:b/>
-          <w:bCs/>
-          <w:color w:val="D86DCB" w:themeColor="accent5" w:themeTint="99"/>
-          <w:sz w:val="36"/>
-          <w:szCs w:val="36"/>
-        </w:rPr>
-        <w:t xml:space="preserve">  int get </w:t>
-      </w:r>
-      <w:proofErr w:type="spellStart"/>
-      <w:r>
-        <w:rPr>
-          <w:b/>
-          <w:bCs/>
-          <w:color w:val="D86DCB" w:themeColor="accent5" w:themeTint="99"/>
-          <w:sz w:val="36"/>
-          <w:szCs w:val="36"/>
-        </w:rPr>
-        <w:t>getId</w:t>
-      </w:r>
-      <w:proofErr w:type="spellEnd"/>
-      <w:r>
-        <w:rPr>
-          <w:b/>
-          <w:bCs/>
-          <w:color w:val="D86DCB" w:themeColor="accent5" w:themeTint="99"/>
-          <w:sz w:val="36"/>
-          <w:szCs w:val="36"/>
-        </w:rPr>
-        <w:t xml:space="preserve"> =&gt; _id;</w:t>
-      </w:r>
-    </w:p>
-    <w:p>
-      <w:pPr>
-        <w:jc w:val="both"/>
-        <w:rPr>
-          <w:b/>
-          <w:bCs/>
-          <w:color w:val="D86DCB" w:themeColor="accent5" w:themeTint="99"/>
-          <w:sz w:val="36"/>
-          <w:szCs w:val="36"/>
-        </w:rPr>
-      </w:pPr>
-      <w:r>
-        <w:rPr>
-          <w:b/>
-          <w:bCs/>
-          <w:color w:val="D86DCB" w:themeColor="accent5" w:themeTint="99"/>
-          <w:sz w:val="36"/>
-          <w:szCs w:val="36"/>
-        </w:rPr>
-        <w:t xml:space="preserve">  set </w:t>
-      </w:r>
-      <w:proofErr w:type="spellStart"/>
-      <w:r>
-        <w:rPr>
-          <w:b/>
-          <w:bCs/>
-          <w:color w:val="D86DCB" w:themeColor="accent5" w:themeTint="99"/>
-          <w:sz w:val="36"/>
-          <w:szCs w:val="36"/>
-        </w:rPr>
-        <w:t>setId</w:t>
-      </w:r>
-      <w:proofErr w:type="spellEnd"/>
-      <w:r>
-        <w:rPr>
-          <w:b/>
-          <w:bCs/>
-          <w:color w:val="D86DCB" w:themeColor="accent5" w:themeTint="99"/>
-          <w:sz w:val="36"/>
-          <w:szCs w:val="36"/>
-        </w:rPr>
-        <w:t xml:space="preserve"> (int value) =&gt; _id = value;</w:t>
-      </w:r>
-    </w:p>
-    <w:p>
-      <w:pPr>
-        <w:jc w:val="both"/>
-        <w:rPr>
-          <w:b/>
-          <w:bCs/>
-          <w:color w:val="D86DCB" w:themeColor="accent5" w:themeTint="99"/>
-          <w:sz w:val="36"/>
-          <w:szCs w:val="36"/>
-        </w:rPr>
-      </w:pPr>
-      <w:r>
-        <w:rPr>
-          <w:b/>
-          <w:bCs/>
-          <w:color w:val="D86DCB" w:themeColor="accent5" w:themeTint="99"/>
-          <w:sz w:val="36"/>
-          <w:szCs w:val="36"/>
-        </w:rPr>
-        <w:t xml:space="preserve">  void order (String item) {</w:t>
-      </w:r>
-    </w:p>
-    <w:p>
-      <w:pPr>
-        <w:jc w:val="both"/>
-        <w:rPr>
-          <w:b/>
-          <w:bCs/>
-          <w:color w:val="D86DCB" w:themeColor="accent5" w:themeTint="99"/>
-          <w:sz w:val="36"/>
-          <w:szCs w:val="36"/>
-        </w:rPr>
-      </w:pPr>
-      <w:r>
-        <w:rPr>
-          <w:b/>
-          <w:bCs/>
-          <w:color w:val="D86DCB" w:themeColor="accent5" w:themeTint="99"/>
-          <w:sz w:val="36"/>
-          <w:szCs w:val="36"/>
-        </w:rPr>
-        <w:t xml:space="preserve">    </w:t>
-      </w:r>
-      <w:proofErr w:type="gramStart"/>
-      <w:r>
-        <w:rPr>
-          <w:b/>
-          <w:bCs/>
-          <w:color w:val="D86DCB" w:themeColor="accent5" w:themeTint="99"/>
-          <w:sz w:val="36"/>
-          <w:szCs w:val="36"/>
-        </w:rPr>
-        <w:t>print(</w:t>
-      </w:r>
-      <w:proofErr w:type="gramEnd"/>
-      <w:r>
-        <w:rPr>
-          <w:b/>
-          <w:bCs/>
-          <w:color w:val="D86DCB" w:themeColor="accent5" w:themeTint="99"/>
-          <w:sz w:val="36"/>
-          <w:szCs w:val="36"/>
-        </w:rPr>
-        <w:t>"$item ordered");</w:t>
-      </w:r>
-    </w:p>
-    <w:p>
-      <w:pPr>
-        <w:jc w:val="both"/>
-        <w:rPr>
-          <w:b/>
-          <w:bCs/>
-          <w:color w:val="D86DCB" w:themeColor="accent5" w:themeTint="99"/>
-          <w:sz w:val="36"/>
-          <w:szCs w:val="36"/>
-        </w:rPr>
-      </w:pPr>
-      <w:r>
-        <w:rPr>
-          <w:b/>
-          <w:bCs/>
-          <w:color w:val="D86DCB" w:themeColor="accent5" w:themeTint="99"/>
-          <w:sz w:val="36"/>
-          <w:szCs w:val="36"/>
-        </w:rPr>
-        <w:t xml:space="preserve">    _</w:t>
-      </w:r>
-      <w:proofErr w:type="spellStart"/>
-      <w:r>
-        <w:rPr>
-          <w:b/>
-          <w:bCs/>
-          <w:color w:val="D86DCB" w:themeColor="accent5" w:themeTint="99"/>
-          <w:sz w:val="36"/>
-          <w:szCs w:val="36"/>
-        </w:rPr>
-        <w:t>prepareItem</w:t>
-      </w:r>
-      <w:proofErr w:type="spellEnd"/>
-      <w:r>
-        <w:rPr>
-          <w:b/>
-          <w:bCs/>
-          <w:color w:val="D86DCB" w:themeColor="accent5" w:themeTint="99"/>
-          <w:sz w:val="36"/>
-          <w:szCs w:val="36"/>
-        </w:rPr>
-        <w:t>(item);</w:t>
-      </w:r>
-    </w:p>
-    <w:p>
-      <w:pPr>
-        <w:jc w:val="both"/>
-        <w:rPr>
-          <w:b/>
-          <w:bCs/>
-          <w:color w:val="D86DCB" w:themeColor="accent5" w:themeTint="99"/>
-          <w:sz w:val="36"/>
-          <w:szCs w:val="36"/>
-        </w:rPr>
-      </w:pPr>
-      <w:r>
-        <w:rPr>
-          <w:b/>
-          <w:bCs/>
-          <w:color w:val="D86DCB" w:themeColor="accent5" w:themeTint="99"/>
-          <w:sz w:val="36"/>
-          <w:szCs w:val="36"/>
-        </w:rPr>
-        <w:lastRenderedPageBreak/>
-        <w:t xml:space="preserve">    _shopping(item);</w:t>
-      </w:r>
-    </w:p>
-    <w:p>
-      <w:pPr>
-        <w:jc w:val="both"/>
-        <w:rPr>
-          <w:b/>
-          <w:bCs/>
-          <w:color w:val="D86DCB" w:themeColor="accent5" w:themeTint="99"/>
-          <w:sz w:val="36"/>
-          <w:szCs w:val="36"/>
-        </w:rPr>
-      </w:pPr>
-      <w:r>
-        <w:rPr>
-          <w:b/>
-          <w:bCs/>
-          <w:color w:val="D86DCB" w:themeColor="accent5" w:themeTint="99"/>
-          <w:sz w:val="36"/>
-          <w:szCs w:val="36"/>
-        </w:rPr>
-        <w:t xml:space="preserve">  }</w:t>
-      </w:r>
-    </w:p>
-    <w:p>
-      <w:pPr>
-        <w:jc w:val="both"/>
-        <w:rPr>
-          <w:b/>
-          <w:bCs/>
-          <w:color w:val="D86DCB" w:themeColor="accent5" w:themeTint="99"/>
-          <w:sz w:val="36"/>
-          <w:szCs w:val="36"/>
-        </w:rPr>
-      </w:pPr>
-      <w:r>
-        <w:rPr>
-          <w:b/>
-          <w:bCs/>
-          <w:color w:val="D86DCB" w:themeColor="accent5" w:themeTint="99"/>
-          <w:sz w:val="36"/>
-          <w:szCs w:val="36"/>
-        </w:rPr>
-        <w:t xml:space="preserve">  void _</w:t>
-      </w:r>
-      <w:proofErr w:type="spellStart"/>
-      <w:r>
-        <w:rPr>
-          <w:b/>
-          <w:bCs/>
-          <w:color w:val="D86DCB" w:themeColor="accent5" w:themeTint="99"/>
-          <w:sz w:val="36"/>
-          <w:szCs w:val="36"/>
-        </w:rPr>
-        <w:t>prepareItem</w:t>
-      </w:r>
-      <w:proofErr w:type="spellEnd"/>
-      <w:r>
-        <w:rPr>
-          <w:b/>
-          <w:bCs/>
-          <w:color w:val="D86DCB" w:themeColor="accent5" w:themeTint="99"/>
-          <w:sz w:val="36"/>
-          <w:szCs w:val="36"/>
-        </w:rPr>
-        <w:t xml:space="preserve"> (String item) {</w:t>
-      </w:r>
-    </w:p>
-    <w:p>
-      <w:pPr>
-        <w:jc w:val="both"/>
-        <w:rPr>
-          <w:b/>
-          <w:bCs/>
-          <w:color w:val="D86DCB" w:themeColor="accent5" w:themeTint="99"/>
-          <w:sz w:val="36"/>
-          <w:szCs w:val="36"/>
-        </w:rPr>
-      </w:pPr>
-      <w:r>
-        <w:rPr>
-          <w:b/>
-          <w:bCs/>
-          <w:color w:val="D86DCB" w:themeColor="accent5" w:themeTint="99"/>
-          <w:sz w:val="36"/>
-          <w:szCs w:val="36"/>
-        </w:rPr>
-        <w:t xml:space="preserve">    </w:t>
-      </w:r>
-      <w:proofErr w:type="gramStart"/>
-      <w:r>
-        <w:rPr>
-          <w:b/>
-          <w:bCs/>
-          <w:color w:val="D86DCB" w:themeColor="accent5" w:themeTint="99"/>
-          <w:sz w:val="36"/>
-          <w:szCs w:val="36"/>
-        </w:rPr>
-        <w:t>print(</w:t>
-      </w:r>
-      <w:proofErr w:type="gramEnd"/>
-      <w:r>
-        <w:rPr>
-          <w:b/>
-          <w:bCs/>
-          <w:color w:val="D86DCB" w:themeColor="accent5" w:themeTint="99"/>
-          <w:sz w:val="36"/>
-          <w:szCs w:val="36"/>
-        </w:rPr>
-        <w:t>"$item is being prepared");</w:t>
-      </w:r>
-    </w:p>
-    <w:p>
-      <w:pPr>
-        <w:jc w:val="both"/>
-        <w:rPr>
-          <w:b/>
-          <w:bCs/>
-          <w:color w:val="D86DCB" w:themeColor="accent5" w:themeTint="99"/>
-          <w:sz w:val="36"/>
-          <w:szCs w:val="36"/>
-        </w:rPr>
-      </w:pPr>
-      <w:r>
-        <w:rPr>
-          <w:b/>
-          <w:bCs/>
-          <w:color w:val="D86DCB" w:themeColor="accent5" w:themeTint="99"/>
-          <w:sz w:val="36"/>
-          <w:szCs w:val="36"/>
-        </w:rPr>
-        <w:t xml:space="preserve">  }</w:t>
-      </w:r>
-    </w:p>
-    <w:p>
-      <w:pPr>
-        <w:jc w:val="both"/>
-        <w:rPr>
-          <w:b/>
-          <w:bCs/>
-          <w:color w:val="D86DCB" w:themeColor="accent5" w:themeTint="99"/>
-          <w:sz w:val="36"/>
-          <w:szCs w:val="36"/>
-        </w:rPr>
-      </w:pPr>
-      <w:r>
-        <w:rPr>
-          <w:b/>
-          <w:bCs/>
-          <w:color w:val="D86DCB" w:themeColor="accent5" w:themeTint="99"/>
-          <w:sz w:val="36"/>
-          <w:szCs w:val="36"/>
-        </w:rPr>
-        <w:t xml:space="preserve">  void _</w:t>
-      </w:r>
-      <w:proofErr w:type="gramStart"/>
-      <w:r>
-        <w:rPr>
-          <w:b/>
-          <w:bCs/>
-          <w:color w:val="D86DCB" w:themeColor="accent5" w:themeTint="99"/>
-          <w:sz w:val="36"/>
-          <w:szCs w:val="36"/>
-        </w:rPr>
-        <w:t>shopping(</w:t>
-      </w:r>
-      <w:proofErr w:type="gramEnd"/>
-      <w:r>
-        <w:rPr>
-          <w:b/>
-          <w:bCs/>
-          <w:color w:val="D86DCB" w:themeColor="accent5" w:themeTint="99"/>
-          <w:sz w:val="36"/>
-          <w:szCs w:val="36"/>
-        </w:rPr>
-        <w:t>String item) {</w:t>
-      </w:r>
-    </w:p>
-    <w:p>
-      <w:pPr>
-        <w:jc w:val="both"/>
-        <w:rPr>
-          <w:b/>
-          <w:bCs/>
-          <w:color w:val="D86DCB" w:themeColor="accent5" w:themeTint="99"/>
-          <w:sz w:val="36"/>
-          <w:szCs w:val="36"/>
-        </w:rPr>
-      </w:pPr>
-      <w:r>
-        <w:rPr>
-          <w:b/>
-          <w:bCs/>
-          <w:color w:val="D86DCB" w:themeColor="accent5" w:themeTint="99"/>
-          <w:sz w:val="36"/>
-          <w:szCs w:val="36"/>
-        </w:rPr>
-        <w:t xml:space="preserve">    </w:t>
-      </w:r>
-      <w:proofErr w:type="gramStart"/>
-      <w:r>
-        <w:rPr>
-          <w:b/>
-          <w:bCs/>
-          <w:color w:val="D86DCB" w:themeColor="accent5" w:themeTint="99"/>
-          <w:sz w:val="36"/>
-          <w:szCs w:val="36"/>
-        </w:rPr>
-        <w:t>print(</w:t>
-      </w:r>
-      <w:proofErr w:type="gramEnd"/>
-      <w:r>
-        <w:rPr>
-          <w:b/>
-          <w:bCs/>
-          <w:color w:val="D86DCB" w:themeColor="accent5" w:themeTint="99"/>
-          <w:sz w:val="36"/>
-          <w:szCs w:val="36"/>
-        </w:rPr>
-        <w:t>"Shopping for $item");</w:t>
-      </w:r>
-    </w:p>
-    <w:p>
-      <w:pPr>
-        <w:jc w:val="both"/>
-        <w:rPr>
-          <w:b/>
-          <w:bCs/>
-          <w:color w:val="D86DCB" w:themeColor="accent5" w:themeTint="99"/>
-          <w:sz w:val="36"/>
-          <w:szCs w:val="36"/>
-        </w:rPr>
-      </w:pPr>
-      <w:r>
-        <w:rPr>
-          <w:b/>
-          <w:bCs/>
-          <w:color w:val="D86DCB" w:themeColor="accent5" w:themeTint="99"/>
-          <w:sz w:val="36"/>
-          <w:szCs w:val="36"/>
-        </w:rPr>
-        <w:t xml:space="preserve">  }</w:t>
-      </w:r>
-    </w:p>
-    <w:p>
-      <w:pPr>
-        <w:jc w:val="both"/>
-        <w:rPr>
-          <w:b/>
-          <w:bCs/>
-          <w:color w:val="D86DCB" w:themeColor="accent5" w:themeTint="99"/>
-          <w:sz w:val="36"/>
-          <w:szCs w:val="36"/>
-        </w:rPr>
-      </w:pPr>
-      <w:r>
-        <w:rPr>
-          <w:b/>
-          <w:bCs/>
-          <w:color w:val="D86DCB" w:themeColor="accent5" w:themeTint="99"/>
-          <w:sz w:val="36"/>
-          <w:szCs w:val="36"/>
-        </w:rPr>
-        <w:t>}</w:t>
-      </w:r>
-    </w:p>
-    <w:p>
-      <w:pPr>
-        <w:jc w:val="both"/>
-        <w:rPr>
-          <w:b/>
-          <w:bCs/>
-          <w:color w:val="D86DCB" w:themeColor="accent5" w:themeTint="99"/>
-          <w:sz w:val="36"/>
-          <w:szCs w:val="36"/>
-        </w:rPr>
-      </w:pPr>
-    </w:p>
-    <w:p>
-      <w:pPr>
-        <w:jc w:val="both"/>
-        <w:rPr>
-          <w:b/>
-          <w:bCs/>
-          <w:color w:val="D86DCB" w:themeColor="accent5" w:themeTint="99"/>
-          <w:sz w:val="36"/>
-          <w:szCs w:val="36"/>
-        </w:rPr>
-      </w:pPr>
-      <w:r>
-        <w:rPr>
-          <w:b/>
-          <w:bCs/>
-          <w:color w:val="D86DCB" w:themeColor="accent5" w:themeTint="99"/>
-          <w:sz w:val="36"/>
-          <w:szCs w:val="36"/>
-        </w:rPr>
-        <w:t xml:space="preserve">class </w:t>
-      </w:r>
-      <w:proofErr w:type="spellStart"/>
-      <w:r>
-        <w:rPr>
-          <w:b/>
-          <w:bCs/>
-          <w:color w:val="D86DCB" w:themeColor="accent5" w:themeTint="99"/>
-          <w:sz w:val="36"/>
-          <w:szCs w:val="36"/>
-        </w:rPr>
-        <w:t>BankAccount</w:t>
-      </w:r>
-      <w:proofErr w:type="spellEnd"/>
-      <w:r>
-        <w:rPr>
-          <w:b/>
-          <w:bCs/>
-          <w:color w:val="D86DCB" w:themeColor="accent5" w:themeTint="99"/>
-          <w:sz w:val="36"/>
-          <w:szCs w:val="36"/>
-        </w:rPr>
-        <w:t xml:space="preserve"> {</w:t>
-      </w:r>
-    </w:p>
-    <w:p>
-      <w:pPr>
-        <w:jc w:val="both"/>
-        <w:rPr>
-          <w:b/>
-          <w:bCs/>
-          <w:color w:val="D86DCB" w:themeColor="accent5" w:themeTint="99"/>
-          <w:sz w:val="36"/>
-          <w:szCs w:val="36"/>
-        </w:rPr>
-      </w:pPr>
-      <w:r>
-        <w:rPr>
-          <w:b/>
-          <w:bCs/>
-          <w:color w:val="D86DCB" w:themeColor="accent5" w:themeTint="99"/>
-          <w:sz w:val="36"/>
-          <w:szCs w:val="36"/>
-        </w:rPr>
-        <w:t xml:space="preserve">  double _balance = 0.0;</w:t>
-      </w:r>
-    </w:p>
-    <w:p>
-      <w:pPr>
-        <w:jc w:val="both"/>
-        <w:rPr>
-          <w:b/>
-          <w:bCs/>
-          <w:color w:val="D86DCB" w:themeColor="accent5" w:themeTint="99"/>
-          <w:sz w:val="36"/>
-          <w:szCs w:val="36"/>
-        </w:rPr>
-      </w:pPr>
-      <w:r>
-        <w:rPr>
-          <w:b/>
-          <w:bCs/>
-          <w:color w:val="D86DCB" w:themeColor="accent5" w:themeTint="99"/>
-          <w:sz w:val="36"/>
-          <w:szCs w:val="36"/>
-        </w:rPr>
-        <w:t xml:space="preserve">  final int _pin;</w:t>
-      </w:r>
-    </w:p>
-    <w:p>
-      <w:pPr>
-        <w:jc w:val="both"/>
-        <w:rPr>
-          <w:b/>
-          <w:bCs/>
-          <w:color w:val="D86DCB" w:themeColor="accent5" w:themeTint="99"/>
-          <w:sz w:val="36"/>
-          <w:szCs w:val="36"/>
-        </w:rPr>
-      </w:pPr>
-      <w:r>
-        <w:rPr>
-          <w:b/>
-          <w:bCs/>
-          <w:color w:val="D86DCB" w:themeColor="accent5" w:themeTint="99"/>
-          <w:sz w:val="36"/>
-          <w:szCs w:val="36"/>
-        </w:rPr>
-        <w:t xml:space="preserve">  </w:t>
-      </w:r>
-      <w:proofErr w:type="spellStart"/>
-      <w:r>
-        <w:rPr>
-          <w:b/>
-          <w:bCs/>
-          <w:color w:val="D86DCB" w:themeColor="accent5" w:themeTint="99"/>
-          <w:sz w:val="36"/>
-          <w:szCs w:val="36"/>
-        </w:rPr>
-        <w:t>BankAccount</w:t>
-      </w:r>
-      <w:proofErr w:type="spellEnd"/>
-      <w:r>
-        <w:rPr>
-          <w:b/>
-          <w:bCs/>
-          <w:color w:val="D86DCB" w:themeColor="accent5" w:themeTint="99"/>
-          <w:sz w:val="36"/>
-          <w:szCs w:val="36"/>
-        </w:rPr>
-        <w:t>(</w:t>
+          <w:color w:val="D86DCB" w:themeColor="accent5" w:themeTint="99"/>
+          <w:sz w:val="36"/>
+          <w:szCs w:val="36"/>
+        </w:rPr>
+        <w:t>);</w:t>
+      </w:r>
+    </w:p>
+    <w:p>
+      <w:pPr>
+        <w:jc w:val="both"/>
+        <w:rPr>
+          <w:b/>
+          <w:bCs/>
+          <w:color w:val="D86DCB" w:themeColor="accent5" w:themeTint="99"/>
+          <w:sz w:val="36"/>
+          <w:szCs w:val="36"/>
+        </w:rPr>
+      </w:pPr>
+      <w:r>
+        <w:rPr>
+          <w:b/>
+          <w:bCs/>
+          <w:color w:val="D86DCB" w:themeColor="accent5" w:themeTint="99"/>
+          <w:sz w:val="36"/>
+          <w:szCs w:val="36"/>
+        </w:rPr>
+        <w:t xml:space="preserve">  double </w:t>
       </w:r>
       <w:proofErr w:type="spellStart"/>
       <w:proofErr w:type="gramStart"/>
@@ -10950,7 +11205,18 @@
           <w:sz w:val="36"/>
           <w:szCs w:val="36"/>
         </w:rPr>
-        <w:t>this._</w:t>
+        <w:t>getBalance</w:t>
+      </w:r>
+      <w:proofErr w:type="spellEnd"/>
+      <w:r>
+        <w:rPr>
+          <w:b/>
+          <w:bCs/>
+          <w:color w:val="D86DCB" w:themeColor="accent5" w:themeTint="99"/>
+          <w:sz w:val="36"/>
+          <w:szCs w:val="36"/>
+        </w:rPr>
+        <w:t>(</w:t>
       </w:r>
       <w:proofErr w:type="gramEnd"/>
       <w:r>
@@ -10961,40 +11227,183 @@
           <w:sz w:val="36"/>
           <w:szCs w:val="36"/>
         </w:rPr>
-        <w:t>pin</w:t>
-      </w:r>
-      <w:proofErr w:type="spellEnd"/>
-      <w:r>
-        <w:rPr>
-          <w:b/>
-          <w:bCs/>
-          <w:color w:val="D86DCB" w:themeColor="accent5" w:themeTint="99"/>
-          <w:sz w:val="36"/>
-          <w:szCs w:val="36"/>
-        </w:rPr>
-        <w:t>);</w:t>
-      </w:r>
-    </w:p>
-    <w:p>
-      <w:pPr>
-        <w:jc w:val="both"/>
-        <w:rPr>
-          <w:b/>
-          <w:bCs/>
-          <w:color w:val="D86DCB" w:themeColor="accent5" w:themeTint="99"/>
-          <w:sz w:val="36"/>
-          <w:szCs w:val="36"/>
-        </w:rPr>
-      </w:pPr>
-      <w:r>
-        <w:rPr>
-          <w:b/>
-          <w:bCs/>
-          <w:color w:val="D86DCB" w:themeColor="accent5" w:themeTint="99"/>
-          <w:sz w:val="36"/>
-          <w:szCs w:val="36"/>
-        </w:rPr>
-        <w:t xml:space="preserve">  double </w:t>
+        <w:t>int pin)  {</w:t>
+      </w:r>
+    </w:p>
+    <w:p>
+      <w:pPr>
+        <w:jc w:val="both"/>
+        <w:rPr>
+          <w:b/>
+          <w:bCs/>
+          <w:color w:val="D86DCB" w:themeColor="accent5" w:themeTint="99"/>
+          <w:sz w:val="36"/>
+          <w:szCs w:val="36"/>
+        </w:rPr>
+      </w:pPr>
+      <w:r>
+        <w:rPr>
+          <w:b/>
+          <w:bCs/>
+          <w:color w:val="D86DCB" w:themeColor="accent5" w:themeTint="99"/>
+          <w:sz w:val="36"/>
+          <w:szCs w:val="36"/>
+        </w:rPr>
+        <w:t xml:space="preserve">    if (pin == _pin) {</w:t>
+      </w:r>
+    </w:p>
+    <w:p>
+      <w:pPr>
+        <w:jc w:val="both"/>
+        <w:rPr>
+          <w:b/>
+          <w:bCs/>
+          <w:color w:val="D86DCB" w:themeColor="accent5" w:themeTint="99"/>
+          <w:sz w:val="36"/>
+          <w:szCs w:val="36"/>
+        </w:rPr>
+      </w:pPr>
+      <w:r>
+        <w:rPr>
+          <w:b/>
+          <w:bCs/>
+          <w:color w:val="D86DCB" w:themeColor="accent5" w:themeTint="99"/>
+          <w:sz w:val="36"/>
+          <w:szCs w:val="36"/>
+        </w:rPr>
+        <w:t xml:space="preserve">      return _balance;</w:t>
+      </w:r>
+    </w:p>
+    <w:p>
+      <w:pPr>
+        <w:jc w:val="both"/>
+        <w:rPr>
+          <w:b/>
+          <w:bCs/>
+          <w:color w:val="D86DCB" w:themeColor="accent5" w:themeTint="99"/>
+          <w:sz w:val="36"/>
+          <w:szCs w:val="36"/>
+        </w:rPr>
+      </w:pPr>
+      <w:r>
+        <w:rPr>
+          <w:b/>
+          <w:bCs/>
+          <w:color w:val="D86DCB" w:themeColor="accent5" w:themeTint="99"/>
+          <w:sz w:val="36"/>
+          <w:szCs w:val="36"/>
+        </w:rPr>
+        <w:t xml:space="preserve">    } else {</w:t>
+      </w:r>
+    </w:p>
+    <w:p>
+      <w:pPr>
+        <w:jc w:val="both"/>
+        <w:rPr>
+          <w:b/>
+          <w:bCs/>
+          <w:color w:val="D86DCB" w:themeColor="accent5" w:themeTint="99"/>
+          <w:sz w:val="36"/>
+          <w:szCs w:val="36"/>
+        </w:rPr>
+      </w:pPr>
+      <w:r>
+        <w:rPr>
+          <w:b/>
+          <w:bCs/>
+          <w:color w:val="D86DCB" w:themeColor="accent5" w:themeTint="99"/>
+          <w:sz w:val="36"/>
+          <w:szCs w:val="36"/>
+        </w:rPr>
+        <w:t xml:space="preserve">      throw </w:t>
+      </w:r>
+      <w:proofErr w:type="gramStart"/>
+      <w:r>
+        <w:rPr>
+          <w:b/>
+          <w:bCs/>
+          <w:color w:val="D86DCB" w:themeColor="accent5" w:themeTint="99"/>
+          <w:sz w:val="36"/>
+          <w:szCs w:val="36"/>
+        </w:rPr>
+        <w:t>Exception(</w:t>
+      </w:r>
+      <w:proofErr w:type="gramEnd"/>
+      <w:r>
+        <w:rPr>
+          <w:b/>
+          <w:bCs/>
+          <w:color w:val="D86DCB" w:themeColor="accent5" w:themeTint="99"/>
+          <w:sz w:val="36"/>
+          <w:szCs w:val="36"/>
+        </w:rPr>
+        <w:t>"Invalid PIN. Access denied.");</w:t>
+      </w:r>
+    </w:p>
+    <w:p>
+      <w:pPr>
+        <w:jc w:val="both"/>
+        <w:rPr>
+          <w:b/>
+          <w:bCs/>
+          <w:color w:val="D86DCB" w:themeColor="accent5" w:themeTint="99"/>
+          <w:sz w:val="36"/>
+          <w:szCs w:val="36"/>
+        </w:rPr>
+      </w:pPr>
+      <w:r>
+        <w:rPr>
+          <w:b/>
+          <w:bCs/>
+          <w:color w:val="D86DCB" w:themeColor="accent5" w:themeTint="99"/>
+          <w:sz w:val="36"/>
+          <w:szCs w:val="36"/>
+        </w:rPr>
+        <w:t xml:space="preserve">    }</w:t>
+      </w:r>
+    </w:p>
+    <w:p>
+      <w:pPr>
+        <w:jc w:val="both"/>
+        <w:rPr>
+          <w:b/>
+          <w:bCs/>
+          <w:color w:val="D86DCB" w:themeColor="accent5" w:themeTint="99"/>
+          <w:sz w:val="36"/>
+          <w:szCs w:val="36"/>
+        </w:rPr>
+      </w:pPr>
+      <w:r>
+        <w:rPr>
+          <w:b/>
+          <w:bCs/>
+          <w:color w:val="D86DCB" w:themeColor="accent5" w:themeTint="99"/>
+          <w:sz w:val="36"/>
+          <w:szCs w:val="36"/>
+        </w:rPr>
+        <w:t xml:space="preserve">  }</w:t>
+      </w:r>
+    </w:p>
+    <w:p>
+      <w:pPr>
+        <w:jc w:val="both"/>
+        <w:rPr>
+          <w:b/>
+          <w:bCs/>
+          <w:color w:val="D86DCB" w:themeColor="accent5" w:themeTint="99"/>
+          <w:sz w:val="36"/>
+          <w:szCs w:val="36"/>
+        </w:rPr>
+      </w:pPr>
+      <w:r>
+        <w:rPr>
+          <w:b/>
+          <w:bCs/>
+          <w:color w:val="D86DCB" w:themeColor="accent5" w:themeTint="99"/>
+          <w:sz w:val="36"/>
+          <w:szCs w:val="36"/>
+        </w:rPr>
+        <w:t xml:space="preserve">  set </w:t>
       </w:r>
       <w:proofErr w:type="spellStart"/>
       <w:proofErr w:type="gramStart"/>
@@ -11006,7 +11415,7 @@
           <w:sz w:val="36"/>
           <w:szCs w:val="36"/>
         </w:rPr>
-        <w:t>getBalance</w:t>
+        <w:t>setBalance</w:t>
       </w:r>
       <w:proofErr w:type="spellEnd"/>
       <w:r>
@@ -11028,72 +11437,403 @@
           <w:sz w:val="36"/>
           <w:szCs w:val="36"/>
         </w:rPr>
-        <w:t>int pin)  {</w:t>
-      </w:r>
-    </w:p>
-    <w:p>
-      <w:pPr>
-        <w:jc w:val="both"/>
-        <w:rPr>
-          <w:b/>
-          <w:bCs/>
-          <w:color w:val="D86DCB" w:themeColor="accent5" w:themeTint="99"/>
-          <w:sz w:val="36"/>
-          <w:szCs w:val="36"/>
-        </w:rPr>
-      </w:pPr>
-      <w:r>
-        <w:rPr>
-          <w:b/>
-          <w:bCs/>
-          <w:color w:val="D86DCB" w:themeColor="accent5" w:themeTint="99"/>
-          <w:sz w:val="36"/>
-          <w:szCs w:val="36"/>
-        </w:rPr>
-        <w:t xml:space="preserve">    if (pin == _pin) {</w:t>
-      </w:r>
-    </w:p>
-    <w:p>
-      <w:pPr>
-        <w:jc w:val="both"/>
-        <w:rPr>
-          <w:b/>
-          <w:bCs/>
-          <w:color w:val="D86DCB" w:themeColor="accent5" w:themeTint="99"/>
-          <w:sz w:val="36"/>
-          <w:szCs w:val="36"/>
-        </w:rPr>
-      </w:pPr>
-      <w:r>
-        <w:rPr>
-          <w:b/>
-          <w:bCs/>
-          <w:color w:val="D86DCB" w:themeColor="accent5" w:themeTint="99"/>
-          <w:sz w:val="36"/>
-          <w:szCs w:val="36"/>
-        </w:rPr>
-        <w:t xml:space="preserve">      return _balance;</w:t>
-      </w:r>
-    </w:p>
-    <w:p>
-      <w:pPr>
-        <w:jc w:val="both"/>
-        <w:rPr>
-          <w:b/>
-          <w:bCs/>
-          <w:color w:val="D86DCB" w:themeColor="accent5" w:themeTint="99"/>
-          <w:sz w:val="36"/>
-          <w:szCs w:val="36"/>
-        </w:rPr>
-      </w:pPr>
-      <w:r>
-        <w:rPr>
-          <w:b/>
-          <w:bCs/>
-          <w:color w:val="D86DCB" w:themeColor="accent5" w:themeTint="99"/>
-          <w:sz w:val="36"/>
-          <w:szCs w:val="36"/>
-        </w:rPr>
+        <w:t>double amount) =&gt; _balance = amount;</w:t>
+      </w:r>
+    </w:p>
+    <w:p>
+      <w:pPr>
+        <w:jc w:val="both"/>
+        <w:rPr>
+          <w:b/>
+          <w:bCs/>
+          <w:color w:val="D86DCB" w:themeColor="accent5" w:themeTint="99"/>
+          <w:sz w:val="36"/>
+          <w:szCs w:val="36"/>
+        </w:rPr>
+      </w:pPr>
+      <w:r>
+        <w:rPr>
+          <w:b/>
+          <w:bCs/>
+          <w:color w:val="D86DCB" w:themeColor="accent5" w:themeTint="99"/>
+          <w:sz w:val="36"/>
+          <w:szCs w:val="36"/>
+        </w:rPr>
+        <w:t xml:space="preserve">  void </w:t>
+      </w:r>
+      <w:proofErr w:type="gramStart"/>
+      <w:r>
+        <w:rPr>
+          <w:b/>
+          <w:bCs/>
+          <w:color w:val="D86DCB" w:themeColor="accent5" w:themeTint="99"/>
+          <w:sz w:val="36"/>
+          <w:szCs w:val="36"/>
+        </w:rPr>
+        <w:t>deposit(</w:t>
+      </w:r>
+      <w:proofErr w:type="gramEnd"/>
+      <w:r>
+        <w:rPr>
+          <w:b/>
+          <w:bCs/>
+          <w:color w:val="D86DCB" w:themeColor="accent5" w:themeTint="99"/>
+          <w:sz w:val="36"/>
+          <w:szCs w:val="36"/>
+        </w:rPr>
+        <w:t>double amount) {</w:t>
+      </w:r>
+    </w:p>
+    <w:p>
+      <w:pPr>
+        <w:jc w:val="both"/>
+        <w:rPr>
+          <w:b/>
+          <w:bCs/>
+          <w:color w:val="D86DCB" w:themeColor="accent5" w:themeTint="99"/>
+          <w:sz w:val="36"/>
+          <w:szCs w:val="36"/>
+        </w:rPr>
+      </w:pPr>
+      <w:r>
+        <w:rPr>
+          <w:b/>
+          <w:bCs/>
+          <w:color w:val="D86DCB" w:themeColor="accent5" w:themeTint="99"/>
+          <w:sz w:val="36"/>
+          <w:szCs w:val="36"/>
+        </w:rPr>
+        <w:t xml:space="preserve">    _balance += amount;</w:t>
+      </w:r>
+    </w:p>
+    <w:p>
+      <w:pPr>
+        <w:jc w:val="both"/>
+        <w:rPr>
+          <w:b/>
+          <w:bCs/>
+          <w:color w:val="D86DCB" w:themeColor="accent5" w:themeTint="99"/>
+          <w:sz w:val="36"/>
+          <w:szCs w:val="36"/>
+        </w:rPr>
+      </w:pPr>
+      <w:r>
+        <w:rPr>
+          <w:b/>
+          <w:bCs/>
+          <w:color w:val="D86DCB" w:themeColor="accent5" w:themeTint="99"/>
+          <w:sz w:val="36"/>
+          <w:szCs w:val="36"/>
+        </w:rPr>
+        <w:t xml:space="preserve">    </w:t>
+      </w:r>
+      <w:proofErr w:type="gramStart"/>
+      <w:r>
+        <w:rPr>
+          <w:b/>
+          <w:bCs/>
+          <w:color w:val="D86DCB" w:themeColor="accent5" w:themeTint="99"/>
+          <w:sz w:val="36"/>
+          <w:szCs w:val="36"/>
+        </w:rPr>
+        <w:t>print(</w:t>
+      </w:r>
+      <w:proofErr w:type="gramEnd"/>
+      <w:r>
+        <w:rPr>
+          <w:b/>
+          <w:bCs/>
+          <w:color w:val="D86DCB" w:themeColor="accent5" w:themeTint="99"/>
+          <w:sz w:val="36"/>
+          <w:szCs w:val="36"/>
+        </w:rPr>
+        <w:t>"Deposited: \$${</w:t>
+      </w:r>
+      <w:proofErr w:type="spellStart"/>
+      <w:r>
+        <w:rPr>
+          <w:b/>
+          <w:bCs/>
+          <w:color w:val="D86DCB" w:themeColor="accent5" w:themeTint="99"/>
+          <w:sz w:val="36"/>
+          <w:szCs w:val="36"/>
+        </w:rPr>
+        <w:t>amount.toStringAsFixed</w:t>
+      </w:r>
+      <w:proofErr w:type="spellEnd"/>
+      <w:r>
+        <w:rPr>
+          <w:b/>
+          <w:bCs/>
+          <w:color w:val="D86DCB" w:themeColor="accent5" w:themeTint="99"/>
+          <w:sz w:val="36"/>
+          <w:szCs w:val="36"/>
+        </w:rPr>
+        <w:t>(2)}");</w:t>
+      </w:r>
+    </w:p>
+    <w:p>
+      <w:pPr>
+        <w:jc w:val="both"/>
+        <w:rPr>
+          <w:b/>
+          <w:bCs/>
+          <w:color w:val="D86DCB" w:themeColor="accent5" w:themeTint="99"/>
+          <w:sz w:val="36"/>
+          <w:szCs w:val="36"/>
+        </w:rPr>
+      </w:pPr>
+      <w:r>
+        <w:rPr>
+          <w:b/>
+          <w:bCs/>
+          <w:color w:val="D86DCB" w:themeColor="accent5" w:themeTint="99"/>
+          <w:sz w:val="36"/>
+          <w:szCs w:val="36"/>
+        </w:rPr>
+        <w:t xml:space="preserve">  }</w:t>
+      </w:r>
+    </w:p>
+    <w:p>
+      <w:pPr>
+        <w:jc w:val="both"/>
+        <w:rPr>
+          <w:b/>
+          <w:bCs/>
+          <w:color w:val="D86DCB" w:themeColor="accent5" w:themeTint="99"/>
+          <w:sz w:val="36"/>
+          <w:szCs w:val="36"/>
+        </w:rPr>
+      </w:pPr>
+      <w:r>
+        <w:rPr>
+          <w:b/>
+          <w:bCs/>
+          <w:color w:val="D86DCB" w:themeColor="accent5" w:themeTint="99"/>
+          <w:sz w:val="36"/>
+          <w:szCs w:val="36"/>
+        </w:rPr>
+        <w:t xml:space="preserve">  void </w:t>
+      </w:r>
+      <w:proofErr w:type="gramStart"/>
+      <w:r>
+        <w:rPr>
+          <w:b/>
+          <w:bCs/>
+          <w:color w:val="D86DCB" w:themeColor="accent5" w:themeTint="99"/>
+          <w:sz w:val="36"/>
+          <w:szCs w:val="36"/>
+        </w:rPr>
+        <w:t>withdraw(</w:t>
+      </w:r>
+      <w:proofErr w:type="gramEnd"/>
+      <w:r>
+        <w:rPr>
+          <w:b/>
+          <w:bCs/>
+          <w:color w:val="D86DCB" w:themeColor="accent5" w:themeTint="99"/>
+          <w:sz w:val="36"/>
+          <w:szCs w:val="36"/>
+        </w:rPr>
+        <w:t>double amount) {</w:t>
+      </w:r>
+    </w:p>
+    <w:p>
+      <w:pPr>
+        <w:jc w:val="both"/>
+        <w:rPr>
+          <w:b/>
+          <w:bCs/>
+          <w:color w:val="D86DCB" w:themeColor="accent5" w:themeTint="99"/>
+          <w:sz w:val="36"/>
+          <w:szCs w:val="36"/>
+        </w:rPr>
+      </w:pPr>
+      <w:r>
+        <w:rPr>
+          <w:b/>
+          <w:bCs/>
+          <w:color w:val="D86DCB" w:themeColor="accent5" w:themeTint="99"/>
+          <w:sz w:val="36"/>
+          <w:szCs w:val="36"/>
+        </w:rPr>
+        <w:t xml:space="preserve">    if (amount &gt; 0 &amp;&amp; amount &lt;= _balance) {</w:t>
+      </w:r>
+    </w:p>
+    <w:p>
+      <w:pPr>
+        <w:jc w:val="both"/>
+        <w:rPr>
+          <w:b/>
+          <w:bCs/>
+          <w:color w:val="D86DCB" w:themeColor="accent5" w:themeTint="99"/>
+          <w:sz w:val="36"/>
+          <w:szCs w:val="36"/>
+        </w:rPr>
+      </w:pPr>
+      <w:r>
+        <w:rPr>
+          <w:b/>
+          <w:bCs/>
+          <w:color w:val="D86DCB" w:themeColor="accent5" w:themeTint="99"/>
+          <w:sz w:val="36"/>
+          <w:szCs w:val="36"/>
+        </w:rPr>
+        <w:t xml:space="preserve">      _balance -= amount;</w:t>
+      </w:r>
+    </w:p>
+    <w:p>
+      <w:pPr>
+        <w:jc w:val="both"/>
+        <w:rPr>
+          <w:b/>
+          <w:bCs/>
+          <w:color w:val="D86DCB" w:themeColor="accent5" w:themeTint="99"/>
+          <w:sz w:val="36"/>
+          <w:szCs w:val="36"/>
+        </w:rPr>
+      </w:pPr>
+      <w:r>
+        <w:rPr>
+          <w:b/>
+          <w:bCs/>
+          <w:color w:val="D86DCB" w:themeColor="accent5" w:themeTint="99"/>
+          <w:sz w:val="36"/>
+          <w:szCs w:val="36"/>
+        </w:rPr>
+        <w:t xml:space="preserve">      </w:t>
+      </w:r>
+      <w:proofErr w:type="gramStart"/>
+      <w:r>
+        <w:rPr>
+          <w:b/>
+          <w:bCs/>
+          <w:color w:val="D86DCB" w:themeColor="accent5" w:themeTint="99"/>
+          <w:sz w:val="36"/>
+          <w:szCs w:val="36"/>
+        </w:rPr>
+        <w:t>print(</w:t>
+      </w:r>
+      <w:proofErr w:type="gramEnd"/>
+      <w:r>
+        <w:rPr>
+          <w:b/>
+          <w:bCs/>
+          <w:color w:val="D86DCB" w:themeColor="accent5" w:themeTint="99"/>
+          <w:sz w:val="36"/>
+          <w:szCs w:val="36"/>
+        </w:rPr>
+        <w:t>"Withdrew: \$${</w:t>
+      </w:r>
+      <w:proofErr w:type="spellStart"/>
+      <w:r>
+        <w:rPr>
+          <w:b/>
+          <w:bCs/>
+          <w:color w:val="D86DCB" w:themeColor="accent5" w:themeTint="99"/>
+          <w:sz w:val="36"/>
+          <w:szCs w:val="36"/>
+        </w:rPr>
+        <w:t>amount.toStringAsFixed</w:t>
+      </w:r>
+      <w:proofErr w:type="spellEnd"/>
+      <w:r>
+        <w:rPr>
+          <w:b/>
+          <w:bCs/>
+          <w:color w:val="D86DCB" w:themeColor="accent5" w:themeTint="99"/>
+          <w:sz w:val="36"/>
+          <w:szCs w:val="36"/>
+        </w:rPr>
+        <w:t>(2)}");</w:t>
+      </w:r>
+    </w:p>
+    <w:p>
+      <w:pPr>
+        <w:jc w:val="both"/>
+        <w:rPr>
+          <w:b/>
+          <w:bCs/>
+          <w:color w:val="D86DCB" w:themeColor="accent5" w:themeTint="99"/>
+          <w:sz w:val="36"/>
+          <w:szCs w:val="36"/>
+        </w:rPr>
+      </w:pPr>
+      <w:r>
+        <w:rPr>
+          <w:b/>
+          <w:bCs/>
+          <w:color w:val="D86DCB" w:themeColor="accent5" w:themeTint="99"/>
+          <w:sz w:val="36"/>
+          <w:szCs w:val="36"/>
+        </w:rPr>
+        <w:t xml:space="preserve">    } else if (amount &lt;= 0) {</w:t>
+      </w:r>
+    </w:p>
+    <w:p>
+      <w:pPr>
+        <w:jc w:val="both"/>
+        <w:rPr>
+          <w:b/>
+          <w:bCs/>
+          <w:color w:val="D86DCB" w:themeColor="accent5" w:themeTint="99"/>
+          <w:sz w:val="36"/>
+          <w:szCs w:val="36"/>
+        </w:rPr>
+      </w:pPr>
+      <w:r>
+        <w:rPr>
+          <w:b/>
+          <w:bCs/>
+          <w:color w:val="D86DCB" w:themeColor="accent5" w:themeTint="99"/>
+          <w:sz w:val="36"/>
+          <w:szCs w:val="36"/>
+        </w:rPr>
+        <w:t xml:space="preserve">      </w:t>
+      </w:r>
+      <w:proofErr w:type="gramStart"/>
+      <w:r>
+        <w:rPr>
+          <w:b/>
+          <w:bCs/>
+          <w:color w:val="D86DCB" w:themeColor="accent5" w:themeTint="99"/>
+          <w:sz w:val="36"/>
+          <w:szCs w:val="36"/>
+        </w:rPr>
+        <w:t>print(</w:t>
+      </w:r>
+      <w:proofErr w:type="gramEnd"/>
+      <w:r>
+        <w:rPr>
+          <w:b/>
+          <w:bCs/>
+          <w:color w:val="D86DCB" w:themeColor="accent5" w:themeTint="99"/>
+          <w:sz w:val="36"/>
+          <w:szCs w:val="36"/>
+        </w:rPr>
+        <w:t>"Withdrawal amount must be positive and greater than 0.");</w:t>
+      </w:r>
+    </w:p>
+    <w:p>
+      <w:pPr>
+        <w:jc w:val="both"/>
+        <w:rPr>
+          <w:b/>
+          <w:bCs/>
+          <w:color w:val="D86DCB" w:themeColor="accent5" w:themeTint="99"/>
+          <w:sz w:val="36"/>
+          <w:szCs w:val="36"/>
+        </w:rPr>
+      </w:pPr>
+      <w:r>
+        <w:rPr>
+          <w:b/>
+          <w:bCs/>
+          <w:color w:val="D86DCB" w:themeColor="accent5" w:themeTint="99"/>
+          <w:sz w:val="36"/>
+          <w:szCs w:val="36"/>
+        </w:rPr>
+        <w:lastRenderedPageBreak/>
         <w:t xml:space="preserve">    } else {</w:t>
       </w:r>
     </w:p>
@@ -11116,7 +11856,7 @@
           <w:sz w:val="36"/>
           <w:szCs w:val="36"/>
         </w:rPr>
-        <w:t xml:space="preserve">      throw </w:t>
+        <w:t xml:space="preserve">      </w:t>
       </w:r>
       <w:proofErr w:type="gramStart"/>
       <w:r>
@@ -11127,7 +11867,7 @@
           <w:sz w:val="36"/>
           <w:szCs w:val="36"/>
         </w:rPr>
-        <w:t>Exception(</w:t>
+        <w:t>print(</w:t>
       </w:r>
       <w:proofErr w:type="gramEnd"/>
       <w:r>
@@ -11138,7 +11878,29 @@
           <w:sz w:val="36"/>
           <w:szCs w:val="36"/>
         </w:rPr>
-        <w:t>"Invalid PIN. Access denied.");</w:t>
+        <w:t>"Insufficient funds for withdrawal of \$${</w:t>
+      </w:r>
+      <w:proofErr w:type="spellStart"/>
+      <w:r>
+        <w:rPr>
+          <w:b/>
+          <w:bCs/>
+          <w:color w:val="D86DCB" w:themeColor="accent5" w:themeTint="99"/>
+          <w:sz w:val="36"/>
+          <w:szCs w:val="36"/>
+        </w:rPr>
+        <w:t>amount.toStringAsFixed</w:t>
+      </w:r>
+      <w:proofErr w:type="spellEnd"/>
+      <w:r>
+        <w:rPr>
+          <w:b/>
+          <w:bCs/>
+          <w:color w:val="D86DCB" w:themeColor="accent5" w:themeTint="99"/>
+          <w:sz w:val="36"/>
+          <w:szCs w:val="36"/>
+        </w:rPr>
+        <w:t>(2)}");</w:t>
       </w:r>
     </w:p>
     <w:p>
@@ -11204,8 +11966,129 @@
           <w:sz w:val="36"/>
           <w:szCs w:val="36"/>
         </w:rPr>
-        <w:lastRenderedPageBreak/>
-        <w:t xml:space="preserve">  set </w:t>
+        <w:t>}</w:t>
+      </w:r>
+    </w:p>
+    <w:p>
+      <w:pPr>
+        <w:jc w:val="both"/>
+        <w:rPr>
+          <w:b/>
+          <w:bCs/>
+          <w:color w:val="D86DCB" w:themeColor="accent5" w:themeTint="99"/>
+          <w:sz w:val="36"/>
+          <w:szCs w:val="36"/>
+        </w:rPr>
+      </w:pPr>
+    </w:p>
+    <w:p>
+      <w:pPr>
+        <w:jc w:val="both"/>
+        <w:rPr>
+          <w:b/>
+          <w:bCs/>
+          <w:color w:val="D86DCB" w:themeColor="accent5" w:themeTint="99"/>
+          <w:sz w:val="36"/>
+          <w:szCs w:val="36"/>
+        </w:rPr>
+      </w:pPr>
+      <w:r>
+        <w:rPr>
+          <w:b/>
+          <w:bCs/>
+          <w:color w:val="D86DCB" w:themeColor="accent5" w:themeTint="99"/>
+          <w:sz w:val="36"/>
+          <w:szCs w:val="36"/>
+        </w:rPr>
+        <w:t>void main () {</w:t>
+      </w:r>
+    </w:p>
+    <w:p>
+      <w:pPr>
+        <w:jc w:val="both"/>
+        <w:rPr>
+          <w:b/>
+          <w:bCs/>
+          <w:color w:val="D86DCB" w:themeColor="accent5" w:themeTint="99"/>
+          <w:sz w:val="36"/>
+          <w:szCs w:val="36"/>
+        </w:rPr>
+      </w:pPr>
+      <w:r>
+        <w:rPr>
+          <w:b/>
+          <w:bCs/>
+          <w:color w:val="D86DCB" w:themeColor="accent5" w:themeTint="99"/>
+          <w:sz w:val="36"/>
+          <w:szCs w:val="36"/>
+        </w:rPr>
+        <w:t xml:space="preserve">  Restaurant </w:t>
+      </w:r>
+      <w:proofErr w:type="spellStart"/>
+      <w:r>
+        <w:rPr>
+          <w:b/>
+          <w:bCs/>
+          <w:color w:val="D86DCB" w:themeColor="accent5" w:themeTint="99"/>
+          <w:sz w:val="36"/>
+          <w:szCs w:val="36"/>
+        </w:rPr>
+        <w:t>bfc</w:t>
+      </w:r>
+      <w:proofErr w:type="spellEnd"/>
+      <w:r>
+        <w:rPr>
+          <w:b/>
+          <w:bCs/>
+          <w:color w:val="D86DCB" w:themeColor="accent5" w:themeTint="99"/>
+          <w:sz w:val="36"/>
+          <w:szCs w:val="36"/>
+        </w:rPr>
+        <w:t xml:space="preserve"> = </w:t>
+      </w:r>
+      <w:proofErr w:type="gramStart"/>
+      <w:r>
+        <w:rPr>
+          <w:b/>
+          <w:bCs/>
+          <w:color w:val="D86DCB" w:themeColor="accent5" w:themeTint="99"/>
+          <w:sz w:val="36"/>
+          <w:szCs w:val="36"/>
+        </w:rPr>
+        <w:t>Restaurant(</w:t>
+      </w:r>
+      <w:proofErr w:type="gramEnd"/>
+      <w:r>
+        <w:rPr>
+          <w:b/>
+          <w:bCs/>
+          <w:color w:val="D86DCB" w:themeColor="accent5" w:themeTint="99"/>
+          <w:sz w:val="36"/>
+          <w:szCs w:val="36"/>
+        </w:rPr>
+        <w:t>);</w:t>
+      </w:r>
+    </w:p>
+    <w:p>
+      <w:pPr>
+        <w:jc w:val="both"/>
+        <w:rPr>
+          <w:b/>
+          <w:bCs/>
+          <w:color w:val="D86DCB" w:themeColor="accent5" w:themeTint="99"/>
+          <w:sz w:val="36"/>
+          <w:szCs w:val="36"/>
+        </w:rPr>
+      </w:pPr>
+      <w:r>
+        <w:rPr>
+          <w:b/>
+          <w:bCs/>
+          <w:color w:val="D86DCB" w:themeColor="accent5" w:themeTint="99"/>
+          <w:sz w:val="36"/>
+          <w:szCs w:val="36"/>
+        </w:rPr>
+        <w:t xml:space="preserve">  </w:t>
       </w:r>
       <w:proofErr w:type="spellStart"/>
       <w:proofErr w:type="gramStart"/>
@@ -11217,19 +12100,9 @@
           <w:sz w:val="36"/>
           <w:szCs w:val="36"/>
         </w:rPr>
-        <w:t>setBalance</w:t>
+        <w:t>bfc.order</w:t>
       </w:r>
       <w:proofErr w:type="spellEnd"/>
-      <w:r>
-        <w:rPr>
-          <w:b/>
-          <w:bCs/>
-          <w:color w:val="D86DCB" w:themeColor="accent5" w:themeTint="99"/>
-          <w:sz w:val="36"/>
-          <w:szCs w:val="36"/>
-        </w:rPr>
-        <w:t>(</w:t>
-      </w:r>
       <w:proofErr w:type="gramEnd"/>
       <w:r>
         <w:rPr>
@@ -11239,658 +12112,29 @@
           <w:sz w:val="36"/>
           <w:szCs w:val="36"/>
         </w:rPr>
-        <w:t>double amount) =&gt; _balance = amount;</w:t>
-      </w:r>
-    </w:p>
-    <w:p>
-      <w:pPr>
-        <w:jc w:val="both"/>
-        <w:rPr>
-          <w:b/>
-          <w:bCs/>
-          <w:color w:val="D86DCB" w:themeColor="accent5" w:themeTint="99"/>
-          <w:sz w:val="36"/>
-          <w:szCs w:val="36"/>
-        </w:rPr>
-      </w:pPr>
-      <w:r>
-        <w:rPr>
-          <w:b/>
-          <w:bCs/>
-          <w:color w:val="D86DCB" w:themeColor="accent5" w:themeTint="99"/>
-          <w:sz w:val="36"/>
-          <w:szCs w:val="36"/>
-        </w:rPr>
-        <w:t xml:space="preserve">  void </w:t>
-      </w:r>
-      <w:proofErr w:type="gramStart"/>
-      <w:r>
-        <w:rPr>
-          <w:b/>
-          <w:bCs/>
-          <w:color w:val="D86DCB" w:themeColor="accent5" w:themeTint="99"/>
-          <w:sz w:val="36"/>
-          <w:szCs w:val="36"/>
-        </w:rPr>
-        <w:t>deposit(</w:t>
-      </w:r>
-      <w:proofErr w:type="gramEnd"/>
-      <w:r>
-        <w:rPr>
-          <w:b/>
-          <w:bCs/>
-          <w:color w:val="D86DCB" w:themeColor="accent5" w:themeTint="99"/>
-          <w:sz w:val="36"/>
-          <w:szCs w:val="36"/>
-        </w:rPr>
-        <w:t>double amount) {</w:t>
-      </w:r>
-    </w:p>
-    <w:p>
-      <w:pPr>
-        <w:jc w:val="both"/>
-        <w:rPr>
-          <w:b/>
-          <w:bCs/>
-          <w:color w:val="D86DCB" w:themeColor="accent5" w:themeTint="99"/>
-          <w:sz w:val="36"/>
-          <w:szCs w:val="36"/>
-        </w:rPr>
-      </w:pPr>
-      <w:r>
-        <w:rPr>
-          <w:b/>
-          <w:bCs/>
-          <w:color w:val="D86DCB" w:themeColor="accent5" w:themeTint="99"/>
-          <w:sz w:val="36"/>
-          <w:szCs w:val="36"/>
-        </w:rPr>
-        <w:t xml:space="preserve">    _balance += amount;</w:t>
-      </w:r>
-    </w:p>
-    <w:p>
-      <w:pPr>
-        <w:jc w:val="both"/>
-        <w:rPr>
-          <w:b/>
-          <w:bCs/>
-          <w:color w:val="D86DCB" w:themeColor="accent5" w:themeTint="99"/>
-          <w:sz w:val="36"/>
-          <w:szCs w:val="36"/>
-        </w:rPr>
-      </w:pPr>
-      <w:r>
-        <w:rPr>
-          <w:b/>
-          <w:bCs/>
-          <w:color w:val="D86DCB" w:themeColor="accent5" w:themeTint="99"/>
-          <w:sz w:val="36"/>
-          <w:szCs w:val="36"/>
-        </w:rPr>
-        <w:t xml:space="preserve">    </w:t>
-      </w:r>
-      <w:proofErr w:type="gramStart"/>
-      <w:r>
-        <w:rPr>
-          <w:b/>
-          <w:bCs/>
-          <w:color w:val="D86DCB" w:themeColor="accent5" w:themeTint="99"/>
-          <w:sz w:val="36"/>
-          <w:szCs w:val="36"/>
-        </w:rPr>
-        <w:t>print(</w:t>
-      </w:r>
-      <w:proofErr w:type="gramEnd"/>
-      <w:r>
-        <w:rPr>
-          <w:b/>
-          <w:bCs/>
-          <w:color w:val="D86DCB" w:themeColor="accent5" w:themeTint="99"/>
-          <w:sz w:val="36"/>
-          <w:szCs w:val="36"/>
-        </w:rPr>
-        <w:t>"Deposited: \$${</w:t>
-      </w:r>
-      <w:proofErr w:type="spellStart"/>
-      <w:r>
-        <w:rPr>
-          <w:b/>
-          <w:bCs/>
-          <w:color w:val="D86DCB" w:themeColor="accent5" w:themeTint="99"/>
-          <w:sz w:val="36"/>
-          <w:szCs w:val="36"/>
-        </w:rPr>
-        <w:t>amount.toStringAsFixed</w:t>
-      </w:r>
-      <w:proofErr w:type="spellEnd"/>
-      <w:r>
-        <w:rPr>
-          <w:b/>
-          <w:bCs/>
-          <w:color w:val="D86DCB" w:themeColor="accent5" w:themeTint="99"/>
-          <w:sz w:val="36"/>
-          <w:szCs w:val="36"/>
-        </w:rPr>
-        <w:t>(2)}");</w:t>
-      </w:r>
-    </w:p>
-    <w:p>
-      <w:pPr>
-        <w:jc w:val="both"/>
-        <w:rPr>
-          <w:b/>
-          <w:bCs/>
-          <w:color w:val="D86DCB" w:themeColor="accent5" w:themeTint="99"/>
-          <w:sz w:val="36"/>
-          <w:szCs w:val="36"/>
-        </w:rPr>
-      </w:pPr>
-      <w:r>
-        <w:rPr>
-          <w:b/>
-          <w:bCs/>
-          <w:color w:val="D86DCB" w:themeColor="accent5" w:themeTint="99"/>
-          <w:sz w:val="36"/>
-          <w:szCs w:val="36"/>
-        </w:rPr>
-        <w:t xml:space="preserve">  }</w:t>
-      </w:r>
-    </w:p>
-    <w:p>
-      <w:pPr>
-        <w:jc w:val="both"/>
-        <w:rPr>
-          <w:b/>
-          <w:bCs/>
-          <w:color w:val="D86DCB" w:themeColor="accent5" w:themeTint="99"/>
-          <w:sz w:val="36"/>
-          <w:szCs w:val="36"/>
-        </w:rPr>
-      </w:pPr>
-      <w:r>
-        <w:rPr>
-          <w:b/>
-          <w:bCs/>
-          <w:color w:val="D86DCB" w:themeColor="accent5" w:themeTint="99"/>
-          <w:sz w:val="36"/>
-          <w:szCs w:val="36"/>
-        </w:rPr>
-        <w:t xml:space="preserve">  void </w:t>
-      </w:r>
-      <w:proofErr w:type="gramStart"/>
-      <w:r>
-        <w:rPr>
-          <w:b/>
-          <w:bCs/>
-          <w:color w:val="D86DCB" w:themeColor="accent5" w:themeTint="99"/>
-          <w:sz w:val="36"/>
-          <w:szCs w:val="36"/>
-        </w:rPr>
-        <w:t>withdraw(</w:t>
-      </w:r>
-      <w:proofErr w:type="gramEnd"/>
-      <w:r>
-        <w:rPr>
-          <w:b/>
-          <w:bCs/>
-          <w:color w:val="D86DCB" w:themeColor="accent5" w:themeTint="99"/>
-          <w:sz w:val="36"/>
-          <w:szCs w:val="36"/>
-        </w:rPr>
-        <w:t>double amount) {</w:t>
-      </w:r>
-    </w:p>
-    <w:p>
-      <w:pPr>
-        <w:jc w:val="both"/>
-        <w:rPr>
-          <w:b/>
-          <w:bCs/>
-          <w:color w:val="D86DCB" w:themeColor="accent5" w:themeTint="99"/>
-          <w:sz w:val="36"/>
-          <w:szCs w:val="36"/>
-        </w:rPr>
-      </w:pPr>
-      <w:r>
-        <w:rPr>
-          <w:b/>
-          <w:bCs/>
-          <w:color w:val="D86DCB" w:themeColor="accent5" w:themeTint="99"/>
-          <w:sz w:val="36"/>
-          <w:szCs w:val="36"/>
-        </w:rPr>
-        <w:t xml:space="preserve">    if (amount &gt; 0 &amp;&amp; amount &lt;= _balance) {</w:t>
-      </w:r>
-    </w:p>
-    <w:p>
-      <w:pPr>
-        <w:jc w:val="both"/>
-        <w:rPr>
-          <w:b/>
-          <w:bCs/>
-          <w:color w:val="D86DCB" w:themeColor="accent5" w:themeTint="99"/>
-          <w:sz w:val="36"/>
-          <w:szCs w:val="36"/>
-        </w:rPr>
-      </w:pPr>
-      <w:r>
-        <w:rPr>
-          <w:b/>
-          <w:bCs/>
-          <w:color w:val="D86DCB" w:themeColor="accent5" w:themeTint="99"/>
-          <w:sz w:val="36"/>
-          <w:szCs w:val="36"/>
-        </w:rPr>
-        <w:t xml:space="preserve">      _balance -= amount;</w:t>
-      </w:r>
-    </w:p>
-    <w:p>
-      <w:pPr>
-        <w:jc w:val="both"/>
-        <w:rPr>
-          <w:b/>
-          <w:bCs/>
-          <w:color w:val="D86DCB" w:themeColor="accent5" w:themeTint="99"/>
-          <w:sz w:val="36"/>
-          <w:szCs w:val="36"/>
-        </w:rPr>
-      </w:pPr>
-      <w:r>
-        <w:rPr>
-          <w:b/>
-          <w:bCs/>
-          <w:color w:val="D86DCB" w:themeColor="accent5" w:themeTint="99"/>
-          <w:sz w:val="36"/>
-          <w:szCs w:val="36"/>
-        </w:rPr>
-        <w:t xml:space="preserve">      </w:t>
-      </w:r>
-      <w:proofErr w:type="gramStart"/>
-      <w:r>
-        <w:rPr>
-          <w:b/>
-          <w:bCs/>
-          <w:color w:val="D86DCB" w:themeColor="accent5" w:themeTint="99"/>
-          <w:sz w:val="36"/>
-          <w:szCs w:val="36"/>
-        </w:rPr>
-        <w:t>print(</w:t>
-      </w:r>
-      <w:proofErr w:type="gramEnd"/>
-      <w:r>
-        <w:rPr>
-          <w:b/>
-          <w:bCs/>
-          <w:color w:val="D86DCB" w:themeColor="accent5" w:themeTint="99"/>
-          <w:sz w:val="36"/>
-          <w:szCs w:val="36"/>
-        </w:rPr>
-        <w:t>"Withdrew: \$${</w:t>
-      </w:r>
-      <w:proofErr w:type="spellStart"/>
-      <w:r>
-        <w:rPr>
-          <w:b/>
-          <w:bCs/>
-          <w:color w:val="D86DCB" w:themeColor="accent5" w:themeTint="99"/>
-          <w:sz w:val="36"/>
-          <w:szCs w:val="36"/>
-        </w:rPr>
-        <w:t>amount.toStringAsFixed</w:t>
-      </w:r>
-      <w:proofErr w:type="spellEnd"/>
-      <w:r>
-        <w:rPr>
-          <w:b/>
-          <w:bCs/>
-          <w:color w:val="D86DCB" w:themeColor="accent5" w:themeTint="99"/>
-          <w:sz w:val="36"/>
-          <w:szCs w:val="36"/>
-        </w:rPr>
-        <w:t>(2)}");</w:t>
-      </w:r>
-    </w:p>
-    <w:p>
-      <w:pPr>
-        <w:jc w:val="both"/>
-        <w:rPr>
-          <w:b/>
-          <w:bCs/>
-          <w:color w:val="D86DCB" w:themeColor="accent5" w:themeTint="99"/>
-          <w:sz w:val="36"/>
-          <w:szCs w:val="36"/>
-        </w:rPr>
-      </w:pPr>
-      <w:r>
-        <w:rPr>
-          <w:b/>
-          <w:bCs/>
-          <w:color w:val="D86DCB" w:themeColor="accent5" w:themeTint="99"/>
-          <w:sz w:val="36"/>
-          <w:szCs w:val="36"/>
-        </w:rPr>
-        <w:t xml:space="preserve">    } else if (amount &lt;= 0) {</w:t>
-      </w:r>
-    </w:p>
-    <w:p>
-      <w:pPr>
-        <w:jc w:val="both"/>
-        <w:rPr>
-          <w:b/>
-          <w:bCs/>
-          <w:color w:val="D86DCB" w:themeColor="accent5" w:themeTint="99"/>
-          <w:sz w:val="36"/>
-          <w:szCs w:val="36"/>
-        </w:rPr>
-      </w:pPr>
-      <w:r>
-        <w:rPr>
-          <w:b/>
-          <w:bCs/>
-          <w:color w:val="D86DCB" w:themeColor="accent5" w:themeTint="99"/>
-          <w:sz w:val="36"/>
-          <w:szCs w:val="36"/>
-        </w:rPr>
-        <w:t xml:space="preserve">      </w:t>
-      </w:r>
-      <w:proofErr w:type="gramStart"/>
-      <w:r>
-        <w:rPr>
-          <w:b/>
-          <w:bCs/>
-          <w:color w:val="D86DCB" w:themeColor="accent5" w:themeTint="99"/>
-          <w:sz w:val="36"/>
-          <w:szCs w:val="36"/>
-        </w:rPr>
-        <w:t>print(</w:t>
-      </w:r>
-      <w:proofErr w:type="gramEnd"/>
-      <w:r>
-        <w:rPr>
-          <w:b/>
-          <w:bCs/>
-          <w:color w:val="D86DCB" w:themeColor="accent5" w:themeTint="99"/>
-          <w:sz w:val="36"/>
-          <w:szCs w:val="36"/>
-        </w:rPr>
-        <w:t>"Withdrawal amount must be positive and greater than 0.");</w:t>
-      </w:r>
-    </w:p>
-    <w:p>
-      <w:pPr>
-        <w:jc w:val="both"/>
-        <w:rPr>
-          <w:b/>
-          <w:bCs/>
-          <w:color w:val="D86DCB" w:themeColor="accent5" w:themeTint="99"/>
-          <w:sz w:val="36"/>
-          <w:szCs w:val="36"/>
-        </w:rPr>
-      </w:pPr>
-      <w:r>
-        <w:rPr>
-          <w:b/>
-          <w:bCs/>
-          <w:color w:val="D86DCB" w:themeColor="accent5" w:themeTint="99"/>
-          <w:sz w:val="36"/>
-          <w:szCs w:val="36"/>
-        </w:rPr>
-        <w:t xml:space="preserve">    } else {</w:t>
-      </w:r>
-    </w:p>
-    <w:p>
-      <w:pPr>
-        <w:jc w:val="both"/>
-        <w:rPr>
-          <w:b/>
-          <w:bCs/>
-          <w:color w:val="D86DCB" w:themeColor="accent5" w:themeTint="99"/>
-          <w:sz w:val="36"/>
-          <w:szCs w:val="36"/>
-        </w:rPr>
-      </w:pPr>
-      <w:r>
-        <w:rPr>
-          <w:b/>
-          <w:bCs/>
-          <w:color w:val="D86DCB" w:themeColor="accent5" w:themeTint="99"/>
-          <w:sz w:val="36"/>
-          <w:szCs w:val="36"/>
-        </w:rPr>
-        <w:t xml:space="preserve">      </w:t>
-      </w:r>
-      <w:proofErr w:type="gramStart"/>
-      <w:r>
-        <w:rPr>
-          <w:b/>
-          <w:bCs/>
-          <w:color w:val="D86DCB" w:themeColor="accent5" w:themeTint="99"/>
-          <w:sz w:val="36"/>
-          <w:szCs w:val="36"/>
-        </w:rPr>
-        <w:t>print(</w:t>
-      </w:r>
-      <w:proofErr w:type="gramEnd"/>
-      <w:r>
-        <w:rPr>
-          <w:b/>
-          <w:bCs/>
-          <w:color w:val="D86DCB" w:themeColor="accent5" w:themeTint="99"/>
-          <w:sz w:val="36"/>
-          <w:szCs w:val="36"/>
-        </w:rPr>
-        <w:t>"Insufficient funds for withdrawal of \$${</w:t>
-      </w:r>
-      <w:proofErr w:type="spellStart"/>
-      <w:r>
-        <w:rPr>
-          <w:b/>
-          <w:bCs/>
-          <w:color w:val="D86DCB" w:themeColor="accent5" w:themeTint="99"/>
-          <w:sz w:val="36"/>
-          <w:szCs w:val="36"/>
-        </w:rPr>
-        <w:t>amount.toStringAsFixed</w:t>
-      </w:r>
-      <w:proofErr w:type="spellEnd"/>
-      <w:r>
-        <w:rPr>
-          <w:b/>
-          <w:bCs/>
-          <w:color w:val="D86DCB" w:themeColor="accent5" w:themeTint="99"/>
-          <w:sz w:val="36"/>
-          <w:szCs w:val="36"/>
-        </w:rPr>
-        <w:t>(2)}");</w:t>
-      </w:r>
-    </w:p>
-    <w:p>
-      <w:pPr>
-        <w:jc w:val="both"/>
-        <w:rPr>
-          <w:b/>
-          <w:bCs/>
-          <w:color w:val="D86DCB" w:themeColor="accent5" w:themeTint="99"/>
-          <w:sz w:val="36"/>
-          <w:szCs w:val="36"/>
-        </w:rPr>
-      </w:pPr>
-      <w:r>
-        <w:rPr>
-          <w:b/>
-          <w:bCs/>
-          <w:color w:val="D86DCB" w:themeColor="accent5" w:themeTint="99"/>
-          <w:sz w:val="36"/>
-          <w:szCs w:val="36"/>
-        </w:rPr>
-        <w:t xml:space="preserve">    }</w:t>
-      </w:r>
-    </w:p>
-    <w:p>
-      <w:pPr>
-        <w:jc w:val="both"/>
-        <w:rPr>
-          <w:b/>
-          <w:bCs/>
-          <w:color w:val="D86DCB" w:themeColor="accent5" w:themeTint="99"/>
-          <w:sz w:val="36"/>
-          <w:szCs w:val="36"/>
-        </w:rPr>
-      </w:pPr>
-      <w:r>
-        <w:rPr>
-          <w:b/>
-          <w:bCs/>
-          <w:color w:val="D86DCB" w:themeColor="accent5" w:themeTint="99"/>
-          <w:sz w:val="36"/>
-          <w:szCs w:val="36"/>
-        </w:rPr>
-        <w:t xml:space="preserve">  }</w:t>
-      </w:r>
-    </w:p>
-    <w:p>
-      <w:pPr>
-        <w:jc w:val="both"/>
-        <w:rPr>
-          <w:b/>
-          <w:bCs/>
-          <w:color w:val="D86DCB" w:themeColor="accent5" w:themeTint="99"/>
-          <w:sz w:val="36"/>
-          <w:szCs w:val="36"/>
-        </w:rPr>
-      </w:pPr>
-      <w:r>
-        <w:rPr>
-          <w:b/>
-          <w:bCs/>
-          <w:color w:val="D86DCB" w:themeColor="accent5" w:themeTint="99"/>
-          <w:sz w:val="36"/>
-          <w:szCs w:val="36"/>
-        </w:rPr>
-        <w:t>}</w:t>
-      </w:r>
-    </w:p>
-    <w:p>
-      <w:pPr>
-        <w:jc w:val="both"/>
-        <w:rPr>
-          <w:b/>
-          <w:bCs/>
-          <w:color w:val="D86DCB" w:themeColor="accent5" w:themeTint="99"/>
-          <w:sz w:val="36"/>
-          <w:szCs w:val="36"/>
-        </w:rPr>
-      </w:pPr>
-    </w:p>
-    <w:p>
-      <w:pPr>
-        <w:jc w:val="both"/>
-        <w:rPr>
-          <w:b/>
-          <w:bCs/>
-          <w:color w:val="D86DCB" w:themeColor="accent5" w:themeTint="99"/>
-          <w:sz w:val="36"/>
-          <w:szCs w:val="36"/>
-        </w:rPr>
-      </w:pPr>
-      <w:r>
-        <w:rPr>
-          <w:b/>
-          <w:bCs/>
-          <w:color w:val="D86DCB" w:themeColor="accent5" w:themeTint="99"/>
-          <w:sz w:val="36"/>
-          <w:szCs w:val="36"/>
-        </w:rPr>
-        <w:t>void main () {</w:t>
-      </w:r>
-    </w:p>
-    <w:p>
-      <w:pPr>
-        <w:jc w:val="both"/>
-        <w:rPr>
-          <w:b/>
-          <w:bCs/>
-          <w:color w:val="D86DCB" w:themeColor="accent5" w:themeTint="99"/>
-          <w:sz w:val="36"/>
-          <w:szCs w:val="36"/>
-        </w:rPr>
-      </w:pPr>
-      <w:r>
-        <w:rPr>
-          <w:b/>
-          <w:bCs/>
-          <w:color w:val="D86DCB" w:themeColor="accent5" w:themeTint="99"/>
-          <w:sz w:val="36"/>
-          <w:szCs w:val="36"/>
-        </w:rPr>
-        <w:t xml:space="preserve">  Restaurant </w:t>
-      </w:r>
-      <w:proofErr w:type="spellStart"/>
-      <w:r>
-        <w:rPr>
-          <w:b/>
-          <w:bCs/>
-          <w:color w:val="D86DCB" w:themeColor="accent5" w:themeTint="99"/>
-          <w:sz w:val="36"/>
-          <w:szCs w:val="36"/>
-        </w:rPr>
-        <w:t>bfc</w:t>
-      </w:r>
-      <w:proofErr w:type="spellEnd"/>
-      <w:r>
-        <w:rPr>
-          <w:b/>
-          <w:bCs/>
-          <w:color w:val="D86DCB" w:themeColor="accent5" w:themeTint="99"/>
-          <w:sz w:val="36"/>
-          <w:szCs w:val="36"/>
-        </w:rPr>
-        <w:t xml:space="preserve"> = </w:t>
-      </w:r>
-      <w:proofErr w:type="gramStart"/>
-      <w:r>
-        <w:rPr>
-          <w:b/>
-          <w:bCs/>
-          <w:color w:val="D86DCB" w:themeColor="accent5" w:themeTint="99"/>
-          <w:sz w:val="36"/>
-          <w:szCs w:val="36"/>
-        </w:rPr>
-        <w:t>Restaurant(</w:t>
-      </w:r>
-      <w:proofErr w:type="gramEnd"/>
-      <w:r>
-        <w:rPr>
-          <w:b/>
-          <w:bCs/>
-          <w:color w:val="D86DCB" w:themeColor="accent5" w:themeTint="99"/>
-          <w:sz w:val="36"/>
-          <w:szCs w:val="36"/>
-        </w:rPr>
-        <w:t>);</w:t>
-      </w:r>
-    </w:p>
-    <w:p>
-      <w:pPr>
-        <w:jc w:val="both"/>
-        <w:rPr>
-          <w:b/>
-          <w:bCs/>
-          <w:color w:val="D86DCB" w:themeColor="accent5" w:themeTint="99"/>
-          <w:sz w:val="36"/>
-          <w:szCs w:val="36"/>
-        </w:rPr>
-      </w:pPr>
-      <w:r>
-        <w:rPr>
-          <w:b/>
-          <w:bCs/>
-          <w:color w:val="D86DCB" w:themeColor="accent5" w:themeTint="99"/>
-          <w:sz w:val="36"/>
-          <w:szCs w:val="36"/>
-        </w:rPr>
-        <w:lastRenderedPageBreak/>
-        <w:t xml:space="preserve">  </w:t>
+        <w:t>("Chicken Fry");</w:t>
+      </w:r>
+    </w:p>
+    <w:p>
+      <w:pPr>
+        <w:jc w:val="both"/>
+        <w:rPr>
+          <w:b/>
+          <w:bCs/>
+          <w:color w:val="D86DCB" w:themeColor="accent5" w:themeTint="99"/>
+          <w:sz w:val="36"/>
+          <w:szCs w:val="36"/>
+        </w:rPr>
+      </w:pPr>
+      <w:r>
+        <w:rPr>
+          <w:b/>
+          <w:bCs/>
+          <w:color w:val="D86DCB" w:themeColor="accent5" w:themeTint="99"/>
+          <w:sz w:val="36"/>
+          <w:szCs w:val="36"/>
+        </w:rPr>
+        <w:t xml:space="preserve">  print(</w:t>
       </w:r>
       <w:proofErr w:type="spellStart"/>
       <w:proofErr w:type="gramStart"/>
@@ -11902,7 +12146,7 @@
           <w:sz w:val="36"/>
           <w:szCs w:val="36"/>
         </w:rPr>
-        <w:t>bfc.order</w:t>
+        <w:t>bfc.getId</w:t>
       </w:r>
       <w:proofErr w:type="spellEnd"/>
       <w:proofErr w:type="gramEnd"/>
@@ -11914,29 +12158,29 @@
           <w:sz w:val="36"/>
           <w:szCs w:val="36"/>
         </w:rPr>
-        <w:t>("Chicken Fry");</w:t>
-      </w:r>
-    </w:p>
-    <w:p>
-      <w:pPr>
-        <w:jc w:val="both"/>
-        <w:rPr>
-          <w:b/>
-          <w:bCs/>
-          <w:color w:val="D86DCB" w:themeColor="accent5" w:themeTint="99"/>
-          <w:sz w:val="36"/>
-          <w:szCs w:val="36"/>
-        </w:rPr>
-      </w:pPr>
-      <w:r>
-        <w:rPr>
-          <w:b/>
-          <w:bCs/>
-          <w:color w:val="D86DCB" w:themeColor="accent5" w:themeTint="99"/>
-          <w:sz w:val="36"/>
-          <w:szCs w:val="36"/>
-        </w:rPr>
-        <w:t xml:space="preserve">  print(</w:t>
+        <w:t>);</w:t>
+      </w:r>
+    </w:p>
+    <w:p>
+      <w:pPr>
+        <w:jc w:val="both"/>
+        <w:rPr>
+          <w:b/>
+          <w:bCs/>
+          <w:color w:val="D86DCB" w:themeColor="accent5" w:themeTint="99"/>
+          <w:sz w:val="36"/>
+          <w:szCs w:val="36"/>
+        </w:rPr>
+      </w:pPr>
+      <w:r>
+        <w:rPr>
+          <w:b/>
+          <w:bCs/>
+          <w:color w:val="D86DCB" w:themeColor="accent5" w:themeTint="99"/>
+          <w:sz w:val="36"/>
+          <w:szCs w:val="36"/>
+        </w:rPr>
+        <w:t xml:space="preserve">  </w:t>
       </w:r>
       <w:proofErr w:type="spellStart"/>
       <w:proofErr w:type="gramStart"/>
@@ -11948,7 +12192,7 @@
           <w:sz w:val="36"/>
           <w:szCs w:val="36"/>
         </w:rPr>
-        <w:t>bfc.getId</w:t>
+        <w:t>bfc.setId</w:t>
       </w:r>
       <w:proofErr w:type="spellEnd"/>
       <w:proofErr w:type="gramEnd"/>
@@ -11960,29 +12204,29 @@
           <w:sz w:val="36"/>
           <w:szCs w:val="36"/>
         </w:rPr>
-        <w:t>);</w:t>
-      </w:r>
-    </w:p>
-    <w:p>
-      <w:pPr>
-        <w:jc w:val="both"/>
-        <w:rPr>
-          <w:b/>
-          <w:bCs/>
-          <w:color w:val="D86DCB" w:themeColor="accent5" w:themeTint="99"/>
-          <w:sz w:val="36"/>
-          <w:szCs w:val="36"/>
-        </w:rPr>
-      </w:pPr>
-      <w:r>
-        <w:rPr>
-          <w:b/>
-          <w:bCs/>
-          <w:color w:val="D86DCB" w:themeColor="accent5" w:themeTint="99"/>
-          <w:sz w:val="36"/>
-          <w:szCs w:val="36"/>
-        </w:rPr>
-        <w:t xml:space="preserve">  </w:t>
+        <w:t xml:space="preserve"> = 200;</w:t>
+      </w:r>
+    </w:p>
+    <w:p>
+      <w:pPr>
+        <w:jc w:val="both"/>
+        <w:rPr>
+          <w:b/>
+          <w:bCs/>
+          <w:color w:val="D86DCB" w:themeColor="accent5" w:themeTint="99"/>
+          <w:sz w:val="36"/>
+          <w:szCs w:val="36"/>
+        </w:rPr>
+      </w:pPr>
+      <w:r>
+        <w:rPr>
+          <w:b/>
+          <w:bCs/>
+          <w:color w:val="D86DCB" w:themeColor="accent5" w:themeTint="99"/>
+          <w:sz w:val="36"/>
+          <w:szCs w:val="36"/>
+        </w:rPr>
+        <w:t xml:space="preserve">  print(</w:t>
       </w:r>
       <w:proofErr w:type="spellStart"/>
       <w:proofErr w:type="gramStart"/>
@@ -11994,7 +12238,7 @@
           <w:sz w:val="36"/>
           <w:szCs w:val="36"/>
         </w:rPr>
-        <w:t>bfc.setId</w:t>
+        <w:t>bfc.getId</w:t>
       </w:r>
       <w:proofErr w:type="spellEnd"/>
       <w:proofErr w:type="gramEnd"/>
@@ -12006,29 +12250,63 @@
           <w:sz w:val="36"/>
           <w:szCs w:val="36"/>
         </w:rPr>
-        <w:t xml:space="preserve"> = 200;</w:t>
-      </w:r>
-    </w:p>
-    <w:p>
-      <w:pPr>
-        <w:jc w:val="both"/>
-        <w:rPr>
-          <w:b/>
-          <w:bCs/>
-          <w:color w:val="D86DCB" w:themeColor="accent5" w:themeTint="99"/>
-          <w:sz w:val="36"/>
-          <w:szCs w:val="36"/>
-        </w:rPr>
-      </w:pPr>
-      <w:r>
-        <w:rPr>
-          <w:b/>
-          <w:bCs/>
-          <w:color w:val="D86DCB" w:themeColor="accent5" w:themeTint="99"/>
-          <w:sz w:val="36"/>
-          <w:szCs w:val="36"/>
-        </w:rPr>
-        <w:t xml:space="preserve">  print(</w:t>
+        <w:t>);</w:t>
+      </w:r>
+    </w:p>
+    <w:p>
+      <w:pPr>
+        <w:jc w:val="both"/>
+        <w:rPr>
+          <w:b/>
+          <w:bCs/>
+          <w:color w:val="D86DCB" w:themeColor="accent5" w:themeTint="99"/>
+          <w:sz w:val="36"/>
+          <w:szCs w:val="36"/>
+        </w:rPr>
+      </w:pPr>
+    </w:p>
+    <w:p>
+      <w:pPr>
+        <w:jc w:val="both"/>
+        <w:rPr>
+          <w:b/>
+          <w:bCs/>
+          <w:color w:val="D86DCB" w:themeColor="accent5" w:themeTint="99"/>
+          <w:sz w:val="36"/>
+          <w:szCs w:val="36"/>
+        </w:rPr>
+      </w:pPr>
+      <w:r>
+        <w:rPr>
+          <w:b/>
+          <w:bCs/>
+          <w:color w:val="D86DCB" w:themeColor="accent5" w:themeTint="99"/>
+          <w:sz w:val="36"/>
+          <w:szCs w:val="36"/>
+        </w:rPr>
+        <w:t xml:space="preserve">  </w:t>
+      </w:r>
+      <w:proofErr w:type="spellStart"/>
+      <w:r>
+        <w:rPr>
+          <w:b/>
+          <w:bCs/>
+          <w:color w:val="D86DCB" w:themeColor="accent5" w:themeTint="99"/>
+          <w:sz w:val="36"/>
+          <w:szCs w:val="36"/>
+        </w:rPr>
+        <w:t>BankAccount</w:t>
+      </w:r>
+      <w:proofErr w:type="spellEnd"/>
+      <w:r>
+        <w:rPr>
+          <w:b/>
+          <w:bCs/>
+          <w:color w:val="D86DCB" w:themeColor="accent5" w:themeTint="99"/>
+          <w:sz w:val="36"/>
+          <w:szCs w:val="36"/>
+        </w:rPr>
+        <w:t xml:space="preserve"> account = </w:t>
       </w:r>
       <w:proofErr w:type="spellStart"/>
       <w:proofErr w:type="gramStart"/>
@@ -12040,7 +12318,63 @@
           <w:sz w:val="36"/>
           <w:szCs w:val="36"/>
         </w:rPr>
-        <w:t>bfc.getId</w:t>
+        <w:t>BankAccount</w:t>
+      </w:r>
+      <w:proofErr w:type="spellEnd"/>
+      <w:r>
+        <w:rPr>
+          <w:b/>
+          <w:bCs/>
+          <w:color w:val="D86DCB" w:themeColor="accent5" w:themeTint="99"/>
+          <w:sz w:val="36"/>
+          <w:szCs w:val="36"/>
+        </w:rPr>
+        <w:t>(</w:t>
+      </w:r>
+      <w:proofErr w:type="gramEnd"/>
+      <w:r>
+        <w:rPr>
+          <w:b/>
+          <w:bCs/>
+          <w:color w:val="D86DCB" w:themeColor="accent5" w:themeTint="99"/>
+          <w:sz w:val="36"/>
+          <w:szCs w:val="36"/>
+        </w:rPr>
+        <w:t>123);</w:t>
+      </w:r>
+    </w:p>
+    <w:p>
+      <w:pPr>
+        <w:jc w:val="both"/>
+        <w:rPr>
+          <w:b/>
+          <w:bCs/>
+          <w:color w:val="D86DCB" w:themeColor="accent5" w:themeTint="99"/>
+          <w:sz w:val="36"/>
+          <w:szCs w:val="36"/>
+        </w:rPr>
+      </w:pPr>
+      <w:r>
+        <w:rPr>
+          <w:b/>
+          <w:bCs/>
+          <w:color w:val="D86DCB" w:themeColor="accent5" w:themeTint="99"/>
+          <w:sz w:val="36"/>
+          <w:szCs w:val="36"/>
+        </w:rPr>
+        <w:t xml:space="preserve">  print(</w:t>
+      </w:r>
+      <w:proofErr w:type="spellStart"/>
+      <w:proofErr w:type="gramStart"/>
+      <w:r>
+        <w:rPr>
+          <w:b/>
+          <w:bCs/>
+          <w:color w:val="D86DCB" w:themeColor="accent5" w:themeTint="99"/>
+          <w:sz w:val="36"/>
+          <w:szCs w:val="36"/>
+        </w:rPr>
+        <w:t>account.getBalance</w:t>
       </w:r>
       <w:proofErr w:type="spellEnd"/>
       <w:proofErr w:type="gramEnd"/>
@@ -12052,20 +12386,8 @@
           <w:sz w:val="36"/>
           <w:szCs w:val="36"/>
         </w:rPr>
-        <w:t>);</w:t>
-      </w:r>
-    </w:p>
-    <w:p>
-      <w:pPr>
-        <w:jc w:val="both"/>
-        <w:rPr>
-          <w:b/>
-          <w:bCs/>
-          <w:color w:val="D86DCB" w:themeColor="accent5" w:themeTint="99"/>
-          <w:sz w:val="36"/>
-          <w:szCs w:val="36"/>
-        </w:rPr>
-      </w:pPr>
+        <w:t>(123));</w:t>
+      </w:r>
     </w:p>
     <w:p>
       <w:pPr>
@@ -12087,28 +12409,6 @@
           <w:szCs w:val="36"/>
         </w:rPr>
         <w:t xml:space="preserve">  </w:t>
-      </w:r>
-      <w:proofErr w:type="spellStart"/>
-      <w:r>
-        <w:rPr>
-          <w:b/>
-          <w:bCs/>
-          <w:color w:val="D86DCB" w:themeColor="accent5" w:themeTint="99"/>
-          <w:sz w:val="36"/>
-          <w:szCs w:val="36"/>
-        </w:rPr>
-        <w:t>BankAccount</w:t>
-      </w:r>
-      <w:proofErr w:type="spellEnd"/>
-      <w:r>
-        <w:rPr>
-          <w:b/>
-          <w:bCs/>
-          <w:color w:val="D86DCB" w:themeColor="accent5" w:themeTint="99"/>
-          <w:sz w:val="36"/>
-          <w:szCs w:val="36"/>
-        </w:rPr>
-        <w:t xml:space="preserve"> account = </w:t>
       </w:r>
       <w:proofErr w:type="spellStart"/>
       <w:proofErr w:type="gramStart"/>
@@ -12120,19 +12420,9 @@
           <w:sz w:val="36"/>
           <w:szCs w:val="36"/>
         </w:rPr>
-        <w:t>BankAccount</w:t>
+        <w:t>account.deposit</w:t>
       </w:r>
       <w:proofErr w:type="spellEnd"/>
-      <w:r>
-        <w:rPr>
-          <w:b/>
-          <w:bCs/>
-          <w:color w:val="D86DCB" w:themeColor="accent5" w:themeTint="99"/>
-          <w:sz w:val="36"/>
-          <w:szCs w:val="36"/>
-        </w:rPr>
-        <w:t>(</w:t>
-      </w:r>
       <w:proofErr w:type="gramEnd"/>
       <w:r>
         <w:rPr>
@@ -12142,7 +12432,7 @@
           <w:sz w:val="36"/>
           <w:szCs w:val="36"/>
         </w:rPr>
-        <w:t>123);</w:t>
+        <w:t>(500);</w:t>
       </w:r>
     </w:p>
     <w:p>
@@ -12222,7 +12512,7 @@
           <w:sz w:val="36"/>
           <w:szCs w:val="36"/>
         </w:rPr>
-        <w:t>account.deposit</w:t>
+        <w:t>account.withdraw</w:t>
       </w:r>
       <w:proofErr w:type="spellEnd"/>
       <w:proofErr w:type="gramEnd"/>
@@ -12234,7 +12524,7 @@
           <w:sz w:val="36"/>
           <w:szCs w:val="36"/>
         </w:rPr>
-        <w:t>(500);</w:t>
+        <w:t>(200);</w:t>
       </w:r>
     </w:p>
     <w:p>
@@ -12314,7 +12604,7 @@
           <w:sz w:val="36"/>
           <w:szCs w:val="36"/>
         </w:rPr>
-        <w:t>account.withdraw</w:t>
+        <w:t>account.setBalance</w:t>
       </w:r>
       <w:proofErr w:type="spellEnd"/>
       <w:proofErr w:type="gramEnd"/>
@@ -12326,28 +12616,29 @@
           <w:sz w:val="36"/>
           <w:szCs w:val="36"/>
         </w:rPr>
-        <w:t>(200);</w:t>
-      </w:r>
-    </w:p>
-    <w:p>
-      <w:pPr>
-        <w:jc w:val="both"/>
-        <w:rPr>
-          <w:b/>
-          <w:bCs/>
-          <w:color w:val="D86DCB" w:themeColor="accent5" w:themeTint="99"/>
-          <w:sz w:val="36"/>
-          <w:szCs w:val="36"/>
-        </w:rPr>
-      </w:pPr>
-      <w:r>
-        <w:rPr>
-          <w:b/>
-          <w:bCs/>
-          <w:color w:val="D86DCB" w:themeColor="accent5" w:themeTint="99"/>
-          <w:sz w:val="36"/>
-          <w:szCs w:val="36"/>
-        </w:rPr>
+        <w:t xml:space="preserve"> = 1000;</w:t>
+      </w:r>
+    </w:p>
+    <w:p>
+      <w:pPr>
+        <w:jc w:val="both"/>
+        <w:rPr>
+          <w:b/>
+          <w:bCs/>
+          <w:color w:val="D86DCB" w:themeColor="accent5" w:themeTint="99"/>
+          <w:sz w:val="36"/>
+          <w:szCs w:val="36"/>
+        </w:rPr>
+      </w:pPr>
+      <w:r>
+        <w:rPr>
+          <w:b/>
+          <w:bCs/>
+          <w:color w:val="D86DCB" w:themeColor="accent5" w:themeTint="99"/>
+          <w:sz w:val="36"/>
+          <w:szCs w:val="36"/>
+        </w:rPr>
+        <w:lastRenderedPageBreak/>
         <w:t xml:space="preserve">  print(</w:t>
       </w:r>
       <w:proofErr w:type="spellStart"/>
@@ -12394,19 +12685,374 @@
           <w:sz w:val="36"/>
           <w:szCs w:val="36"/>
         </w:rPr>
-        <w:t xml:space="preserve">  </w:t>
+        <w:t>}</w:t>
+      </w:r>
+    </w:p>
+    <w:p>
+      <w:pPr>
+        <w:jc w:val="both"/>
+        <w:rPr>
+          <w:b/>
+          <w:bCs/>
+          <w:sz w:val="36"/>
+          <w:szCs w:val="36"/>
+        </w:rPr>
+      </w:pPr>
+    </w:p>
+    <w:p>
+      <w:pPr>
+        <w:jc w:val="both"/>
+        <w:rPr>
+          <w:b/>
+          <w:bCs/>
+          <w:sz w:val="36"/>
+          <w:szCs w:val="36"/>
+        </w:rPr>
+      </w:pPr>
+      <w:r>
+        <w:rPr>
+          <w:b/>
+          <w:bCs/>
+          <w:sz w:val="36"/>
+          <w:szCs w:val="36"/>
+        </w:rPr>
+        <w:t>Interface Class:</w:t>
+      </w:r>
+    </w:p>
+    <w:p>
+      <w:pPr>
+        <w:jc w:val="both"/>
+        <w:rPr>
+          <w:sz w:val="36"/>
+          <w:szCs w:val="36"/>
+        </w:rPr>
+      </w:pPr>
+      <w:r>
+        <w:rPr>
+          <w:sz w:val="36"/>
+          <w:szCs w:val="36"/>
+        </w:rPr>
+        <w:t xml:space="preserve"># </w:t>
+      </w:r>
+      <w:r>
+        <w:rPr>
+          <w:sz w:val="36"/>
+          <w:szCs w:val="36"/>
+        </w:rPr>
+        <w:t>An interface is just a contract it says any class that implements me must define these methods.</w:t>
+      </w:r>
+      <w:r>
+        <w:rPr>
+          <w:sz w:val="36"/>
+          <w:szCs w:val="36"/>
+        </w:rPr>
+        <w:t xml:space="preserve"> It is like a rule that every </w:t>
+      </w:r>
+      <w:r>
+        <w:rPr>
+          <w:sz w:val="36"/>
+          <w:szCs w:val="36"/>
+        </w:rPr>
+        <w:t>class</w:t>
+      </w:r>
+      <w:r>
+        <w:rPr>
+          <w:sz w:val="36"/>
+          <w:szCs w:val="36"/>
+        </w:rPr>
+        <w:t xml:space="preserve"> must follow meaning the methods must be defined</w:t>
+      </w:r>
+      <w:r>
+        <w:rPr>
+          <w:sz w:val="36"/>
+          <w:szCs w:val="36"/>
+        </w:rPr>
+        <w:t xml:space="preserve"> according to the behavior of the </w:t>
+      </w:r>
+      <w:r>
+        <w:rPr>
+          <w:sz w:val="36"/>
+          <w:szCs w:val="36"/>
+        </w:rPr>
+        <w:t>class</w:t>
+      </w:r>
+      <w:r>
+        <w:rPr>
+          <w:sz w:val="36"/>
+          <w:szCs w:val="36"/>
+        </w:rPr>
+        <w:t>.</w:t>
+      </w:r>
+    </w:p>
+    <w:p>
+      <w:pPr>
+        <w:jc w:val="both"/>
+        <w:rPr>
+          <w:sz w:val="36"/>
+          <w:szCs w:val="36"/>
+        </w:rPr>
+      </w:pPr>
+      <w:r>
+        <w:rPr>
+          <w:sz w:val="36"/>
+          <w:szCs w:val="36"/>
+        </w:rPr>
+        <w:t xml:space="preserve"># </w:t>
+      </w:r>
+      <w:r>
+        <w:rPr>
+          <w:sz w:val="36"/>
+          <w:szCs w:val="36"/>
+        </w:rPr>
+        <w:t xml:space="preserve">By using </w:t>
+      </w:r>
+      <w:r>
+        <w:rPr>
+          <w:b/>
+          <w:bCs/>
+          <w:sz w:val="36"/>
+          <w:szCs w:val="36"/>
+        </w:rPr>
+        <w:t>implements</w:t>
+      </w:r>
+      <w:r>
+        <w:rPr>
+          <w:sz w:val="36"/>
+          <w:szCs w:val="36"/>
+        </w:rPr>
+        <w:t xml:space="preserve"> </w:t>
+      </w:r>
+      <w:r>
+        <w:rPr>
+          <w:sz w:val="36"/>
+          <w:szCs w:val="36"/>
+        </w:rPr>
+        <w:t>keyword,</w:t>
+      </w:r>
+      <w:r>
+        <w:rPr>
+          <w:sz w:val="36"/>
+          <w:szCs w:val="36"/>
+        </w:rPr>
+        <w:t xml:space="preserve"> we can implement the </w:t>
+      </w:r>
+      <w:r>
+        <w:rPr>
+          <w:sz w:val="36"/>
+          <w:szCs w:val="36"/>
+        </w:rPr>
+        <w:t>interface class</w:t>
+      </w:r>
+    </w:p>
+    <w:p>
+      <w:pPr>
+        <w:jc w:val="both"/>
+        <w:rPr>
+          <w:sz w:val="36"/>
+          <w:szCs w:val="36"/>
+        </w:rPr>
+      </w:pPr>
+      <w:r>
+        <w:rPr>
+          <w:sz w:val="36"/>
+          <w:szCs w:val="36"/>
+        </w:rPr>
+        <w:t xml:space="preserve"># </w:t>
+      </w:r>
+      <w:r>
+        <w:rPr>
+          <w:sz w:val="36"/>
+          <w:szCs w:val="36"/>
+        </w:rPr>
+        <w:t xml:space="preserve">overriding the abstract methods with our own implementation using </w:t>
+      </w:r>
+      <w:r>
+        <w:rPr>
+          <w:b/>
+          <w:bCs/>
+          <w:sz w:val="36"/>
+          <w:szCs w:val="36"/>
+        </w:rPr>
+        <w:t>@override</w:t>
+      </w:r>
+      <w:r>
+        <w:rPr>
+          <w:sz w:val="36"/>
+          <w:szCs w:val="36"/>
+        </w:rPr>
+        <w:t xml:space="preserve"> annotation</w:t>
+      </w:r>
+      <w:r>
+        <w:rPr>
+          <w:sz w:val="36"/>
+          <w:szCs w:val="36"/>
+        </w:rPr>
+        <w:t>. Since we need to define those methods no matter what.</w:t>
+      </w:r>
+    </w:p>
+    <w:p>
+      <w:pPr>
+        <w:jc w:val="both"/>
+        <w:rPr>
+          <w:sz w:val="36"/>
+          <w:szCs w:val="36"/>
+        </w:rPr>
+      </w:pPr>
+      <w:r>
+        <w:rPr>
+          <w:sz w:val="36"/>
+          <w:szCs w:val="36"/>
+        </w:rPr>
+        <w:t># C</w:t>
+      </w:r>
+      <w:r>
+        <w:rPr>
+          <w:sz w:val="36"/>
+          <w:szCs w:val="36"/>
+        </w:rPr>
+        <w:t>reating object of the interface class using Polymorphism</w:t>
+      </w:r>
+      <w:r>
+        <w:rPr>
+          <w:sz w:val="36"/>
+          <w:szCs w:val="36"/>
+        </w:rPr>
+        <w:t xml:space="preserve">. </w:t>
+      </w:r>
+      <w:r>
+        <w:rPr>
+          <w:sz w:val="36"/>
+          <w:szCs w:val="36"/>
+        </w:rPr>
+        <w:t xml:space="preserve">Polymorphism allows our </w:t>
       </w:r>
       <w:proofErr w:type="spellStart"/>
+      <w:r>
+        <w:rPr>
+          <w:b/>
+          <w:bCs/>
+          <w:sz w:val="36"/>
+          <w:szCs w:val="36"/>
+        </w:rPr>
+        <w:t>PaymentGateway</w:t>
+      </w:r>
+      <w:proofErr w:type="spellEnd"/>
+      <w:r>
+        <w:rPr>
+          <w:b/>
+          <w:bCs/>
+          <w:sz w:val="36"/>
+          <w:szCs w:val="36"/>
+        </w:rPr>
+        <w:t xml:space="preserve"> </w:t>
+      </w:r>
+      <w:r>
+        <w:rPr>
+          <w:sz w:val="36"/>
+          <w:szCs w:val="36"/>
+        </w:rPr>
+        <w:t>variable to point to different</w:t>
+      </w:r>
+      <w:r>
+        <w:rPr>
+          <w:sz w:val="36"/>
+          <w:szCs w:val="36"/>
+        </w:rPr>
+        <w:t xml:space="preserve"> </w:t>
+      </w:r>
+      <w:r>
+        <w:rPr>
+          <w:sz w:val="36"/>
+          <w:szCs w:val="36"/>
+        </w:rPr>
+        <w:t>objects (</w:t>
+      </w:r>
+      <w:proofErr w:type="spellStart"/>
+      <w:r>
+        <w:rPr>
+          <w:sz w:val="36"/>
+          <w:szCs w:val="36"/>
+        </w:rPr>
+        <w:t>Bkash</w:t>
+      </w:r>
+      <w:proofErr w:type="spellEnd"/>
+      <w:r>
+        <w:rPr>
+          <w:sz w:val="36"/>
+          <w:szCs w:val="36"/>
+        </w:rPr>
+        <w:t xml:space="preserve">, </w:t>
+      </w:r>
+      <w:proofErr w:type="spellStart"/>
+      <w:r>
+        <w:rPr>
+          <w:sz w:val="36"/>
+          <w:szCs w:val="36"/>
+        </w:rPr>
+        <w:t>Nagad</w:t>
+      </w:r>
+      <w:proofErr w:type="spellEnd"/>
+      <w:r>
+        <w:rPr>
+          <w:sz w:val="36"/>
+          <w:szCs w:val="36"/>
+        </w:rPr>
+        <w:t>), and the correct overridden method is executed at</w:t>
+      </w:r>
+      <w:r>
+        <w:rPr>
+          <w:sz w:val="36"/>
+          <w:szCs w:val="36"/>
+        </w:rPr>
+        <w:t xml:space="preserve"> </w:t>
+      </w:r>
+      <w:r>
+        <w:rPr>
+          <w:sz w:val="36"/>
+          <w:szCs w:val="36"/>
+        </w:rPr>
+        <w:t>runtime depending on the object type. polymorphism is like same method</w:t>
+      </w:r>
+      <w:r>
+        <w:rPr>
+          <w:sz w:val="36"/>
+          <w:szCs w:val="36"/>
+        </w:rPr>
+        <w:t xml:space="preserve"> </w:t>
+      </w:r>
+      <w:r>
+        <w:rPr>
+          <w:sz w:val="36"/>
+          <w:szCs w:val="36"/>
+        </w:rPr>
+        <w:t>call</w:t>
+      </w:r>
       <w:proofErr w:type="gramStart"/>
       <w:r>
         <w:rPr>
-          <w:b/>
-          <w:bCs/>
-          <w:color w:val="D86DCB" w:themeColor="accent5" w:themeTint="99"/>
-          <w:sz w:val="36"/>
-          <w:szCs w:val="36"/>
-        </w:rPr>
-        <w:t>account.setBalance</w:t>
+          <w:sz w:val="36"/>
+          <w:szCs w:val="36"/>
+        </w:rPr>
+        <w:t xml:space="preserve">: </w:t>
+      </w:r>
+      <w:r>
+        <w:rPr>
+          <w:b/>
+          <w:bCs/>
+          <w:sz w:val="36"/>
+          <w:szCs w:val="36"/>
+        </w:rPr>
+        <w:t>.</w:t>
+      </w:r>
+      <w:proofErr w:type="spellStart"/>
+      <w:r>
+        <w:rPr>
+          <w:b/>
+          <w:bCs/>
+          <w:sz w:val="36"/>
+          <w:szCs w:val="36"/>
+        </w:rPr>
+        <w:t>cashIn</w:t>
       </w:r>
       <w:proofErr w:type="spellEnd"/>
       <w:proofErr w:type="gramEnd"/>
@@ -12414,168 +13060,49 @@
         <w:rPr>
           <w:b/>
           <w:bCs/>
-          <w:color w:val="D86DCB" w:themeColor="accent5" w:themeTint="99"/>
-          <w:sz w:val="36"/>
-          <w:szCs w:val="36"/>
-        </w:rPr>
-        <w:t xml:space="preserve"> = 1000;</w:t>
-      </w:r>
-    </w:p>
-    <w:p>
-      <w:pPr>
-        <w:jc w:val="both"/>
-        <w:rPr>
-          <w:b/>
-          <w:bCs/>
-          <w:color w:val="D86DCB" w:themeColor="accent5" w:themeTint="99"/>
-          <w:sz w:val="36"/>
-          <w:szCs w:val="36"/>
-        </w:rPr>
-      </w:pPr>
-      <w:r>
-        <w:rPr>
-          <w:b/>
-          <w:bCs/>
-          <w:color w:val="D86DCB" w:themeColor="accent5" w:themeTint="99"/>
-          <w:sz w:val="36"/>
-          <w:szCs w:val="36"/>
-        </w:rPr>
-        <w:t xml:space="preserve">  print(</w:t>
+          <w:sz w:val="36"/>
+          <w:szCs w:val="36"/>
+        </w:rPr>
+        <w:t xml:space="preserve">(amount); </w:t>
+      </w:r>
+      <w:r>
+        <w:rPr>
+          <w:sz w:val="36"/>
+          <w:szCs w:val="36"/>
+        </w:rPr>
+        <w:t>but different behaviors depending on the object (</w:t>
       </w:r>
       <w:proofErr w:type="spellStart"/>
-      <w:proofErr w:type="gramStart"/>
-      <w:r>
-        <w:rPr>
-          <w:b/>
-          <w:bCs/>
-          <w:color w:val="D86DCB" w:themeColor="accent5" w:themeTint="99"/>
-          <w:sz w:val="36"/>
-          <w:szCs w:val="36"/>
-        </w:rPr>
-        <w:t>account.getBalance</w:t>
+      <w:r>
+        <w:rPr>
+          <w:sz w:val="36"/>
+          <w:szCs w:val="36"/>
+        </w:rPr>
+        <w:t>Bkash</w:t>
       </w:r>
       <w:proofErr w:type="spellEnd"/>
-      <w:proofErr w:type="gramEnd"/>
-      <w:r>
-        <w:rPr>
-          <w:b/>
-          <w:bCs/>
-          <w:color w:val="D86DCB" w:themeColor="accent5" w:themeTint="99"/>
-          <w:sz w:val="36"/>
-          <w:szCs w:val="36"/>
-        </w:rPr>
-        <w:t>(123));</w:t>
-      </w:r>
-    </w:p>
-    <w:p>
-      <w:pPr>
-        <w:jc w:val="both"/>
-        <w:rPr>
-          <w:b/>
-          <w:bCs/>
-          <w:color w:val="D86DCB" w:themeColor="accent5" w:themeTint="99"/>
-          <w:sz w:val="36"/>
-          <w:szCs w:val="36"/>
-        </w:rPr>
-      </w:pPr>
-      <w:r>
-        <w:rPr>
-          <w:b/>
-          <w:bCs/>
-          <w:color w:val="D86DCB" w:themeColor="accent5" w:themeTint="99"/>
-          <w:sz w:val="36"/>
-          <w:szCs w:val="36"/>
-        </w:rPr>
-        <w:t>}</w:t>
-      </w:r>
-    </w:p>
-    <w:p>
-      <w:pPr>
-        <w:jc w:val="both"/>
-        <w:rPr>
-          <w:b/>
-          <w:bCs/>
-          <w:sz w:val="36"/>
-          <w:szCs w:val="36"/>
-        </w:rPr>
-      </w:pPr>
-    </w:p>
-    <w:p>
-      <w:pPr>
-        <w:jc w:val="both"/>
-        <w:rPr>
-          <w:b/>
-          <w:bCs/>
-          <w:sz w:val="36"/>
-          <w:szCs w:val="36"/>
-        </w:rPr>
-      </w:pPr>
-      <w:r>
-        <w:rPr>
-          <w:b/>
-          <w:bCs/>
-          <w:sz w:val="36"/>
-          <w:szCs w:val="36"/>
-        </w:rPr>
-        <w:t>Interface Class:</w:t>
-      </w:r>
-    </w:p>
-    <w:p>
-      <w:pPr>
-        <w:jc w:val="both"/>
-        <w:rPr>
-          <w:sz w:val="36"/>
-          <w:szCs w:val="36"/>
-        </w:rPr>
-      </w:pPr>
-      <w:r>
-        <w:rPr>
-          <w:sz w:val="36"/>
-          <w:szCs w:val="36"/>
-        </w:rPr>
-        <w:t xml:space="preserve"># </w:t>
-      </w:r>
-      <w:r>
-        <w:rPr>
-          <w:sz w:val="36"/>
-          <w:szCs w:val="36"/>
-        </w:rPr>
-        <w:t>An interface is just a contract it says any class that implements me must define these methods.</w:t>
-      </w:r>
-      <w:r>
-        <w:rPr>
-          <w:sz w:val="36"/>
-          <w:szCs w:val="36"/>
-        </w:rPr>
-        <w:t xml:space="preserve"> It is like a rule that every </w:t>
-      </w:r>
-      <w:r>
-        <w:rPr>
-          <w:sz w:val="36"/>
-          <w:szCs w:val="36"/>
-        </w:rPr>
-        <w:t>class</w:t>
-      </w:r>
-      <w:r>
-        <w:rPr>
-          <w:sz w:val="36"/>
-          <w:szCs w:val="36"/>
-        </w:rPr>
-        <w:t xml:space="preserve"> must follow meaning the methods must be defined</w:t>
-      </w:r>
-      <w:r>
-        <w:rPr>
-          <w:sz w:val="36"/>
-          <w:szCs w:val="36"/>
-        </w:rPr>
-        <w:t xml:space="preserve"> according to the behavior of the </w:t>
-      </w:r>
-      <w:r>
-        <w:rPr>
-          <w:sz w:val="36"/>
-          <w:szCs w:val="36"/>
-        </w:rPr>
-        <w:t>class</w:t>
+      <w:r>
+        <w:rPr>
+          <w:sz w:val="36"/>
+          <w:szCs w:val="36"/>
+        </w:rPr>
+        <w:t xml:space="preserve"> or </w:t>
+      </w:r>
+      <w:proofErr w:type="spellStart"/>
+      <w:r>
+        <w:rPr>
+          <w:sz w:val="36"/>
+          <w:szCs w:val="36"/>
+        </w:rPr>
+        <w:t>Nagad</w:t>
+      </w:r>
+      <w:proofErr w:type="spellEnd"/>
+      <w:r>
+        <w:rPr>
+          <w:sz w:val="36"/>
+          <w:szCs w:val="36"/>
+        </w:rPr>
+        <w:t>)</w:t>
       </w:r>
       <w:r>
         <w:rPr>
@@ -12589,482 +13116,154 @@
       <w:pPr>
         <w:jc w:val="both"/>
         <w:rPr>
-          <w:sz w:val="36"/>
-          <w:szCs w:val="36"/>
-        </w:rPr>
-      </w:pPr>
-      <w:r>
-        <w:rPr>
-          <w:sz w:val="36"/>
-          <w:szCs w:val="36"/>
-        </w:rPr>
-        <w:t xml:space="preserve"># </w:t>
-      </w:r>
-      <w:r>
-        <w:rPr>
-          <w:sz w:val="36"/>
-          <w:szCs w:val="36"/>
-        </w:rPr>
-        <w:t xml:space="preserve">By using </w:t>
-      </w:r>
-      <w:r>
-        <w:rPr>
-          <w:b/>
-          <w:bCs/>
-          <w:sz w:val="36"/>
-          <w:szCs w:val="36"/>
-        </w:rPr>
-        <w:t>implements</w:t>
-      </w:r>
-      <w:r>
-        <w:rPr>
-          <w:sz w:val="36"/>
-          <w:szCs w:val="36"/>
-        </w:rPr>
-        <w:t xml:space="preserve"> </w:t>
-      </w:r>
-      <w:r>
-        <w:rPr>
-          <w:sz w:val="36"/>
-          <w:szCs w:val="36"/>
-        </w:rPr>
-        <w:t>keyword,</w:t>
-      </w:r>
-      <w:r>
-        <w:rPr>
-          <w:sz w:val="36"/>
-          <w:szCs w:val="36"/>
-        </w:rPr>
-        <w:t xml:space="preserve"> we can implement the </w:t>
-      </w:r>
-      <w:r>
-        <w:rPr>
-          <w:sz w:val="36"/>
-          <w:szCs w:val="36"/>
-        </w:rPr>
-        <w:t>interface class</w:t>
-      </w:r>
-    </w:p>
-    <w:p>
-      <w:pPr>
-        <w:jc w:val="both"/>
-        <w:rPr>
-          <w:sz w:val="36"/>
-          <w:szCs w:val="36"/>
-        </w:rPr>
-      </w:pPr>
-      <w:r>
-        <w:rPr>
+          <w:b/>
+          <w:bCs/>
+          <w:color w:val="D86DCB" w:themeColor="accent5" w:themeTint="99"/>
+          <w:sz w:val="36"/>
+          <w:szCs w:val="36"/>
+        </w:rPr>
+      </w:pPr>
+      <w:r>
+        <w:rPr>
+          <w:b/>
+          <w:bCs/>
+          <w:color w:val="D86DCB" w:themeColor="accent5" w:themeTint="99"/>
+          <w:sz w:val="36"/>
+          <w:szCs w:val="36"/>
+        </w:rPr>
+        <w:t xml:space="preserve">abstract class </w:t>
+      </w:r>
+      <w:proofErr w:type="spellStart"/>
+      <w:r>
+        <w:rPr>
+          <w:b/>
+          <w:bCs/>
+          <w:color w:val="D86DCB" w:themeColor="accent5" w:themeTint="99"/>
+          <w:sz w:val="36"/>
+          <w:szCs w:val="36"/>
+        </w:rPr>
+        <w:t>PaymentGateway</w:t>
+      </w:r>
+      <w:proofErr w:type="spellEnd"/>
+      <w:r>
+        <w:rPr>
+          <w:b/>
+          <w:bCs/>
+          <w:color w:val="D86DCB" w:themeColor="accent5" w:themeTint="99"/>
+          <w:sz w:val="36"/>
+          <w:szCs w:val="36"/>
+        </w:rPr>
+        <w:t xml:space="preserve"> {</w:t>
+      </w:r>
+    </w:p>
+    <w:p>
+      <w:pPr>
+        <w:jc w:val="both"/>
+        <w:rPr>
+          <w:b/>
+          <w:bCs/>
+          <w:color w:val="D86DCB" w:themeColor="accent5" w:themeTint="99"/>
+          <w:sz w:val="36"/>
+          <w:szCs w:val="36"/>
+        </w:rPr>
+      </w:pPr>
+      <w:r>
+        <w:rPr>
+          <w:b/>
+          <w:bCs/>
+          <w:color w:val="D86DCB" w:themeColor="accent5" w:themeTint="99"/>
+          <w:sz w:val="36"/>
+          <w:szCs w:val="36"/>
+        </w:rPr>
+        <w:t xml:space="preserve">  void </w:t>
+      </w:r>
+      <w:proofErr w:type="spellStart"/>
+      <w:r>
+        <w:rPr>
+          <w:b/>
+          <w:bCs/>
+          <w:color w:val="D86DCB" w:themeColor="accent5" w:themeTint="99"/>
+          <w:sz w:val="36"/>
+          <w:szCs w:val="36"/>
+        </w:rPr>
+        <w:t>cashOut</w:t>
+      </w:r>
+      <w:proofErr w:type="spellEnd"/>
+      <w:r>
+        <w:rPr>
+          <w:b/>
+          <w:bCs/>
+          <w:color w:val="D86DCB" w:themeColor="accent5" w:themeTint="99"/>
+          <w:sz w:val="36"/>
+          <w:szCs w:val="36"/>
+        </w:rPr>
+        <w:t xml:space="preserve"> (double amount);</w:t>
+      </w:r>
+    </w:p>
+    <w:p>
+      <w:pPr>
+        <w:jc w:val="both"/>
+        <w:rPr>
+          <w:b/>
+          <w:bCs/>
+          <w:color w:val="D86DCB" w:themeColor="accent5" w:themeTint="99"/>
+          <w:sz w:val="36"/>
+          <w:szCs w:val="36"/>
+        </w:rPr>
+      </w:pPr>
+      <w:r>
+        <w:rPr>
+          <w:b/>
+          <w:bCs/>
+          <w:color w:val="D86DCB" w:themeColor="accent5" w:themeTint="99"/>
+          <w:sz w:val="36"/>
+          <w:szCs w:val="36"/>
+        </w:rPr>
+        <w:t xml:space="preserve">  void </w:t>
+      </w:r>
+      <w:proofErr w:type="spellStart"/>
+      <w:r>
+        <w:rPr>
+          <w:b/>
+          <w:bCs/>
+          <w:color w:val="D86DCB" w:themeColor="accent5" w:themeTint="99"/>
+          <w:sz w:val="36"/>
+          <w:szCs w:val="36"/>
+        </w:rPr>
+        <w:t>cashIn</w:t>
+      </w:r>
+      <w:proofErr w:type="spellEnd"/>
+      <w:r>
+        <w:rPr>
+          <w:b/>
+          <w:bCs/>
+          <w:color w:val="D86DCB" w:themeColor="accent5" w:themeTint="99"/>
+          <w:sz w:val="36"/>
+          <w:szCs w:val="36"/>
+        </w:rPr>
+        <w:t xml:space="preserve"> (double amount);</w:t>
+      </w:r>
+    </w:p>
+    <w:p>
+      <w:pPr>
+        <w:jc w:val="both"/>
+        <w:rPr>
+          <w:b/>
+          <w:bCs/>
+          <w:color w:val="D86DCB" w:themeColor="accent5" w:themeTint="99"/>
+          <w:sz w:val="36"/>
+          <w:szCs w:val="36"/>
+        </w:rPr>
+      </w:pPr>
+      <w:r>
+        <w:rPr>
+          <w:b/>
+          <w:bCs/>
+          <w:color w:val="D86DCB" w:themeColor="accent5" w:themeTint="99"/>
           <w:sz w:val="36"/>
           <w:szCs w:val="36"/>
         </w:rPr>
         <w:lastRenderedPageBreak/>
-        <w:t xml:space="preserve"># </w:t>
-      </w:r>
-      <w:r>
-        <w:rPr>
-          <w:sz w:val="36"/>
-          <w:szCs w:val="36"/>
-        </w:rPr>
-        <w:t xml:space="preserve">overriding the abstract methods with our own implementation using </w:t>
-      </w:r>
-      <w:r>
-        <w:rPr>
-          <w:b/>
-          <w:bCs/>
-          <w:sz w:val="36"/>
-          <w:szCs w:val="36"/>
-        </w:rPr>
-        <w:t>@override</w:t>
-      </w:r>
-      <w:r>
-        <w:rPr>
-          <w:sz w:val="36"/>
-          <w:szCs w:val="36"/>
-        </w:rPr>
-        <w:t xml:space="preserve"> annotation</w:t>
-      </w:r>
-      <w:r>
-        <w:rPr>
-          <w:sz w:val="36"/>
-          <w:szCs w:val="36"/>
-        </w:rPr>
-        <w:t>. Since we need to define those methods no matter what.</w:t>
-      </w:r>
-    </w:p>
-    <w:p>
-      <w:pPr>
-        <w:jc w:val="both"/>
-        <w:rPr>
-          <w:sz w:val="36"/>
-          <w:szCs w:val="36"/>
-        </w:rPr>
-      </w:pPr>
-      <w:r>
-        <w:rPr>
-          <w:sz w:val="36"/>
-          <w:szCs w:val="36"/>
-        </w:rPr>
-        <w:t># C</w:t>
-      </w:r>
-      <w:r>
-        <w:rPr>
-          <w:sz w:val="36"/>
-          <w:szCs w:val="36"/>
-        </w:rPr>
-        <w:t>reating object of the interface class using Polymorphism</w:t>
-      </w:r>
-      <w:r>
-        <w:rPr>
-          <w:sz w:val="36"/>
-          <w:szCs w:val="36"/>
-        </w:rPr>
-        <w:t xml:space="preserve">. </w:t>
-      </w:r>
-      <w:r>
-        <w:rPr>
-          <w:sz w:val="36"/>
-          <w:szCs w:val="36"/>
-        </w:rPr>
-        <w:t xml:space="preserve">Polymorphism allows our </w:t>
-      </w:r>
-      <w:proofErr w:type="spellStart"/>
-      <w:r>
-        <w:rPr>
-          <w:b/>
-          <w:bCs/>
-          <w:sz w:val="36"/>
-          <w:szCs w:val="36"/>
-        </w:rPr>
-        <w:t>PaymentGateway</w:t>
-      </w:r>
-      <w:proofErr w:type="spellEnd"/>
-      <w:r>
-        <w:rPr>
-          <w:b/>
-          <w:bCs/>
-          <w:sz w:val="36"/>
-          <w:szCs w:val="36"/>
-        </w:rPr>
-        <w:t xml:space="preserve"> </w:t>
-      </w:r>
-      <w:r>
-        <w:rPr>
-          <w:sz w:val="36"/>
-          <w:szCs w:val="36"/>
-        </w:rPr>
-        <w:t>variable to point to different</w:t>
-      </w:r>
-      <w:r>
-        <w:rPr>
-          <w:sz w:val="36"/>
-          <w:szCs w:val="36"/>
-        </w:rPr>
-        <w:t xml:space="preserve"> </w:t>
-      </w:r>
-      <w:r>
-        <w:rPr>
-          <w:sz w:val="36"/>
-          <w:szCs w:val="36"/>
-        </w:rPr>
-        <w:t>objects (</w:t>
-      </w:r>
-      <w:proofErr w:type="spellStart"/>
-      <w:r>
-        <w:rPr>
-          <w:sz w:val="36"/>
-          <w:szCs w:val="36"/>
-        </w:rPr>
-        <w:t>Bkash</w:t>
-      </w:r>
-      <w:proofErr w:type="spellEnd"/>
-      <w:r>
-        <w:rPr>
-          <w:sz w:val="36"/>
-          <w:szCs w:val="36"/>
-        </w:rPr>
-        <w:t xml:space="preserve">, </w:t>
-      </w:r>
-      <w:proofErr w:type="spellStart"/>
-      <w:r>
-        <w:rPr>
-          <w:sz w:val="36"/>
-          <w:szCs w:val="36"/>
-        </w:rPr>
-        <w:t>Nagad</w:t>
-      </w:r>
-      <w:proofErr w:type="spellEnd"/>
-      <w:r>
-        <w:rPr>
-          <w:sz w:val="36"/>
-          <w:szCs w:val="36"/>
-        </w:rPr>
-        <w:t>), and the correct overridden method is executed at</w:t>
-      </w:r>
-      <w:r>
-        <w:rPr>
-          <w:sz w:val="36"/>
-          <w:szCs w:val="36"/>
-        </w:rPr>
-        <w:t xml:space="preserve"> </w:t>
-      </w:r>
-      <w:r>
-        <w:rPr>
-          <w:sz w:val="36"/>
-          <w:szCs w:val="36"/>
-        </w:rPr>
-        <w:t>runtime depending on the object type. polymorphism is like same method</w:t>
-      </w:r>
-      <w:r>
-        <w:rPr>
-          <w:sz w:val="36"/>
-          <w:szCs w:val="36"/>
-        </w:rPr>
-        <w:t xml:space="preserve"> </w:t>
-      </w:r>
-      <w:r>
-        <w:rPr>
-          <w:sz w:val="36"/>
-          <w:szCs w:val="36"/>
-        </w:rPr>
-        <w:t>call</w:t>
-      </w:r>
-      <w:proofErr w:type="gramStart"/>
-      <w:r>
-        <w:rPr>
-          <w:sz w:val="36"/>
-          <w:szCs w:val="36"/>
-        </w:rPr>
-        <w:t xml:space="preserve">: </w:t>
-      </w:r>
-      <w:r>
-        <w:rPr>
-          <w:b/>
-          <w:bCs/>
-          <w:sz w:val="36"/>
-          <w:szCs w:val="36"/>
-        </w:rPr>
-        <w:t>.</w:t>
-      </w:r>
-      <w:proofErr w:type="spellStart"/>
-      <w:r>
-        <w:rPr>
-          <w:b/>
-          <w:bCs/>
-          <w:sz w:val="36"/>
-          <w:szCs w:val="36"/>
-        </w:rPr>
-        <w:t>cashIn</w:t>
-      </w:r>
-      <w:proofErr w:type="spellEnd"/>
-      <w:proofErr w:type="gramEnd"/>
-      <w:r>
-        <w:rPr>
-          <w:b/>
-          <w:bCs/>
-          <w:sz w:val="36"/>
-          <w:szCs w:val="36"/>
-        </w:rPr>
-        <w:t xml:space="preserve">(amount); </w:t>
-      </w:r>
-      <w:r>
-        <w:rPr>
-          <w:sz w:val="36"/>
-          <w:szCs w:val="36"/>
-        </w:rPr>
-        <w:t>but different behaviors depending on the object (</w:t>
-      </w:r>
-      <w:proofErr w:type="spellStart"/>
-      <w:r>
-        <w:rPr>
-          <w:sz w:val="36"/>
-          <w:szCs w:val="36"/>
-        </w:rPr>
-        <w:t>Bkash</w:t>
-      </w:r>
-      <w:proofErr w:type="spellEnd"/>
-      <w:r>
-        <w:rPr>
-          <w:sz w:val="36"/>
-          <w:szCs w:val="36"/>
-        </w:rPr>
-        <w:t xml:space="preserve"> or </w:t>
-      </w:r>
-      <w:proofErr w:type="spellStart"/>
-      <w:r>
-        <w:rPr>
-          <w:sz w:val="36"/>
-          <w:szCs w:val="36"/>
-        </w:rPr>
-        <w:t>Nagad</w:t>
-      </w:r>
-      <w:proofErr w:type="spellEnd"/>
-      <w:r>
-        <w:rPr>
-          <w:sz w:val="36"/>
-          <w:szCs w:val="36"/>
-        </w:rPr>
-        <w:t>)</w:t>
-      </w:r>
-      <w:r>
-        <w:rPr>
-          <w:sz w:val="36"/>
-          <w:szCs w:val="36"/>
-        </w:rPr>
-        <w:t>.</w:t>
-      </w:r>
-    </w:p>
-    <w:p>
-      <w:pPr>
-        <w:jc w:val="both"/>
-        <w:rPr>
-          <w:b/>
-          <w:bCs/>
-          <w:color w:val="D86DCB" w:themeColor="accent5" w:themeTint="99"/>
-          <w:sz w:val="36"/>
-          <w:szCs w:val="36"/>
-        </w:rPr>
-      </w:pPr>
-      <w:r>
-        <w:rPr>
-          <w:b/>
-          <w:bCs/>
-          <w:color w:val="D86DCB" w:themeColor="accent5" w:themeTint="99"/>
-          <w:sz w:val="36"/>
-          <w:szCs w:val="36"/>
-        </w:rPr>
-        <w:t xml:space="preserve">abstract class </w:t>
-      </w:r>
-      <w:proofErr w:type="spellStart"/>
-      <w:r>
-        <w:rPr>
-          <w:b/>
-          <w:bCs/>
-          <w:color w:val="D86DCB" w:themeColor="accent5" w:themeTint="99"/>
-          <w:sz w:val="36"/>
-          <w:szCs w:val="36"/>
-        </w:rPr>
-        <w:t>PaymentGateway</w:t>
-      </w:r>
-      <w:proofErr w:type="spellEnd"/>
-      <w:r>
-        <w:rPr>
-          <w:b/>
-          <w:bCs/>
-          <w:color w:val="D86DCB" w:themeColor="accent5" w:themeTint="99"/>
-          <w:sz w:val="36"/>
-          <w:szCs w:val="36"/>
-        </w:rPr>
-        <w:t xml:space="preserve"> {</w:t>
-      </w:r>
-    </w:p>
-    <w:p>
-      <w:pPr>
-        <w:jc w:val="both"/>
-        <w:rPr>
-          <w:b/>
-          <w:bCs/>
-          <w:color w:val="D86DCB" w:themeColor="accent5" w:themeTint="99"/>
-          <w:sz w:val="36"/>
-          <w:szCs w:val="36"/>
-        </w:rPr>
-      </w:pPr>
-      <w:r>
-        <w:rPr>
-          <w:b/>
-          <w:bCs/>
-          <w:color w:val="D86DCB" w:themeColor="accent5" w:themeTint="99"/>
-          <w:sz w:val="36"/>
-          <w:szCs w:val="36"/>
-        </w:rPr>
-        <w:t xml:space="preserve">  void </w:t>
-      </w:r>
-      <w:proofErr w:type="spellStart"/>
-      <w:r>
-        <w:rPr>
-          <w:b/>
-          <w:bCs/>
-          <w:color w:val="D86DCB" w:themeColor="accent5" w:themeTint="99"/>
-          <w:sz w:val="36"/>
-          <w:szCs w:val="36"/>
-        </w:rPr>
-        <w:t>cashOut</w:t>
-      </w:r>
-      <w:proofErr w:type="spellEnd"/>
-      <w:r>
-        <w:rPr>
-          <w:b/>
-          <w:bCs/>
-          <w:color w:val="D86DCB" w:themeColor="accent5" w:themeTint="99"/>
-          <w:sz w:val="36"/>
-          <w:szCs w:val="36"/>
-        </w:rPr>
-        <w:t xml:space="preserve"> (double amount);</w:t>
-      </w:r>
-    </w:p>
-    <w:p>
-      <w:pPr>
-        <w:jc w:val="both"/>
-        <w:rPr>
-          <w:b/>
-          <w:bCs/>
-          <w:color w:val="D86DCB" w:themeColor="accent5" w:themeTint="99"/>
-          <w:sz w:val="36"/>
-          <w:szCs w:val="36"/>
-        </w:rPr>
-      </w:pPr>
-      <w:r>
-        <w:rPr>
-          <w:b/>
-          <w:bCs/>
-          <w:color w:val="D86DCB" w:themeColor="accent5" w:themeTint="99"/>
-          <w:sz w:val="36"/>
-          <w:szCs w:val="36"/>
-        </w:rPr>
-        <w:t xml:space="preserve">  void </w:t>
-      </w:r>
-      <w:proofErr w:type="spellStart"/>
-      <w:r>
-        <w:rPr>
-          <w:b/>
-          <w:bCs/>
-          <w:color w:val="D86DCB" w:themeColor="accent5" w:themeTint="99"/>
-          <w:sz w:val="36"/>
-          <w:szCs w:val="36"/>
-        </w:rPr>
-        <w:t>cashIn</w:t>
-      </w:r>
-      <w:proofErr w:type="spellEnd"/>
-      <w:r>
-        <w:rPr>
-          <w:b/>
-          <w:bCs/>
-          <w:color w:val="D86DCB" w:themeColor="accent5" w:themeTint="99"/>
-          <w:sz w:val="36"/>
-          <w:szCs w:val="36"/>
-        </w:rPr>
-        <w:t xml:space="preserve"> (double amount);</w:t>
-      </w:r>
-    </w:p>
-    <w:p>
-      <w:pPr>
-        <w:jc w:val="both"/>
-        <w:rPr>
-          <w:b/>
-          <w:bCs/>
-          <w:color w:val="D86DCB" w:themeColor="accent5" w:themeTint="99"/>
-          <w:sz w:val="36"/>
-          <w:szCs w:val="36"/>
-        </w:rPr>
-      </w:pPr>
-      <w:r>
-        <w:rPr>
-          <w:b/>
-          <w:bCs/>
-          <w:color w:val="D86DCB" w:themeColor="accent5" w:themeTint="99"/>
-          <w:sz w:val="36"/>
-          <w:szCs w:val="36"/>
-        </w:rPr>
         <w:t>}</w:t>
       </w:r>
     </w:p>
@@ -13432,7 +13631,6 @@
           <w:sz w:val="36"/>
           <w:szCs w:val="36"/>
         </w:rPr>
-        <w:lastRenderedPageBreak/>
         <w:t xml:space="preserve">  }</w:t>
       </w:r>
     </w:p>
@@ -13853,6 +14051,7 @@
           <w:sz w:val="36"/>
           <w:szCs w:val="36"/>
         </w:rPr>
+        <w:lastRenderedPageBreak/>
         <w:t>void main () {</w:t>
       </w:r>
     </w:p>
@@ -14137,7 +14336,6 @@
           <w:sz w:val="36"/>
           <w:szCs w:val="36"/>
         </w:rPr>
-        <w:lastRenderedPageBreak/>
         <w:t xml:space="preserve">NOTE: </w:t>
       </w:r>
       <w:r>
@@ -14619,6 +14817,7 @@
           <w:sz w:val="36"/>
           <w:szCs w:val="36"/>
         </w:rPr>
+        <w:lastRenderedPageBreak/>
         <w:t>}</w:t>
       </w:r>
     </w:p>
@@ -14962,7 +15161,6 @@
           <w:sz w:val="36"/>
           <w:szCs w:val="36"/>
         </w:rPr>
-        <w:lastRenderedPageBreak/>
         <w:t>Polymorphism in Dart:</w:t>
       </w:r>
     </w:p>
@@ -15367,6 +15565,7 @@
           <w:sz w:val="36"/>
           <w:szCs w:val="36"/>
         </w:rPr>
+        <w:lastRenderedPageBreak/>
         <w:t xml:space="preserve"># We use polymorphism or abstraction to define a set of rules (methods or functions) that the child class must define or override. For example, defining the cash out charge rate which is a must for any mobile banking like </w:t>
       </w:r>
       <w:proofErr w:type="spellStart"/>
@@ -15599,7 +15798,6 @@
           <w:sz w:val="36"/>
           <w:szCs w:val="36"/>
         </w:rPr>
-        <w:lastRenderedPageBreak/>
         <w:t xml:space="preserve">class </w:t>
       </w:r>
       <w:proofErr w:type="spellStart"/>
@@ -16164,6 +16362,7 @@
           <w:sz w:val="36"/>
           <w:szCs w:val="36"/>
         </w:rPr>
+        <w:lastRenderedPageBreak/>
         <w:t xml:space="preserve">    </w:t>
       </w:r>
       <w:proofErr w:type="gramStart"/>
@@ -16484,7 +16683,6 @@
           <w:sz w:val="36"/>
           <w:szCs w:val="36"/>
         </w:rPr>
-        <w:lastRenderedPageBreak/>
         <w:t xml:space="preserve">  String </w:t>
       </w:r>
       <w:proofErr w:type="spellStart"/>
@@ -17296,7 +17494,6 @@
           <w:sz w:val="36"/>
           <w:szCs w:val="36"/>
         </w:rPr>
-        <w:lastRenderedPageBreak/>
         <w:t xml:space="preserve">  final String author;</w:t>
       </w:r>
     </w:p>
@@ -17801,6 +17998,7 @@
           <w:sz w:val="36"/>
           <w:szCs w:val="36"/>
         </w:rPr>
+        <w:lastRenderedPageBreak/>
         <w:t xml:space="preserve">    </w:t>
       </w:r>
       <w:proofErr w:type="gramStart"/>
@@ -18021,7 +18219,6 @@
           <w:sz w:val="36"/>
           <w:szCs w:val="36"/>
         </w:rPr>
-        <w:lastRenderedPageBreak/>
         <w:t>void main () {</w:t>
       </w:r>
     </w:p>
@@ -18375,6 +18572,7 @@
           <w:sz w:val="36"/>
           <w:szCs w:val="36"/>
         </w:rPr>
+        <w:lastRenderedPageBreak/>
         <w:t xml:space="preserve"># </w:t>
       </w:r>
       <w:r>
@@ -18660,7 +18858,6 @@
           <w:sz w:val="36"/>
           <w:szCs w:val="36"/>
         </w:rPr>
-        <w:lastRenderedPageBreak/>
         <w:t xml:space="preserve">    return </w:t>
       </w:r>
       <w:r>
@@ -18995,6 +19192,7 @@
           <w:sz w:val="36"/>
           <w:szCs w:val="36"/>
         </w:rPr>
+        <w:lastRenderedPageBreak/>
         <w:t xml:space="preserve"># </w:t>
       </w:r>
       <w:r>
@@ -19343,7 +19541,6 @@
           <w:sz w:val="36"/>
           <w:szCs w:val="36"/>
         </w:rPr>
-        <w:lastRenderedPageBreak/>
         <w:t xml:space="preserve">  </w:t>
       </w:r>
       <w:proofErr w:type="spellStart"/>
@@ -19810,6 +20007,7 @@
           <w:sz w:val="36"/>
           <w:szCs w:val="36"/>
         </w:rPr>
+        <w:lastRenderedPageBreak/>
         <w:t># The best way would be using a method/</w:t>
       </w:r>
       <w:r>
@@ -20195,62 +20393,681 @@
           <w:sz w:val="36"/>
           <w:szCs w:val="36"/>
         </w:rPr>
+        <w:t xml:space="preserve">  </w:t>
+      </w:r>
+      <w:r>
+        <w:rPr>
+          <w:b/>
+          <w:bCs/>
+          <w:color w:val="D86DCB" w:themeColor="accent5" w:themeTint="99"/>
+          <w:sz w:val="36"/>
+          <w:szCs w:val="36"/>
+        </w:rPr>
+        <w:t xml:space="preserve">Food get food =&gt; </w:t>
+      </w:r>
+      <w:proofErr w:type="spellStart"/>
+      <w:r>
+        <w:rPr>
+          <w:b/>
+          <w:bCs/>
+          <w:color w:val="D86DCB" w:themeColor="accent5" w:themeTint="99"/>
+          <w:sz w:val="36"/>
+          <w:szCs w:val="36"/>
+        </w:rPr>
+        <w:t>Food.fromJson</w:t>
+      </w:r>
+      <w:proofErr w:type="spellEnd"/>
+      <w:r>
+        <w:rPr>
+          <w:b/>
+          <w:bCs/>
+          <w:color w:val="D86DCB" w:themeColor="accent5" w:themeTint="99"/>
+          <w:sz w:val="36"/>
+          <w:szCs w:val="36"/>
+        </w:rPr>
+        <w:t>(_</w:t>
+      </w:r>
+      <w:proofErr w:type="spellStart"/>
+      <w:r>
+        <w:rPr>
+          <w:b/>
+          <w:bCs/>
+          <w:color w:val="D86DCB" w:themeColor="accent5" w:themeTint="99"/>
+          <w:sz w:val="36"/>
+          <w:szCs w:val="36"/>
+        </w:rPr>
+        <w:t>foodRecipes</w:t>
+      </w:r>
+      <w:proofErr w:type="spellEnd"/>
+      <w:r>
+        <w:rPr>
+          <w:b/>
+          <w:bCs/>
+          <w:color w:val="D86DCB" w:themeColor="accent5" w:themeTint="99"/>
+          <w:sz w:val="36"/>
+          <w:szCs w:val="36"/>
+        </w:rPr>
+        <w:t>);</w:t>
+      </w:r>
+    </w:p>
+    <w:p>
+      <w:pPr>
+        <w:jc w:val="both"/>
+        <w:rPr>
+          <w:b/>
+          <w:bCs/>
+          <w:color w:val="D86DCB" w:themeColor="accent5" w:themeTint="99"/>
+          <w:sz w:val="36"/>
+          <w:szCs w:val="36"/>
+        </w:rPr>
+      </w:pPr>
+      <w:r>
+        <w:rPr>
+          <w:b/>
+          <w:bCs/>
+          <w:color w:val="D86DCB" w:themeColor="accent5" w:themeTint="99"/>
+          <w:sz w:val="36"/>
+          <w:szCs w:val="36"/>
+        </w:rPr>
+        <w:t>}</w:t>
+      </w:r>
+    </w:p>
+    <w:p>
+      <w:pPr>
+        <w:jc w:val="both"/>
+        <w:rPr>
+          <w:sz w:val="36"/>
+          <w:szCs w:val="36"/>
+        </w:rPr>
+      </w:pPr>
+    </w:p>
+    <w:p>
+      <w:pPr>
+        <w:jc w:val="both"/>
+        <w:rPr>
+          <w:b/>
+          <w:bCs/>
+          <w:sz w:val="36"/>
+          <w:szCs w:val="36"/>
+        </w:rPr>
+      </w:pPr>
+      <w:r>
+        <w:rPr>
+          <w:b/>
+          <w:bCs/>
+          <w:sz w:val="36"/>
+          <w:szCs w:val="36"/>
+        </w:rPr>
+        <w:t xml:space="preserve">Creating </w:t>
+      </w:r>
+      <w:r>
+        <w:rPr>
+          <w:b/>
+          <w:bCs/>
+          <w:sz w:val="36"/>
+          <w:szCs w:val="36"/>
+        </w:rPr>
+        <w:t>Class</w:t>
+      </w:r>
+      <w:r>
+        <w:rPr>
+          <w:b/>
+          <w:bCs/>
+          <w:sz w:val="36"/>
+          <w:szCs w:val="36"/>
+        </w:rPr>
+        <w:t xml:space="preserve"> with</w:t>
+      </w:r>
+      <w:r>
+        <w:rPr>
+          <w:b/>
+          <w:bCs/>
+          <w:sz w:val="36"/>
+          <w:szCs w:val="36"/>
+        </w:rPr>
+        <w:t xml:space="preserve"> Type (Generic Type)</w:t>
+      </w:r>
+      <w:r>
+        <w:rPr>
+          <w:b/>
+          <w:bCs/>
+          <w:sz w:val="36"/>
+          <w:szCs w:val="36"/>
+        </w:rPr>
+        <w:t>:</w:t>
+      </w:r>
+    </w:p>
+    <w:p>
+      <w:pPr>
+        <w:jc w:val="both"/>
+        <w:rPr>
+          <w:sz w:val="36"/>
+          <w:szCs w:val="36"/>
+        </w:rPr>
+      </w:pPr>
+      <w:r>
+        <w:rPr>
+          <w:sz w:val="36"/>
+          <w:szCs w:val="36"/>
+        </w:rPr>
+        <w:t xml:space="preserve"># </w:t>
+      </w:r>
+      <w:r>
+        <w:rPr>
+          <w:sz w:val="36"/>
+          <w:szCs w:val="36"/>
+        </w:rPr>
+        <w:t xml:space="preserve">We can create a Class which will have a </w:t>
+      </w:r>
+      <w:r>
+        <w:rPr>
+          <w:sz w:val="36"/>
+          <w:szCs w:val="36"/>
+        </w:rPr>
+        <w:t>specific generic type T, meaning it can be any type (</w:t>
+      </w:r>
+      <w:r>
+        <w:rPr>
+          <w:b/>
+          <w:bCs/>
+          <w:sz w:val="36"/>
+          <w:szCs w:val="36"/>
+        </w:rPr>
+        <w:t>int</w:t>
+      </w:r>
+      <w:r>
+        <w:rPr>
+          <w:sz w:val="36"/>
+          <w:szCs w:val="36"/>
+        </w:rPr>
+        <w:t xml:space="preserve">, </w:t>
+      </w:r>
+      <w:r>
+        <w:rPr>
+          <w:b/>
+          <w:bCs/>
+          <w:sz w:val="36"/>
+          <w:szCs w:val="36"/>
+        </w:rPr>
+        <w:t>bool</w:t>
+      </w:r>
+      <w:r>
+        <w:rPr>
+          <w:sz w:val="36"/>
+          <w:szCs w:val="36"/>
+        </w:rPr>
+        <w:t xml:space="preserve">, </w:t>
+      </w:r>
+      <w:r>
+        <w:rPr>
+          <w:b/>
+          <w:bCs/>
+          <w:sz w:val="36"/>
+          <w:szCs w:val="36"/>
+        </w:rPr>
+        <w:t>String</w:t>
+      </w:r>
+      <w:r>
+        <w:rPr>
+          <w:sz w:val="36"/>
+          <w:szCs w:val="36"/>
+        </w:rPr>
+        <w:t xml:space="preserve"> and </w:t>
+      </w:r>
+      <w:r>
+        <w:rPr>
+          <w:b/>
+          <w:bCs/>
+          <w:sz w:val="36"/>
+          <w:szCs w:val="36"/>
+        </w:rPr>
+        <w:t>double</w:t>
+      </w:r>
+      <w:r>
+        <w:rPr>
+          <w:sz w:val="36"/>
+          <w:szCs w:val="36"/>
+        </w:rPr>
+        <w:t>) but once a type is assigned it</w:t>
+      </w:r>
+      <w:r>
+        <w:rPr>
+          <w:sz w:val="36"/>
+          <w:szCs w:val="36"/>
+        </w:rPr>
+        <w:t xml:space="preserve"> won’t take another type.</w:t>
+      </w:r>
+    </w:p>
+    <w:p>
+      <w:pPr>
+        <w:jc w:val="both"/>
+        <w:rPr>
+          <w:sz w:val="36"/>
+          <w:szCs w:val="36"/>
+        </w:rPr>
+      </w:pPr>
+      <w:r>
+        <w:rPr>
+          <w:sz w:val="36"/>
+          <w:szCs w:val="36"/>
+        </w:rPr>
+        <w:t xml:space="preserve"># </w:t>
+      </w:r>
+      <w:r>
+        <w:rPr>
+          <w:sz w:val="36"/>
+          <w:szCs w:val="36"/>
+        </w:rPr>
+        <w:t xml:space="preserve">We can do this by simply adding </w:t>
+      </w:r>
+      <w:r>
+        <w:rPr>
+          <w:b/>
+          <w:bCs/>
+          <w:sz w:val="36"/>
+          <w:szCs w:val="36"/>
+        </w:rPr>
+        <w:t>&lt;T&gt;</w:t>
+      </w:r>
+      <w:r>
+        <w:rPr>
+          <w:sz w:val="36"/>
+          <w:szCs w:val="36"/>
+        </w:rPr>
+        <w:t xml:space="preserve"> after class name in Class declaration</w:t>
+      </w:r>
+      <w:r>
+        <w:rPr>
+          <w:sz w:val="36"/>
+          <w:szCs w:val="36"/>
+        </w:rPr>
+        <w:t xml:space="preserve">. Just add T before the things we need the type to be like this </w:t>
+      </w:r>
+      <w:r>
+        <w:rPr>
+          <w:b/>
+          <w:bCs/>
+          <w:sz w:val="36"/>
+          <w:szCs w:val="36"/>
+        </w:rPr>
+        <w:t xml:space="preserve">T </w:t>
+      </w:r>
+      <w:proofErr w:type="spellStart"/>
+      <w:r>
+        <w:rPr>
+          <w:b/>
+          <w:bCs/>
+          <w:sz w:val="36"/>
+          <w:szCs w:val="36"/>
+        </w:rPr>
+        <w:t>method_name</w:t>
+      </w:r>
+      <w:proofErr w:type="spellEnd"/>
+      <w:r>
+        <w:rPr>
+          <w:sz w:val="36"/>
+          <w:szCs w:val="36"/>
+        </w:rPr>
+        <w:t xml:space="preserve"> or </w:t>
+      </w:r>
+      <w:r>
+        <w:rPr>
+          <w:b/>
+          <w:bCs/>
+          <w:sz w:val="36"/>
+          <w:szCs w:val="36"/>
+        </w:rPr>
+        <w:t>List&lt;T&gt;</w:t>
+      </w:r>
+      <w:r>
+        <w:rPr>
+          <w:sz w:val="36"/>
+          <w:szCs w:val="36"/>
+        </w:rPr>
+        <w:t>.</w:t>
+      </w:r>
+    </w:p>
+    <w:p>
+      <w:pPr>
+        <w:jc w:val="both"/>
+        <w:rPr>
+          <w:sz w:val="36"/>
+          <w:szCs w:val="36"/>
+        </w:rPr>
+      </w:pPr>
+      <w:r>
+        <w:rPr>
+          <w:sz w:val="36"/>
+          <w:szCs w:val="36"/>
+        </w:rPr>
         <w:lastRenderedPageBreak/>
-        <w:t xml:space="preserve">  </w:t>
-      </w:r>
-      <w:r>
-        <w:rPr>
-          <w:b/>
-          <w:bCs/>
-          <w:color w:val="D86DCB" w:themeColor="accent5" w:themeTint="99"/>
-          <w:sz w:val="36"/>
-          <w:szCs w:val="36"/>
-        </w:rPr>
-        <w:t xml:space="preserve">Food get food =&gt; </w:t>
+        <w:t xml:space="preserve"># </w:t>
+      </w:r>
+      <w:r>
+        <w:rPr>
+          <w:sz w:val="36"/>
+          <w:szCs w:val="36"/>
+        </w:rPr>
+        <w:t>When creating the object specify the class type like this</w:t>
+      </w:r>
+      <w:r>
+        <w:rPr>
+          <w:sz w:val="36"/>
+          <w:szCs w:val="36"/>
+        </w:rPr>
+        <w:t xml:space="preserve"> </w:t>
       </w:r>
       <w:proofErr w:type="spellStart"/>
       <w:r>
         <w:rPr>
           <w:b/>
           <w:bCs/>
-          <w:color w:val="D86DCB" w:themeColor="accent5" w:themeTint="99"/>
-          <w:sz w:val="36"/>
-          <w:szCs w:val="36"/>
-        </w:rPr>
-        <w:t>Food.fromJson</w:t>
+          <w:sz w:val="36"/>
+          <w:szCs w:val="36"/>
+        </w:rPr>
+        <w:t>class_name</w:t>
       </w:r>
       <w:proofErr w:type="spellEnd"/>
       <w:r>
         <w:rPr>
           <w:b/>
           <w:bCs/>
-          <w:color w:val="D86DCB" w:themeColor="accent5" w:themeTint="99"/>
-          <w:sz w:val="36"/>
-          <w:szCs w:val="36"/>
-        </w:rPr>
-        <w:t>(_</w:t>
+          <w:sz w:val="36"/>
+          <w:szCs w:val="36"/>
+        </w:rPr>
+        <w:t>&lt;int&gt;</w:t>
+      </w:r>
+      <w:r>
+        <w:rPr>
+          <w:sz w:val="36"/>
+          <w:szCs w:val="36"/>
+        </w:rPr>
+        <w:t xml:space="preserve"> before the object</w:t>
+      </w:r>
+      <w:r>
+        <w:rPr>
+          <w:sz w:val="36"/>
+          <w:szCs w:val="36"/>
+        </w:rPr>
+        <w:t xml:space="preserve"> as object’s type</w:t>
+      </w:r>
+      <w:r>
+        <w:rPr>
+          <w:sz w:val="36"/>
+          <w:szCs w:val="36"/>
+        </w:rPr>
+        <w:t xml:space="preserve"> or </w:t>
       </w:r>
       <w:proofErr w:type="spellStart"/>
       <w:r>
         <w:rPr>
           <w:b/>
           <w:bCs/>
-          <w:color w:val="D86DCB" w:themeColor="accent5" w:themeTint="99"/>
-          <w:sz w:val="36"/>
-          <w:szCs w:val="36"/>
-        </w:rPr>
-        <w:t>foodRecipes</w:t>
+          <w:sz w:val="36"/>
+          <w:szCs w:val="36"/>
+        </w:rPr>
+        <w:t>clas</w:t>
+      </w:r>
+      <w:r>
+        <w:rPr>
+          <w:b/>
+          <w:bCs/>
+          <w:sz w:val="36"/>
+          <w:szCs w:val="36"/>
+        </w:rPr>
+        <w:t>_name</w:t>
       </w:r>
       <w:proofErr w:type="spellEnd"/>
       <w:r>
         <w:rPr>
           <w:b/>
           <w:bCs/>
-          <w:color w:val="D86DCB" w:themeColor="accent5" w:themeTint="99"/>
-          <w:sz w:val="36"/>
-          <w:szCs w:val="36"/>
-        </w:rPr>
-        <w:t>);</w:t>
+          <w:sz w:val="36"/>
+          <w:szCs w:val="36"/>
+        </w:rPr>
+        <w:t>&lt;int</w:t>
+      </w:r>
+      <w:proofErr w:type="gramStart"/>
+      <w:r>
+        <w:rPr>
+          <w:b/>
+          <w:bCs/>
+          <w:sz w:val="36"/>
+          <w:szCs w:val="36"/>
+        </w:rPr>
+        <w:t>&gt;(</w:t>
+      </w:r>
+      <w:proofErr w:type="gramEnd"/>
+      <w:r>
+        <w:rPr>
+          <w:b/>
+          <w:bCs/>
+          <w:sz w:val="36"/>
+          <w:szCs w:val="36"/>
+        </w:rPr>
+        <w:t>)</w:t>
+      </w:r>
+      <w:r>
+        <w:rPr>
+          <w:sz w:val="36"/>
+          <w:szCs w:val="36"/>
+        </w:rPr>
+        <w:t xml:space="preserve"> after the object</w:t>
+      </w:r>
+      <w:r>
+        <w:rPr>
+          <w:sz w:val="36"/>
+          <w:szCs w:val="36"/>
+        </w:rPr>
+        <w:t xml:space="preserve">. If we don’t specify it will be </w:t>
+      </w:r>
+      <w:r>
+        <w:rPr>
+          <w:b/>
+          <w:bCs/>
+          <w:sz w:val="36"/>
+          <w:szCs w:val="36"/>
+        </w:rPr>
+        <w:t>dynamic</w:t>
+      </w:r>
+      <w:r>
+        <w:rPr>
+          <w:sz w:val="36"/>
+          <w:szCs w:val="36"/>
+        </w:rPr>
+        <w:t xml:space="preserve"> or </w:t>
+      </w:r>
+      <w:r>
+        <w:rPr>
+          <w:b/>
+          <w:bCs/>
+          <w:sz w:val="36"/>
+          <w:szCs w:val="36"/>
+        </w:rPr>
+        <w:t xml:space="preserve">var </w:t>
+      </w:r>
+      <w:r>
+        <w:rPr>
+          <w:sz w:val="36"/>
+          <w:szCs w:val="36"/>
+        </w:rPr>
+        <w:t>type</w:t>
+      </w:r>
+    </w:p>
+    <w:p>
+      <w:pPr>
+        <w:jc w:val="both"/>
+        <w:rPr>
+          <w:b/>
+          <w:bCs/>
+          <w:color w:val="D86DCB" w:themeColor="accent5" w:themeTint="99"/>
+          <w:sz w:val="36"/>
+          <w:szCs w:val="36"/>
+        </w:rPr>
+      </w:pPr>
+      <w:r>
+        <w:rPr>
+          <w:b/>
+          <w:bCs/>
+          <w:color w:val="D86DCB" w:themeColor="accent5" w:themeTint="99"/>
+          <w:sz w:val="36"/>
+          <w:szCs w:val="36"/>
+        </w:rPr>
+        <w:t>class Stack&lt;T&gt; {</w:t>
+      </w:r>
+    </w:p>
+    <w:p>
+      <w:pPr>
+        <w:jc w:val="both"/>
+        <w:rPr>
+          <w:b/>
+          <w:bCs/>
+          <w:color w:val="D86DCB" w:themeColor="accent5" w:themeTint="99"/>
+          <w:sz w:val="36"/>
+          <w:szCs w:val="36"/>
+        </w:rPr>
+      </w:pPr>
+      <w:r>
+        <w:rPr>
+          <w:b/>
+          <w:bCs/>
+          <w:color w:val="D86DCB" w:themeColor="accent5" w:themeTint="99"/>
+          <w:sz w:val="36"/>
+          <w:szCs w:val="36"/>
+        </w:rPr>
+        <w:t xml:space="preserve">  final List&lt;T&gt; _elements = [];</w:t>
+      </w:r>
+    </w:p>
+    <w:p>
+      <w:pPr>
+        <w:jc w:val="both"/>
+        <w:rPr>
+          <w:b/>
+          <w:bCs/>
+          <w:color w:val="D86DCB" w:themeColor="accent5" w:themeTint="99"/>
+          <w:sz w:val="36"/>
+          <w:szCs w:val="36"/>
+        </w:rPr>
+      </w:pPr>
+      <w:r>
+        <w:rPr>
+          <w:b/>
+          <w:bCs/>
+          <w:color w:val="D86DCB" w:themeColor="accent5" w:themeTint="99"/>
+          <w:sz w:val="36"/>
+          <w:szCs w:val="36"/>
+        </w:rPr>
+        <w:t xml:space="preserve">  void </w:t>
+      </w:r>
+      <w:proofErr w:type="gramStart"/>
+      <w:r>
+        <w:rPr>
+          <w:b/>
+          <w:bCs/>
+          <w:color w:val="D86DCB" w:themeColor="accent5" w:themeTint="99"/>
+          <w:sz w:val="36"/>
+          <w:szCs w:val="36"/>
+        </w:rPr>
+        <w:t>push(</w:t>
+      </w:r>
+      <w:proofErr w:type="gramEnd"/>
+      <w:r>
+        <w:rPr>
+          <w:b/>
+          <w:bCs/>
+          <w:color w:val="D86DCB" w:themeColor="accent5" w:themeTint="99"/>
+          <w:sz w:val="36"/>
+          <w:szCs w:val="36"/>
+        </w:rPr>
+        <w:t>T element) {</w:t>
+      </w:r>
+    </w:p>
+    <w:p>
+      <w:pPr>
+        <w:jc w:val="both"/>
+        <w:rPr>
+          <w:b/>
+          <w:bCs/>
+          <w:color w:val="D86DCB" w:themeColor="accent5" w:themeTint="99"/>
+          <w:sz w:val="36"/>
+          <w:szCs w:val="36"/>
+        </w:rPr>
+      </w:pPr>
+      <w:r>
+        <w:rPr>
+          <w:b/>
+          <w:bCs/>
+          <w:color w:val="D86DCB" w:themeColor="accent5" w:themeTint="99"/>
+          <w:sz w:val="36"/>
+          <w:szCs w:val="36"/>
+        </w:rPr>
+        <w:t xml:space="preserve">    _</w:t>
+      </w:r>
+      <w:proofErr w:type="spellStart"/>
+      <w:r>
+        <w:rPr>
+          <w:b/>
+          <w:bCs/>
+          <w:color w:val="D86DCB" w:themeColor="accent5" w:themeTint="99"/>
+          <w:sz w:val="36"/>
+          <w:szCs w:val="36"/>
+        </w:rPr>
+        <w:t>elements.add</w:t>
+      </w:r>
+      <w:proofErr w:type="spellEnd"/>
+      <w:r>
+        <w:rPr>
+          <w:b/>
+          <w:bCs/>
+          <w:color w:val="D86DCB" w:themeColor="accent5" w:themeTint="99"/>
+          <w:sz w:val="36"/>
+          <w:szCs w:val="36"/>
+        </w:rPr>
+        <w:t>(element);</w:t>
+      </w:r>
+    </w:p>
+    <w:p>
+      <w:pPr>
+        <w:jc w:val="both"/>
+        <w:rPr>
+          <w:b/>
+          <w:bCs/>
+          <w:color w:val="D86DCB" w:themeColor="accent5" w:themeTint="99"/>
+          <w:sz w:val="36"/>
+          <w:szCs w:val="36"/>
+        </w:rPr>
+      </w:pPr>
+      <w:r>
+        <w:rPr>
+          <w:b/>
+          <w:bCs/>
+          <w:color w:val="D86DCB" w:themeColor="accent5" w:themeTint="99"/>
+          <w:sz w:val="36"/>
+          <w:szCs w:val="36"/>
+        </w:rPr>
+        <w:t xml:space="preserve">  }</w:t>
+      </w:r>
+    </w:p>
+    <w:p>
+      <w:pPr>
+        <w:jc w:val="both"/>
+        <w:rPr>
+          <w:b/>
+          <w:bCs/>
+          <w:color w:val="D86DCB" w:themeColor="accent5" w:themeTint="99"/>
+          <w:sz w:val="36"/>
+          <w:szCs w:val="36"/>
+        </w:rPr>
+      </w:pPr>
+      <w:r>
+        <w:rPr>
+          <w:b/>
+          <w:bCs/>
+          <w:color w:val="D86DCB" w:themeColor="accent5" w:themeTint="99"/>
+          <w:sz w:val="36"/>
+          <w:szCs w:val="36"/>
+        </w:rPr>
+        <w:t xml:space="preserve"> …</w:t>
       </w:r>
     </w:p>
     <w:p>
@@ -20279,625 +21096,6 @@
       <w:pPr>
         <w:jc w:val="both"/>
         <w:rPr>
-          <w:sz w:val="36"/>
-          <w:szCs w:val="36"/>
-        </w:rPr>
-      </w:pPr>
-    </w:p>
-    <w:p>
-      <w:pPr>
-        <w:jc w:val="both"/>
-        <w:rPr>
-          <w:b/>
-          <w:bCs/>
-          <w:sz w:val="36"/>
-          <w:szCs w:val="36"/>
-        </w:rPr>
-      </w:pPr>
-      <w:r>
-        <w:rPr>
-          <w:b/>
-          <w:bCs/>
-          <w:sz w:val="36"/>
-          <w:szCs w:val="36"/>
-        </w:rPr>
-        <w:t xml:space="preserve">Creating </w:t>
-      </w:r>
-      <w:r>
-        <w:rPr>
-          <w:b/>
-          <w:bCs/>
-          <w:sz w:val="36"/>
-          <w:szCs w:val="36"/>
-        </w:rPr>
-        <w:t>Class</w:t>
-      </w:r>
-      <w:r>
-        <w:rPr>
-          <w:b/>
-          <w:bCs/>
-          <w:sz w:val="36"/>
-          <w:szCs w:val="36"/>
-        </w:rPr>
-        <w:t xml:space="preserve"> with</w:t>
-      </w:r>
-      <w:r>
-        <w:rPr>
-          <w:b/>
-          <w:bCs/>
-          <w:sz w:val="36"/>
-          <w:szCs w:val="36"/>
-        </w:rPr>
-        <w:t xml:space="preserve"> Type (Generic Type)</w:t>
-      </w:r>
-      <w:r>
-        <w:rPr>
-          <w:b/>
-          <w:bCs/>
-          <w:sz w:val="36"/>
-          <w:szCs w:val="36"/>
-        </w:rPr>
-        <w:t>:</w:t>
-      </w:r>
-    </w:p>
-    <w:p>
-      <w:pPr>
-        <w:jc w:val="both"/>
-        <w:rPr>
-          <w:sz w:val="36"/>
-          <w:szCs w:val="36"/>
-        </w:rPr>
-      </w:pPr>
-      <w:r>
-        <w:rPr>
-          <w:sz w:val="36"/>
-          <w:szCs w:val="36"/>
-        </w:rPr>
-        <w:t xml:space="preserve"># </w:t>
-      </w:r>
-      <w:r>
-        <w:rPr>
-          <w:sz w:val="36"/>
-          <w:szCs w:val="36"/>
-        </w:rPr>
-        <w:t xml:space="preserve">We can create a Class which will have a </w:t>
-      </w:r>
-      <w:r>
-        <w:rPr>
-          <w:sz w:val="36"/>
-          <w:szCs w:val="36"/>
-        </w:rPr>
-        <w:t>specific generic type T, meaning it can be any type (</w:t>
-      </w:r>
-      <w:r>
-        <w:rPr>
-          <w:b/>
-          <w:bCs/>
-          <w:sz w:val="36"/>
-          <w:szCs w:val="36"/>
-        </w:rPr>
-        <w:t>int</w:t>
-      </w:r>
-      <w:r>
-        <w:rPr>
-          <w:sz w:val="36"/>
-          <w:szCs w:val="36"/>
-        </w:rPr>
-        <w:t xml:space="preserve">, </w:t>
-      </w:r>
-      <w:r>
-        <w:rPr>
-          <w:b/>
-          <w:bCs/>
-          <w:sz w:val="36"/>
-          <w:szCs w:val="36"/>
-        </w:rPr>
-        <w:t>bool</w:t>
-      </w:r>
-      <w:r>
-        <w:rPr>
-          <w:sz w:val="36"/>
-          <w:szCs w:val="36"/>
-        </w:rPr>
-        <w:t xml:space="preserve">, </w:t>
-      </w:r>
-      <w:r>
-        <w:rPr>
-          <w:b/>
-          <w:bCs/>
-          <w:sz w:val="36"/>
-          <w:szCs w:val="36"/>
-        </w:rPr>
-        <w:t>String</w:t>
-      </w:r>
-      <w:r>
-        <w:rPr>
-          <w:sz w:val="36"/>
-          <w:szCs w:val="36"/>
-        </w:rPr>
-        <w:t xml:space="preserve"> and </w:t>
-      </w:r>
-      <w:r>
-        <w:rPr>
-          <w:b/>
-          <w:bCs/>
-          <w:sz w:val="36"/>
-          <w:szCs w:val="36"/>
-        </w:rPr>
-        <w:t>double</w:t>
-      </w:r>
-      <w:r>
-        <w:rPr>
-          <w:sz w:val="36"/>
-          <w:szCs w:val="36"/>
-        </w:rPr>
-        <w:t>) but once a type is assigned it</w:t>
-      </w:r>
-      <w:r>
-        <w:rPr>
-          <w:sz w:val="36"/>
-          <w:szCs w:val="36"/>
-        </w:rPr>
-        <w:t xml:space="preserve"> won’t take another type.</w:t>
-      </w:r>
-    </w:p>
-    <w:p>
-      <w:pPr>
-        <w:jc w:val="both"/>
-        <w:rPr>
-          <w:sz w:val="36"/>
-          <w:szCs w:val="36"/>
-        </w:rPr>
-      </w:pPr>
-      <w:r>
-        <w:rPr>
-          <w:sz w:val="36"/>
-          <w:szCs w:val="36"/>
-        </w:rPr>
-        <w:t xml:space="preserve"># </w:t>
-      </w:r>
-      <w:r>
-        <w:rPr>
-          <w:sz w:val="36"/>
-          <w:szCs w:val="36"/>
-        </w:rPr>
-        <w:t xml:space="preserve">We can do this by simply adding </w:t>
-      </w:r>
-      <w:r>
-        <w:rPr>
-          <w:b/>
-          <w:bCs/>
-          <w:sz w:val="36"/>
-          <w:szCs w:val="36"/>
-        </w:rPr>
-        <w:t>&lt;T&gt;</w:t>
-      </w:r>
-      <w:r>
-        <w:rPr>
-          <w:sz w:val="36"/>
-          <w:szCs w:val="36"/>
-        </w:rPr>
-        <w:t xml:space="preserve"> after class name in Class declaration</w:t>
-      </w:r>
-      <w:r>
-        <w:rPr>
-          <w:sz w:val="36"/>
-          <w:szCs w:val="36"/>
-        </w:rPr>
-        <w:t xml:space="preserve">. Just add T before the things we need the type to be like this </w:t>
-      </w:r>
-      <w:r>
-        <w:rPr>
-          <w:b/>
-          <w:bCs/>
-          <w:sz w:val="36"/>
-          <w:szCs w:val="36"/>
-        </w:rPr>
-        <w:t xml:space="preserve">T </w:t>
-      </w:r>
-      <w:proofErr w:type="spellStart"/>
-      <w:r>
-        <w:rPr>
-          <w:b/>
-          <w:bCs/>
-          <w:sz w:val="36"/>
-          <w:szCs w:val="36"/>
-        </w:rPr>
-        <w:t>method_name</w:t>
-      </w:r>
-      <w:proofErr w:type="spellEnd"/>
-      <w:r>
-        <w:rPr>
-          <w:sz w:val="36"/>
-          <w:szCs w:val="36"/>
-        </w:rPr>
-        <w:t xml:space="preserve"> or </w:t>
-      </w:r>
-      <w:r>
-        <w:rPr>
-          <w:b/>
-          <w:bCs/>
-          <w:sz w:val="36"/>
-          <w:szCs w:val="36"/>
-        </w:rPr>
-        <w:t>List&lt;T&gt;</w:t>
-      </w:r>
-      <w:r>
-        <w:rPr>
-          <w:sz w:val="36"/>
-          <w:szCs w:val="36"/>
-        </w:rPr>
-        <w:t>.</w:t>
-      </w:r>
-    </w:p>
-    <w:p>
-      <w:pPr>
-        <w:jc w:val="both"/>
-        <w:rPr>
-          <w:sz w:val="36"/>
-          <w:szCs w:val="36"/>
-        </w:rPr>
-      </w:pPr>
-      <w:r>
-        <w:rPr>
-          <w:sz w:val="36"/>
-          <w:szCs w:val="36"/>
-        </w:rPr>
-        <w:t xml:space="preserve"># </w:t>
-      </w:r>
-      <w:r>
-        <w:rPr>
-          <w:sz w:val="36"/>
-          <w:szCs w:val="36"/>
-        </w:rPr>
-        <w:t>When creating the object specify the class type like this</w:t>
-      </w:r>
-      <w:r>
-        <w:rPr>
-          <w:sz w:val="36"/>
-          <w:szCs w:val="36"/>
-        </w:rPr>
-        <w:t xml:space="preserve"> </w:t>
-      </w:r>
-      <w:proofErr w:type="spellStart"/>
-      <w:r>
-        <w:rPr>
-          <w:b/>
-          <w:bCs/>
-          <w:sz w:val="36"/>
-          <w:szCs w:val="36"/>
-        </w:rPr>
-        <w:t>class_name</w:t>
-      </w:r>
-      <w:proofErr w:type="spellEnd"/>
-      <w:r>
-        <w:rPr>
-          <w:b/>
-          <w:bCs/>
-          <w:sz w:val="36"/>
-          <w:szCs w:val="36"/>
-        </w:rPr>
-        <w:t>&lt;int&gt;</w:t>
-      </w:r>
-      <w:r>
-        <w:rPr>
-          <w:sz w:val="36"/>
-          <w:szCs w:val="36"/>
-        </w:rPr>
-        <w:t xml:space="preserve"> before the object</w:t>
-      </w:r>
-      <w:r>
-        <w:rPr>
-          <w:sz w:val="36"/>
-          <w:szCs w:val="36"/>
-        </w:rPr>
-        <w:t xml:space="preserve"> as object’s type</w:t>
-      </w:r>
-      <w:r>
-        <w:rPr>
-          <w:sz w:val="36"/>
-          <w:szCs w:val="36"/>
-        </w:rPr>
-        <w:t xml:space="preserve"> or </w:t>
-      </w:r>
-      <w:proofErr w:type="spellStart"/>
-      <w:r>
-        <w:rPr>
-          <w:b/>
-          <w:bCs/>
-          <w:sz w:val="36"/>
-          <w:szCs w:val="36"/>
-        </w:rPr>
-        <w:t>clas</w:t>
-      </w:r>
-      <w:r>
-        <w:rPr>
-          <w:b/>
-          <w:bCs/>
-          <w:sz w:val="36"/>
-          <w:szCs w:val="36"/>
-        </w:rPr>
-        <w:t>_name</w:t>
-      </w:r>
-      <w:proofErr w:type="spellEnd"/>
-      <w:r>
-        <w:rPr>
-          <w:b/>
-          <w:bCs/>
-          <w:sz w:val="36"/>
-          <w:szCs w:val="36"/>
-        </w:rPr>
-        <w:t>&lt;int</w:t>
-      </w:r>
-      <w:proofErr w:type="gramStart"/>
-      <w:r>
-        <w:rPr>
-          <w:b/>
-          <w:bCs/>
-          <w:sz w:val="36"/>
-          <w:szCs w:val="36"/>
-        </w:rPr>
-        <w:t>&gt;(</w:t>
-      </w:r>
-      <w:proofErr w:type="gramEnd"/>
-      <w:r>
-        <w:rPr>
-          <w:b/>
-          <w:bCs/>
-          <w:sz w:val="36"/>
-          <w:szCs w:val="36"/>
-        </w:rPr>
-        <w:t>)</w:t>
-      </w:r>
-      <w:r>
-        <w:rPr>
-          <w:sz w:val="36"/>
-          <w:szCs w:val="36"/>
-        </w:rPr>
-        <w:t xml:space="preserve"> after the object</w:t>
-      </w:r>
-      <w:r>
-        <w:rPr>
-          <w:sz w:val="36"/>
-          <w:szCs w:val="36"/>
-        </w:rPr>
-        <w:t xml:space="preserve">. If we don’t specify it will be </w:t>
-      </w:r>
-      <w:r>
-        <w:rPr>
-          <w:b/>
-          <w:bCs/>
-          <w:sz w:val="36"/>
-          <w:szCs w:val="36"/>
-        </w:rPr>
-        <w:t>dynamic</w:t>
-      </w:r>
-      <w:r>
-        <w:rPr>
-          <w:sz w:val="36"/>
-          <w:szCs w:val="36"/>
-        </w:rPr>
-        <w:t xml:space="preserve"> or </w:t>
-      </w:r>
-      <w:r>
-        <w:rPr>
-          <w:b/>
-          <w:bCs/>
-          <w:sz w:val="36"/>
-          <w:szCs w:val="36"/>
-        </w:rPr>
-        <w:t xml:space="preserve">var </w:t>
-      </w:r>
-      <w:r>
-        <w:rPr>
-          <w:sz w:val="36"/>
-          <w:szCs w:val="36"/>
-        </w:rPr>
-        <w:t>type</w:t>
-      </w:r>
-    </w:p>
-    <w:p>
-      <w:pPr>
-        <w:jc w:val="both"/>
-        <w:rPr>
-          <w:b/>
-          <w:bCs/>
-          <w:color w:val="D86DCB" w:themeColor="accent5" w:themeTint="99"/>
-          <w:sz w:val="36"/>
-          <w:szCs w:val="36"/>
-        </w:rPr>
-      </w:pPr>
-      <w:r>
-        <w:rPr>
-          <w:b/>
-          <w:bCs/>
-          <w:color w:val="D86DCB" w:themeColor="accent5" w:themeTint="99"/>
-          <w:sz w:val="36"/>
-          <w:szCs w:val="36"/>
-        </w:rPr>
-        <w:t>class Stack&lt;T&gt; {</w:t>
-      </w:r>
-    </w:p>
-    <w:p>
-      <w:pPr>
-        <w:jc w:val="both"/>
-        <w:rPr>
-          <w:b/>
-          <w:bCs/>
-          <w:color w:val="D86DCB" w:themeColor="accent5" w:themeTint="99"/>
-          <w:sz w:val="36"/>
-          <w:szCs w:val="36"/>
-        </w:rPr>
-      </w:pPr>
-      <w:r>
-        <w:rPr>
-          <w:b/>
-          <w:bCs/>
-          <w:color w:val="D86DCB" w:themeColor="accent5" w:themeTint="99"/>
-          <w:sz w:val="36"/>
-          <w:szCs w:val="36"/>
-        </w:rPr>
-        <w:t xml:space="preserve">  final List&lt;T&gt; _elements = [];</w:t>
-      </w:r>
-    </w:p>
-    <w:p>
-      <w:pPr>
-        <w:jc w:val="both"/>
-        <w:rPr>
-          <w:b/>
-          <w:bCs/>
-          <w:color w:val="D86DCB" w:themeColor="accent5" w:themeTint="99"/>
-          <w:sz w:val="36"/>
-          <w:szCs w:val="36"/>
-        </w:rPr>
-      </w:pPr>
-      <w:r>
-        <w:rPr>
-          <w:b/>
-          <w:bCs/>
-          <w:color w:val="D86DCB" w:themeColor="accent5" w:themeTint="99"/>
-          <w:sz w:val="36"/>
-          <w:szCs w:val="36"/>
-        </w:rPr>
-        <w:t xml:space="preserve">  void </w:t>
-      </w:r>
-      <w:proofErr w:type="gramStart"/>
-      <w:r>
-        <w:rPr>
-          <w:b/>
-          <w:bCs/>
-          <w:color w:val="D86DCB" w:themeColor="accent5" w:themeTint="99"/>
-          <w:sz w:val="36"/>
-          <w:szCs w:val="36"/>
-        </w:rPr>
-        <w:t>push(</w:t>
-      </w:r>
-      <w:proofErr w:type="gramEnd"/>
-      <w:r>
-        <w:rPr>
-          <w:b/>
-          <w:bCs/>
-          <w:color w:val="D86DCB" w:themeColor="accent5" w:themeTint="99"/>
-          <w:sz w:val="36"/>
-          <w:szCs w:val="36"/>
-        </w:rPr>
-        <w:t>T element) {</w:t>
-      </w:r>
-    </w:p>
-    <w:p>
-      <w:pPr>
-        <w:jc w:val="both"/>
-        <w:rPr>
-          <w:b/>
-          <w:bCs/>
-          <w:color w:val="D86DCB" w:themeColor="accent5" w:themeTint="99"/>
-          <w:sz w:val="36"/>
-          <w:szCs w:val="36"/>
-        </w:rPr>
-      </w:pPr>
-      <w:r>
-        <w:rPr>
-          <w:b/>
-          <w:bCs/>
-          <w:color w:val="D86DCB" w:themeColor="accent5" w:themeTint="99"/>
-          <w:sz w:val="36"/>
-          <w:szCs w:val="36"/>
-        </w:rPr>
-        <w:t xml:space="preserve">    _</w:t>
-      </w:r>
-      <w:proofErr w:type="spellStart"/>
-      <w:r>
-        <w:rPr>
-          <w:b/>
-          <w:bCs/>
-          <w:color w:val="D86DCB" w:themeColor="accent5" w:themeTint="99"/>
-          <w:sz w:val="36"/>
-          <w:szCs w:val="36"/>
-        </w:rPr>
-        <w:t>elements.add</w:t>
-      </w:r>
-      <w:proofErr w:type="spellEnd"/>
-      <w:r>
-        <w:rPr>
-          <w:b/>
-          <w:bCs/>
-          <w:color w:val="D86DCB" w:themeColor="accent5" w:themeTint="99"/>
-          <w:sz w:val="36"/>
-          <w:szCs w:val="36"/>
-        </w:rPr>
-        <w:t>(element);</w:t>
-      </w:r>
-    </w:p>
-    <w:p>
-      <w:pPr>
-        <w:jc w:val="both"/>
-        <w:rPr>
-          <w:b/>
-          <w:bCs/>
-          <w:color w:val="D86DCB" w:themeColor="accent5" w:themeTint="99"/>
-          <w:sz w:val="36"/>
-          <w:szCs w:val="36"/>
-        </w:rPr>
-      </w:pPr>
-      <w:r>
-        <w:rPr>
-          <w:b/>
-          <w:bCs/>
-          <w:color w:val="D86DCB" w:themeColor="accent5" w:themeTint="99"/>
-          <w:sz w:val="36"/>
-          <w:szCs w:val="36"/>
-        </w:rPr>
-        <w:t xml:space="preserve">  }</w:t>
-      </w:r>
-    </w:p>
-    <w:p>
-      <w:pPr>
-        <w:jc w:val="both"/>
-        <w:rPr>
-          <w:b/>
-          <w:bCs/>
-          <w:color w:val="D86DCB" w:themeColor="accent5" w:themeTint="99"/>
-          <w:sz w:val="36"/>
-          <w:szCs w:val="36"/>
-        </w:rPr>
-      </w:pPr>
-      <w:r>
-        <w:rPr>
-          <w:b/>
-          <w:bCs/>
-          <w:color w:val="D86DCB" w:themeColor="accent5" w:themeTint="99"/>
-          <w:sz w:val="36"/>
-          <w:szCs w:val="36"/>
-        </w:rPr>
-        <w:t xml:space="preserve"> …</w:t>
-      </w:r>
-    </w:p>
-    <w:p>
-      <w:pPr>
-        <w:jc w:val="both"/>
-        <w:rPr>
-          <w:b/>
-          <w:bCs/>
-          <w:color w:val="D86DCB" w:themeColor="accent5" w:themeTint="99"/>
-          <w:sz w:val="36"/>
-          <w:szCs w:val="36"/>
-        </w:rPr>
-      </w:pPr>
-      <w:r>
-        <w:rPr>
-          <w:b/>
-          <w:bCs/>
-          <w:color w:val="D86DCB" w:themeColor="accent5" w:themeTint="99"/>
-          <w:sz w:val="36"/>
-          <w:szCs w:val="36"/>
-        </w:rPr>
-        <w:t>}</w:t>
-      </w:r>
-    </w:p>
-    <w:p>
-      <w:pPr>
-        <w:jc w:val="both"/>
-        <w:rPr>
           <w:b/>
           <w:bCs/>
           <w:color w:val="D86DCB" w:themeColor="accent5" w:themeTint="99"/>
@@ -20935,7 +21133,6 @@
           <w:sz w:val="36"/>
           <w:szCs w:val="36"/>
         </w:rPr>
-        <w:lastRenderedPageBreak/>
         <w:t xml:space="preserve">  </w:t>
       </w:r>
       <w:r>
@@ -21236,6 +21433,7 @@
           <w:sz w:val="36"/>
           <w:szCs w:val="36"/>
         </w:rPr>
+        <w:lastRenderedPageBreak/>
         <w:t xml:space="preserve"># </w:t>
       </w:r>
       <w:r>
@@ -21553,7 +21751,6 @@
           <w:sz w:val="36"/>
           <w:szCs w:val="36"/>
         </w:rPr>
-        <w:lastRenderedPageBreak/>
         <w:t>AppColors</w:t>
       </w:r>
       <w:proofErr w:type="spellEnd"/>
@@ -21899,6 +22096,7 @@
           <w:sz w:val="36"/>
           <w:szCs w:val="36"/>
         </w:rPr>
+        <w:lastRenderedPageBreak/>
         <w:t xml:space="preserve">    }</w:t>
       </w:r>
     </w:p>
@@ -22102,7 +22300,6 @@
           <w:sz w:val="36"/>
           <w:szCs w:val="36"/>
         </w:rPr>
-        <w:lastRenderedPageBreak/>
         <w:t xml:space="preserve">   void </w:t>
       </w:r>
       <w:proofErr w:type="gramStart"/>
@@ -22338,6 +22535,7 @@
           <w:sz w:val="36"/>
           <w:szCs w:val="36"/>
         </w:rPr>
+        <w:lastRenderedPageBreak/>
         <w:t># An interface class is contract that forces another class</w:t>
       </w:r>
       <w:r>
@@ -22559,7 +22757,6 @@
           <w:sz w:val="36"/>
           <w:szCs w:val="36"/>
         </w:rPr>
-        <w:lastRenderedPageBreak/>
         <w:t xml:space="preserve">   @override</w:t>
       </w:r>
     </w:p>
@@ -22784,6 +22981,7 @@
           <w:sz w:val="36"/>
           <w:szCs w:val="36"/>
         </w:rPr>
+        <w:lastRenderedPageBreak/>
         <w:t>Controlled extension</w:t>
       </w:r>
     </w:p>
@@ -23072,7 +23270,6 @@
           <w:sz w:val="36"/>
           <w:szCs w:val="36"/>
         </w:rPr>
-        <w:lastRenderedPageBreak/>
         <w:t>Secure services, Fixed behavior classes</w:t>
       </w:r>
     </w:p>
@@ -23296,6 +23493,7 @@
           <w:sz w:val="36"/>
           <w:szCs w:val="36"/>
         </w:rPr>
+        <w:lastRenderedPageBreak/>
         <w:t>Improves type safety</w:t>
       </w:r>
     </w:p>
@@ -23698,7 +23896,6 @@
           <w:sz w:val="36"/>
           <w:szCs w:val="36"/>
         </w:rPr>
-        <w:lastRenderedPageBreak/>
         <w:t>mixin</w:t>
       </w:r>
       <w:proofErr w:type="spellEnd"/>
@@ -23995,6 +24192,7 @@
           <w:sz w:val="36"/>
           <w:szCs w:val="36"/>
         </w:rPr>
+        <w:lastRenderedPageBreak/>
         <w:t xml:space="preserve"># </w:t>
       </w:r>
       <w:r>
@@ -24377,7 +24575,6 @@
           <w:sz w:val="36"/>
           <w:szCs w:val="36"/>
         </w:rPr>
-        <w:lastRenderedPageBreak/>
         <w:t xml:space="preserve">class </w:t>
       </w:r>
       <w:proofErr w:type="spellStart"/>
@@ -24679,6 +24876,7 @@
           <w:sz w:val="36"/>
           <w:szCs w:val="36"/>
         </w:rPr>
+        <w:lastRenderedPageBreak/>
         <w:t xml:space="preserve"># </w:t>
       </w:r>
       <w:r>
@@ -25071,7 +25269,6 @@
           <w:sz w:val="36"/>
           <w:szCs w:val="36"/>
         </w:rPr>
-        <w:lastRenderedPageBreak/>
         <w:t># Just a final class</w:t>
       </w:r>
     </w:p>
@@ -25263,6 +25460,7 @@
           <w:sz w:val="36"/>
           <w:szCs w:val="36"/>
         </w:rPr>
+        <w:lastRenderedPageBreak/>
         <w:t># An</w:t>
       </w:r>
       <w:r>
@@ -25463,8 +25661,6 @@
       <w:pPr>
         <w:jc w:val="both"/>
         <w:rPr>
-          <w:b/>
-          <w:bCs/>
           <w:color w:val="D86DCB" w:themeColor="accent5" w:themeTint="99"/>
           <w:sz w:val="36"/>
           <w:szCs w:val="36"/>
@@ -25524,6 +25720,85 @@
         </w:rPr>
         <w:t>;</w:t>
       </w:r>
+    </w:p>
+    <w:p>
+      <w:pPr>
+        <w:jc w:val="both"/>
+        <w:rPr>
+          <w:sz w:val="36"/>
+          <w:szCs w:val="36"/>
+        </w:rPr>
+      </w:pPr>
+    </w:p>
+    <w:p>
+      <w:pPr>
+        <w:jc w:val="center"/>
+        <w:rPr>
+          <w:sz w:val="36"/>
+          <w:szCs w:val="36"/>
+        </w:rPr>
+      </w:pPr>
+      <w:r>
+        <w:rPr>
+          <w:sz w:val="36"/>
+          <w:szCs w:val="36"/>
+        </w:rPr>
+        <w:t>Break</w:t>
+      </w:r>
+    </w:p>
+    <w:p>
+      <w:pPr>
+        <w:jc w:val="both"/>
+        <w:rPr>
+          <w:sz w:val="36"/>
+          <w:szCs w:val="36"/>
+        </w:rPr>
+      </w:pPr>
+    </w:p>
+    <w:p>
+      <w:pPr>
+        <w:jc w:val="both"/>
+        <w:rPr>
+          <w:b/>
+          <w:bCs/>
+          <w:sz w:val="36"/>
+          <w:szCs w:val="36"/>
+        </w:rPr>
+      </w:pPr>
+      <w:r>
+        <w:rPr>
+          <w:b/>
+          <w:bCs/>
+          <w:sz w:val="36"/>
+          <w:szCs w:val="36"/>
+        </w:rPr>
+        <w:t>Primary Constructors (Experimental):</w:t>
+      </w:r>
+    </w:p>
+    <w:p>
+      <w:pPr>
+        <w:jc w:val="both"/>
+        <w:rPr>
+          <w:sz w:val="36"/>
+          <w:szCs w:val="36"/>
+        </w:rPr>
+      </w:pPr>
+      <w:r>
+        <w:rPr>
+          <w:sz w:val="36"/>
+          <w:szCs w:val="36"/>
+        </w:rPr>
+        <w:t># This is a new experimental feature in Dart 3.12+, see d6 dart new features doc</w:t>
+      </w:r>
+    </w:p>
+    <w:p>
+      <w:pPr>
+        <w:jc w:val="both"/>
+        <w:rPr>
+          <w:sz w:val="36"/>
+          <w:szCs w:val="36"/>
+        </w:rPr>
+      </w:pPr>
     </w:p>
     <w:sectPr>
       <w:footerReference w:type="default" r:id="rId7"/>
@@ -28523,6 +28798,7 @@
   <w:style w:type="character" w:default="1" w:styleId="DefaultParagraphFont">
     <w:name w:val="Default Paragraph Font"/>
     <w:uiPriority w:val="1"/>
+    <w:semiHidden/>
     <w:unhideWhenUsed/>
   </w:style>
   <w:style w:type="table" w:default="1" w:styleId="TableNormal">

--- a/d3_oop_ostad.docx
+++ b/d3_oop_ostad.docx
@@ -942,17 +942,22 @@
           <w:sz w:val="36"/>
           <w:szCs w:val="36"/>
         </w:rPr>
-        <w:t xml:space="preserve"> (Experimental)……………</w:t>
-      </w:r>
-      <w:proofErr w:type="gramStart"/>
-      <w:r>
-        <w:rPr>
-          <w:sz w:val="36"/>
-          <w:szCs w:val="36"/>
-        </w:rPr>
-        <w:t>…..</w:t>
-      </w:r>
-      <w:proofErr w:type="gramEnd"/>
+        <w:t xml:space="preserve"> (Experimental)………………</w:t>
+      </w:r>
+      <w:r>
+        <w:rPr>
+          <w:sz w:val="36"/>
+          <w:szCs w:val="36"/>
+        </w:rPr>
+        <w:t>….3</w:t>
+      </w:r>
+      <w:r>
+        <w:rPr>
+          <w:sz w:val="36"/>
+          <w:szCs w:val="36"/>
+        </w:rPr>
+        <w:t>8</w:t>
+      </w:r>
     </w:p>
     <w:p>
       <w:pPr>
@@ -972,6 +977,27 @@
           <w:sz w:val="36"/>
           <w:szCs w:val="36"/>
         </w:rPr>
+        <w:t>Singleton &amp; Lazy Singleton Classes…………………….39</w:t>
+      </w:r>
+    </w:p>
+    <w:p>
+      <w:pPr>
+        <w:pStyle w:val="ListParagraph"/>
+        <w:numPr>
+          <w:ilvl w:val="0"/>
+          <w:numId w:val="6"/>
+        </w:numPr>
+        <w:ind w:left="0" w:firstLine="0"/>
+        <w:rPr>
+          <w:sz w:val="36"/>
+          <w:szCs w:val="36"/>
+        </w:rPr>
+      </w:pPr>
+      <w:r>
+        <w:rPr>
+          <w:sz w:val="36"/>
+          <w:szCs w:val="36"/>
+        </w:rPr>
         <w:br w:type="page"/>
       </w:r>
     </w:p>
@@ -24884,7 +24910,21 @@
           <w:sz w:val="36"/>
           <w:szCs w:val="36"/>
         </w:rPr>
-        <w:t>A singleton class creates only one object for the entire app.</w:t>
+        <w:t xml:space="preserve">A </w:t>
+      </w:r>
+      <w:r>
+        <w:rPr>
+          <w:sz w:val="36"/>
+          <w:szCs w:val="36"/>
+        </w:rPr>
+        <w:t>S</w:t>
+      </w:r>
+      <w:r>
+        <w:rPr>
+          <w:sz w:val="36"/>
+          <w:szCs w:val="36"/>
+        </w:rPr>
+        <w:t>ingleton class creates only one object for the entire app.</w:t>
       </w:r>
       <w:r>
         <w:rPr>
@@ -25237,6 +25277,40 @@
     </w:p>
     <w:p>
       <w:pPr>
+        <w:jc w:val="both"/>
+        <w:rPr>
+          <w:sz w:val="36"/>
+          <w:szCs w:val="36"/>
+        </w:rPr>
+      </w:pPr>
+      <w:r>
+        <w:rPr>
+          <w:b/>
+          <w:bCs/>
+          <w:sz w:val="36"/>
+          <w:szCs w:val="36"/>
+        </w:rPr>
+        <w:t xml:space="preserve">NOTE: </w:t>
+      </w:r>
+      <w:r>
+        <w:rPr>
+          <w:sz w:val="36"/>
+          <w:szCs w:val="36"/>
+        </w:rPr>
+        <w:t>See below for more details.</w:t>
+      </w:r>
+    </w:p>
+    <w:p>
+      <w:pPr>
+        <w:jc w:val="both"/>
+        <w:rPr>
+          <w:sz w:val="36"/>
+          <w:szCs w:val="36"/>
+        </w:rPr>
+      </w:pPr>
+    </w:p>
+    <w:p>
+      <w:pPr>
         <w:pStyle w:val="ListParagraph"/>
         <w:numPr>
           <w:ilvl w:val="0"/>
@@ -25444,6 +25518,7 @@
           <w:sz w:val="36"/>
           <w:szCs w:val="36"/>
         </w:rPr>
+        <w:lastRenderedPageBreak/>
         <w:t>Enum Class:</w:t>
       </w:r>
     </w:p>
@@ -25460,18 +25535,653 @@
           <w:sz w:val="36"/>
           <w:szCs w:val="36"/>
         </w:rPr>
+        <w:t># An</w:t>
+      </w:r>
+      <w:r>
+        <w:rPr>
+          <w:b/>
+          <w:bCs/>
+          <w:sz w:val="36"/>
+          <w:szCs w:val="36"/>
+        </w:rPr>
+        <w:t xml:space="preserve"> </w:t>
+      </w:r>
+      <w:proofErr w:type="spellStart"/>
+      <w:r>
+        <w:rPr>
+          <w:b/>
+          <w:bCs/>
+          <w:sz w:val="36"/>
+          <w:szCs w:val="36"/>
+        </w:rPr>
+        <w:t>enum</w:t>
+      </w:r>
+      <w:proofErr w:type="spellEnd"/>
+      <w:r>
+        <w:rPr>
+          <w:sz w:val="36"/>
+          <w:szCs w:val="36"/>
+        </w:rPr>
+        <w:t xml:space="preserve"> stores a fixed set of constant values. Use for loading states, API status and theme modes</w:t>
+      </w:r>
+    </w:p>
+    <w:p>
+      <w:pPr>
+        <w:jc w:val="both"/>
+        <w:rPr>
+          <w:b/>
+          <w:bCs/>
+          <w:color w:val="D86DCB" w:themeColor="accent5" w:themeTint="99"/>
+          <w:sz w:val="36"/>
+          <w:szCs w:val="36"/>
+        </w:rPr>
+      </w:pPr>
+      <w:proofErr w:type="spellStart"/>
+      <w:r>
+        <w:rPr>
+          <w:b/>
+          <w:bCs/>
+          <w:color w:val="D86DCB" w:themeColor="accent5" w:themeTint="99"/>
+          <w:sz w:val="36"/>
+          <w:szCs w:val="36"/>
+        </w:rPr>
+        <w:t>enum</w:t>
+      </w:r>
+      <w:proofErr w:type="spellEnd"/>
+      <w:r>
+        <w:rPr>
+          <w:b/>
+          <w:bCs/>
+          <w:color w:val="D86DCB" w:themeColor="accent5" w:themeTint="99"/>
+          <w:sz w:val="36"/>
+          <w:szCs w:val="36"/>
+        </w:rPr>
+        <w:t xml:space="preserve"> Status {</w:t>
+      </w:r>
+    </w:p>
+    <w:p>
+      <w:pPr>
+        <w:jc w:val="both"/>
+        <w:rPr>
+          <w:b/>
+          <w:bCs/>
+          <w:color w:val="D86DCB" w:themeColor="accent5" w:themeTint="99"/>
+          <w:sz w:val="36"/>
+          <w:szCs w:val="36"/>
+        </w:rPr>
+      </w:pPr>
+      <w:r>
+        <w:rPr>
+          <w:b/>
+          <w:bCs/>
+          <w:color w:val="D86DCB" w:themeColor="accent5" w:themeTint="99"/>
+          <w:sz w:val="36"/>
+          <w:szCs w:val="36"/>
+        </w:rPr>
+        <w:t xml:space="preserve">  </w:t>
+      </w:r>
+      <w:proofErr w:type="spellStart"/>
+      <w:r>
+        <w:rPr>
+          <w:b/>
+          <w:bCs/>
+          <w:color w:val="D86DCB" w:themeColor="accent5" w:themeTint="99"/>
+          <w:sz w:val="36"/>
+          <w:szCs w:val="36"/>
+        </w:rPr>
+        <w:t>isLoading</w:t>
+      </w:r>
+      <w:proofErr w:type="spellEnd"/>
+      <w:r>
+        <w:rPr>
+          <w:b/>
+          <w:bCs/>
+          <w:color w:val="D86DCB" w:themeColor="accent5" w:themeTint="99"/>
+          <w:sz w:val="36"/>
+          <w:szCs w:val="36"/>
+        </w:rPr>
+        <w:t>,</w:t>
+      </w:r>
+    </w:p>
+    <w:p>
+      <w:pPr>
+        <w:jc w:val="both"/>
+        <w:rPr>
+          <w:b/>
+          <w:bCs/>
+          <w:color w:val="D86DCB" w:themeColor="accent5" w:themeTint="99"/>
+          <w:sz w:val="36"/>
+          <w:szCs w:val="36"/>
+        </w:rPr>
+      </w:pPr>
+      <w:r>
+        <w:rPr>
+          <w:b/>
+          <w:bCs/>
+          <w:color w:val="D86DCB" w:themeColor="accent5" w:themeTint="99"/>
+          <w:sz w:val="36"/>
+          <w:szCs w:val="36"/>
+        </w:rPr>
+        <w:t xml:space="preserve">  success,</w:t>
+      </w:r>
+    </w:p>
+    <w:p>
+      <w:pPr>
+        <w:jc w:val="both"/>
+        <w:rPr>
+          <w:b/>
+          <w:bCs/>
+          <w:color w:val="D86DCB" w:themeColor="accent5" w:themeTint="99"/>
+          <w:sz w:val="36"/>
+          <w:szCs w:val="36"/>
+        </w:rPr>
+      </w:pPr>
+      <w:r>
+        <w:rPr>
+          <w:b/>
+          <w:bCs/>
+          <w:color w:val="D86DCB" w:themeColor="accent5" w:themeTint="99"/>
+          <w:sz w:val="36"/>
+          <w:szCs w:val="36"/>
+        </w:rPr>
+        <w:t xml:space="preserve">  error</w:t>
+      </w:r>
+    </w:p>
+    <w:p>
+      <w:pPr>
+        <w:jc w:val="both"/>
+        <w:rPr>
+          <w:b/>
+          <w:bCs/>
+          <w:color w:val="D86DCB" w:themeColor="accent5" w:themeTint="99"/>
+          <w:sz w:val="36"/>
+          <w:szCs w:val="36"/>
+        </w:rPr>
+      </w:pPr>
+      <w:r>
+        <w:rPr>
+          <w:b/>
+          <w:bCs/>
+          <w:color w:val="D86DCB" w:themeColor="accent5" w:themeTint="99"/>
+          <w:sz w:val="36"/>
+          <w:szCs w:val="36"/>
+        </w:rPr>
+        <w:t>}</w:t>
+      </w:r>
+    </w:p>
+    <w:p>
+      <w:pPr>
+        <w:jc w:val="both"/>
+        <w:rPr>
+          <w:b/>
+          <w:bCs/>
+          <w:color w:val="D86DCB" w:themeColor="accent5" w:themeTint="99"/>
+          <w:sz w:val="36"/>
+          <w:szCs w:val="36"/>
+        </w:rPr>
+      </w:pPr>
+      <w:r>
+        <w:rPr>
+          <w:b/>
+          <w:bCs/>
+          <w:color w:val="D86DCB" w:themeColor="accent5" w:themeTint="99"/>
+          <w:sz w:val="36"/>
+          <w:szCs w:val="36"/>
+        </w:rPr>
+        <w:t>// Usage</w:t>
+      </w:r>
+    </w:p>
+    <w:p>
+      <w:pPr>
+        <w:jc w:val="both"/>
+        <w:rPr>
+          <w:color w:val="D86DCB" w:themeColor="accent5" w:themeTint="99"/>
+          <w:sz w:val="36"/>
+          <w:szCs w:val="36"/>
+        </w:rPr>
+      </w:pPr>
+      <w:r>
+        <w:rPr>
+          <w:b/>
+          <w:bCs/>
+          <w:color w:val="D86DCB" w:themeColor="accent5" w:themeTint="99"/>
+          <w:sz w:val="36"/>
+          <w:szCs w:val="36"/>
+        </w:rPr>
+        <w:t xml:space="preserve">final Status </w:t>
+      </w:r>
+      <w:proofErr w:type="spellStart"/>
+      <w:r>
+        <w:rPr>
+          <w:b/>
+          <w:bCs/>
+          <w:color w:val="D86DCB" w:themeColor="accent5" w:themeTint="99"/>
+          <w:sz w:val="36"/>
+          <w:szCs w:val="36"/>
+        </w:rPr>
+        <w:t>apiStatus</w:t>
+      </w:r>
+      <w:proofErr w:type="spellEnd"/>
+      <w:r>
+        <w:rPr>
+          <w:b/>
+          <w:bCs/>
+          <w:color w:val="D86DCB" w:themeColor="accent5" w:themeTint="99"/>
+          <w:sz w:val="36"/>
+          <w:szCs w:val="36"/>
+        </w:rPr>
+        <w:t xml:space="preserve"> = </w:t>
+      </w:r>
+      <w:proofErr w:type="spellStart"/>
+      <w:r>
+        <w:rPr>
+          <w:b/>
+          <w:bCs/>
+          <w:color w:val="D86DCB" w:themeColor="accent5" w:themeTint="99"/>
+          <w:sz w:val="36"/>
+          <w:szCs w:val="36"/>
+        </w:rPr>
+        <w:t>Status.isLoading</w:t>
+      </w:r>
+      <w:proofErr w:type="spellEnd"/>
+      <w:r>
+        <w:rPr>
+          <w:b/>
+          <w:bCs/>
+          <w:color w:val="D86DCB" w:themeColor="accent5" w:themeTint="99"/>
+          <w:sz w:val="36"/>
+          <w:szCs w:val="36"/>
+        </w:rPr>
+        <w:t>;</w:t>
+      </w:r>
+    </w:p>
+    <w:p>
+      <w:pPr>
+        <w:jc w:val="both"/>
+        <w:rPr>
+          <w:sz w:val="36"/>
+          <w:szCs w:val="36"/>
+        </w:rPr>
+      </w:pPr>
+    </w:p>
+    <w:p>
+      <w:pPr>
+        <w:jc w:val="center"/>
+        <w:rPr>
+          <w:sz w:val="36"/>
+          <w:szCs w:val="36"/>
+        </w:rPr>
+      </w:pPr>
+      <w:r>
+        <w:rPr>
+          <w:sz w:val="36"/>
+          <w:szCs w:val="36"/>
+        </w:rPr>
+        <w:t>Break</w:t>
+      </w:r>
+    </w:p>
+    <w:p>
+      <w:pPr>
+        <w:jc w:val="both"/>
+        <w:rPr>
+          <w:sz w:val="36"/>
+          <w:szCs w:val="36"/>
+        </w:rPr>
+      </w:pPr>
+    </w:p>
+    <w:p>
+      <w:pPr>
+        <w:jc w:val="both"/>
+        <w:rPr>
+          <w:b/>
+          <w:bCs/>
+          <w:sz w:val="36"/>
+          <w:szCs w:val="36"/>
+        </w:rPr>
+      </w:pPr>
+      <w:r>
+        <w:rPr>
+          <w:b/>
+          <w:bCs/>
+          <w:sz w:val="36"/>
+          <w:szCs w:val="36"/>
+        </w:rPr>
+        <w:t>Primary Constructors (Experimental):</w:t>
+      </w:r>
+    </w:p>
+    <w:p>
+      <w:pPr>
+        <w:jc w:val="both"/>
+        <w:rPr>
+          <w:sz w:val="36"/>
+          <w:szCs w:val="36"/>
+        </w:rPr>
+      </w:pPr>
+      <w:r>
+        <w:rPr>
+          <w:sz w:val="36"/>
+          <w:szCs w:val="36"/>
+        </w:rPr>
+        <w:t># This is a new experimental feature in Dart 3.12+, see d6 dart new features doc</w:t>
+      </w:r>
+    </w:p>
+    <w:p>
+      <w:pPr>
+        <w:jc w:val="both"/>
+        <w:rPr>
+          <w:sz w:val="36"/>
+          <w:szCs w:val="36"/>
+        </w:rPr>
+      </w:pPr>
+    </w:p>
+    <w:p>
+      <w:pPr>
+        <w:jc w:val="center"/>
+        <w:rPr>
+          <w:sz w:val="36"/>
+          <w:szCs w:val="36"/>
+        </w:rPr>
+      </w:pPr>
+      <w:r>
+        <w:rPr>
+          <w:sz w:val="36"/>
+          <w:szCs w:val="36"/>
+        </w:rPr>
+        <w:t>Break</w:t>
+      </w:r>
+    </w:p>
+    <w:p>
+      <w:pPr>
+        <w:jc w:val="both"/>
+        <w:rPr>
+          <w:sz w:val="36"/>
+          <w:szCs w:val="36"/>
+        </w:rPr>
+      </w:pPr>
+    </w:p>
+    <w:p>
+      <w:pPr>
+        <w:jc w:val="both"/>
+        <w:rPr>
+          <w:b/>
+          <w:bCs/>
+          <w:sz w:val="36"/>
+          <w:szCs w:val="36"/>
+        </w:rPr>
+      </w:pPr>
+      <w:r>
+        <w:rPr>
+          <w:b/>
+          <w:bCs/>
+          <w:sz w:val="36"/>
+          <w:szCs w:val="36"/>
+        </w:rPr>
+        <w:t>Singleton &amp; Lazy Singleton Classes:</w:t>
+      </w:r>
+    </w:p>
+    <w:p>
+      <w:pPr>
+        <w:jc w:val="both"/>
+        <w:rPr>
+          <w:sz w:val="36"/>
+          <w:szCs w:val="36"/>
+        </w:rPr>
+      </w:pPr>
+      <w:r>
+        <w:rPr>
+          <w:sz w:val="36"/>
+          <w:szCs w:val="36"/>
+        </w:rPr>
         <w:lastRenderedPageBreak/>
-        <w:t># An</w:t>
-      </w:r>
-      <w:r>
-        <w:rPr>
-          <w:b/>
-          <w:bCs/>
+        <w:t xml:space="preserve"># </w:t>
+      </w:r>
+      <w:r>
+        <w:rPr>
+          <w:sz w:val="36"/>
+          <w:szCs w:val="36"/>
+        </w:rPr>
+        <w:t>A Singleton means</w:t>
+      </w:r>
+      <w:r>
+        <w:rPr>
           <w:sz w:val="36"/>
           <w:szCs w:val="36"/>
         </w:rPr>
         <w:t xml:space="preserve"> </w:t>
       </w:r>
+      <w:r>
+        <w:rPr>
+          <w:sz w:val="36"/>
+          <w:szCs w:val="36"/>
+        </w:rPr>
+        <w:t>“Only ONE instance</w:t>
+      </w:r>
+      <w:r>
+        <w:rPr>
+          <w:sz w:val="36"/>
+          <w:szCs w:val="36"/>
+        </w:rPr>
+        <w:t xml:space="preserve"> or object</w:t>
+      </w:r>
+      <w:r>
+        <w:rPr>
+          <w:sz w:val="36"/>
+          <w:szCs w:val="36"/>
+        </w:rPr>
+        <w:t xml:space="preserve"> of this class exists in the entire app.”</w:t>
+      </w:r>
+    </w:p>
+    <w:p>
+      <w:pPr>
+        <w:jc w:val="both"/>
+        <w:rPr>
+          <w:sz w:val="36"/>
+          <w:szCs w:val="36"/>
+        </w:rPr>
+      </w:pPr>
+      <w:r>
+        <w:rPr>
+          <w:sz w:val="36"/>
+          <w:szCs w:val="36"/>
+        </w:rPr>
+        <w:t xml:space="preserve"># </w:t>
+      </w:r>
+      <w:r>
+        <w:rPr>
+          <w:sz w:val="36"/>
+          <w:szCs w:val="36"/>
+        </w:rPr>
+        <w:t xml:space="preserve">A </w:t>
+      </w:r>
+      <w:r>
+        <w:rPr>
+          <w:sz w:val="36"/>
+          <w:szCs w:val="36"/>
+        </w:rPr>
+        <w:t>S</w:t>
+      </w:r>
+      <w:r>
+        <w:rPr>
+          <w:sz w:val="36"/>
+          <w:szCs w:val="36"/>
+        </w:rPr>
+        <w:t>ingleton class creates only one object for the entire app.</w:t>
+      </w:r>
+      <w:r>
+        <w:rPr>
+          <w:sz w:val="36"/>
+          <w:szCs w:val="36"/>
+        </w:rPr>
+        <w:t xml:space="preserve"> Key points:</w:t>
+      </w:r>
+    </w:p>
+    <w:p>
+      <w:pPr>
+        <w:pStyle w:val="ListParagraph"/>
+        <w:numPr>
+          <w:ilvl w:val="0"/>
+          <w:numId w:val="20"/>
+        </w:numPr>
+        <w:jc w:val="both"/>
+        <w:rPr>
+          <w:sz w:val="36"/>
+          <w:szCs w:val="36"/>
+        </w:rPr>
+      </w:pPr>
+      <w:r>
+        <w:rPr>
+          <w:sz w:val="36"/>
+          <w:szCs w:val="36"/>
+        </w:rPr>
+        <w:t>Saves memory</w:t>
+      </w:r>
+    </w:p>
+    <w:p>
+      <w:pPr>
+        <w:pStyle w:val="ListParagraph"/>
+        <w:numPr>
+          <w:ilvl w:val="0"/>
+          <w:numId w:val="20"/>
+        </w:numPr>
+        <w:jc w:val="both"/>
+        <w:rPr>
+          <w:sz w:val="36"/>
+          <w:szCs w:val="36"/>
+        </w:rPr>
+      </w:pPr>
+      <w:r>
+        <w:rPr>
+          <w:sz w:val="36"/>
+          <w:szCs w:val="36"/>
+        </w:rPr>
+        <w:t>Shared globally</w:t>
+      </w:r>
+    </w:p>
+    <w:p>
+      <w:pPr>
+        <w:pStyle w:val="ListParagraph"/>
+        <w:numPr>
+          <w:ilvl w:val="0"/>
+          <w:numId w:val="20"/>
+        </w:numPr>
+        <w:jc w:val="both"/>
+        <w:rPr>
+          <w:sz w:val="36"/>
+          <w:szCs w:val="36"/>
+        </w:rPr>
+      </w:pPr>
+      <w:r>
+        <w:rPr>
+          <w:sz w:val="36"/>
+          <w:szCs w:val="36"/>
+        </w:rPr>
+        <w:t>Common in services like</w:t>
+      </w:r>
+      <w:r>
+        <w:rPr>
+          <w:sz w:val="36"/>
+          <w:szCs w:val="36"/>
+        </w:rPr>
+        <w:t>:</w:t>
+      </w:r>
+    </w:p>
+    <w:p>
+      <w:pPr>
+        <w:pStyle w:val="ListParagraph"/>
+        <w:numPr>
+          <w:ilvl w:val="1"/>
+          <w:numId w:val="20"/>
+        </w:numPr>
+        <w:jc w:val="both"/>
+        <w:rPr>
+          <w:sz w:val="36"/>
+          <w:szCs w:val="36"/>
+        </w:rPr>
+      </w:pPr>
+      <w:r>
+        <w:rPr>
+          <w:sz w:val="36"/>
+          <w:szCs w:val="36"/>
+        </w:rPr>
+        <w:t>Dio service</w:t>
+      </w:r>
+      <w:r>
+        <w:rPr>
+          <w:sz w:val="36"/>
+          <w:szCs w:val="36"/>
+        </w:rPr>
+        <w:t xml:space="preserve">, </w:t>
+      </w:r>
+      <w:r>
+        <w:rPr>
+          <w:sz w:val="36"/>
+          <w:szCs w:val="36"/>
+        </w:rPr>
+        <w:t>API service</w:t>
+      </w:r>
+    </w:p>
+    <w:p>
+      <w:pPr>
+        <w:pStyle w:val="ListParagraph"/>
+        <w:numPr>
+          <w:ilvl w:val="1"/>
+          <w:numId w:val="20"/>
+        </w:numPr>
+        <w:jc w:val="both"/>
+        <w:rPr>
+          <w:sz w:val="36"/>
+          <w:szCs w:val="36"/>
+        </w:rPr>
+      </w:pPr>
+      <w:r>
+        <w:rPr>
+          <w:sz w:val="36"/>
+          <w:szCs w:val="36"/>
+        </w:rPr>
+        <w:t>Database servic</w:t>
+      </w:r>
+      <w:r>
+        <w:rPr>
+          <w:sz w:val="36"/>
+          <w:szCs w:val="36"/>
+        </w:rPr>
+        <w:t>e</w:t>
+      </w:r>
+      <w:r>
+        <w:rPr>
+          <w:sz w:val="36"/>
+          <w:szCs w:val="36"/>
+        </w:rPr>
+        <w:t xml:space="preserve">, </w:t>
+      </w:r>
+      <w:r>
+        <w:rPr>
+          <w:sz w:val="36"/>
+          <w:szCs w:val="36"/>
+        </w:rPr>
+        <w:t>Repository cache</w:t>
+      </w:r>
+    </w:p>
+    <w:p>
+      <w:pPr>
+        <w:pStyle w:val="ListParagraph"/>
+        <w:numPr>
+          <w:ilvl w:val="1"/>
+          <w:numId w:val="20"/>
+        </w:numPr>
+        <w:jc w:val="both"/>
+        <w:rPr>
+          <w:sz w:val="36"/>
+          <w:szCs w:val="36"/>
+        </w:rPr>
+      </w:pPr>
+      <w:r>
+        <w:rPr>
+          <w:sz w:val="36"/>
+          <w:szCs w:val="36"/>
+        </w:rPr>
+        <w:t>Analytics service (</w:t>
+      </w:r>
       <w:proofErr w:type="spellStart"/>
       <w:r>
         <w:rPr>
@@ -25480,7 +26190,7 @@
           <w:sz w:val="36"/>
           <w:szCs w:val="36"/>
         </w:rPr>
-        <w:t>enum</w:t>
+        <w:t>FirebaseAnalytics</w:t>
       </w:r>
       <w:proofErr w:type="spellEnd"/>
       <w:r>
@@ -25488,41 +26198,616 @@
           <w:sz w:val="36"/>
           <w:szCs w:val="36"/>
         </w:rPr>
-        <w:t xml:space="preserve"> stores a fixed set of constant values. Use for loading states, API status and theme modes</w:t>
-      </w:r>
-    </w:p>
-    <w:p>
-      <w:pPr>
-        <w:jc w:val="both"/>
-        <w:rPr>
-          <w:b/>
-          <w:bCs/>
-          <w:color w:val="D86DCB" w:themeColor="accent5" w:themeTint="99"/>
-          <w:sz w:val="36"/>
-          <w:szCs w:val="36"/>
-        </w:rPr>
-      </w:pPr>
+        <w:t>)</w:t>
+      </w:r>
+    </w:p>
+    <w:p>
+      <w:pPr>
+        <w:pStyle w:val="ListParagraph"/>
+        <w:numPr>
+          <w:ilvl w:val="1"/>
+          <w:numId w:val="20"/>
+        </w:numPr>
+        <w:jc w:val="both"/>
+        <w:rPr>
+          <w:sz w:val="36"/>
+          <w:szCs w:val="36"/>
+        </w:rPr>
+      </w:pPr>
+      <w:r>
+        <w:rPr>
+          <w:sz w:val="36"/>
+          <w:szCs w:val="36"/>
+        </w:rPr>
+        <w:t>App config</w:t>
+      </w:r>
+      <w:r>
+        <w:rPr>
+          <w:sz w:val="36"/>
+          <w:szCs w:val="36"/>
+        </w:rPr>
+        <w:t xml:space="preserve"> (Environment manager)</w:t>
+      </w:r>
+    </w:p>
+    <w:p>
+      <w:pPr>
+        <w:jc w:val="both"/>
+        <w:rPr>
+          <w:sz w:val="36"/>
+          <w:szCs w:val="36"/>
+        </w:rPr>
+      </w:pPr>
+      <w:r>
+        <w:rPr>
+          <w:sz w:val="36"/>
+          <w:szCs w:val="36"/>
+        </w:rPr>
+        <w:t># Mental model:</w:t>
+      </w:r>
+    </w:p>
+    <w:p>
+      <w:pPr>
+        <w:jc w:val="both"/>
+        <w:rPr>
+          <w:b/>
+          <w:bCs/>
+          <w:sz w:val="36"/>
+          <w:szCs w:val="36"/>
+        </w:rPr>
+      </w:pPr>
+      <w:r>
+        <w:rPr>
+          <w:b/>
+          <w:bCs/>
+          <w:sz w:val="36"/>
+          <w:szCs w:val="36"/>
+        </w:rPr>
+        <w:t>App Memory</w:t>
+      </w:r>
+    </w:p>
+    <w:p>
+      <w:pPr>
+        <w:jc w:val="both"/>
+        <w:rPr>
+          <w:b/>
+          <w:bCs/>
+          <w:sz w:val="36"/>
+          <w:szCs w:val="36"/>
+        </w:rPr>
+      </w:pPr>
+      <w:r>
+        <w:rPr>
+          <w:b/>
+          <w:bCs/>
+          <w:sz w:val="36"/>
+          <w:szCs w:val="36"/>
+        </w:rPr>
+        <w:t xml:space="preserve">   ↓</w:t>
+      </w:r>
+    </w:p>
+    <w:p>
+      <w:pPr>
+        <w:jc w:val="both"/>
+        <w:rPr>
+          <w:b/>
+          <w:bCs/>
+          <w:sz w:val="36"/>
+          <w:szCs w:val="36"/>
+        </w:rPr>
+      </w:pPr>
+      <w:r>
+        <w:rPr>
+          <w:b/>
+          <w:bCs/>
+          <w:sz w:val="36"/>
+          <w:szCs w:val="36"/>
+        </w:rPr>
+        <w:t xml:space="preserve">One </w:t>
+      </w:r>
       <w:proofErr w:type="spellStart"/>
       <w:r>
         <w:rPr>
           <w:b/>
           <w:bCs/>
-          <w:color w:val="D86DCB" w:themeColor="accent5" w:themeTint="99"/>
-          <w:sz w:val="36"/>
-          <w:szCs w:val="36"/>
-        </w:rPr>
-        <w:t>enum</w:t>
+          <w:sz w:val="36"/>
+          <w:szCs w:val="36"/>
+        </w:rPr>
+        <w:t>ApiService</w:t>
       </w:r>
       <w:proofErr w:type="spellEnd"/>
       <w:r>
         <w:rPr>
           <w:b/>
           <w:bCs/>
-          <w:color w:val="D86DCB" w:themeColor="accent5" w:themeTint="99"/>
-          <w:sz w:val="36"/>
-          <w:szCs w:val="36"/>
-        </w:rPr>
-        <w:t xml:space="preserve"> Status {</w:t>
+          <w:sz w:val="36"/>
+          <w:szCs w:val="36"/>
+        </w:rPr>
+        <w:t xml:space="preserve"> object</w:t>
+      </w:r>
+    </w:p>
+    <w:p>
+      <w:pPr>
+        <w:jc w:val="both"/>
+        <w:rPr>
+          <w:b/>
+          <w:bCs/>
+          <w:sz w:val="36"/>
+          <w:szCs w:val="36"/>
+        </w:rPr>
+      </w:pPr>
+      <w:r>
+        <w:rPr>
+          <w:b/>
+          <w:bCs/>
+          <w:sz w:val="36"/>
+          <w:szCs w:val="36"/>
+        </w:rPr>
+        <w:t xml:space="preserve">   ↓</w:t>
+      </w:r>
+    </w:p>
+    <w:p>
+      <w:pPr>
+        <w:jc w:val="both"/>
+        <w:rPr>
+          <w:b/>
+          <w:bCs/>
+          <w:sz w:val="36"/>
+          <w:szCs w:val="36"/>
+        </w:rPr>
+      </w:pPr>
+      <w:r>
+        <w:rPr>
+          <w:b/>
+          <w:bCs/>
+          <w:sz w:val="36"/>
+          <w:szCs w:val="36"/>
+        </w:rPr>
+        <w:t>Everybody uses same reference</w:t>
+      </w:r>
+    </w:p>
+    <w:p>
+      <w:pPr>
+        <w:jc w:val="both"/>
+        <w:rPr>
+          <w:sz w:val="36"/>
+          <w:szCs w:val="36"/>
+        </w:rPr>
+      </w:pPr>
+      <w:r>
+        <w:rPr>
+          <w:sz w:val="36"/>
+          <w:szCs w:val="36"/>
+        </w:rPr>
+        <w:t xml:space="preserve"># It can be created using two patterns like </w:t>
+      </w:r>
+      <w:r>
+        <w:rPr>
+          <w:b/>
+          <w:bCs/>
+          <w:sz w:val="36"/>
+          <w:szCs w:val="36"/>
+        </w:rPr>
+        <w:t>factory</w:t>
+      </w:r>
+      <w:r>
+        <w:rPr>
+          <w:sz w:val="36"/>
+          <w:szCs w:val="36"/>
+        </w:rPr>
+        <w:t xml:space="preserve"> constructor</w:t>
+      </w:r>
+    </w:p>
+    <w:p>
+      <w:pPr>
+        <w:jc w:val="both"/>
+        <w:rPr>
+          <w:b/>
+          <w:bCs/>
+          <w:color w:val="D86DCB" w:themeColor="accent5" w:themeTint="99"/>
+          <w:sz w:val="36"/>
+          <w:szCs w:val="36"/>
+        </w:rPr>
+      </w:pPr>
+      <w:r>
+        <w:rPr>
+          <w:b/>
+          <w:bCs/>
+          <w:color w:val="D86DCB" w:themeColor="accent5" w:themeTint="99"/>
+          <w:sz w:val="36"/>
+          <w:szCs w:val="36"/>
+        </w:rPr>
+        <w:t xml:space="preserve">class </w:t>
+      </w:r>
+      <w:proofErr w:type="spellStart"/>
+      <w:r>
+        <w:rPr>
+          <w:b/>
+          <w:bCs/>
+          <w:color w:val="D86DCB" w:themeColor="accent5" w:themeTint="99"/>
+          <w:sz w:val="36"/>
+          <w:szCs w:val="36"/>
+        </w:rPr>
+        <w:t>ApiService</w:t>
+      </w:r>
+      <w:proofErr w:type="spellEnd"/>
+      <w:r>
+        <w:rPr>
+          <w:b/>
+          <w:bCs/>
+          <w:color w:val="D86DCB" w:themeColor="accent5" w:themeTint="99"/>
+          <w:sz w:val="36"/>
+          <w:szCs w:val="36"/>
+        </w:rPr>
+        <w:t xml:space="preserve"> {</w:t>
+      </w:r>
+    </w:p>
+    <w:p>
+      <w:pPr>
+        <w:jc w:val="both"/>
+        <w:rPr>
+          <w:b/>
+          <w:bCs/>
+          <w:color w:val="D86DCB" w:themeColor="accent5" w:themeTint="99"/>
+          <w:sz w:val="36"/>
+          <w:szCs w:val="36"/>
+        </w:rPr>
+      </w:pPr>
+      <w:r>
+        <w:rPr>
+          <w:b/>
+          <w:bCs/>
+          <w:color w:val="D86DCB" w:themeColor="accent5" w:themeTint="99"/>
+          <w:sz w:val="36"/>
+          <w:szCs w:val="36"/>
+        </w:rPr>
+        <w:t xml:space="preserve">   </w:t>
+      </w:r>
+      <w:proofErr w:type="spellStart"/>
+      <w:proofErr w:type="gramStart"/>
+      <w:r>
+        <w:rPr>
+          <w:b/>
+          <w:bCs/>
+          <w:color w:val="D86DCB" w:themeColor="accent5" w:themeTint="99"/>
+          <w:sz w:val="36"/>
+          <w:szCs w:val="36"/>
+        </w:rPr>
+        <w:t>ApiService</w:t>
+      </w:r>
+      <w:proofErr w:type="spellEnd"/>
+      <w:r>
+        <w:rPr>
+          <w:b/>
+          <w:bCs/>
+          <w:color w:val="D86DCB" w:themeColor="accent5" w:themeTint="99"/>
+          <w:sz w:val="36"/>
+          <w:szCs w:val="36"/>
+        </w:rPr>
+        <w:t>._</w:t>
+      </w:r>
+      <w:proofErr w:type="gramEnd"/>
+      <w:r>
+        <w:rPr>
+          <w:b/>
+          <w:bCs/>
+          <w:color w:val="D86DCB" w:themeColor="accent5" w:themeTint="99"/>
+          <w:sz w:val="36"/>
+          <w:szCs w:val="36"/>
+        </w:rPr>
+        <w:t>internal();</w:t>
+      </w:r>
+    </w:p>
+    <w:p>
+      <w:pPr>
+        <w:jc w:val="both"/>
+        <w:rPr>
+          <w:b/>
+          <w:bCs/>
+          <w:color w:val="D86DCB" w:themeColor="accent5" w:themeTint="99"/>
+          <w:sz w:val="36"/>
+          <w:szCs w:val="36"/>
+        </w:rPr>
+      </w:pPr>
+      <w:r>
+        <w:rPr>
+          <w:b/>
+          <w:bCs/>
+          <w:color w:val="D86DCB" w:themeColor="accent5" w:themeTint="99"/>
+          <w:sz w:val="36"/>
+          <w:szCs w:val="36"/>
+        </w:rPr>
+        <w:t xml:space="preserve">  static final </w:t>
+      </w:r>
+      <w:proofErr w:type="spellStart"/>
+      <w:r>
+        <w:rPr>
+          <w:b/>
+          <w:bCs/>
+          <w:color w:val="D86DCB" w:themeColor="accent5" w:themeTint="99"/>
+          <w:sz w:val="36"/>
+          <w:szCs w:val="36"/>
+        </w:rPr>
+        <w:t>ApiService</w:t>
+      </w:r>
+      <w:proofErr w:type="spellEnd"/>
+      <w:r>
+        <w:rPr>
+          <w:b/>
+          <w:bCs/>
+          <w:color w:val="D86DCB" w:themeColor="accent5" w:themeTint="99"/>
+          <w:sz w:val="36"/>
+          <w:szCs w:val="36"/>
+        </w:rPr>
+        <w:t xml:space="preserve"> _instance = </w:t>
+      </w:r>
+      <w:proofErr w:type="spellStart"/>
+      <w:proofErr w:type="gramStart"/>
+      <w:r>
+        <w:rPr>
+          <w:b/>
+          <w:bCs/>
+          <w:color w:val="D86DCB" w:themeColor="accent5" w:themeTint="99"/>
+          <w:sz w:val="36"/>
+          <w:szCs w:val="36"/>
+        </w:rPr>
+        <w:t>ApiService</w:t>
+      </w:r>
+      <w:proofErr w:type="spellEnd"/>
+      <w:r>
+        <w:rPr>
+          <w:b/>
+          <w:bCs/>
+          <w:color w:val="D86DCB" w:themeColor="accent5" w:themeTint="99"/>
+          <w:sz w:val="36"/>
+          <w:szCs w:val="36"/>
+        </w:rPr>
+        <w:t>._</w:t>
+      </w:r>
+      <w:proofErr w:type="gramEnd"/>
+      <w:r>
+        <w:rPr>
+          <w:b/>
+          <w:bCs/>
+          <w:color w:val="D86DCB" w:themeColor="accent5" w:themeTint="99"/>
+          <w:sz w:val="36"/>
+          <w:szCs w:val="36"/>
+        </w:rPr>
+        <w:t>internal();</w:t>
+      </w:r>
+    </w:p>
+    <w:p>
+      <w:pPr>
+        <w:jc w:val="both"/>
+        <w:rPr>
+          <w:b/>
+          <w:bCs/>
+          <w:color w:val="D86DCB" w:themeColor="accent5" w:themeTint="99"/>
+          <w:sz w:val="36"/>
+          <w:szCs w:val="36"/>
+        </w:rPr>
+      </w:pPr>
+      <w:r>
+        <w:rPr>
+          <w:b/>
+          <w:bCs/>
+          <w:color w:val="D86DCB" w:themeColor="accent5" w:themeTint="99"/>
+          <w:sz w:val="36"/>
+          <w:szCs w:val="36"/>
+        </w:rPr>
+        <w:lastRenderedPageBreak/>
+        <w:t xml:space="preserve">  factory </w:t>
+      </w:r>
+      <w:proofErr w:type="spellStart"/>
+      <w:proofErr w:type="gramStart"/>
+      <w:r>
+        <w:rPr>
+          <w:b/>
+          <w:bCs/>
+          <w:color w:val="D86DCB" w:themeColor="accent5" w:themeTint="99"/>
+          <w:sz w:val="36"/>
+          <w:szCs w:val="36"/>
+        </w:rPr>
+        <w:t>ApiService</w:t>
+      </w:r>
+      <w:proofErr w:type="spellEnd"/>
+      <w:r>
+        <w:rPr>
+          <w:b/>
+          <w:bCs/>
+          <w:color w:val="D86DCB" w:themeColor="accent5" w:themeTint="99"/>
+          <w:sz w:val="36"/>
+          <w:szCs w:val="36"/>
+        </w:rPr>
+        <w:t>(</w:t>
+      </w:r>
+      <w:proofErr w:type="gramEnd"/>
+      <w:r>
+        <w:rPr>
+          <w:b/>
+          <w:bCs/>
+          <w:color w:val="D86DCB" w:themeColor="accent5" w:themeTint="99"/>
+          <w:sz w:val="36"/>
+          <w:szCs w:val="36"/>
+        </w:rPr>
+        <w:t>) {</w:t>
+      </w:r>
+    </w:p>
+    <w:p>
+      <w:pPr>
+        <w:jc w:val="both"/>
+        <w:rPr>
+          <w:b/>
+          <w:bCs/>
+          <w:color w:val="D86DCB" w:themeColor="accent5" w:themeTint="99"/>
+          <w:sz w:val="36"/>
+          <w:szCs w:val="36"/>
+        </w:rPr>
+      </w:pPr>
+      <w:r>
+        <w:rPr>
+          <w:b/>
+          <w:bCs/>
+          <w:color w:val="D86DCB" w:themeColor="accent5" w:themeTint="99"/>
+          <w:sz w:val="36"/>
+          <w:szCs w:val="36"/>
+        </w:rPr>
+        <w:t xml:space="preserve">    return _instance;</w:t>
+      </w:r>
+    </w:p>
+    <w:p>
+      <w:pPr>
+        <w:jc w:val="both"/>
+        <w:rPr>
+          <w:b/>
+          <w:bCs/>
+          <w:color w:val="D86DCB" w:themeColor="accent5" w:themeTint="99"/>
+          <w:sz w:val="36"/>
+          <w:szCs w:val="36"/>
+        </w:rPr>
+      </w:pPr>
+      <w:r>
+        <w:rPr>
+          <w:b/>
+          <w:bCs/>
+          <w:color w:val="D86DCB" w:themeColor="accent5" w:themeTint="99"/>
+          <w:sz w:val="36"/>
+          <w:szCs w:val="36"/>
+        </w:rPr>
+        <w:t xml:space="preserve">  }</w:t>
+      </w:r>
+    </w:p>
+    <w:p>
+      <w:pPr>
+        <w:jc w:val="both"/>
+        <w:rPr>
+          <w:sz w:val="36"/>
+          <w:szCs w:val="36"/>
+        </w:rPr>
+      </w:pPr>
+      <w:r>
+        <w:rPr>
+          <w:sz w:val="36"/>
+          <w:szCs w:val="36"/>
+        </w:rPr>
+        <w:t xml:space="preserve"># Or </w:t>
+      </w:r>
+      <w:r>
+        <w:rPr>
+          <w:b/>
+          <w:bCs/>
+          <w:sz w:val="36"/>
+          <w:szCs w:val="36"/>
+        </w:rPr>
+        <w:t>_</w:t>
+      </w:r>
+      <w:proofErr w:type="spellStart"/>
+      <w:proofErr w:type="gramStart"/>
+      <w:r>
+        <w:rPr>
+          <w:b/>
+          <w:bCs/>
+          <w:sz w:val="36"/>
+          <w:szCs w:val="36"/>
+        </w:rPr>
+        <w:t>privateConstructor</w:t>
+      </w:r>
+      <w:proofErr w:type="spellEnd"/>
+      <w:r>
+        <w:rPr>
+          <w:b/>
+          <w:bCs/>
+          <w:sz w:val="36"/>
+          <w:szCs w:val="36"/>
+        </w:rPr>
+        <w:t>(</w:t>
+      </w:r>
+      <w:proofErr w:type="gramEnd"/>
+      <w:r>
+        <w:rPr>
+          <w:b/>
+          <w:bCs/>
+          <w:sz w:val="36"/>
+          <w:szCs w:val="36"/>
+        </w:rPr>
+        <w:t>)</w:t>
+      </w:r>
+      <w:r>
+        <w:rPr>
+          <w:sz w:val="36"/>
+          <w:szCs w:val="36"/>
+        </w:rPr>
+        <w:t xml:space="preserve"> this prevents class calling  for instance creation (</w:t>
+      </w:r>
+      <w:proofErr w:type="spellStart"/>
+      <w:r>
+        <w:rPr>
+          <w:b/>
+          <w:bCs/>
+          <w:sz w:val="36"/>
+          <w:szCs w:val="36"/>
+        </w:rPr>
+        <w:t>ApiService</w:t>
+      </w:r>
+      <w:proofErr w:type="spellEnd"/>
+      <w:r>
+        <w:rPr>
+          <w:b/>
+          <w:bCs/>
+          <w:sz w:val="36"/>
+          <w:szCs w:val="36"/>
+        </w:rPr>
+        <w:t>()</w:t>
+      </w:r>
+      <w:r>
+        <w:rPr>
+          <w:sz w:val="36"/>
+          <w:szCs w:val="36"/>
+        </w:rPr>
+        <w:t xml:space="preserve"> not allowed) so nobody can create new instances externally</w:t>
+      </w:r>
+    </w:p>
+    <w:p>
+      <w:pPr>
+        <w:jc w:val="both"/>
+        <w:rPr>
+          <w:b/>
+          <w:bCs/>
+          <w:color w:val="D86DCB" w:themeColor="accent5" w:themeTint="99"/>
+          <w:sz w:val="36"/>
+          <w:szCs w:val="36"/>
+        </w:rPr>
+      </w:pPr>
+      <w:r>
+        <w:rPr>
+          <w:b/>
+          <w:bCs/>
+          <w:color w:val="D86DCB" w:themeColor="accent5" w:themeTint="99"/>
+          <w:sz w:val="36"/>
+          <w:szCs w:val="36"/>
+        </w:rPr>
+        <w:t xml:space="preserve">class </w:t>
+      </w:r>
+      <w:proofErr w:type="spellStart"/>
+      <w:r>
+        <w:rPr>
+          <w:b/>
+          <w:bCs/>
+          <w:color w:val="D86DCB" w:themeColor="accent5" w:themeTint="99"/>
+          <w:sz w:val="36"/>
+          <w:szCs w:val="36"/>
+        </w:rPr>
+        <w:t>ApiService</w:t>
+      </w:r>
+      <w:proofErr w:type="spellEnd"/>
+      <w:r>
+        <w:rPr>
+          <w:b/>
+          <w:bCs/>
+          <w:color w:val="D86DCB" w:themeColor="accent5" w:themeTint="99"/>
+          <w:sz w:val="36"/>
+          <w:szCs w:val="36"/>
+        </w:rPr>
+        <w:t xml:space="preserve"> {</w:t>
       </w:r>
     </w:p>
     <w:p>
@@ -25547,15 +26832,16 @@
         <w:t xml:space="preserve">  </w:t>
       </w:r>
       <w:proofErr w:type="spellStart"/>
-      <w:r>
-        <w:rPr>
-          <w:b/>
-          <w:bCs/>
-          <w:color w:val="D86DCB" w:themeColor="accent5" w:themeTint="99"/>
-          <w:sz w:val="36"/>
-          <w:szCs w:val="36"/>
-        </w:rPr>
-        <w:t>isLoading</w:t>
+      <w:proofErr w:type="gramStart"/>
+      <w:r>
+        <w:rPr>
+          <w:b/>
+          <w:bCs/>
+          <w:color w:val="D86DCB" w:themeColor="accent5" w:themeTint="99"/>
+          <w:sz w:val="36"/>
+          <w:szCs w:val="36"/>
+        </w:rPr>
+        <w:t>ApiService</w:t>
       </w:r>
       <w:proofErr w:type="spellEnd"/>
       <w:r>
@@ -25566,51 +26852,264 @@
           <w:sz w:val="36"/>
           <w:szCs w:val="36"/>
         </w:rPr>
-        <w:t>,</w:t>
-      </w:r>
-    </w:p>
-    <w:p>
-      <w:pPr>
-        <w:jc w:val="both"/>
-        <w:rPr>
-          <w:b/>
-          <w:bCs/>
-          <w:color w:val="D86DCB" w:themeColor="accent5" w:themeTint="99"/>
-          <w:sz w:val="36"/>
-          <w:szCs w:val="36"/>
-        </w:rPr>
-      </w:pPr>
-      <w:r>
-        <w:rPr>
-          <w:b/>
-          <w:bCs/>
-          <w:color w:val="D86DCB" w:themeColor="accent5" w:themeTint="99"/>
-          <w:sz w:val="36"/>
-          <w:szCs w:val="36"/>
-        </w:rPr>
-        <w:t xml:space="preserve">  success,</w:t>
-      </w:r>
-    </w:p>
-    <w:p>
-      <w:pPr>
-        <w:jc w:val="both"/>
-        <w:rPr>
-          <w:b/>
-          <w:bCs/>
-          <w:color w:val="D86DCB" w:themeColor="accent5" w:themeTint="99"/>
-          <w:sz w:val="36"/>
-          <w:szCs w:val="36"/>
-        </w:rPr>
-      </w:pPr>
-      <w:r>
-        <w:rPr>
-          <w:b/>
-          <w:bCs/>
-          <w:color w:val="D86DCB" w:themeColor="accent5" w:themeTint="99"/>
-          <w:sz w:val="36"/>
-          <w:szCs w:val="36"/>
-        </w:rPr>
-        <w:t xml:space="preserve">  error</w:t>
+        <w:t>._</w:t>
+      </w:r>
+      <w:proofErr w:type="spellStart"/>
+      <w:proofErr w:type="gramEnd"/>
+      <w:r>
+        <w:rPr>
+          <w:b/>
+          <w:bCs/>
+          <w:color w:val="D86DCB" w:themeColor="accent5" w:themeTint="99"/>
+          <w:sz w:val="36"/>
+          <w:szCs w:val="36"/>
+        </w:rPr>
+        <w:t>privateConstructor</w:t>
+      </w:r>
+      <w:proofErr w:type="spellEnd"/>
+      <w:r>
+        <w:rPr>
+          <w:b/>
+          <w:bCs/>
+          <w:color w:val="D86DCB" w:themeColor="accent5" w:themeTint="99"/>
+          <w:sz w:val="36"/>
+          <w:szCs w:val="36"/>
+        </w:rPr>
+        <w:t>();</w:t>
+      </w:r>
+    </w:p>
+    <w:p>
+      <w:pPr>
+        <w:jc w:val="both"/>
+        <w:rPr>
+          <w:b/>
+          <w:bCs/>
+          <w:color w:val="D86DCB" w:themeColor="accent5" w:themeTint="99"/>
+          <w:sz w:val="36"/>
+          <w:szCs w:val="36"/>
+        </w:rPr>
+      </w:pPr>
+      <w:r>
+        <w:rPr>
+          <w:b/>
+          <w:bCs/>
+          <w:color w:val="D86DCB" w:themeColor="accent5" w:themeTint="99"/>
+          <w:sz w:val="36"/>
+          <w:szCs w:val="36"/>
+        </w:rPr>
+        <w:t xml:space="preserve">  static final </w:t>
+      </w:r>
+      <w:proofErr w:type="spellStart"/>
+      <w:r>
+        <w:rPr>
+          <w:b/>
+          <w:bCs/>
+          <w:color w:val="D86DCB" w:themeColor="accent5" w:themeTint="99"/>
+          <w:sz w:val="36"/>
+          <w:szCs w:val="36"/>
+        </w:rPr>
+        <w:t>ApiService</w:t>
+      </w:r>
+      <w:proofErr w:type="spellEnd"/>
+      <w:r>
+        <w:rPr>
+          <w:b/>
+          <w:bCs/>
+          <w:color w:val="D86DCB" w:themeColor="accent5" w:themeTint="99"/>
+          <w:sz w:val="36"/>
+          <w:szCs w:val="36"/>
+        </w:rPr>
+        <w:t xml:space="preserve"> instance =</w:t>
+      </w:r>
+    </w:p>
+    <w:p>
+      <w:pPr>
+        <w:jc w:val="both"/>
+        <w:rPr>
+          <w:b/>
+          <w:bCs/>
+          <w:color w:val="D86DCB" w:themeColor="accent5" w:themeTint="99"/>
+          <w:sz w:val="36"/>
+          <w:szCs w:val="36"/>
+        </w:rPr>
+      </w:pPr>
+      <w:r>
+        <w:rPr>
+          <w:b/>
+          <w:bCs/>
+          <w:color w:val="D86DCB" w:themeColor="accent5" w:themeTint="99"/>
+          <w:sz w:val="36"/>
+          <w:szCs w:val="36"/>
+        </w:rPr>
+        <w:t xml:space="preserve">      </w:t>
+      </w:r>
+      <w:proofErr w:type="spellStart"/>
+      <w:proofErr w:type="gramStart"/>
+      <w:r>
+        <w:rPr>
+          <w:b/>
+          <w:bCs/>
+          <w:color w:val="D86DCB" w:themeColor="accent5" w:themeTint="99"/>
+          <w:sz w:val="36"/>
+          <w:szCs w:val="36"/>
+        </w:rPr>
+        <w:t>ApiService</w:t>
+      </w:r>
+      <w:proofErr w:type="spellEnd"/>
+      <w:r>
+        <w:rPr>
+          <w:b/>
+          <w:bCs/>
+          <w:color w:val="D86DCB" w:themeColor="accent5" w:themeTint="99"/>
+          <w:sz w:val="36"/>
+          <w:szCs w:val="36"/>
+        </w:rPr>
+        <w:t>._</w:t>
+      </w:r>
+      <w:proofErr w:type="spellStart"/>
+      <w:proofErr w:type="gramEnd"/>
+      <w:r>
+        <w:rPr>
+          <w:b/>
+          <w:bCs/>
+          <w:color w:val="D86DCB" w:themeColor="accent5" w:themeTint="99"/>
+          <w:sz w:val="36"/>
+          <w:szCs w:val="36"/>
+        </w:rPr>
+        <w:t>privateConstructor</w:t>
+      </w:r>
+      <w:proofErr w:type="spellEnd"/>
+      <w:r>
+        <w:rPr>
+          <w:b/>
+          <w:bCs/>
+          <w:color w:val="D86DCB" w:themeColor="accent5" w:themeTint="99"/>
+          <w:sz w:val="36"/>
+          <w:szCs w:val="36"/>
+        </w:rPr>
+        <w:t>();</w:t>
+      </w:r>
+    </w:p>
+    <w:p>
+      <w:pPr>
+        <w:jc w:val="both"/>
+        <w:rPr>
+          <w:b/>
+          <w:bCs/>
+          <w:color w:val="D86DCB" w:themeColor="accent5" w:themeTint="99"/>
+          <w:sz w:val="36"/>
+          <w:szCs w:val="36"/>
+        </w:rPr>
+      </w:pPr>
+      <w:r>
+        <w:rPr>
+          <w:b/>
+          <w:bCs/>
+          <w:color w:val="D86DCB" w:themeColor="accent5" w:themeTint="99"/>
+          <w:sz w:val="36"/>
+          <w:szCs w:val="36"/>
+        </w:rPr>
+        <w:t xml:space="preserve">  void </w:t>
+      </w:r>
+      <w:proofErr w:type="spellStart"/>
+      <w:proofErr w:type="gramStart"/>
+      <w:r>
+        <w:rPr>
+          <w:b/>
+          <w:bCs/>
+          <w:color w:val="D86DCB" w:themeColor="accent5" w:themeTint="99"/>
+          <w:sz w:val="36"/>
+          <w:szCs w:val="36"/>
+        </w:rPr>
+        <w:t>fetchData</w:t>
+      </w:r>
+      <w:proofErr w:type="spellEnd"/>
+      <w:r>
+        <w:rPr>
+          <w:b/>
+          <w:bCs/>
+          <w:color w:val="D86DCB" w:themeColor="accent5" w:themeTint="99"/>
+          <w:sz w:val="36"/>
+          <w:szCs w:val="36"/>
+        </w:rPr>
+        <w:t>(</w:t>
+      </w:r>
+      <w:proofErr w:type="gramEnd"/>
+      <w:r>
+        <w:rPr>
+          <w:b/>
+          <w:bCs/>
+          <w:color w:val="D86DCB" w:themeColor="accent5" w:themeTint="99"/>
+          <w:sz w:val="36"/>
+          <w:szCs w:val="36"/>
+        </w:rPr>
+        <w:t>) {</w:t>
+      </w:r>
+    </w:p>
+    <w:p>
+      <w:pPr>
+        <w:jc w:val="both"/>
+        <w:rPr>
+          <w:b/>
+          <w:bCs/>
+          <w:color w:val="D86DCB" w:themeColor="accent5" w:themeTint="99"/>
+          <w:sz w:val="36"/>
+          <w:szCs w:val="36"/>
+        </w:rPr>
+      </w:pPr>
+      <w:r>
+        <w:rPr>
+          <w:b/>
+          <w:bCs/>
+          <w:color w:val="D86DCB" w:themeColor="accent5" w:themeTint="99"/>
+          <w:sz w:val="36"/>
+          <w:szCs w:val="36"/>
+        </w:rPr>
+        <w:t xml:space="preserve">    </w:t>
+      </w:r>
+      <w:proofErr w:type="gramStart"/>
+      <w:r>
+        <w:rPr>
+          <w:b/>
+          <w:bCs/>
+          <w:color w:val="D86DCB" w:themeColor="accent5" w:themeTint="99"/>
+          <w:sz w:val="36"/>
+          <w:szCs w:val="36"/>
+        </w:rPr>
+        <w:t>print(</w:t>
+      </w:r>
+      <w:proofErr w:type="gramEnd"/>
+      <w:r>
+        <w:rPr>
+          <w:b/>
+          <w:bCs/>
+          <w:color w:val="D86DCB" w:themeColor="accent5" w:themeTint="99"/>
+          <w:sz w:val="36"/>
+          <w:szCs w:val="36"/>
+        </w:rPr>
+        <w:t>"Fetching...");</w:t>
+      </w:r>
+    </w:p>
+    <w:p>
+      <w:pPr>
+        <w:jc w:val="both"/>
+        <w:rPr>
+          <w:b/>
+          <w:bCs/>
+          <w:color w:val="D86DCB" w:themeColor="accent5" w:themeTint="99"/>
+          <w:sz w:val="36"/>
+          <w:szCs w:val="36"/>
+        </w:rPr>
+      </w:pPr>
+      <w:r>
+        <w:rPr>
+          <w:b/>
+          <w:bCs/>
+          <w:color w:val="D86DCB" w:themeColor="accent5" w:themeTint="99"/>
+          <w:sz w:val="36"/>
+          <w:szCs w:val="36"/>
+        </w:rPr>
+        <w:t xml:space="preserve">  }</w:t>
       </w:r>
     </w:p>
     <w:p>
@@ -25639,42 +27138,207 @@
       <w:pPr>
         <w:jc w:val="both"/>
         <w:rPr>
-          <w:b/>
-          <w:bCs/>
-          <w:color w:val="D86DCB" w:themeColor="accent5" w:themeTint="99"/>
-          <w:sz w:val="36"/>
-          <w:szCs w:val="36"/>
-        </w:rPr>
-      </w:pPr>
-      <w:r>
-        <w:rPr>
-          <w:b/>
-          <w:bCs/>
-          <w:color w:val="D86DCB" w:themeColor="accent5" w:themeTint="99"/>
-          <w:sz w:val="36"/>
-          <w:szCs w:val="36"/>
-        </w:rPr>
-        <w:t>// Usage</w:t>
-      </w:r>
-    </w:p>
-    <w:p>
-      <w:pPr>
-        <w:jc w:val="both"/>
-        <w:rPr>
-          <w:color w:val="D86DCB" w:themeColor="accent5" w:themeTint="99"/>
-          <w:sz w:val="36"/>
-          <w:szCs w:val="36"/>
-        </w:rPr>
-      </w:pPr>
-      <w:r>
-        <w:rPr>
-          <w:b/>
-          <w:bCs/>
-          <w:color w:val="D86DCB" w:themeColor="accent5" w:themeTint="99"/>
-          <w:sz w:val="36"/>
-          <w:szCs w:val="36"/>
-        </w:rPr>
-        <w:t xml:space="preserve">final Status </w:t>
+          <w:sz w:val="36"/>
+          <w:szCs w:val="36"/>
+        </w:rPr>
+      </w:pPr>
+      <w:r>
+        <w:rPr>
+          <w:sz w:val="36"/>
+          <w:szCs w:val="36"/>
+        </w:rPr>
+        <w:t># Lastly, Singleton is not a global variable or global state everywhere, it is a controlled shared instance and centralized lifecycle</w:t>
+      </w:r>
+    </w:p>
+    <w:p>
+      <w:pPr>
+        <w:jc w:val="both"/>
+        <w:rPr>
+          <w:sz w:val="36"/>
+          <w:szCs w:val="36"/>
+        </w:rPr>
+      </w:pPr>
+    </w:p>
+    <w:p>
+      <w:pPr>
+        <w:jc w:val="both"/>
+        <w:rPr>
+          <w:sz w:val="36"/>
+          <w:szCs w:val="36"/>
+        </w:rPr>
+      </w:pPr>
+      <w:r>
+        <w:rPr>
+          <w:sz w:val="36"/>
+          <w:szCs w:val="36"/>
+        </w:rPr>
+        <w:t>Lazy Singleton Class:</w:t>
+      </w:r>
+    </w:p>
+    <w:p>
+      <w:pPr>
+        <w:jc w:val="both"/>
+        <w:rPr>
+          <w:sz w:val="36"/>
+          <w:szCs w:val="36"/>
+        </w:rPr>
+      </w:pPr>
+      <w:r>
+        <w:rPr>
+          <w:sz w:val="36"/>
+          <w:szCs w:val="36"/>
+        </w:rPr>
+        <w:t># Singleton c</w:t>
+      </w:r>
+      <w:r>
+        <w:rPr>
+          <w:sz w:val="36"/>
+          <w:szCs w:val="36"/>
+        </w:rPr>
+        <w:t xml:space="preserve">lass </w:t>
+      </w:r>
+      <w:r>
+        <w:rPr>
+          <w:sz w:val="36"/>
+          <w:szCs w:val="36"/>
+        </w:rPr>
+        <w:t xml:space="preserve">instance </w:t>
+      </w:r>
+      <w:r>
+        <w:rPr>
+          <w:sz w:val="36"/>
+          <w:szCs w:val="36"/>
+        </w:rPr>
+        <w:t>is one shared object created</w:t>
+      </w:r>
+      <w:r>
+        <w:rPr>
+          <w:sz w:val="36"/>
+          <w:szCs w:val="36"/>
+        </w:rPr>
+        <w:t xml:space="preserve"> immediately when class is first loaded</w:t>
+      </w:r>
+    </w:p>
+    <w:p>
+      <w:pPr>
+        <w:jc w:val="both"/>
+        <w:rPr>
+          <w:sz w:val="36"/>
+          <w:szCs w:val="36"/>
+        </w:rPr>
+      </w:pPr>
+      <w:r>
+        <w:rPr>
+          <w:sz w:val="36"/>
+          <w:szCs w:val="36"/>
+        </w:rPr>
+        <w:lastRenderedPageBreak/>
+        <w:t># While Lazy Singleton class</w:t>
+      </w:r>
+      <w:r>
+        <w:rPr>
+          <w:sz w:val="36"/>
+          <w:szCs w:val="36"/>
+        </w:rPr>
+        <w:t xml:space="preserve"> instance is one shared object created only when needed</w:t>
+      </w:r>
+    </w:p>
+    <w:p>
+      <w:pPr>
+        <w:jc w:val="both"/>
+        <w:rPr>
+          <w:sz w:val="36"/>
+          <w:szCs w:val="36"/>
+        </w:rPr>
+      </w:pPr>
+      <w:r>
+        <w:rPr>
+          <w:sz w:val="36"/>
+          <w:szCs w:val="36"/>
+        </w:rPr>
+        <w:t># This lazy creation saves memory and improves performance</w:t>
+      </w:r>
+    </w:p>
+    <w:p>
+      <w:pPr>
+        <w:jc w:val="both"/>
+        <w:rPr>
+          <w:sz w:val="36"/>
+          <w:szCs w:val="36"/>
+        </w:rPr>
+      </w:pPr>
+      <w:r>
+        <w:rPr>
+          <w:sz w:val="36"/>
+          <w:szCs w:val="36"/>
+        </w:rPr>
+        <w:t># null aware assignment (</w:t>
+      </w:r>
+      <w:r>
+        <w:rPr>
+          <w:b/>
+          <w:bCs/>
+          <w:sz w:val="36"/>
+          <w:szCs w:val="36"/>
+        </w:rPr>
+        <w:t>??=</w:t>
+      </w:r>
+      <w:r>
+        <w:rPr>
+          <w:sz w:val="36"/>
+          <w:szCs w:val="36"/>
+        </w:rPr>
+        <w:t xml:space="preserve">) ensures if null </w:t>
+      </w:r>
+      <w:r>
+        <w:rPr>
+          <w:sz w:val="36"/>
+          <w:szCs w:val="36"/>
+        </w:rPr>
+        <w:sym w:font="Wingdings" w:char="F0E0"/>
+      </w:r>
+      <w:r>
+        <w:rPr>
+          <w:sz w:val="36"/>
+          <w:szCs w:val="36"/>
+        </w:rPr>
+        <w:t xml:space="preserve"> create instance else </w:t>
+      </w:r>
+      <w:r>
+        <w:rPr>
+          <w:sz w:val="36"/>
+          <w:szCs w:val="36"/>
+        </w:rPr>
+        <w:sym w:font="Wingdings" w:char="F0E0"/>
+      </w:r>
+      <w:r>
+        <w:rPr>
+          <w:sz w:val="36"/>
+          <w:szCs w:val="36"/>
+        </w:rPr>
+        <w:t xml:space="preserve"> reuse existing instance or object</w:t>
+      </w:r>
+    </w:p>
+    <w:p>
+      <w:pPr>
+        <w:jc w:val="both"/>
+        <w:rPr>
+          <w:b/>
+          <w:bCs/>
+          <w:color w:val="D86DCB" w:themeColor="accent5" w:themeTint="99"/>
+          <w:sz w:val="36"/>
+          <w:szCs w:val="36"/>
+        </w:rPr>
+      </w:pPr>
+      <w:r>
+        <w:rPr>
+          <w:b/>
+          <w:bCs/>
+          <w:color w:val="D86DCB" w:themeColor="accent5" w:themeTint="99"/>
+          <w:sz w:val="36"/>
+          <w:szCs w:val="36"/>
+        </w:rPr>
+        <w:t xml:space="preserve">class </w:t>
       </w:r>
       <w:proofErr w:type="spellStart"/>
       <w:r>
@@ -25685,7 +27349,7 @@
           <w:sz w:val="36"/>
           <w:szCs w:val="36"/>
         </w:rPr>
-        <w:t>apiStatus</w:t>
+        <w:t>DatabaseService</w:t>
       </w:r>
       <w:proofErr w:type="spellEnd"/>
       <w:r>
@@ -25696,18 +27360,41 @@
           <w:sz w:val="36"/>
           <w:szCs w:val="36"/>
         </w:rPr>
-        <w:t xml:space="preserve"> = </w:t>
+        <w:t xml:space="preserve"> {</w:t>
+      </w:r>
+    </w:p>
+    <w:p>
+      <w:pPr>
+        <w:jc w:val="both"/>
+        <w:rPr>
+          <w:b/>
+          <w:bCs/>
+          <w:color w:val="D86DCB" w:themeColor="accent5" w:themeTint="99"/>
+          <w:sz w:val="36"/>
+          <w:szCs w:val="36"/>
+        </w:rPr>
+      </w:pPr>
+      <w:r>
+        <w:rPr>
+          <w:b/>
+          <w:bCs/>
+          <w:color w:val="D86DCB" w:themeColor="accent5" w:themeTint="99"/>
+          <w:sz w:val="36"/>
+          <w:szCs w:val="36"/>
+        </w:rPr>
+        <w:t xml:space="preserve">  </w:t>
       </w:r>
       <w:proofErr w:type="spellStart"/>
-      <w:r>
-        <w:rPr>
-          <w:b/>
-          <w:bCs/>
-          <w:color w:val="D86DCB" w:themeColor="accent5" w:themeTint="99"/>
-          <w:sz w:val="36"/>
-          <w:szCs w:val="36"/>
-        </w:rPr>
-        <w:t>Status.isLoading</w:t>
+      <w:proofErr w:type="gramStart"/>
+      <w:r>
+        <w:rPr>
+          <w:b/>
+          <w:bCs/>
+          <w:color w:val="D86DCB" w:themeColor="accent5" w:themeTint="99"/>
+          <w:sz w:val="36"/>
+          <w:szCs w:val="36"/>
+        </w:rPr>
+        <w:t>DatabaseService</w:t>
       </w:r>
       <w:proofErr w:type="spellEnd"/>
       <w:r>
@@ -25718,7 +27405,702 @@
           <w:sz w:val="36"/>
           <w:szCs w:val="36"/>
         </w:rPr>
-        <w:t>;</w:t>
+        <w:t>._</w:t>
+      </w:r>
+      <w:proofErr w:type="gramEnd"/>
+      <w:r>
+        <w:rPr>
+          <w:b/>
+          <w:bCs/>
+          <w:color w:val="D86DCB" w:themeColor="accent5" w:themeTint="99"/>
+          <w:sz w:val="36"/>
+          <w:szCs w:val="36"/>
+        </w:rPr>
+        <w:t>();</w:t>
+      </w:r>
+    </w:p>
+    <w:p>
+      <w:pPr>
+        <w:jc w:val="both"/>
+        <w:rPr>
+          <w:b/>
+          <w:bCs/>
+          <w:color w:val="D86DCB" w:themeColor="accent5" w:themeTint="99"/>
+          <w:sz w:val="36"/>
+          <w:szCs w:val="36"/>
+        </w:rPr>
+      </w:pPr>
+    </w:p>
+    <w:p>
+      <w:pPr>
+        <w:jc w:val="both"/>
+        <w:rPr>
+          <w:b/>
+          <w:bCs/>
+          <w:color w:val="D86DCB" w:themeColor="accent5" w:themeTint="99"/>
+          <w:sz w:val="36"/>
+          <w:szCs w:val="36"/>
+        </w:rPr>
+      </w:pPr>
+      <w:r>
+        <w:rPr>
+          <w:b/>
+          <w:bCs/>
+          <w:color w:val="D86DCB" w:themeColor="accent5" w:themeTint="99"/>
+          <w:sz w:val="36"/>
+          <w:szCs w:val="36"/>
+        </w:rPr>
+        <w:t xml:space="preserve">  static </w:t>
+      </w:r>
+      <w:proofErr w:type="spellStart"/>
+      <w:r>
+        <w:rPr>
+          <w:b/>
+          <w:bCs/>
+          <w:color w:val="D86DCB" w:themeColor="accent5" w:themeTint="99"/>
+          <w:sz w:val="36"/>
+          <w:szCs w:val="36"/>
+        </w:rPr>
+        <w:t>DatabaseService</w:t>
+      </w:r>
+      <w:proofErr w:type="spellEnd"/>
+      <w:r>
+        <w:rPr>
+          <w:b/>
+          <w:bCs/>
+          <w:color w:val="D86DCB" w:themeColor="accent5" w:themeTint="99"/>
+          <w:sz w:val="36"/>
+          <w:szCs w:val="36"/>
+        </w:rPr>
+        <w:t>? _instance;</w:t>
+      </w:r>
+    </w:p>
+    <w:p>
+      <w:pPr>
+        <w:jc w:val="both"/>
+        <w:rPr>
+          <w:b/>
+          <w:bCs/>
+          <w:color w:val="D86DCB" w:themeColor="accent5" w:themeTint="99"/>
+          <w:sz w:val="36"/>
+          <w:szCs w:val="36"/>
+        </w:rPr>
+      </w:pPr>
+    </w:p>
+    <w:p>
+      <w:pPr>
+        <w:jc w:val="both"/>
+        <w:rPr>
+          <w:b/>
+          <w:bCs/>
+          <w:color w:val="D86DCB" w:themeColor="accent5" w:themeTint="99"/>
+          <w:sz w:val="36"/>
+          <w:szCs w:val="36"/>
+        </w:rPr>
+      </w:pPr>
+      <w:r>
+        <w:rPr>
+          <w:b/>
+          <w:bCs/>
+          <w:color w:val="D86DCB" w:themeColor="accent5" w:themeTint="99"/>
+          <w:sz w:val="36"/>
+          <w:szCs w:val="36"/>
+        </w:rPr>
+        <w:t xml:space="preserve">  static </w:t>
+      </w:r>
+      <w:proofErr w:type="spellStart"/>
+      <w:r>
+        <w:rPr>
+          <w:b/>
+          <w:bCs/>
+          <w:color w:val="D86DCB" w:themeColor="accent5" w:themeTint="99"/>
+          <w:sz w:val="36"/>
+          <w:szCs w:val="36"/>
+        </w:rPr>
+        <w:t>DatabaseService</w:t>
+      </w:r>
+      <w:proofErr w:type="spellEnd"/>
+      <w:r>
+        <w:rPr>
+          <w:b/>
+          <w:bCs/>
+          <w:color w:val="D86DCB" w:themeColor="accent5" w:themeTint="99"/>
+          <w:sz w:val="36"/>
+          <w:szCs w:val="36"/>
+        </w:rPr>
+        <w:t xml:space="preserve"> get instance {</w:t>
+      </w:r>
+    </w:p>
+    <w:p>
+      <w:pPr>
+        <w:jc w:val="both"/>
+        <w:rPr>
+          <w:b/>
+          <w:bCs/>
+          <w:color w:val="D86DCB" w:themeColor="accent5" w:themeTint="99"/>
+          <w:sz w:val="36"/>
+          <w:szCs w:val="36"/>
+        </w:rPr>
+      </w:pPr>
+      <w:r>
+        <w:rPr>
+          <w:b/>
+          <w:bCs/>
+          <w:color w:val="D86DCB" w:themeColor="accent5" w:themeTint="99"/>
+          <w:sz w:val="36"/>
+          <w:szCs w:val="36"/>
+        </w:rPr>
+        <w:t xml:space="preserve">    _instance ??= </w:t>
+      </w:r>
+      <w:proofErr w:type="spellStart"/>
+      <w:proofErr w:type="gramStart"/>
+      <w:r>
+        <w:rPr>
+          <w:b/>
+          <w:bCs/>
+          <w:color w:val="D86DCB" w:themeColor="accent5" w:themeTint="99"/>
+          <w:sz w:val="36"/>
+          <w:szCs w:val="36"/>
+        </w:rPr>
+        <w:t>DatabaseService</w:t>
+      </w:r>
+      <w:proofErr w:type="spellEnd"/>
+      <w:r>
+        <w:rPr>
+          <w:b/>
+          <w:bCs/>
+          <w:color w:val="D86DCB" w:themeColor="accent5" w:themeTint="99"/>
+          <w:sz w:val="36"/>
+          <w:szCs w:val="36"/>
+        </w:rPr>
+        <w:t>._</w:t>
+      </w:r>
+      <w:proofErr w:type="gramEnd"/>
+      <w:r>
+        <w:rPr>
+          <w:b/>
+          <w:bCs/>
+          <w:color w:val="D86DCB" w:themeColor="accent5" w:themeTint="99"/>
+          <w:sz w:val="36"/>
+          <w:szCs w:val="36"/>
+        </w:rPr>
+        <w:t>();</w:t>
+      </w:r>
+    </w:p>
+    <w:p>
+      <w:pPr>
+        <w:jc w:val="both"/>
+        <w:rPr>
+          <w:b/>
+          <w:bCs/>
+          <w:color w:val="D86DCB" w:themeColor="accent5" w:themeTint="99"/>
+          <w:sz w:val="36"/>
+          <w:szCs w:val="36"/>
+        </w:rPr>
+      </w:pPr>
+      <w:r>
+        <w:rPr>
+          <w:b/>
+          <w:bCs/>
+          <w:color w:val="D86DCB" w:themeColor="accent5" w:themeTint="99"/>
+          <w:sz w:val="36"/>
+          <w:szCs w:val="36"/>
+        </w:rPr>
+        <w:t xml:space="preserve">    return _</w:t>
+      </w:r>
+      <w:proofErr w:type="gramStart"/>
+      <w:r>
+        <w:rPr>
+          <w:b/>
+          <w:bCs/>
+          <w:color w:val="D86DCB" w:themeColor="accent5" w:themeTint="99"/>
+          <w:sz w:val="36"/>
+          <w:szCs w:val="36"/>
+        </w:rPr>
+        <w:t>instance!;</w:t>
+      </w:r>
+      <w:proofErr w:type="gramEnd"/>
+    </w:p>
+    <w:p>
+      <w:pPr>
+        <w:jc w:val="both"/>
+        <w:rPr>
+          <w:b/>
+          <w:bCs/>
+          <w:color w:val="D86DCB" w:themeColor="accent5" w:themeTint="99"/>
+          <w:sz w:val="36"/>
+          <w:szCs w:val="36"/>
+        </w:rPr>
+      </w:pPr>
+      <w:r>
+        <w:rPr>
+          <w:b/>
+          <w:bCs/>
+          <w:color w:val="D86DCB" w:themeColor="accent5" w:themeTint="99"/>
+          <w:sz w:val="36"/>
+          <w:szCs w:val="36"/>
+        </w:rPr>
+        <w:t xml:space="preserve">  }</w:t>
+      </w:r>
+    </w:p>
+    <w:p>
+      <w:pPr>
+        <w:jc w:val="both"/>
+        <w:rPr>
+          <w:b/>
+          <w:bCs/>
+          <w:color w:val="D86DCB" w:themeColor="accent5" w:themeTint="99"/>
+          <w:sz w:val="36"/>
+          <w:szCs w:val="36"/>
+        </w:rPr>
+      </w:pPr>
+      <w:r>
+        <w:rPr>
+          <w:b/>
+          <w:bCs/>
+          <w:color w:val="D86DCB" w:themeColor="accent5" w:themeTint="99"/>
+          <w:sz w:val="36"/>
+          <w:szCs w:val="36"/>
+        </w:rPr>
+        <w:t>}</w:t>
+      </w:r>
+    </w:p>
+    <w:p>
+      <w:pPr>
+        <w:jc w:val="both"/>
+        <w:rPr>
+          <w:sz w:val="36"/>
+          <w:szCs w:val="36"/>
+        </w:rPr>
+      </w:pPr>
+    </w:p>
+    <w:p>
+      <w:pPr>
+        <w:jc w:val="both"/>
+        <w:rPr>
+          <w:sz w:val="36"/>
+          <w:szCs w:val="36"/>
+        </w:rPr>
+      </w:pPr>
+      <w:r>
+        <w:rPr>
+          <w:sz w:val="36"/>
+          <w:szCs w:val="36"/>
+        </w:rPr>
+        <w:t>Important Info:</w:t>
+      </w:r>
+    </w:p>
+    <w:p>
+      <w:pPr>
+        <w:jc w:val="both"/>
+        <w:rPr>
+          <w:sz w:val="36"/>
+          <w:szCs w:val="36"/>
+        </w:rPr>
+      </w:pPr>
+      <w:r>
+        <w:rPr>
+          <w:sz w:val="36"/>
+          <w:szCs w:val="36"/>
+        </w:rPr>
+        <w:t xml:space="preserve"># INFO-1, </w:t>
+      </w:r>
+      <w:r>
+        <w:rPr>
+          <w:sz w:val="36"/>
+          <w:szCs w:val="36"/>
+        </w:rPr>
+        <w:t>In many languages</w:t>
+      </w:r>
+      <w:r>
+        <w:rPr>
+          <w:sz w:val="36"/>
+          <w:szCs w:val="36"/>
+        </w:rPr>
+        <w:t xml:space="preserve"> S</w:t>
+      </w:r>
+      <w:r>
+        <w:rPr>
+          <w:sz w:val="36"/>
+          <w:szCs w:val="36"/>
+        </w:rPr>
+        <w:t>ingleton thread safety is hard</w:t>
+      </w:r>
+      <w:r>
+        <w:rPr>
+          <w:sz w:val="36"/>
+          <w:szCs w:val="36"/>
+        </w:rPr>
+        <w:t xml:space="preserve"> </w:t>
+      </w:r>
+      <w:r>
+        <w:rPr>
+          <w:sz w:val="36"/>
+          <w:szCs w:val="36"/>
+        </w:rPr>
+        <w:t xml:space="preserve">BUT in </w:t>
+      </w:r>
+      <w:r>
+        <w:rPr>
+          <w:b/>
+          <w:bCs/>
+          <w:sz w:val="36"/>
+          <w:szCs w:val="36"/>
+        </w:rPr>
+        <w:t>Dart</w:t>
+      </w:r>
+      <w:r>
+        <w:rPr>
+          <w:b/>
+          <w:bCs/>
+          <w:sz w:val="36"/>
+          <w:szCs w:val="36"/>
+        </w:rPr>
+        <w:t xml:space="preserve"> </w:t>
+      </w:r>
+      <w:r>
+        <w:rPr>
+          <w:sz w:val="36"/>
+          <w:szCs w:val="36"/>
+        </w:rPr>
+        <w:t>single isolate execution simplifies this greatly</w:t>
+      </w:r>
+      <w:r>
+        <w:rPr>
+          <w:sz w:val="36"/>
+          <w:szCs w:val="36"/>
+        </w:rPr>
+        <w:t xml:space="preserve"> and s</w:t>
+      </w:r>
+      <w:r>
+        <w:rPr>
+          <w:sz w:val="36"/>
+          <w:szCs w:val="36"/>
+        </w:rPr>
+        <w:t>till relevant with isolates though.</w:t>
+      </w:r>
+    </w:p>
+    <w:p>
+      <w:pPr>
+        <w:jc w:val="both"/>
+        <w:rPr>
+          <w:sz w:val="36"/>
+          <w:szCs w:val="36"/>
+        </w:rPr>
+      </w:pPr>
+      <w:r>
+        <w:rPr>
+          <w:sz w:val="36"/>
+          <w:szCs w:val="36"/>
+        </w:rPr>
+        <w:lastRenderedPageBreak/>
+        <w:t xml:space="preserve"># INFO-2, </w:t>
+      </w:r>
+      <w:r>
+        <w:rPr>
+          <w:sz w:val="36"/>
+          <w:szCs w:val="36"/>
+        </w:rPr>
+        <w:t>Modern architecture often prefers</w:t>
+      </w:r>
+      <w:r>
+        <w:rPr>
+          <w:sz w:val="36"/>
+          <w:szCs w:val="36"/>
+        </w:rPr>
+        <w:t xml:space="preserve"> </w:t>
+      </w:r>
+      <w:r>
+        <w:rPr>
+          <w:sz w:val="36"/>
+          <w:szCs w:val="36"/>
+        </w:rPr>
+        <w:t>Dependency Injection</w:t>
+      </w:r>
+      <w:r>
+        <w:rPr>
+          <w:sz w:val="36"/>
+          <w:szCs w:val="36"/>
+        </w:rPr>
+        <w:t xml:space="preserve"> (passing as parameter in class constructor) </w:t>
+      </w:r>
+      <w:r>
+        <w:rPr>
+          <w:sz w:val="36"/>
+          <w:szCs w:val="36"/>
+        </w:rPr>
+        <w:t>instead of</w:t>
+      </w:r>
+      <w:r>
+        <w:rPr>
+          <w:sz w:val="36"/>
+          <w:szCs w:val="36"/>
+        </w:rPr>
+        <w:t xml:space="preserve"> </w:t>
+      </w:r>
+      <w:r>
+        <w:rPr>
+          <w:sz w:val="36"/>
+          <w:szCs w:val="36"/>
+        </w:rPr>
+        <w:t xml:space="preserve">Manual </w:t>
+      </w:r>
+      <w:r>
+        <w:rPr>
+          <w:sz w:val="36"/>
+          <w:szCs w:val="36"/>
+        </w:rPr>
+        <w:t>S</w:t>
+      </w:r>
+      <w:r>
+        <w:rPr>
+          <w:sz w:val="36"/>
+          <w:szCs w:val="36"/>
+        </w:rPr>
+        <w:t>ingleton access</w:t>
+      </w:r>
+    </w:p>
+    <w:p>
+      <w:pPr>
+        <w:jc w:val="both"/>
+        <w:rPr>
+          <w:sz w:val="36"/>
+          <w:szCs w:val="36"/>
+        </w:rPr>
+      </w:pPr>
+      <w:r>
+        <w:rPr>
+          <w:sz w:val="36"/>
+          <w:szCs w:val="36"/>
+        </w:rPr>
+        <w:t xml:space="preserve"># INFO-3, </w:t>
+      </w:r>
+      <w:r>
+        <w:rPr>
+          <w:sz w:val="36"/>
+          <w:szCs w:val="36"/>
+        </w:rPr>
+        <w:t xml:space="preserve">Overusing </w:t>
+      </w:r>
+      <w:r>
+        <w:rPr>
+          <w:sz w:val="36"/>
+          <w:szCs w:val="36"/>
+        </w:rPr>
+        <w:t>S</w:t>
+      </w:r>
+      <w:r>
+        <w:rPr>
+          <w:sz w:val="36"/>
+          <w:szCs w:val="36"/>
+        </w:rPr>
+        <w:t>ingletons creates:</w:t>
+      </w:r>
+    </w:p>
+    <w:p>
+      <w:pPr>
+        <w:pStyle w:val="ListParagraph"/>
+        <w:numPr>
+          <w:ilvl w:val="0"/>
+          <w:numId w:val="22"/>
+        </w:numPr>
+        <w:jc w:val="both"/>
+        <w:rPr>
+          <w:sz w:val="36"/>
+          <w:szCs w:val="36"/>
+        </w:rPr>
+      </w:pPr>
+      <w:r>
+        <w:rPr>
+          <w:sz w:val="36"/>
+          <w:szCs w:val="36"/>
+        </w:rPr>
+        <w:t>Hidden dependencies</w:t>
+      </w:r>
+    </w:p>
+    <w:p>
+      <w:pPr>
+        <w:pStyle w:val="ListParagraph"/>
+        <w:numPr>
+          <w:ilvl w:val="0"/>
+          <w:numId w:val="22"/>
+        </w:numPr>
+        <w:jc w:val="both"/>
+        <w:rPr>
+          <w:sz w:val="36"/>
+          <w:szCs w:val="36"/>
+        </w:rPr>
+      </w:pPr>
+      <w:r>
+        <w:rPr>
+          <w:sz w:val="36"/>
+          <w:szCs w:val="36"/>
+        </w:rPr>
+        <w:t>Tight coupling</w:t>
+      </w:r>
+    </w:p>
+    <w:p>
+      <w:pPr>
+        <w:pStyle w:val="ListParagraph"/>
+        <w:numPr>
+          <w:ilvl w:val="0"/>
+          <w:numId w:val="22"/>
+        </w:numPr>
+        <w:jc w:val="both"/>
+        <w:rPr>
+          <w:sz w:val="36"/>
+          <w:szCs w:val="36"/>
+        </w:rPr>
+      </w:pPr>
+      <w:r>
+        <w:rPr>
+          <w:sz w:val="36"/>
+          <w:szCs w:val="36"/>
+        </w:rPr>
+        <w:t>Hard testing</w:t>
+      </w:r>
+    </w:p>
+    <w:p>
+      <w:pPr>
+        <w:pStyle w:val="ListParagraph"/>
+        <w:numPr>
+          <w:ilvl w:val="0"/>
+          <w:numId w:val="22"/>
+        </w:numPr>
+        <w:jc w:val="both"/>
+        <w:rPr>
+          <w:sz w:val="36"/>
+          <w:szCs w:val="36"/>
+        </w:rPr>
+      </w:pPr>
+      <w:r>
+        <w:rPr>
+          <w:sz w:val="36"/>
+          <w:szCs w:val="36"/>
+        </w:rPr>
+        <w:t>Global state mess</w:t>
+      </w:r>
+    </w:p>
+    <w:p>
+      <w:pPr>
+        <w:jc w:val="both"/>
+        <w:rPr>
+          <w:sz w:val="36"/>
+          <w:szCs w:val="36"/>
+        </w:rPr>
+      </w:pPr>
+      <w:r>
+        <w:rPr>
+          <w:sz w:val="36"/>
+          <w:szCs w:val="36"/>
+        </w:rPr>
+        <w:t># INFO-4, instead use</w:t>
+      </w:r>
+      <w:r>
+        <w:rPr>
+          <w:b/>
+          <w:bCs/>
+          <w:sz w:val="36"/>
+          <w:szCs w:val="36"/>
+        </w:rPr>
+        <w:t xml:space="preserve"> </w:t>
+      </w:r>
+      <w:proofErr w:type="spellStart"/>
+      <w:r>
+        <w:rPr>
+          <w:b/>
+          <w:bCs/>
+          <w:sz w:val="36"/>
+          <w:szCs w:val="36"/>
+        </w:rPr>
+        <w:t>get_it</w:t>
+      </w:r>
+      <w:proofErr w:type="spellEnd"/>
+      <w:r>
+        <w:rPr>
+          <w:sz w:val="36"/>
+          <w:szCs w:val="36"/>
+        </w:rPr>
+        <w:t xml:space="preserve"> </w:t>
+      </w:r>
+      <w:proofErr w:type="gramStart"/>
+      <w:r>
+        <w:rPr>
+          <w:sz w:val="36"/>
+          <w:szCs w:val="36"/>
+        </w:rPr>
+        <w:t>package</w:t>
+      </w:r>
+      <w:proofErr w:type="gramEnd"/>
+      <w:r>
+        <w:rPr>
+          <w:sz w:val="36"/>
+          <w:szCs w:val="36"/>
+        </w:rPr>
+        <w:t xml:space="preserve"> or service locator for:</w:t>
+      </w:r>
+    </w:p>
+    <w:p>
+      <w:pPr>
+        <w:pStyle w:val="ListParagraph"/>
+        <w:numPr>
+          <w:ilvl w:val="0"/>
+          <w:numId w:val="21"/>
+        </w:numPr>
+        <w:jc w:val="both"/>
+        <w:rPr>
+          <w:sz w:val="36"/>
+          <w:szCs w:val="36"/>
+        </w:rPr>
+      </w:pPr>
+      <w:r>
+        <w:rPr>
+          <w:sz w:val="36"/>
+          <w:szCs w:val="36"/>
+        </w:rPr>
+        <w:t>easier testing</w:t>
+      </w:r>
+    </w:p>
+    <w:p>
+      <w:pPr>
+        <w:pStyle w:val="ListParagraph"/>
+        <w:numPr>
+          <w:ilvl w:val="0"/>
+          <w:numId w:val="21"/>
+        </w:numPr>
+        <w:jc w:val="both"/>
+        <w:rPr>
+          <w:sz w:val="36"/>
+          <w:szCs w:val="36"/>
+        </w:rPr>
+      </w:pPr>
+      <w:r>
+        <w:rPr>
+          <w:sz w:val="36"/>
+          <w:szCs w:val="36"/>
+        </w:rPr>
+        <w:t>swappable implementations</w:t>
+      </w:r>
+    </w:p>
+    <w:p>
+      <w:pPr>
+        <w:pStyle w:val="ListParagraph"/>
+        <w:numPr>
+          <w:ilvl w:val="0"/>
+          <w:numId w:val="21"/>
+        </w:numPr>
+        <w:jc w:val="both"/>
+        <w:rPr>
+          <w:sz w:val="36"/>
+          <w:szCs w:val="36"/>
+        </w:rPr>
+      </w:pPr>
+      <w:r>
+        <w:rPr>
+          <w:sz w:val="36"/>
+          <w:szCs w:val="36"/>
+        </w:rPr>
+        <w:t>cleaner architecture</w:t>
       </w:r>
     </w:p>
     <w:p>
@@ -25754,42 +28136,6 @@
           <w:szCs w:val="36"/>
         </w:rPr>
       </w:pPr>
-    </w:p>
-    <w:p>
-      <w:pPr>
-        <w:jc w:val="both"/>
-        <w:rPr>
-          <w:b/>
-          <w:bCs/>
-          <w:sz w:val="36"/>
-          <w:szCs w:val="36"/>
-        </w:rPr>
-      </w:pPr>
-      <w:r>
-        <w:rPr>
-          <w:b/>
-          <w:bCs/>
-          <w:sz w:val="36"/>
-          <w:szCs w:val="36"/>
-        </w:rPr>
-        <w:t>Primary Constructors (Experimental):</w:t>
-      </w:r>
-    </w:p>
-    <w:p>
-      <w:pPr>
-        <w:jc w:val="both"/>
-        <w:rPr>
-          <w:sz w:val="36"/>
-          <w:szCs w:val="36"/>
-        </w:rPr>
-      </w:pPr>
-      <w:r>
-        <w:rPr>
-          <w:sz w:val="36"/>
-          <w:szCs w:val="36"/>
-        </w:rPr>
-        <w:t># This is a new experimental feature in Dart 3.12+, see d6 dart new features doc</w:t>
-      </w:r>
     </w:p>
     <w:p>
       <w:pPr>
@@ -26030,9 +28376,9 @@
     </w:lvl>
   </w:abstractNum>
   <w:abstractNum w:abstractNumId="1" w15:restartNumberingAfterBreak="0">
-    <w:nsid w:val="0E614CA7"/>
+    <w:nsid w:val="009A3349"/>
     <w:multiLevelType w:val="hybridMultilevel"/>
-    <w:tmpl w:val="EAF65E5A"/>
+    <w:tmpl w:val="634E260E"/>
     <w:lvl w:ilvl="0" w:tplc="04090001">
       <w:start w:val="1"/>
       <w:numFmt w:val="bullet"/>
@@ -26143,9 +28489,9 @@
     </w:lvl>
   </w:abstractNum>
   <w:abstractNum w:abstractNumId="2" w15:restartNumberingAfterBreak="0">
-    <w:nsid w:val="10B06898"/>
+    <w:nsid w:val="0E614CA7"/>
     <w:multiLevelType w:val="hybridMultilevel"/>
-    <w:tmpl w:val="9A123904"/>
+    <w:tmpl w:val="EAF65E5A"/>
     <w:lvl w:ilvl="0" w:tplc="04090001">
       <w:start w:val="1"/>
       <w:numFmt w:val="bullet"/>
@@ -26256,16 +28602,16 @@
     </w:lvl>
   </w:abstractNum>
   <w:abstractNum w:abstractNumId="3" w15:restartNumberingAfterBreak="0">
-    <w:nsid w:val="1D9F0FE3"/>
+    <w:nsid w:val="10B06898"/>
     <w:multiLevelType w:val="hybridMultilevel"/>
-    <w:tmpl w:val="4DC268E4"/>
+    <w:tmpl w:val="9A123904"/>
     <w:lvl w:ilvl="0" w:tplc="04090001">
       <w:start w:val="1"/>
       <w:numFmt w:val="bullet"/>
       <w:lvlText w:val=""/>
       <w:lvlJc w:val="left"/>
       <w:pPr>
-        <w:ind w:left="-360" w:hanging="360"/>
+        <w:ind w:left="360" w:hanging="360"/>
       </w:pPr>
       <w:rPr>
         <w:rFonts w:ascii="Symbol" w:hAnsi="Symbol" w:hint="default"/>
@@ -26277,7 +28623,7 @@
       <w:lvlText w:val="o"/>
       <w:lvlJc w:val="left"/>
       <w:pPr>
-        <w:ind w:left="360" w:hanging="360"/>
+        <w:ind w:left="1080" w:hanging="360"/>
       </w:pPr>
       <w:rPr>
         <w:rFonts w:ascii="Courier New" w:hAnsi="Courier New" w:cs="Courier New" w:hint="default"/>
@@ -26289,7 +28635,7 @@
       <w:lvlText w:val=""/>
       <w:lvlJc w:val="left"/>
       <w:pPr>
-        <w:ind w:left="1080" w:hanging="360"/>
+        <w:ind w:left="1800" w:hanging="360"/>
       </w:pPr>
       <w:rPr>
         <w:rFonts w:ascii="Wingdings" w:hAnsi="Wingdings" w:hint="default"/>
@@ -26301,7 +28647,7 @@
       <w:lvlText w:val=""/>
       <w:lvlJc w:val="left"/>
       <w:pPr>
-        <w:ind w:left="1800" w:hanging="360"/>
+        <w:ind w:left="2520" w:hanging="360"/>
       </w:pPr>
       <w:rPr>
         <w:rFonts w:ascii="Symbol" w:hAnsi="Symbol" w:hint="default"/>
@@ -26313,7 +28659,7 @@
       <w:lvlText w:val="o"/>
       <w:lvlJc w:val="left"/>
       <w:pPr>
-        <w:ind w:left="2520" w:hanging="360"/>
+        <w:ind w:left="3240" w:hanging="360"/>
       </w:pPr>
       <w:rPr>
         <w:rFonts w:ascii="Courier New" w:hAnsi="Courier New" w:cs="Courier New" w:hint="default"/>
@@ -26325,7 +28671,7 @@
       <w:lvlText w:val=""/>
       <w:lvlJc w:val="left"/>
       <w:pPr>
-        <w:ind w:left="3240" w:hanging="360"/>
+        <w:ind w:left="3960" w:hanging="360"/>
       </w:pPr>
       <w:rPr>
         <w:rFonts w:ascii="Wingdings" w:hAnsi="Wingdings" w:hint="default"/>
@@ -26337,7 +28683,7 @@
       <w:lvlText w:val=""/>
       <w:lvlJc w:val="left"/>
       <w:pPr>
-        <w:ind w:left="3960" w:hanging="360"/>
+        <w:ind w:left="4680" w:hanging="360"/>
       </w:pPr>
       <w:rPr>
         <w:rFonts w:ascii="Symbol" w:hAnsi="Symbol" w:hint="default"/>
@@ -26349,7 +28695,7 @@
       <w:lvlText w:val="o"/>
       <w:lvlJc w:val="left"/>
       <w:pPr>
-        <w:ind w:left="4680" w:hanging="360"/>
+        <w:ind w:left="5400" w:hanging="360"/>
       </w:pPr>
       <w:rPr>
         <w:rFonts w:ascii="Courier New" w:hAnsi="Courier New" w:cs="Courier New" w:hint="default"/>
@@ -26361,7 +28707,7 @@
       <w:lvlText w:val=""/>
       <w:lvlJc w:val="left"/>
       <w:pPr>
-        <w:ind w:left="5400" w:hanging="360"/>
+        <w:ind w:left="6120" w:hanging="360"/>
       </w:pPr>
       <w:rPr>
         <w:rFonts w:ascii="Wingdings" w:hAnsi="Wingdings" w:hint="default"/>
@@ -26369,6 +28715,232 @@
     </w:lvl>
   </w:abstractNum>
   <w:abstractNum w:abstractNumId="4" w15:restartNumberingAfterBreak="0">
+    <w:nsid w:val="1C970102"/>
+    <w:multiLevelType w:val="hybridMultilevel"/>
+    <w:tmpl w:val="C3F4EE88"/>
+    <w:lvl w:ilvl="0" w:tplc="04090001">
+      <w:start w:val="1"/>
+      <w:numFmt w:val="bullet"/>
+      <w:lvlText w:val=""/>
+      <w:lvlJc w:val="left"/>
+      <w:pPr>
+        <w:ind w:left="360" w:hanging="360"/>
+      </w:pPr>
+      <w:rPr>
+        <w:rFonts w:ascii="Symbol" w:hAnsi="Symbol" w:hint="default"/>
+      </w:rPr>
+    </w:lvl>
+    <w:lvl w:ilvl="1" w:tplc="04090003" w:tentative="1">
+      <w:start w:val="1"/>
+      <w:numFmt w:val="bullet"/>
+      <w:lvlText w:val="o"/>
+      <w:lvlJc w:val="left"/>
+      <w:pPr>
+        <w:ind w:left="1080" w:hanging="360"/>
+      </w:pPr>
+      <w:rPr>
+        <w:rFonts w:ascii="Courier New" w:hAnsi="Courier New" w:cs="Courier New" w:hint="default"/>
+      </w:rPr>
+    </w:lvl>
+    <w:lvl w:ilvl="2" w:tplc="04090005" w:tentative="1">
+      <w:start w:val="1"/>
+      <w:numFmt w:val="bullet"/>
+      <w:lvlText w:val=""/>
+      <w:lvlJc w:val="left"/>
+      <w:pPr>
+        <w:ind w:left="1800" w:hanging="360"/>
+      </w:pPr>
+      <w:rPr>
+        <w:rFonts w:ascii="Wingdings" w:hAnsi="Wingdings" w:hint="default"/>
+      </w:rPr>
+    </w:lvl>
+    <w:lvl w:ilvl="3" w:tplc="04090001" w:tentative="1">
+      <w:start w:val="1"/>
+      <w:numFmt w:val="bullet"/>
+      <w:lvlText w:val=""/>
+      <w:lvlJc w:val="left"/>
+      <w:pPr>
+        <w:ind w:left="2520" w:hanging="360"/>
+      </w:pPr>
+      <w:rPr>
+        <w:rFonts w:ascii="Symbol" w:hAnsi="Symbol" w:hint="default"/>
+      </w:rPr>
+    </w:lvl>
+    <w:lvl w:ilvl="4" w:tplc="04090003" w:tentative="1">
+      <w:start w:val="1"/>
+      <w:numFmt w:val="bullet"/>
+      <w:lvlText w:val="o"/>
+      <w:lvlJc w:val="left"/>
+      <w:pPr>
+        <w:ind w:left="3240" w:hanging="360"/>
+      </w:pPr>
+      <w:rPr>
+        <w:rFonts w:ascii="Courier New" w:hAnsi="Courier New" w:cs="Courier New" w:hint="default"/>
+      </w:rPr>
+    </w:lvl>
+    <w:lvl w:ilvl="5" w:tplc="04090005" w:tentative="1">
+      <w:start w:val="1"/>
+      <w:numFmt w:val="bullet"/>
+      <w:lvlText w:val=""/>
+      <w:lvlJc w:val="left"/>
+      <w:pPr>
+        <w:ind w:left="3960" w:hanging="360"/>
+      </w:pPr>
+      <w:rPr>
+        <w:rFonts w:ascii="Wingdings" w:hAnsi="Wingdings" w:hint="default"/>
+      </w:rPr>
+    </w:lvl>
+    <w:lvl w:ilvl="6" w:tplc="04090001" w:tentative="1">
+      <w:start w:val="1"/>
+      <w:numFmt w:val="bullet"/>
+      <w:lvlText w:val=""/>
+      <w:lvlJc w:val="left"/>
+      <w:pPr>
+        <w:ind w:left="4680" w:hanging="360"/>
+      </w:pPr>
+      <w:rPr>
+        <w:rFonts w:ascii="Symbol" w:hAnsi="Symbol" w:hint="default"/>
+      </w:rPr>
+    </w:lvl>
+    <w:lvl w:ilvl="7" w:tplc="04090003" w:tentative="1">
+      <w:start w:val="1"/>
+      <w:numFmt w:val="bullet"/>
+      <w:lvlText w:val="o"/>
+      <w:lvlJc w:val="left"/>
+      <w:pPr>
+        <w:ind w:left="5400" w:hanging="360"/>
+      </w:pPr>
+      <w:rPr>
+        <w:rFonts w:ascii="Courier New" w:hAnsi="Courier New" w:cs="Courier New" w:hint="default"/>
+      </w:rPr>
+    </w:lvl>
+    <w:lvl w:ilvl="8" w:tplc="04090005" w:tentative="1">
+      <w:start w:val="1"/>
+      <w:numFmt w:val="bullet"/>
+      <w:lvlText w:val=""/>
+      <w:lvlJc w:val="left"/>
+      <w:pPr>
+        <w:ind w:left="6120" w:hanging="360"/>
+      </w:pPr>
+      <w:rPr>
+        <w:rFonts w:ascii="Wingdings" w:hAnsi="Wingdings" w:hint="default"/>
+      </w:rPr>
+    </w:lvl>
+  </w:abstractNum>
+  <w:abstractNum w:abstractNumId="5" w15:restartNumberingAfterBreak="0">
+    <w:nsid w:val="1D9F0FE3"/>
+    <w:multiLevelType w:val="hybridMultilevel"/>
+    <w:tmpl w:val="4DC268E4"/>
+    <w:lvl w:ilvl="0" w:tplc="04090001">
+      <w:start w:val="1"/>
+      <w:numFmt w:val="bullet"/>
+      <w:lvlText w:val=""/>
+      <w:lvlJc w:val="left"/>
+      <w:pPr>
+        <w:ind w:left="-360" w:hanging="360"/>
+      </w:pPr>
+      <w:rPr>
+        <w:rFonts w:ascii="Symbol" w:hAnsi="Symbol" w:hint="default"/>
+      </w:rPr>
+    </w:lvl>
+    <w:lvl w:ilvl="1" w:tplc="04090003" w:tentative="1">
+      <w:start w:val="1"/>
+      <w:numFmt w:val="bullet"/>
+      <w:lvlText w:val="o"/>
+      <w:lvlJc w:val="left"/>
+      <w:pPr>
+        <w:ind w:left="360" w:hanging="360"/>
+      </w:pPr>
+      <w:rPr>
+        <w:rFonts w:ascii="Courier New" w:hAnsi="Courier New" w:cs="Courier New" w:hint="default"/>
+      </w:rPr>
+    </w:lvl>
+    <w:lvl w:ilvl="2" w:tplc="04090005" w:tentative="1">
+      <w:start w:val="1"/>
+      <w:numFmt w:val="bullet"/>
+      <w:lvlText w:val=""/>
+      <w:lvlJc w:val="left"/>
+      <w:pPr>
+        <w:ind w:left="1080" w:hanging="360"/>
+      </w:pPr>
+      <w:rPr>
+        <w:rFonts w:ascii="Wingdings" w:hAnsi="Wingdings" w:hint="default"/>
+      </w:rPr>
+    </w:lvl>
+    <w:lvl w:ilvl="3" w:tplc="04090001" w:tentative="1">
+      <w:start w:val="1"/>
+      <w:numFmt w:val="bullet"/>
+      <w:lvlText w:val=""/>
+      <w:lvlJc w:val="left"/>
+      <w:pPr>
+        <w:ind w:left="1800" w:hanging="360"/>
+      </w:pPr>
+      <w:rPr>
+        <w:rFonts w:ascii="Symbol" w:hAnsi="Symbol" w:hint="default"/>
+      </w:rPr>
+    </w:lvl>
+    <w:lvl w:ilvl="4" w:tplc="04090003" w:tentative="1">
+      <w:start w:val="1"/>
+      <w:numFmt w:val="bullet"/>
+      <w:lvlText w:val="o"/>
+      <w:lvlJc w:val="left"/>
+      <w:pPr>
+        <w:ind w:left="2520" w:hanging="360"/>
+      </w:pPr>
+      <w:rPr>
+        <w:rFonts w:ascii="Courier New" w:hAnsi="Courier New" w:cs="Courier New" w:hint="default"/>
+      </w:rPr>
+    </w:lvl>
+    <w:lvl w:ilvl="5" w:tplc="04090005" w:tentative="1">
+      <w:start w:val="1"/>
+      <w:numFmt w:val="bullet"/>
+      <w:lvlText w:val=""/>
+      <w:lvlJc w:val="left"/>
+      <w:pPr>
+        <w:ind w:left="3240" w:hanging="360"/>
+      </w:pPr>
+      <w:rPr>
+        <w:rFonts w:ascii="Wingdings" w:hAnsi="Wingdings" w:hint="default"/>
+      </w:rPr>
+    </w:lvl>
+    <w:lvl w:ilvl="6" w:tplc="04090001" w:tentative="1">
+      <w:start w:val="1"/>
+      <w:numFmt w:val="bullet"/>
+      <w:lvlText w:val=""/>
+      <w:lvlJc w:val="left"/>
+      <w:pPr>
+        <w:ind w:left="3960" w:hanging="360"/>
+      </w:pPr>
+      <w:rPr>
+        <w:rFonts w:ascii="Symbol" w:hAnsi="Symbol" w:hint="default"/>
+      </w:rPr>
+    </w:lvl>
+    <w:lvl w:ilvl="7" w:tplc="04090003" w:tentative="1">
+      <w:start w:val="1"/>
+      <w:numFmt w:val="bullet"/>
+      <w:lvlText w:val="o"/>
+      <w:lvlJc w:val="left"/>
+      <w:pPr>
+        <w:ind w:left="4680" w:hanging="360"/>
+      </w:pPr>
+      <w:rPr>
+        <w:rFonts w:ascii="Courier New" w:hAnsi="Courier New" w:cs="Courier New" w:hint="default"/>
+      </w:rPr>
+    </w:lvl>
+    <w:lvl w:ilvl="8" w:tplc="04090005" w:tentative="1">
+      <w:start w:val="1"/>
+      <w:numFmt w:val="bullet"/>
+      <w:lvlText w:val=""/>
+      <w:lvlJc w:val="left"/>
+      <w:pPr>
+        <w:ind w:left="5400" w:hanging="360"/>
+      </w:pPr>
+      <w:rPr>
+        <w:rFonts w:ascii="Wingdings" w:hAnsi="Wingdings" w:hint="default"/>
+      </w:rPr>
+    </w:lvl>
+  </w:abstractNum>
+  <w:abstractNum w:abstractNumId="6" w15:restartNumberingAfterBreak="0">
     <w:nsid w:val="23B20C03"/>
     <w:multiLevelType w:val="hybridMultilevel"/>
     <w:tmpl w:val="D96698B4"/>
@@ -26459,7 +29031,7 @@
       </w:pPr>
     </w:lvl>
   </w:abstractNum>
-  <w:abstractNum w:abstractNumId="5" w15:restartNumberingAfterBreak="0">
+  <w:abstractNum w:abstractNumId="7" w15:restartNumberingAfterBreak="0">
     <w:nsid w:val="266235E4"/>
     <w:multiLevelType w:val="hybridMultilevel"/>
     <w:tmpl w:val="657A9910"/>
@@ -26572,7 +29144,7 @@
       </w:rPr>
     </w:lvl>
   </w:abstractNum>
-  <w:abstractNum w:abstractNumId="6" w15:restartNumberingAfterBreak="0">
+  <w:abstractNum w:abstractNumId="8" w15:restartNumberingAfterBreak="0">
     <w:nsid w:val="29C23420"/>
     <w:multiLevelType w:val="hybridMultilevel"/>
     <w:tmpl w:val="C87A93E4"/>
@@ -26685,7 +29257,7 @@
       </w:rPr>
     </w:lvl>
   </w:abstractNum>
-  <w:abstractNum w:abstractNumId="7" w15:restartNumberingAfterBreak="0">
+  <w:abstractNum w:abstractNumId="9" w15:restartNumberingAfterBreak="0">
     <w:nsid w:val="36314307"/>
     <w:multiLevelType w:val="hybridMultilevel"/>
     <w:tmpl w:val="28B61EFC"/>
@@ -26798,7 +29370,7 @@
       </w:rPr>
     </w:lvl>
   </w:abstractNum>
-  <w:abstractNum w:abstractNumId="8" w15:restartNumberingAfterBreak="0">
+  <w:abstractNum w:abstractNumId="10" w15:restartNumberingAfterBreak="0">
     <w:nsid w:val="41477539"/>
     <w:multiLevelType w:val="hybridMultilevel"/>
     <w:tmpl w:val="DB142EC0"/>
@@ -26911,7 +29483,7 @@
       </w:rPr>
     </w:lvl>
   </w:abstractNum>
-  <w:abstractNum w:abstractNumId="9" w15:restartNumberingAfterBreak="0">
+  <w:abstractNum w:abstractNumId="11" w15:restartNumberingAfterBreak="0">
     <w:nsid w:val="42D22ADE"/>
     <w:multiLevelType w:val="hybridMultilevel"/>
     <w:tmpl w:val="9D42564E"/>
@@ -27024,7 +29596,7 @@
       </w:rPr>
     </w:lvl>
   </w:abstractNum>
-  <w:abstractNum w:abstractNumId="10" w15:restartNumberingAfterBreak="0">
+  <w:abstractNum w:abstractNumId="12" w15:restartNumberingAfterBreak="0">
     <w:nsid w:val="456C7C17"/>
     <w:multiLevelType w:val="hybridMultilevel"/>
     <w:tmpl w:val="9AF63DF4"/>
@@ -27137,7 +29709,7 @@
       </w:rPr>
     </w:lvl>
   </w:abstractNum>
-  <w:abstractNum w:abstractNumId="11" w15:restartNumberingAfterBreak="0">
+  <w:abstractNum w:abstractNumId="13" w15:restartNumberingAfterBreak="0">
     <w:nsid w:val="4854000A"/>
     <w:multiLevelType w:val="hybridMultilevel"/>
     <w:tmpl w:val="754A2BBA"/>
@@ -27250,7 +29822,7 @@
       </w:rPr>
     </w:lvl>
   </w:abstractNum>
-  <w:abstractNum w:abstractNumId="12" w15:restartNumberingAfterBreak="0">
+  <w:abstractNum w:abstractNumId="14" w15:restartNumberingAfterBreak="0">
     <w:nsid w:val="490A47E2"/>
     <w:multiLevelType w:val="hybridMultilevel"/>
     <w:tmpl w:val="DB0A940C"/>
@@ -27363,10 +29935,10 @@
       </w:rPr>
     </w:lvl>
   </w:abstractNum>
-  <w:abstractNum w:abstractNumId="13" w15:restartNumberingAfterBreak="0">
+  <w:abstractNum w:abstractNumId="15" w15:restartNumberingAfterBreak="0">
     <w:nsid w:val="4D2376F9"/>
     <w:multiLevelType w:val="hybridMultilevel"/>
-    <w:tmpl w:val="2004C148"/>
+    <w:tmpl w:val="8F764D9A"/>
     <w:lvl w:ilvl="0" w:tplc="04090001">
       <w:start w:val="1"/>
       <w:numFmt w:val="bullet"/>
@@ -27379,13 +29951,13 @@
         <w:rFonts w:ascii="Symbol" w:hAnsi="Symbol" w:hint="default"/>
       </w:rPr>
     </w:lvl>
-    <w:lvl w:ilvl="1" w:tplc="04090003" w:tentative="1">
+    <w:lvl w:ilvl="1" w:tplc="04090003">
       <w:start w:val="1"/>
       <w:numFmt w:val="bullet"/>
       <w:lvlText w:val="o"/>
       <w:lvlJc w:val="left"/>
       <w:pPr>
-        <w:ind w:left="1080" w:hanging="360"/>
+        <w:ind w:left="720" w:hanging="360"/>
       </w:pPr>
       <w:rPr>
         <w:rFonts w:ascii="Courier New" w:hAnsi="Courier New" w:cs="Courier New" w:hint="default"/>
@@ -27476,7 +30048,7 @@
       </w:rPr>
     </w:lvl>
   </w:abstractNum>
-  <w:abstractNum w:abstractNumId="14" w15:restartNumberingAfterBreak="0">
+  <w:abstractNum w:abstractNumId="16" w15:restartNumberingAfterBreak="0">
     <w:nsid w:val="5087239D"/>
     <w:multiLevelType w:val="hybridMultilevel"/>
     <w:tmpl w:val="6BEE249C"/>
@@ -27567,7 +30139,7 @@
       </w:pPr>
     </w:lvl>
   </w:abstractNum>
-  <w:abstractNum w:abstractNumId="15" w15:restartNumberingAfterBreak="0">
+  <w:abstractNum w:abstractNumId="17" w15:restartNumberingAfterBreak="0">
     <w:nsid w:val="682235BC"/>
     <w:multiLevelType w:val="hybridMultilevel"/>
     <w:tmpl w:val="593E0130"/>
@@ -27680,7 +30252,7 @@
       </w:rPr>
     </w:lvl>
   </w:abstractNum>
-  <w:abstractNum w:abstractNumId="16" w15:restartNumberingAfterBreak="0">
+  <w:abstractNum w:abstractNumId="18" w15:restartNumberingAfterBreak="0">
     <w:nsid w:val="6C5F507D"/>
     <w:multiLevelType w:val="hybridMultilevel"/>
     <w:tmpl w:val="160AD9A2"/>
@@ -27793,7 +30365,7 @@
       </w:rPr>
     </w:lvl>
   </w:abstractNum>
-  <w:abstractNum w:abstractNumId="17" w15:restartNumberingAfterBreak="0">
+  <w:abstractNum w:abstractNumId="19" w15:restartNumberingAfterBreak="0">
     <w:nsid w:val="6EAF0A9B"/>
     <w:multiLevelType w:val="hybridMultilevel"/>
     <w:tmpl w:val="07A2334A"/>
@@ -27906,7 +30478,7 @@
       </w:rPr>
     </w:lvl>
   </w:abstractNum>
-  <w:abstractNum w:abstractNumId="18" w15:restartNumberingAfterBreak="0">
+  <w:abstractNum w:abstractNumId="20" w15:restartNumberingAfterBreak="0">
     <w:nsid w:val="7BA95155"/>
     <w:multiLevelType w:val="hybridMultilevel"/>
     <w:tmpl w:val="D566549C"/>
@@ -28019,7 +30591,7 @@
       </w:rPr>
     </w:lvl>
   </w:abstractNum>
-  <w:abstractNum w:abstractNumId="19" w15:restartNumberingAfterBreak="0">
+  <w:abstractNum w:abstractNumId="21" w15:restartNumberingAfterBreak="0">
     <w:nsid w:val="7F5D7737"/>
     <w:multiLevelType w:val="hybridMultilevel"/>
     <w:tmpl w:val="9D60DD9C"/>
@@ -28133,64 +30705,70 @@
     </w:lvl>
   </w:abstractNum>
   <w:num w:numId="1" w16cid:durableId="2098398929">
+    <w:abstractNumId w:val="5"/>
+  </w:num>
+  <w:num w:numId="2" w16cid:durableId="79252884">
+    <w:abstractNumId w:val="21"/>
+  </w:num>
+  <w:num w:numId="3" w16cid:durableId="1276981796">
+    <w:abstractNumId w:val="12"/>
+  </w:num>
+  <w:num w:numId="4" w16cid:durableId="1908493818">
+    <w:abstractNumId w:val="9"/>
+  </w:num>
+  <w:num w:numId="5" w16cid:durableId="1444303552">
+    <w:abstractNumId w:val="13"/>
+  </w:num>
+  <w:num w:numId="6" w16cid:durableId="132649646">
+    <w:abstractNumId w:val="16"/>
+  </w:num>
+  <w:num w:numId="7" w16cid:durableId="377319569">
+    <w:abstractNumId w:val="14"/>
+  </w:num>
+  <w:num w:numId="8" w16cid:durableId="8340329">
+    <w:abstractNumId w:val="17"/>
+  </w:num>
+  <w:num w:numId="9" w16cid:durableId="563681584">
+    <w:abstractNumId w:val="20"/>
+  </w:num>
+  <w:num w:numId="10" w16cid:durableId="2020110733">
+    <w:abstractNumId w:val="2"/>
+  </w:num>
+  <w:num w:numId="11" w16cid:durableId="222176246">
+    <w:abstractNumId w:val="10"/>
+  </w:num>
+  <w:num w:numId="12" w16cid:durableId="1413352452">
+    <w:abstractNumId w:val="8"/>
+  </w:num>
+  <w:num w:numId="13" w16cid:durableId="629478393">
+    <w:abstractNumId w:val="6"/>
+  </w:num>
+  <w:num w:numId="14" w16cid:durableId="52390417">
+    <w:abstractNumId w:val="18"/>
+  </w:num>
+  <w:num w:numId="15" w16cid:durableId="1159734020">
     <w:abstractNumId w:val="3"/>
   </w:num>
-  <w:num w:numId="2" w16cid:durableId="79252884">
+  <w:num w:numId="16" w16cid:durableId="851182127">
     <w:abstractNumId w:val="19"/>
-  </w:num>
-  <w:num w:numId="3" w16cid:durableId="1276981796">
-    <w:abstractNumId w:val="10"/>
-  </w:num>
-  <w:num w:numId="4" w16cid:durableId="1908493818">
-    <w:abstractNumId w:val="7"/>
-  </w:num>
-  <w:num w:numId="5" w16cid:durableId="1444303552">
-    <w:abstractNumId w:val="11"/>
-  </w:num>
-  <w:num w:numId="6" w16cid:durableId="132649646">
-    <w:abstractNumId w:val="14"/>
-  </w:num>
-  <w:num w:numId="7" w16cid:durableId="377319569">
-    <w:abstractNumId w:val="12"/>
-  </w:num>
-  <w:num w:numId="8" w16cid:durableId="8340329">
-    <w:abstractNumId w:val="15"/>
-  </w:num>
-  <w:num w:numId="9" w16cid:durableId="563681584">
-    <w:abstractNumId w:val="18"/>
-  </w:num>
-  <w:num w:numId="10" w16cid:durableId="2020110733">
-    <w:abstractNumId w:val="1"/>
-  </w:num>
-  <w:num w:numId="11" w16cid:durableId="222176246">
-    <w:abstractNumId w:val="8"/>
-  </w:num>
-  <w:num w:numId="12" w16cid:durableId="1413352452">
-    <w:abstractNumId w:val="6"/>
-  </w:num>
-  <w:num w:numId="13" w16cid:durableId="629478393">
-    <w:abstractNumId w:val="4"/>
-  </w:num>
-  <w:num w:numId="14" w16cid:durableId="52390417">
-    <w:abstractNumId w:val="16"/>
-  </w:num>
-  <w:num w:numId="15" w16cid:durableId="1159734020">
-    <w:abstractNumId w:val="2"/>
-  </w:num>
-  <w:num w:numId="16" w16cid:durableId="851182127">
-    <w:abstractNumId w:val="17"/>
   </w:num>
   <w:num w:numId="17" w16cid:durableId="704914780">
     <w:abstractNumId w:val="0"/>
   </w:num>
   <w:num w:numId="18" w16cid:durableId="25758557">
-    <w:abstractNumId w:val="5"/>
+    <w:abstractNumId w:val="7"/>
   </w:num>
   <w:num w:numId="19" w16cid:durableId="1999914960">
-    <w:abstractNumId w:val="9"/>
+    <w:abstractNumId w:val="11"/>
   </w:num>
   <w:num w:numId="20" w16cid:durableId="1069229787">
-    <w:abstractNumId w:val="13"/>
+    <w:abstractNumId w:val="15"/>
+  </w:num>
+  <w:num w:numId="21" w16cid:durableId="1754471552">
+    <w:abstractNumId w:val="4"/>
+  </w:num>
+  <w:num w:numId="22" w16cid:durableId="51848887">
+    <w:abstractNumId w:val="1"/>
   </w:num>
 </w:numbering>
 </file>
